--- a/docs/papers/article/selective-citation-article.docx
+++ b/docs/papers/article/selective-citation-article.docx
@@ -8471,6 +8471,7 @@
       </w:r>
     </w:p>
     <w:sectPr>
+      <w:footerReference w:type="default" r:id="rId9"/>
       <w:pgSz w:w="12240" w:h="15840"/>
       <w:pgMar w:top="1247" w:right="1134" w:bottom="1247" w:left="1134" w:header="720" w:footer="720" w:gutter="0"/>
       <w:cols w:space="720"/>
@@ -8479,6 +8480,32 @@
     </w:sectPr>
   </w:body>
 </w:document>
+</file>
+
+<file path=word/footer1.xml><?xml version="1.0" encoding="utf-8"?>
+<w:ftr xmlns:m="http://schemas.openxmlformats.org/officeDocument/2006/math" xmlns:mc="http://schemas.openxmlformats.org/markup-compatibility/2006" xmlns:mo="http://schemas.microsoft.com/office/mac/office/2008/main" xmlns:mv="urn:schemas-microsoft-com:mac:vml" xmlns:o="urn:schemas-microsoft-com:office:office" xmlns:r="http://schemas.openxmlformats.org/officeDocument/2006/relationships" xmlns:v="urn:schemas-microsoft-com:vml" xmlns:w10="urn:schemas-microsoft-com:office:word" xmlns:w14="http://schemas.microsoft.com/office/word/2010/wordml" xmlns:w="http://schemas.openxmlformats.org/wordprocessingml/2006/main" xmlns:wne="http://schemas.microsoft.com/office/word/2006/wordml" xmlns:wp14="http://schemas.microsoft.com/office/word/2010/wordprocessingDrawing" xmlns:wp="http://schemas.openxmlformats.org/drawingml/2006/wordprocessingDrawing" xmlns:wpc="http://schemas.microsoft.com/office/word/2010/wordprocessingCanvas" xmlns:wpg="http://schemas.microsoft.com/office/word/2010/wordprocessingGroup" xmlns:wpi="http://schemas.microsoft.com/office/word/2010/wordprocessingInk" xmlns:wps="http://schemas.microsoft.com/office/word/2010/wordprocessingShape" mc:Ignorable="w14 wp14">
+  <w:p>
+    <w:pPr>
+      <w:pStyle w:val="Footer"/>
+      <w:bidi/>
+      <w:jc w:val="center"/>
+    </w:pPr>
+    <w:r>
+      <w:rPr>
+        <w:rFonts w:ascii="Vazirmatn" w:hAnsi="Vazirmatn"/>
+        <w:rFonts w:ascii="Vazirmatn" w:hAnsi="Vazirmatn" w:cs="Vazirmatn" w:eastAsia="Vazirmatn"/>
+        <w:sz w:val="18"/>
+        <w:rtl w:val="1"/>
+        <w:szCs w:val="18"/>
+      </w:rPr>
+    </w:r>
+    <w:fldSimple w:instr="PAGE">
+      <w:r>
+        <w:t/>
+      </w:r>
+    </w:fldSimple>
+  </w:p>
+</w:ftr>
 </file>
 
 <file path=word/numbering.xml><?xml version="1.0" encoding="utf-8"?>

--- a/docs/papers/article/selective-citation-article.docx
+++ b/docs/papers/article/selective-citation-article.docx
@@ -113,7 +113,7 @@
           <w:rtl w:val="1"/>
           <w:szCs w:val="23"/>
         </w:rPr>
-        <w:t xml:space="preserve"> است. حجیتِ متن، بر ظهور استوار است و ظهور، رابطه‌ای سه‌جزئی میان لفظ، قرینه و مخاطبِ آشنا به عرفِ زبانی است. تقطیع، جزءِ دومِ این رابطه را حذف می‌کند؛ آنچه می‌ماند لفظی است که «هست» اما «حجت» نیست. از این مبنای نظری، معیاری صوری و آزمون‌پذیر استخراج می‌شود که آن را «قاعدهٔ وابستگیِ دلالت» می‌نامیم: هر مدعایی که تنها با حذفِ قرینه به دست آید، حجت نیست، حتی اگر در خلأ محتمل یا رایج باشد.</w:t>
+        <w:t xml:space="preserve"> است. حجیتِ متن، بر ظهور استوار است و ظهور، رابطه‌ای سه‌جزئی میان لفظ، قرینه و مخاطبِ آشنا به عرفِ زبانی است. تقطیع، جزءِ دومِ این رابطه را حذف می‌کند؛ آنچه می‌ماند لفظی است که «هست» اما «حجت» نیست. از این مبنا، معیاری صوری و آزمون‌پذیر استخراج می‌شود: «قاعدهٔ وابستگیِ دلالت»؛ هر مدعایی که تنها با حذفِ قرینه به دست آید، حجت نیست، حتی اگر در خلأ محتمل باشد.</w:t>
       </w:r>
     </w:p>
     <w:p>
@@ -595,7 +595,7 @@
           <w:rtl w:val="1"/>
           <w:szCs w:val="23"/>
         </w:rPr>
-        <w:t xml:space="preserve"> است و بر دو دستهٔ منابع تکیه دارد: منابعِ درونیِ سنتِ اسلامی (علوم قرآن، اصول فقه و درایه، در مباحثِ سیاق، قرینه، ظهور و سند) و منابعِ بیرونی (نظریه‌های استدلال و هرمنوتیک) که تنها ابزارِ تحلیل‌اند. دامنه به استنادهای </w:t>
+        <w:t xml:space="preserve"> است و بر دو دستهٔ منابع تکیه دارد: منابعِ درونی (علوم قرآن در مباحثِ محکم و متشابه، سیاق و اسبابِ نزول؛ اصول فقه در ظهور، قرینه، اطلاق و تقیید، تعادل و تراجیح و حجیتِ خبرِ واحد؛ و درایه در سند، جهتِ صدور، ادراج و تقطیع) و منابعِ بیرونی (نظریه‌های استدلال و هرمنوتیک) که تنها ابزارِ تحلیل‌اند، نه مبنای جایگزین. دامنه به استنادهای </w:t>
       </w:r>
       <w:r>
         <w:rPr>
@@ -617,7 +617,26 @@
           <w:rtl w:val="1"/>
           <w:szCs w:val="23"/>
         </w:rPr>
-        <w:t xml:space="preserve"> محدود است و پژوهش در اختلافاتِ مذهبی داوری نمی‌کند. ارجاعات نیز در سطحِ «اثر + باب/موضوع» داده شده و از شمارهٔ صفحهٔ حدسی پرهیز شده است.</w:t>
+        <w:t xml:space="preserve"> محدود است و پژوهش در اختلافاتِ مذهبی داوری نمی‌کند. برای پرهیز از همان آسیبی که موضوعِ نقد است، ارجاعات در سطحِ «اثر + باب/موضوع» داده شده و از شمارهٔ صفحهٔ حدسی پرهیز شده است؛ تطبیق با نسخهٔ معیّنِ چاپی به ویرایشِ نهایی واگذار می‌شود.</w:t>
+      </w:r>
+    </w:p>
+    <w:p>
+      <w:pPr>
+        <w:pStyle w:val="Heading3"/>
+        <w:bidi/>
+        <w:jc w:val="right"/>
+      </w:pPr>
+      <w:r>
+        <w:rPr>
+          <w:rFonts w:ascii="Vazirmatn" w:hAnsi="Vazirmatn"/>
+          <w:rFonts w:ascii="Vazirmatn" w:hAnsi="Vazirmatn" w:cs="Vazirmatn" w:eastAsia="Vazirmatn"/>
+          <w:b/>
+          <w:color w:val="0B3D38"/>
+          <w:sz w:val="25"/>
+          <w:rtl w:val="1"/>
+          <w:szCs w:val="25"/>
+        </w:rPr>
+        <w:t>۲. پیشینهٔ پژوهش</w:t>
       </w:r>
     </w:p>
     <w:p>
@@ -635,8 +654,15 @@
           <w:rtl w:val="1"/>
           <w:szCs w:val="23"/>
         </w:rPr>
-        <w:t xml:space="preserve">روش این پژوهش، </w:t>
-      </w:r>
+        <w:t>بحثِ استناد گزینشی، در سنتِ اسلامی سابقه‌ای کهن دارد، اما غالباً در قالبِ مباحثِ دیگر مطرح شده است، نه به‌عنوان یک مسئلهٔ مستقلِ روش‌شناختی. چهار سنتِ پژوهشی را می‌توان تفکیک کرد.</w:t>
+      </w:r>
+    </w:p>
+    <w:p>
+      <w:pPr>
+        <w:bidi/>
+        <w:spacing w:after="120" w:line="348" w:lineRule="auto"/>
+        <w:jc w:val="both"/>
+      </w:pPr>
       <w:r>
         <w:rPr>
           <w:rFonts w:ascii="Vazirmatn" w:hAnsi="Vazirmatn"/>
@@ -646,19 +672,141 @@
           <w:rtl w:val="1"/>
           <w:szCs w:val="23"/>
         </w:rPr>
-        <w:t>تحلیلی–انتقادی</w:t>
-      </w:r>
-      <w:r>
-        <w:rPr>
-          <w:rFonts w:ascii="Vazirmatn" w:hAnsi="Vazirmatn"/>
-          <w:rFonts w:ascii="Vazirmatn" w:hAnsi="Vazirmatn" w:cs="Vazirmatn" w:eastAsia="Vazirmatn"/>
-          <w:b w:val="0"/>
-          <w:sz w:val="23"/>
-          <w:rtl w:val="1"/>
-          <w:szCs w:val="23"/>
-        </w:rPr>
-        <w:t xml:space="preserve"> است و بر دو دستهٔ منابع تکیه دارد. منابعِ درونی، سنتِ علوم قرآن (محکم و متشابه، سیاق، اسباب نزول)، سنتِ اصول فقه (مباحث ظهور، قرینه، اطلاق و تقیید، تعادل و تراجیح، حجیت خبر واحد) و سنتِ درایه (سند، جهتِ صدور، ادراج، تقطیع) است. منابعِ بیرونی، نظریه‌های استدلال و هرمنوتیک، تنها به‌عنوان ابزارِ تحلیل به کار رفته‌اند، نه به‌عنوان مبنای جایگزین. دامنهٔ پژوهش، محدود به استنادهای </w:t>
-      </w:r>
+        <w:t>الف) سنتِ تفسیری.</w:t>
+      </w:r>
+      <w:r>
+        <w:rPr>
+          <w:rFonts w:ascii="Vazirmatn" w:hAnsi="Vazirmatn"/>
+          <w:rFonts w:ascii="Vazirmatn" w:hAnsi="Vazirmatn" w:cs="Vazirmatn" w:eastAsia="Vazirmatn"/>
+          <w:b w:val="0"/>
+          <w:sz w:val="23"/>
+          <w:rtl w:val="1"/>
+          <w:szCs w:val="23"/>
+        </w:rPr>
+        <w:t xml:space="preserve"> مفسران، از سده‌های نخست، با آیاتی روبه‌رو بودند که فهمشان بدونِ سیاق و آیاتِ هم‌موضوع ممکن نبود. طباطبایی در </w:t>
+      </w:r>
+      <w:r>
+        <w:rPr>
+          <w:rFonts w:ascii="Vazirmatn" w:hAnsi="Vazirmatn"/>
+          <w:rFonts w:ascii="Vazirmatn" w:hAnsi="Vazirmatn" w:cs="Vazirmatn" w:eastAsia="Vazirmatn"/>
+          <w:b w:val="0"/>
+          <w:i/>
+          <w:sz w:val="23"/>
+          <w:rtl w:val="1"/>
+          <w:szCs w:val="23"/>
+        </w:rPr>
+        <w:t>المیزان</w:t>
+      </w:r>
+      <w:r>
+        <w:rPr>
+          <w:rFonts w:ascii="Vazirmatn" w:hAnsi="Vazirmatn"/>
+          <w:rFonts w:ascii="Vazirmatn" w:hAnsi="Vazirmatn" w:cs="Vazirmatn" w:eastAsia="Vazirmatn"/>
+          <w:b w:val="0"/>
+          <w:sz w:val="23"/>
+          <w:rtl w:val="1"/>
+          <w:szCs w:val="23"/>
+        </w:rPr>
+        <w:t xml:space="preserve"> روشِ خود را بر تفسیرِ قرآن به قرآن استوار می‌کند و در سراسرِ اثر، ابطالِ قرائت‌های نادرست را با ارجاع به سایرِ آیات انجام می‌دهد؛ رویه‌ای که در </w:t>
+      </w:r>
+      <w:r>
+        <w:rPr>
+          <w:rFonts w:ascii="Vazirmatn" w:hAnsi="Vazirmatn"/>
+          <w:rFonts w:ascii="Vazirmatn" w:hAnsi="Vazirmatn" w:cs="Vazirmatn" w:eastAsia="Vazirmatn"/>
+          <w:b w:val="0"/>
+          <w:i/>
+          <w:sz w:val="23"/>
+          <w:rtl w:val="1"/>
+          <w:szCs w:val="23"/>
+        </w:rPr>
+        <w:t>التبیان</w:t>
+      </w:r>
+      <w:r>
+        <w:rPr>
+          <w:rFonts w:ascii="Vazirmatn" w:hAnsi="Vazirmatn"/>
+          <w:rFonts w:ascii="Vazirmatn" w:hAnsi="Vazirmatn" w:cs="Vazirmatn" w:eastAsia="Vazirmatn"/>
+          <w:b w:val="0"/>
+          <w:sz w:val="23"/>
+          <w:rtl w:val="1"/>
+          <w:szCs w:val="23"/>
+        </w:rPr>
+        <w:t xml:space="preserve"> طوسی و </w:t>
+      </w:r>
+      <w:r>
+        <w:rPr>
+          <w:rFonts w:ascii="Vazirmatn" w:hAnsi="Vazirmatn"/>
+          <w:rFonts w:ascii="Vazirmatn" w:hAnsi="Vazirmatn" w:cs="Vazirmatn" w:eastAsia="Vazirmatn"/>
+          <w:b w:val="0"/>
+          <w:i/>
+          <w:sz w:val="23"/>
+          <w:rtl w:val="1"/>
+          <w:szCs w:val="23"/>
+        </w:rPr>
+        <w:t>مجمع البیان</w:t>
+      </w:r>
+      <w:r>
+        <w:rPr>
+          <w:rFonts w:ascii="Vazirmatn" w:hAnsi="Vazirmatn"/>
+          <w:rFonts w:ascii="Vazirmatn" w:hAnsi="Vazirmatn" w:cs="Vazirmatn" w:eastAsia="Vazirmatn"/>
+          <w:b w:val="0"/>
+          <w:sz w:val="23"/>
+          <w:rtl w:val="1"/>
+          <w:szCs w:val="23"/>
+        </w:rPr>
+        <w:t xml:space="preserve"> طبرسی و در </w:t>
+      </w:r>
+      <w:r>
+        <w:rPr>
+          <w:rFonts w:ascii="Vazirmatn" w:hAnsi="Vazirmatn"/>
+          <w:rFonts w:ascii="Vazirmatn" w:hAnsi="Vazirmatn" w:cs="Vazirmatn" w:eastAsia="Vazirmatn"/>
+          <w:b w:val="0"/>
+          <w:i/>
+          <w:sz w:val="23"/>
+          <w:rtl w:val="1"/>
+          <w:szCs w:val="23"/>
+        </w:rPr>
+        <w:t>جامع البیان</w:t>
+      </w:r>
+      <w:r>
+        <w:rPr>
+          <w:rFonts w:ascii="Vazirmatn" w:hAnsi="Vazirmatn"/>
+          <w:rFonts w:ascii="Vazirmatn" w:hAnsi="Vazirmatn" w:cs="Vazirmatn" w:eastAsia="Vazirmatn"/>
+          <w:b w:val="0"/>
+          <w:sz w:val="23"/>
+          <w:rtl w:val="1"/>
+          <w:szCs w:val="23"/>
+        </w:rPr>
+        <w:t xml:space="preserve"> طبری و </w:t>
+      </w:r>
+      <w:r>
+        <w:rPr>
+          <w:rFonts w:ascii="Vazirmatn" w:hAnsi="Vazirmatn"/>
+          <w:rFonts w:ascii="Vazirmatn" w:hAnsi="Vazirmatn" w:cs="Vazirmatn" w:eastAsia="Vazirmatn"/>
+          <w:b w:val="0"/>
+          <w:i/>
+          <w:sz w:val="23"/>
+          <w:rtl w:val="1"/>
+          <w:szCs w:val="23"/>
+        </w:rPr>
+        <w:t>الجامع لأحکام القرآن</w:t>
+      </w:r>
+      <w:r>
+        <w:rPr>
+          <w:rFonts w:ascii="Vazirmatn" w:hAnsi="Vazirmatn"/>
+          <w:rFonts w:ascii="Vazirmatn" w:hAnsi="Vazirmatn" w:cs="Vazirmatn" w:eastAsia="Vazirmatn"/>
+          <w:b w:val="0"/>
+          <w:sz w:val="23"/>
+          <w:rtl w:val="1"/>
+          <w:szCs w:val="23"/>
+        </w:rPr>
+        <w:t xml:space="preserve"> قرطبی نیز دیده می‌شود. با این حال، این میراث بیشتر «عملِ تفسیری» است تا «صورت‌بندیِ نظریِ قاعده»: مفسران موردی نشان می‌دهند که تقطیع خطاست، اما کمتر آن را به قاعده‌ای آزمون‌پذیر بدل می‌کنند.</w:t>
+      </w:r>
+    </w:p>
+    <w:p>
+      <w:pPr>
+        <w:bidi/>
+        <w:spacing w:after="120" w:line="348" w:lineRule="auto"/>
+        <w:jc w:val="both"/>
+      </w:pPr>
       <w:r>
         <w:rPr>
           <w:rFonts w:ascii="Vazirmatn" w:hAnsi="Vazirmatn"/>
@@ -668,18 +816,564 @@
           <w:rtl w:val="1"/>
           <w:szCs w:val="23"/>
         </w:rPr>
-        <w:t>استدلالی</w:t>
-      </w:r>
-      <w:r>
-        <w:rPr>
-          <w:rFonts w:ascii="Vazirmatn" w:hAnsi="Vazirmatn"/>
-          <w:rFonts w:ascii="Vazirmatn" w:hAnsi="Vazirmatn" w:cs="Vazirmatn" w:eastAsia="Vazirmatn"/>
-          <w:b w:val="0"/>
-          <w:sz w:val="23"/>
-          <w:rtl w:val="1"/>
-          <w:szCs w:val="23"/>
-        </w:rPr>
-        <w:t xml:space="preserve"> است؛ استنادهای تبرّکی و تعلیمی از دامنه خارج‌اند. پژوهش در اختلافاتِ مذهبی داوری نمی‌کند و تنها به قواعدِ استناد می‌پردازد. همچنین، برای پرهیز از همان آسیبی که موضوعِ نقد است، ارجاعات در سطحِ «اثر + باب/موضوع» داده شده و از ذکرِ شمارهٔ صفحهٔ حدسی پرهیز شده است؛ تطبیق با نسخهٔ معیّنِ چاپی، به مرحلهٔ ویرایشِ نهایی واگذار می‌شود.</w:t>
+        <w:t>ب) سنتِ علوم قرآن و اصول.</w:t>
+      </w:r>
+      <w:r>
+        <w:rPr>
+          <w:rFonts w:ascii="Vazirmatn" w:hAnsi="Vazirmatn"/>
+          <w:rFonts w:ascii="Vazirmatn" w:hAnsi="Vazirmatn" w:cs="Vazirmatn" w:eastAsia="Vazirmatn"/>
+          <w:b w:val="0"/>
+          <w:sz w:val="23"/>
+          <w:rtl w:val="1"/>
+          <w:szCs w:val="23"/>
+        </w:rPr>
+        <w:t xml:space="preserve"> زرکشی در </w:t>
+      </w:r>
+      <w:r>
+        <w:rPr>
+          <w:rFonts w:ascii="Vazirmatn" w:hAnsi="Vazirmatn"/>
+          <w:rFonts w:ascii="Vazirmatn" w:hAnsi="Vazirmatn" w:cs="Vazirmatn" w:eastAsia="Vazirmatn"/>
+          <w:b w:val="0"/>
+          <w:i/>
+          <w:sz w:val="23"/>
+          <w:rtl w:val="1"/>
+          <w:szCs w:val="23"/>
+        </w:rPr>
+        <w:t>البرهان</w:t>
+      </w:r>
+      <w:r>
+        <w:rPr>
+          <w:rFonts w:ascii="Vazirmatn" w:hAnsi="Vazirmatn"/>
+          <w:rFonts w:ascii="Vazirmatn" w:hAnsi="Vazirmatn" w:cs="Vazirmatn" w:eastAsia="Vazirmatn"/>
+          <w:b w:val="0"/>
+          <w:sz w:val="23"/>
+          <w:rtl w:val="1"/>
+          <w:szCs w:val="23"/>
+        </w:rPr>
+        <w:t xml:space="preserve"> و سیوطی در </w:t>
+      </w:r>
+      <w:r>
+        <w:rPr>
+          <w:rFonts w:ascii="Vazirmatn" w:hAnsi="Vazirmatn"/>
+          <w:rFonts w:ascii="Vazirmatn" w:hAnsi="Vazirmatn" w:cs="Vazirmatn" w:eastAsia="Vazirmatn"/>
+          <w:b w:val="0"/>
+          <w:i/>
+          <w:sz w:val="23"/>
+          <w:rtl w:val="1"/>
+          <w:szCs w:val="23"/>
+        </w:rPr>
+        <w:t>الإتقان</w:t>
+      </w:r>
+      <w:r>
+        <w:rPr>
+          <w:rFonts w:ascii="Vazirmatn" w:hAnsi="Vazirmatn"/>
+          <w:rFonts w:ascii="Vazirmatn" w:hAnsi="Vazirmatn" w:cs="Vazirmatn" w:eastAsia="Vazirmatn"/>
+          <w:b w:val="0"/>
+          <w:sz w:val="23"/>
+          <w:rtl w:val="1"/>
+          <w:szCs w:val="23"/>
+        </w:rPr>
+        <w:t xml:space="preserve"> مباحثی چون محکم و متشابه، عام و خاص و اسبابِ نزول را بررسی کرده‌اند که هر یک به‌طور غیرمستقیم ابزارِ مهارِ گزینش است؛ خویی در </w:t>
+      </w:r>
+      <w:r>
+        <w:rPr>
+          <w:rFonts w:ascii="Vazirmatn" w:hAnsi="Vazirmatn"/>
+          <w:rFonts w:ascii="Vazirmatn" w:hAnsi="Vazirmatn" w:cs="Vazirmatn" w:eastAsia="Vazirmatn"/>
+          <w:b w:val="0"/>
+          <w:i/>
+          <w:sz w:val="23"/>
+          <w:rtl w:val="1"/>
+          <w:szCs w:val="23"/>
+        </w:rPr>
+        <w:t>البیان</w:t>
+      </w:r>
+      <w:r>
+        <w:rPr>
+          <w:rFonts w:ascii="Vazirmatn" w:hAnsi="Vazirmatn"/>
+          <w:rFonts w:ascii="Vazirmatn" w:hAnsi="Vazirmatn" w:cs="Vazirmatn" w:eastAsia="Vazirmatn"/>
+          <w:b w:val="0"/>
+          <w:sz w:val="23"/>
+          <w:rtl w:val="1"/>
+          <w:szCs w:val="23"/>
+        </w:rPr>
+        <w:t xml:space="preserve"> و معرفت در </w:t>
+      </w:r>
+      <w:r>
+        <w:rPr>
+          <w:rFonts w:ascii="Vazirmatn" w:hAnsi="Vazirmatn"/>
+          <w:rFonts w:ascii="Vazirmatn" w:hAnsi="Vazirmatn" w:cs="Vazirmatn" w:eastAsia="Vazirmatn"/>
+          <w:b w:val="0"/>
+          <w:i/>
+          <w:sz w:val="23"/>
+          <w:rtl w:val="1"/>
+          <w:szCs w:val="23"/>
+        </w:rPr>
+        <w:t>التمهید</w:t>
+      </w:r>
+      <w:r>
+        <w:rPr>
+          <w:rFonts w:ascii="Vazirmatn" w:hAnsi="Vazirmatn"/>
+          <w:rFonts w:ascii="Vazirmatn" w:hAnsi="Vazirmatn" w:cs="Vazirmatn" w:eastAsia="Vazirmatn"/>
+          <w:b w:val="0"/>
+          <w:sz w:val="23"/>
+          <w:rtl w:val="1"/>
+          <w:szCs w:val="23"/>
+        </w:rPr>
+        <w:t xml:space="preserve"> همین مباحث را با نگاهی انتقادی بازخوانی کرده‌اند. در اصول فقه نیز مباحثِ ظهور، قرینه و تعادل و تراجیح دقیق‌ترین دستگاهِ موجود برای سنجشِ دلالت است؛ چنان‌که علم‌الهدی در </w:t>
+      </w:r>
+      <w:r>
+        <w:rPr>
+          <w:rFonts w:ascii="Vazirmatn" w:hAnsi="Vazirmatn"/>
+          <w:rFonts w:ascii="Vazirmatn" w:hAnsi="Vazirmatn" w:cs="Vazirmatn" w:eastAsia="Vazirmatn"/>
+          <w:b w:val="0"/>
+          <w:i/>
+          <w:sz w:val="23"/>
+          <w:rtl w:val="1"/>
+          <w:szCs w:val="23"/>
+        </w:rPr>
+        <w:t>الذریعة</w:t>
+      </w:r>
+      <w:r>
+        <w:rPr>
+          <w:rFonts w:ascii="Vazirmatn" w:hAnsi="Vazirmatn"/>
+          <w:rFonts w:ascii="Vazirmatn" w:hAnsi="Vazirmatn" w:cs="Vazirmatn" w:eastAsia="Vazirmatn"/>
+          <w:b w:val="0"/>
+          <w:sz w:val="23"/>
+          <w:rtl w:val="1"/>
+          <w:szCs w:val="23"/>
+        </w:rPr>
+        <w:t xml:space="preserve"> و پس از او شاطبی در </w:t>
+      </w:r>
+      <w:r>
+        <w:rPr>
+          <w:rFonts w:ascii="Vazirmatn" w:hAnsi="Vazirmatn"/>
+          <w:rFonts w:ascii="Vazirmatn" w:hAnsi="Vazirmatn" w:cs="Vazirmatn" w:eastAsia="Vazirmatn"/>
+          <w:b w:val="0"/>
+          <w:i/>
+          <w:sz w:val="23"/>
+          <w:rtl w:val="1"/>
+          <w:szCs w:val="23"/>
+        </w:rPr>
+        <w:t>الموافقات</w:t>
+      </w:r>
+      <w:r>
+        <w:rPr>
+          <w:rFonts w:ascii="Vazirmatn" w:hAnsi="Vazirmatn"/>
+          <w:rFonts w:ascii="Vazirmatn" w:hAnsi="Vazirmatn" w:cs="Vazirmatn" w:eastAsia="Vazirmatn"/>
+          <w:b w:val="0"/>
+          <w:sz w:val="23"/>
+          <w:rtl w:val="1"/>
+          <w:szCs w:val="23"/>
+        </w:rPr>
+        <w:t xml:space="preserve"> لایه‌های آن را صورت‌بندی کرده‌اند. ضعفِ این سنت، از منظرِ مسئلهٔ حاضر، آن است که این ابزارها برای استنباطِ حکم طراحی شده‌اند، نه برای نقدِ استنادِ عمومی؛ و در انتقال به فضای عمومی غالباً از کار می‌افتند.</w:t>
+      </w:r>
+    </w:p>
+    <w:p>
+      <w:pPr>
+        <w:bidi/>
+        <w:spacing w:after="120" w:line="348" w:lineRule="auto"/>
+        <w:jc w:val="both"/>
+      </w:pPr>
+      <w:r>
+        <w:rPr>
+          <w:rFonts w:ascii="Vazirmatn" w:hAnsi="Vazirmatn"/>
+          <w:rFonts w:ascii="Vazirmatn" w:hAnsi="Vazirmatn" w:cs="Vazirmatn" w:eastAsia="Vazirmatn"/>
+          <w:b/>
+          <w:sz w:val="23"/>
+          <w:rtl w:val="1"/>
+          <w:szCs w:val="23"/>
+        </w:rPr>
+        <w:t>ج) سنتِ درایه و نقدِ حدیث.</w:t>
+      </w:r>
+      <w:r>
+        <w:rPr>
+          <w:rFonts w:ascii="Vazirmatn" w:hAnsi="Vazirmatn"/>
+          <w:rFonts w:ascii="Vazirmatn" w:hAnsi="Vazirmatn" w:cs="Vazirmatn" w:eastAsia="Vazirmatn"/>
+          <w:b w:val="0"/>
+          <w:sz w:val="23"/>
+          <w:rtl w:val="1"/>
+          <w:szCs w:val="23"/>
+        </w:rPr>
+        <w:t xml:space="preserve"> در حوزهٔ حدیث مسئله جدی‌تر است. ابن‌صلاح در </w:t>
+      </w:r>
+      <w:r>
+        <w:rPr>
+          <w:rFonts w:ascii="Vazirmatn" w:hAnsi="Vazirmatn"/>
+          <w:rFonts w:ascii="Vazirmatn" w:hAnsi="Vazirmatn" w:cs="Vazirmatn" w:eastAsia="Vazirmatn"/>
+          <w:b w:val="0"/>
+          <w:i/>
+          <w:sz w:val="23"/>
+          <w:rtl w:val="1"/>
+          <w:szCs w:val="23"/>
+        </w:rPr>
+        <w:t>معرفة أنواع علم الحدیث</w:t>
+      </w:r>
+      <w:r>
+        <w:rPr>
+          <w:rFonts w:ascii="Vazirmatn" w:hAnsi="Vazirmatn"/>
+          <w:rFonts w:ascii="Vazirmatn" w:hAnsi="Vazirmatn" w:cs="Vazirmatn" w:eastAsia="Vazirmatn"/>
+          <w:b w:val="0"/>
+          <w:sz w:val="23"/>
+          <w:rtl w:val="1"/>
+          <w:szCs w:val="23"/>
+        </w:rPr>
+        <w:t xml:space="preserve"> و ابن‌حجر در </w:t>
+      </w:r>
+      <w:r>
+        <w:rPr>
+          <w:rFonts w:ascii="Vazirmatn" w:hAnsi="Vazirmatn"/>
+          <w:rFonts w:ascii="Vazirmatn" w:hAnsi="Vazirmatn" w:cs="Vazirmatn" w:eastAsia="Vazirmatn"/>
+          <w:b w:val="0"/>
+          <w:i/>
+          <w:sz w:val="23"/>
+          <w:rtl w:val="1"/>
+          <w:szCs w:val="23"/>
+        </w:rPr>
+        <w:t>نزهة النظر</w:t>
+      </w:r>
+      <w:r>
+        <w:rPr>
+          <w:rFonts w:ascii="Vazirmatn" w:hAnsi="Vazirmatn"/>
+          <w:rFonts w:ascii="Vazirmatn" w:hAnsi="Vazirmatn" w:cs="Vazirmatn" w:eastAsia="Vazirmatn"/>
+          <w:b w:val="0"/>
+          <w:sz w:val="23"/>
+          <w:rtl w:val="1"/>
+          <w:szCs w:val="23"/>
+        </w:rPr>
+        <w:t xml:space="preserve"> دستگاهِ اصطلاحاتِ سند را صورت‌بندی کرده‌اند؛ سیوطی در </w:t>
+      </w:r>
+      <w:r>
+        <w:rPr>
+          <w:rFonts w:ascii="Vazirmatn" w:hAnsi="Vazirmatn"/>
+          <w:rFonts w:ascii="Vazirmatn" w:hAnsi="Vazirmatn" w:cs="Vazirmatn" w:eastAsia="Vazirmatn"/>
+          <w:b w:val="0"/>
+          <w:i/>
+          <w:sz w:val="23"/>
+          <w:rtl w:val="1"/>
+          <w:szCs w:val="23"/>
+        </w:rPr>
+        <w:t>تدریب الراوی</w:t>
+      </w:r>
+      <w:r>
+        <w:rPr>
+          <w:rFonts w:ascii="Vazirmatn" w:hAnsi="Vazirmatn"/>
+          <w:rFonts w:ascii="Vazirmatn" w:hAnsi="Vazirmatn" w:cs="Vazirmatn" w:eastAsia="Vazirmatn"/>
+          <w:b w:val="0"/>
+          <w:sz w:val="23"/>
+          <w:rtl w:val="1"/>
+          <w:szCs w:val="23"/>
+        </w:rPr>
+        <w:t xml:space="preserve"> و عتر در </w:t>
+      </w:r>
+      <w:r>
+        <w:rPr>
+          <w:rFonts w:ascii="Vazirmatn" w:hAnsi="Vazirmatn"/>
+          <w:rFonts w:ascii="Vazirmatn" w:hAnsi="Vazirmatn" w:cs="Vazirmatn" w:eastAsia="Vazirmatn"/>
+          <w:b w:val="0"/>
+          <w:i/>
+          <w:sz w:val="23"/>
+          <w:rtl w:val="1"/>
+          <w:szCs w:val="23"/>
+        </w:rPr>
+        <w:t>منهج النقد</w:t>
+      </w:r>
+      <w:r>
+        <w:rPr>
+          <w:rFonts w:ascii="Vazirmatn" w:hAnsi="Vazirmatn"/>
+          <w:rFonts w:ascii="Vazirmatn" w:hAnsi="Vazirmatn" w:cs="Vazirmatn" w:eastAsia="Vazirmatn"/>
+          <w:b w:val="0"/>
+          <w:sz w:val="23"/>
+          <w:rtl w:val="1"/>
+          <w:szCs w:val="23"/>
+        </w:rPr>
+        <w:t xml:space="preserve"> مباحثِ نقدِ سند و متن را بسط داده‌اند؛ شهید ثانی در </w:t>
+      </w:r>
+      <w:r>
+        <w:rPr>
+          <w:rFonts w:ascii="Vazirmatn" w:hAnsi="Vazirmatn"/>
+          <w:rFonts w:ascii="Vazirmatn" w:hAnsi="Vazirmatn" w:cs="Vazirmatn" w:eastAsia="Vazirmatn"/>
+          <w:b w:val="0"/>
+          <w:i/>
+          <w:sz w:val="23"/>
+          <w:rtl w:val="1"/>
+          <w:szCs w:val="23"/>
+        </w:rPr>
+        <w:t>الرعایة</w:t>
+      </w:r>
+      <w:r>
+        <w:rPr>
+          <w:rFonts w:ascii="Vazirmatn" w:hAnsi="Vazirmatn"/>
+          <w:rFonts w:ascii="Vazirmatn" w:hAnsi="Vazirmatn" w:cs="Vazirmatn" w:eastAsia="Vazirmatn"/>
+          <w:b w:val="0"/>
+          <w:sz w:val="23"/>
+          <w:rtl w:val="1"/>
+          <w:szCs w:val="23"/>
+        </w:rPr>
+        <w:t xml:space="preserve"> و مامقانی در </w:t>
+      </w:r>
+      <w:r>
+        <w:rPr>
+          <w:rFonts w:ascii="Vazirmatn" w:hAnsi="Vazirmatn"/>
+          <w:rFonts w:ascii="Vazirmatn" w:hAnsi="Vazirmatn" w:cs="Vazirmatn" w:eastAsia="Vazirmatn"/>
+          <w:b w:val="0"/>
+          <w:i/>
+          <w:sz w:val="23"/>
+          <w:rtl w:val="1"/>
+          <w:szCs w:val="23"/>
+        </w:rPr>
+        <w:t>مقباس الهدایة</w:t>
+      </w:r>
+      <w:r>
+        <w:rPr>
+          <w:rFonts w:ascii="Vazirmatn" w:hAnsi="Vazirmatn"/>
+          <w:rFonts w:ascii="Vazirmatn" w:hAnsi="Vazirmatn" w:cs="Vazirmatn" w:eastAsia="Vazirmatn"/>
+          <w:b w:val="0"/>
+          <w:sz w:val="23"/>
+          <w:rtl w:val="1"/>
+          <w:szCs w:val="23"/>
+        </w:rPr>
+        <w:t xml:space="preserve"> همین کار را در سنتِ شیعی انجام داده‌اند. در نقدِ مصداقی، </w:t>
+      </w:r>
+      <w:r>
+        <w:rPr>
+          <w:rFonts w:ascii="Vazirmatn" w:hAnsi="Vazirmatn"/>
+          <w:rFonts w:ascii="Vazirmatn" w:hAnsi="Vazirmatn" w:cs="Vazirmatn" w:eastAsia="Vazirmatn"/>
+          <w:b w:val="0"/>
+          <w:i/>
+          <w:sz w:val="23"/>
+          <w:rtl w:val="1"/>
+          <w:szCs w:val="23"/>
+        </w:rPr>
+        <w:t>معجم رجال الحدیث</w:t>
+      </w:r>
+      <w:r>
+        <w:rPr>
+          <w:rFonts w:ascii="Vazirmatn" w:hAnsi="Vazirmatn"/>
+          <w:rFonts w:ascii="Vazirmatn" w:hAnsi="Vazirmatn" w:cs="Vazirmatn" w:eastAsia="Vazirmatn"/>
+          <w:b w:val="0"/>
+          <w:sz w:val="23"/>
+          <w:rtl w:val="1"/>
+          <w:szCs w:val="23"/>
+        </w:rPr>
+        <w:t xml:space="preserve"> خویی و </w:t>
+      </w:r>
+      <w:r>
+        <w:rPr>
+          <w:rFonts w:ascii="Vazirmatn" w:hAnsi="Vazirmatn"/>
+          <w:rFonts w:ascii="Vazirmatn" w:hAnsi="Vazirmatn" w:cs="Vazirmatn" w:eastAsia="Vazirmatn"/>
+          <w:b w:val="0"/>
+          <w:i/>
+          <w:sz w:val="23"/>
+          <w:rtl w:val="1"/>
+          <w:szCs w:val="23"/>
+        </w:rPr>
+        <w:t>الأخبار الدخیلة</w:t>
+      </w:r>
+      <w:r>
+        <w:rPr>
+          <w:rFonts w:ascii="Vazirmatn" w:hAnsi="Vazirmatn"/>
+          <w:rFonts w:ascii="Vazirmatn" w:hAnsi="Vazirmatn" w:cs="Vazirmatn" w:eastAsia="Vazirmatn"/>
+          <w:b w:val="0"/>
+          <w:sz w:val="23"/>
+          <w:rtl w:val="1"/>
+          <w:szCs w:val="23"/>
+        </w:rPr>
+        <w:t xml:space="preserve"> شوشتری دو نمونهٔ برجسته‌اند. آنچه کمتر دیده می‌شود، توجه به «جهتِ صدور» و «تقطیعِ متن» به‌عنوان معیارهای مستقلِ استناد در فضای عمومی است.</w:t>
+      </w:r>
+    </w:p>
+    <w:p>
+      <w:pPr>
+        <w:bidi/>
+        <w:spacing w:after="120" w:line="348" w:lineRule="auto"/>
+        <w:jc w:val="both"/>
+      </w:pPr>
+      <w:r>
+        <w:rPr>
+          <w:rFonts w:ascii="Vazirmatn" w:hAnsi="Vazirmatn"/>
+          <w:rFonts w:ascii="Vazirmatn" w:hAnsi="Vazirmatn" w:cs="Vazirmatn" w:eastAsia="Vazirmatn"/>
+          <w:b/>
+          <w:sz w:val="23"/>
+          <w:rtl w:val="1"/>
+          <w:szCs w:val="23"/>
+        </w:rPr>
+        <w:t>د) پژوهش‌های معاصر.</w:t>
+      </w:r>
+      <w:r>
+        <w:rPr>
+          <w:rFonts w:ascii="Vazirmatn" w:hAnsi="Vazirmatn"/>
+          <w:rFonts w:ascii="Vazirmatn" w:hAnsi="Vazirmatn" w:cs="Vazirmatn" w:eastAsia="Vazirmatn"/>
+          <w:b w:val="0"/>
+          <w:sz w:val="23"/>
+          <w:rtl w:val="1"/>
+          <w:szCs w:val="23"/>
+        </w:rPr>
+        <w:t xml:space="preserve"> در سدهٔ اخیر، دو جریانِ بیرونی و درونی مسئله را از زاویهٔ دیگری طرح کرده‌اند. جریانِ نقدِ تاریخیِ متن، از Goldziher در </w:t>
+      </w:r>
+      <w:r>
+        <w:rPr>
+          <w:rFonts w:ascii="Vazirmatn" w:hAnsi="Vazirmatn"/>
+          <w:rFonts w:ascii="Vazirmatn" w:hAnsi="Vazirmatn" w:cs="Vazirmatn" w:eastAsia="Vazirmatn"/>
+          <w:b w:val="0"/>
+          <w:i/>
+          <w:sz w:val="23"/>
+          <w:rtl w:val="1"/>
+          <w:szCs w:val="23"/>
+        </w:rPr>
+        <w:t>Muslim Studies</w:t>
+      </w:r>
+      <w:r>
+        <w:rPr>
+          <w:rFonts w:ascii="Vazirmatn" w:hAnsi="Vazirmatn"/>
+          <w:rFonts w:ascii="Vazirmatn" w:hAnsi="Vazirmatn" w:cs="Vazirmatn" w:eastAsia="Vazirmatn"/>
+          <w:b w:val="0"/>
+          <w:sz w:val="23"/>
+          <w:rtl w:val="1"/>
+          <w:szCs w:val="23"/>
+        </w:rPr>
+        <w:t xml:space="preserve"> تا Nöldeke و Schwally در </w:t>
+      </w:r>
+      <w:r>
+        <w:rPr>
+          <w:rFonts w:ascii="Vazirmatn" w:hAnsi="Vazirmatn"/>
+          <w:rFonts w:ascii="Vazirmatn" w:hAnsi="Vazirmatn" w:cs="Vazirmatn" w:eastAsia="Vazirmatn"/>
+          <w:b w:val="0"/>
+          <w:i/>
+          <w:sz w:val="23"/>
+          <w:rtl w:val="1"/>
+          <w:szCs w:val="23"/>
+        </w:rPr>
+        <w:t>Geschichte des Qorāns</w:t>
+      </w:r>
+      <w:r>
+        <w:rPr>
+          <w:rFonts w:ascii="Vazirmatn" w:hAnsi="Vazirmatn"/>
+          <w:rFonts w:ascii="Vazirmatn" w:hAnsi="Vazirmatn" w:cs="Vazirmatn" w:eastAsia="Vazirmatn"/>
+          <w:b w:val="0"/>
+          <w:sz w:val="23"/>
+          <w:rtl w:val="1"/>
+          <w:szCs w:val="23"/>
+        </w:rPr>
+        <w:t xml:space="preserve">، بر تاریخِ نقل و تدوین تأکید کرده و پرسشِ اصالت را جدی ساخته است. در سوی درونی نیز </w:t>
+      </w:r>
+      <w:r>
+        <w:rPr>
+          <w:rFonts w:ascii="Vazirmatn" w:hAnsi="Vazirmatn"/>
+          <w:rFonts w:ascii="Vazirmatn" w:hAnsi="Vazirmatn" w:cs="Vazirmatn" w:eastAsia="Vazirmatn"/>
+          <w:b w:val="0"/>
+          <w:i/>
+          <w:sz w:val="23"/>
+          <w:rtl w:val="1"/>
+          <w:szCs w:val="23"/>
+        </w:rPr>
+        <w:t>مفهوم النص</w:t>
+      </w:r>
+      <w:r>
+        <w:rPr>
+          <w:rFonts w:ascii="Vazirmatn" w:hAnsi="Vazirmatn"/>
+          <w:rFonts w:ascii="Vazirmatn" w:hAnsi="Vazirmatn" w:cs="Vazirmatn" w:eastAsia="Vazirmatn"/>
+          <w:b w:val="0"/>
+          <w:sz w:val="23"/>
+          <w:rtl w:val="1"/>
+          <w:szCs w:val="23"/>
+        </w:rPr>
+        <w:t xml:space="preserve"> ابوزید و </w:t>
+      </w:r>
+      <w:r>
+        <w:rPr>
+          <w:rFonts w:ascii="Vazirmatn" w:hAnsi="Vazirmatn"/>
+          <w:rFonts w:ascii="Vazirmatn" w:hAnsi="Vazirmatn" w:cs="Vazirmatn" w:eastAsia="Vazirmatn"/>
+          <w:b w:val="0"/>
+          <w:i/>
+          <w:sz w:val="23"/>
+          <w:rtl w:val="1"/>
+          <w:szCs w:val="23"/>
+        </w:rPr>
+        <w:t>هرمنوتیک، کتاب و سنت</w:t>
+      </w:r>
+      <w:r>
+        <w:rPr>
+          <w:rFonts w:ascii="Vazirmatn" w:hAnsi="Vazirmatn"/>
+          <w:rFonts w:ascii="Vazirmatn" w:hAnsi="Vazirmatn" w:cs="Vazirmatn" w:eastAsia="Vazirmatn"/>
+          <w:b w:val="0"/>
+          <w:sz w:val="23"/>
+          <w:rtl w:val="1"/>
+          <w:szCs w:val="23"/>
+        </w:rPr>
+        <w:t xml:space="preserve"> مجتهد شبستری فهمِ متن را به روش و پیش‌فرض‌های مفسر گره زده‌اند و صدر در </w:t>
+      </w:r>
+      <w:r>
+        <w:rPr>
+          <w:rFonts w:ascii="Vazirmatn" w:hAnsi="Vazirmatn"/>
+          <w:rFonts w:ascii="Vazirmatn" w:hAnsi="Vazirmatn" w:cs="Vazirmatn" w:eastAsia="Vazirmatn"/>
+          <w:b w:val="0"/>
+          <w:i/>
+          <w:sz w:val="23"/>
+          <w:rtl w:val="1"/>
+          <w:szCs w:val="23"/>
+        </w:rPr>
+        <w:t>المدرسة القرآنیة</w:t>
+      </w:r>
+      <w:r>
+        <w:rPr>
+          <w:rFonts w:ascii="Vazirmatn" w:hAnsi="Vazirmatn"/>
+          <w:rFonts w:ascii="Vazirmatn" w:hAnsi="Vazirmatn" w:cs="Vazirmatn" w:eastAsia="Vazirmatn"/>
+          <w:b w:val="0"/>
+          <w:sz w:val="23"/>
+          <w:rtl w:val="1"/>
+          <w:szCs w:val="23"/>
+        </w:rPr>
+        <w:t xml:space="preserve"> با طرحِ تفسیرِ موضوعی، مسئلهٔ روش را در کانون آورده است. این آثار، غالباً به یکی از دو دام افتاده‌اند: حل‌کردنِ متن در تاریخ، یا تأکیدِ چنان‌شدید بر اقتدارِ متن که شرایطِ دلالتِ آن نادیده بماند.</w:t>
+      </w:r>
+    </w:p>
+    <w:p>
+      <w:pPr>
+        <w:bidi/>
+        <w:spacing w:after="120" w:line="348" w:lineRule="auto"/>
+        <w:jc w:val="both"/>
+      </w:pPr>
+      <w:r>
+        <w:rPr>
+          <w:rFonts w:ascii="Vazirmatn" w:hAnsi="Vazirmatn"/>
+          <w:rFonts w:ascii="Vazirmatn" w:hAnsi="Vazirmatn" w:cs="Vazirmatn" w:eastAsia="Vazirmatn"/>
+          <w:b/>
+          <w:sz w:val="23"/>
+          <w:rtl w:val="1"/>
+          <w:szCs w:val="23"/>
+        </w:rPr>
+        <w:t>خلأ پژوهشی</w:t>
+      </w:r>
+      <w:r>
+        <w:rPr>
+          <w:rFonts w:ascii="Vazirmatn" w:hAnsi="Vazirmatn"/>
+          <w:rFonts w:ascii="Vazirmatn" w:hAnsi="Vazirmatn" w:cs="Vazirmatn" w:eastAsia="Vazirmatn"/>
+          <w:b w:val="0"/>
+          <w:sz w:val="23"/>
+          <w:rtl w:val="1"/>
+          <w:szCs w:val="23"/>
+        </w:rPr>
+        <w:t xml:space="preserve"> این مقاله درست در تلاقیِ این چهار سنت است: صورتی‌بندیِ یک </w:t>
+      </w:r>
+      <w:r>
+        <w:rPr>
+          <w:rFonts w:ascii="Vazirmatn" w:hAnsi="Vazirmatn"/>
+          <w:rFonts w:ascii="Vazirmatn" w:hAnsi="Vazirmatn" w:cs="Vazirmatn" w:eastAsia="Vazirmatn"/>
+          <w:b/>
+          <w:sz w:val="23"/>
+          <w:rtl w:val="1"/>
+          <w:szCs w:val="23"/>
+        </w:rPr>
+        <w:t>قاعدهٔ صوری، درون‌سنتی و آزمون‌پذیر</w:t>
+      </w:r>
+      <w:r>
+        <w:rPr>
+          <w:rFonts w:ascii="Vazirmatn" w:hAnsi="Vazirmatn"/>
+          <w:rFonts w:ascii="Vazirmatn" w:hAnsi="Vazirmatn" w:cs="Vazirmatn" w:eastAsia="Vazirmatn"/>
+          <w:b w:val="0"/>
+          <w:sz w:val="23"/>
+          <w:rtl w:val="1"/>
+          <w:szCs w:val="23"/>
+        </w:rPr>
+        <w:t xml:space="preserve"> برای تشخیصِ استناد گزینشی، به‌گونه‌ای که به داوری در اختلافاتِ مذهبی نیاز نداشته باشد و در فضای عمومی نیز قابلِ اجرا باشد.</w:t>
       </w:r>
     </w:p>
     <w:p>
@@ -698,7 +1392,26 @@
           <w:rtl w:val="1"/>
           <w:szCs w:val="25"/>
         </w:rPr>
-        <w:t>۲. پیشینهٔ پژوهش</w:t>
+        <w:t>۳. چارچوب مفهومی: گزینش، گزینش‌گری، و آنچه استناد گزینشی نیست</w:t>
+      </w:r>
+    </w:p>
+    <w:p>
+      <w:pPr>
+        <w:pStyle w:val="Heading4"/>
+        <w:bidi/>
+        <w:jc w:val="right"/>
+      </w:pPr>
+      <w:r>
+        <w:rPr>
+          <w:rFonts w:ascii="Vazirmatn" w:hAnsi="Vazirmatn"/>
+          <w:rFonts w:ascii="Vazirmatn" w:hAnsi="Vazirmatn" w:cs="Vazirmatn" w:eastAsia="Vazirmatn"/>
+          <w:b/>
+          <w:color w:val="0B3D38"/>
+          <w:sz w:val="23"/>
+          <w:rtl w:val="1"/>
+          <w:szCs w:val="23"/>
+        </w:rPr>
+        <w:t>۳.۱. سه‌گانهٔ مفهومی</w:t>
       </w:r>
     </w:p>
     <w:p>
@@ -716,7 +1429,149 @@
           <w:rtl w:val="1"/>
           <w:szCs w:val="23"/>
         </w:rPr>
-        <w:t>بحثِ استناد گزینشی، در سنتِ اسلامی سابقه‌ای کهن دارد، اما غالباً در قالبِ مباحثِ دیگر مطرح شده است، نه به‌عنوان یک مسئلهٔ مستقلِ روش‌شناختی. چهار سنتِ پژوهشی را می‌توان تفکیک کرد.</w:t>
+        <w:t xml:space="preserve">هر استناد، ناگزیر </w:t>
+      </w:r>
+      <w:r>
+        <w:rPr>
+          <w:rFonts w:ascii="Vazirmatn" w:hAnsi="Vazirmatn"/>
+          <w:rFonts w:ascii="Vazirmatn" w:hAnsi="Vazirmatn" w:cs="Vazirmatn" w:eastAsia="Vazirmatn"/>
+          <w:b/>
+          <w:sz w:val="23"/>
+          <w:rtl w:val="1"/>
+          <w:szCs w:val="23"/>
+        </w:rPr>
+        <w:t>گزینش</w:t>
+      </w:r>
+      <w:r>
+        <w:rPr>
+          <w:rFonts w:ascii="Vazirmatn" w:hAnsi="Vazirmatn"/>
+          <w:rFonts w:ascii="Vazirmatn" w:hAnsi="Vazirmatn" w:cs="Vazirmatn" w:eastAsia="Vazirmatn"/>
+          <w:b w:val="0"/>
+          <w:sz w:val="23"/>
+          <w:rtl w:val="1"/>
+          <w:szCs w:val="23"/>
+        </w:rPr>
+        <w:t xml:space="preserve"> است. کسی که از قرآن سخن می‌گوید نمی‌تواند تمامِ قرآن را نقل کند؛ حتی کسی که یک سوره را کامل می‌آورد، از میانِ ۱۱۴ سوره انتخاب کرده است. پس اگر «گزینش» را آسیب بدانیم، هر استنادی آسیب است و بحث، خودش را نقض می‌کند. این نکتهٔ ساده، در بسیاری از نقدهای موجود نادیده می‌ماند و به آن‌ها صورتی خطابی و غیرقابل‌دفاع می‌دهد. باید سه چیز را از هم جدا کرد:</w:t>
+      </w:r>
+    </w:p>
+    <w:p>
+      <w:pPr>
+        <w:bidi/>
+        <w:spacing w:after="40"/>
+        <w:ind w:right="397"/>
+      </w:pPr>
+      <w:r>
+        <w:rPr>
+          <w:rFonts w:ascii="Vazirmatn" w:hAnsi="Vazirmatn"/>
+          <w:rFonts w:ascii="Vazirmatn" w:hAnsi="Vazirmatn" w:cs="Vazirmatn" w:eastAsia="Vazirmatn"/>
+          <w:b w:val="0"/>
+          <w:sz w:val="23"/>
+          <w:rtl w:val="1"/>
+          <w:szCs w:val="23"/>
+        </w:rPr>
+        <w:t xml:space="preserve">• </w:t>
+      </w:r>
+      <w:r>
+        <w:rPr>
+          <w:rFonts w:ascii="Vazirmatn" w:hAnsi="Vazirmatn"/>
+          <w:rFonts w:ascii="Vazirmatn" w:hAnsi="Vazirmatn" w:cs="Vazirmatn" w:eastAsia="Vazirmatn"/>
+          <w:b/>
+          <w:sz w:val="23"/>
+          <w:rtl w:val="1"/>
+          <w:szCs w:val="23"/>
+        </w:rPr>
+        <w:t>گزینش (selection):</w:t>
+      </w:r>
+      <w:r>
+        <w:rPr>
+          <w:rFonts w:ascii="Vazirmatn" w:hAnsi="Vazirmatn"/>
+          <w:rFonts w:ascii="Vazirmatn" w:hAnsi="Vazirmatn" w:cs="Vazirmatn" w:eastAsia="Vazirmatn"/>
+          <w:b w:val="0"/>
+          <w:sz w:val="23"/>
+          <w:rtl w:val="1"/>
+          <w:szCs w:val="23"/>
+        </w:rPr>
+        <w:t xml:space="preserve"> برگرفتنِ بخشی از متن به‌عنوان موضوعِ استناد؛ عملی اجتناب‌ناپذیر، مشروع و در بسیاری از موارد ضروری.</w:t>
+      </w:r>
+    </w:p>
+    <w:p>
+      <w:pPr>
+        <w:bidi/>
+        <w:spacing w:after="40"/>
+        <w:ind w:right="397"/>
+      </w:pPr>
+      <w:r>
+        <w:rPr>
+          <w:rFonts w:ascii="Vazirmatn" w:hAnsi="Vazirmatn"/>
+          <w:rFonts w:ascii="Vazirmatn" w:hAnsi="Vazirmatn" w:cs="Vazirmatn" w:eastAsia="Vazirmatn"/>
+          <w:b w:val="0"/>
+          <w:sz w:val="23"/>
+          <w:rtl w:val="1"/>
+          <w:szCs w:val="23"/>
+        </w:rPr>
+        <w:t xml:space="preserve">• </w:t>
+      </w:r>
+      <w:r>
+        <w:rPr>
+          <w:rFonts w:ascii="Vazirmatn" w:hAnsi="Vazirmatn"/>
+          <w:rFonts w:ascii="Vazirmatn" w:hAnsi="Vazirmatn" w:cs="Vazirmatn" w:eastAsia="Vazirmatn"/>
+          <w:b/>
+          <w:sz w:val="23"/>
+          <w:rtl w:val="1"/>
+          <w:szCs w:val="23"/>
+        </w:rPr>
+        <w:t>گزینشِ گشوده:</w:t>
+      </w:r>
+      <w:r>
+        <w:rPr>
+          <w:rFonts w:ascii="Vazirmatn" w:hAnsi="Vazirmatn"/>
+          <w:rFonts w:ascii="Vazirmatn" w:hAnsi="Vazirmatn" w:cs="Vazirmatn" w:eastAsia="Vazirmatn"/>
+          <w:b w:val="0"/>
+          <w:sz w:val="23"/>
+          <w:rtl w:val="1"/>
+          <w:szCs w:val="23"/>
+        </w:rPr>
+        <w:t xml:space="preserve"> گزینشی که مرزِ بریده‌شدن در آن آگاهانه است؛ قرینه‌ها نقل می‌شوند یا صریحاً اعلام می‌شود که نقل نشده‌اند.</w:t>
+      </w:r>
+    </w:p>
+    <w:p>
+      <w:pPr>
+        <w:bidi/>
+        <w:spacing w:after="40"/>
+        <w:ind w:right="397"/>
+      </w:pPr>
+      <w:r>
+        <w:rPr>
+          <w:rFonts w:ascii="Vazirmatn" w:hAnsi="Vazirmatn"/>
+          <w:rFonts w:ascii="Vazirmatn" w:hAnsi="Vazirmatn" w:cs="Vazirmatn" w:eastAsia="Vazirmatn"/>
+          <w:b w:val="0"/>
+          <w:sz w:val="23"/>
+          <w:rtl w:val="1"/>
+          <w:szCs w:val="23"/>
+        </w:rPr>
+        <w:t xml:space="preserve">• </w:t>
+      </w:r>
+      <w:r>
+        <w:rPr>
+          <w:rFonts w:ascii="Vazirmatn" w:hAnsi="Vazirmatn"/>
+          <w:rFonts w:ascii="Vazirmatn" w:hAnsi="Vazirmatn" w:cs="Vazirmatn" w:eastAsia="Vazirmatn"/>
+          <w:b/>
+          <w:sz w:val="23"/>
+          <w:rtl w:val="1"/>
+          <w:szCs w:val="23"/>
+        </w:rPr>
+        <w:t>گزینش‌گری (selectivism):</w:t>
+      </w:r>
+      <w:r>
+        <w:rPr>
+          <w:rFonts w:ascii="Vazirmatn" w:hAnsi="Vazirmatn"/>
+          <w:rFonts w:ascii="Vazirmatn" w:hAnsi="Vazirmatn" w:cs="Vazirmatn" w:eastAsia="Vazirmatn"/>
+          <w:b w:val="0"/>
+          <w:sz w:val="23"/>
+          <w:rtl w:val="1"/>
+          <w:szCs w:val="23"/>
+        </w:rPr>
+        <w:t xml:space="preserve"> گزینشی که مرزِ بریده‌شدن در آن پنهان می‌ماند و نتیجه به همان پنهان‌ماندن وابسته است؛ یعنی با بازگرداندنِ متنِ کامل، مدعا ساقط یا به‌شدت محدود می‌شود.</w:t>
       </w:r>
     </w:p>
     <w:p>
@@ -729,138 +1584,83 @@
         <w:rPr>
           <w:rFonts w:ascii="Vazirmatn" w:hAnsi="Vazirmatn"/>
           <w:rFonts w:ascii="Vazirmatn" w:hAnsi="Vazirmatn" w:cs="Vazirmatn" w:eastAsia="Vazirmatn"/>
+          <w:b w:val="0"/>
+          <w:sz w:val="23"/>
+          <w:rtl w:val="1"/>
+          <w:szCs w:val="23"/>
+        </w:rPr>
+        <w:t xml:space="preserve">معیارِ تمایز، پس </w:t>
+      </w:r>
+      <w:r>
+        <w:rPr>
+          <w:rFonts w:ascii="Vazirmatn" w:hAnsi="Vazirmatn"/>
+          <w:rFonts w:ascii="Vazirmatn" w:hAnsi="Vazirmatn" w:cs="Vazirmatn" w:eastAsia="Vazirmatn"/>
           <w:b/>
           <w:sz w:val="23"/>
           <w:rtl w:val="1"/>
           <w:szCs w:val="23"/>
         </w:rPr>
-        <w:t>الف) سنتِ تفسیری.</w:t>
-      </w:r>
-      <w:r>
-        <w:rPr>
-          <w:rFonts w:ascii="Vazirmatn" w:hAnsi="Vazirmatn"/>
-          <w:rFonts w:ascii="Vazirmatn" w:hAnsi="Vazirmatn" w:cs="Vazirmatn" w:eastAsia="Vazirmatn"/>
-          <w:b w:val="0"/>
-          <w:sz w:val="23"/>
-          <w:rtl w:val="1"/>
-          <w:szCs w:val="23"/>
-        </w:rPr>
-        <w:t xml:space="preserve"> مفسران، از سده‌های نخست، با آیاتی روبه‌رو بودند که فهمشان بدونِ سیاق و آیاتِ هم‌موضوع ممکن نبود. طباطبایی در </w:t>
-      </w:r>
-      <w:r>
-        <w:rPr>
-          <w:rFonts w:ascii="Vazirmatn" w:hAnsi="Vazirmatn"/>
-          <w:rFonts w:ascii="Vazirmatn" w:hAnsi="Vazirmatn" w:cs="Vazirmatn" w:eastAsia="Vazirmatn"/>
-          <w:b w:val="0"/>
-          <w:i/>
-          <w:sz w:val="23"/>
-          <w:rtl w:val="1"/>
-          <w:szCs w:val="23"/>
-        </w:rPr>
-        <w:t>المیزان</w:t>
-      </w:r>
-      <w:r>
-        <w:rPr>
-          <w:rFonts w:ascii="Vazirmatn" w:hAnsi="Vazirmatn"/>
-          <w:rFonts w:ascii="Vazirmatn" w:hAnsi="Vazirmatn" w:cs="Vazirmatn" w:eastAsia="Vazirmatn"/>
-          <w:b w:val="0"/>
-          <w:sz w:val="23"/>
-          <w:rtl w:val="1"/>
-          <w:szCs w:val="23"/>
-        </w:rPr>
-        <w:t xml:space="preserve"> روشِ خود را بر تفسیرِ قرآن به قرآن استوار می‌کند و در سراسرِ اثر، ابطالِ قرائت‌های نادرست را با ارجاع به سایرِ آیات انجام می‌دهد؛ رویه‌ای که در </w:t>
-      </w:r>
-      <w:r>
-        <w:rPr>
-          <w:rFonts w:ascii="Vazirmatn" w:hAnsi="Vazirmatn"/>
-          <w:rFonts w:ascii="Vazirmatn" w:hAnsi="Vazirmatn" w:cs="Vazirmatn" w:eastAsia="Vazirmatn"/>
-          <w:b w:val="0"/>
-          <w:i/>
-          <w:sz w:val="23"/>
-          <w:rtl w:val="1"/>
-          <w:szCs w:val="23"/>
-        </w:rPr>
-        <w:t>التبیان</w:t>
-      </w:r>
-      <w:r>
-        <w:rPr>
-          <w:rFonts w:ascii="Vazirmatn" w:hAnsi="Vazirmatn"/>
-          <w:rFonts w:ascii="Vazirmatn" w:hAnsi="Vazirmatn" w:cs="Vazirmatn" w:eastAsia="Vazirmatn"/>
-          <w:b w:val="0"/>
-          <w:sz w:val="23"/>
-          <w:rtl w:val="1"/>
-          <w:szCs w:val="23"/>
-        </w:rPr>
-        <w:t xml:space="preserve"> طوسی و </w:t>
-      </w:r>
-      <w:r>
-        <w:rPr>
-          <w:rFonts w:ascii="Vazirmatn" w:hAnsi="Vazirmatn"/>
-          <w:rFonts w:ascii="Vazirmatn" w:hAnsi="Vazirmatn" w:cs="Vazirmatn" w:eastAsia="Vazirmatn"/>
-          <w:b w:val="0"/>
-          <w:i/>
-          <w:sz w:val="23"/>
-          <w:rtl w:val="1"/>
-          <w:szCs w:val="23"/>
-        </w:rPr>
-        <w:t>مجمع البیان</w:t>
-      </w:r>
-      <w:r>
-        <w:rPr>
-          <w:rFonts w:ascii="Vazirmatn" w:hAnsi="Vazirmatn"/>
-          <w:rFonts w:ascii="Vazirmatn" w:hAnsi="Vazirmatn" w:cs="Vazirmatn" w:eastAsia="Vazirmatn"/>
-          <w:b w:val="0"/>
-          <w:sz w:val="23"/>
-          <w:rtl w:val="1"/>
-          <w:szCs w:val="23"/>
-        </w:rPr>
-        <w:t xml:space="preserve"> طبرسی و در </w:t>
-      </w:r>
-      <w:r>
-        <w:rPr>
-          <w:rFonts w:ascii="Vazirmatn" w:hAnsi="Vazirmatn"/>
-          <w:rFonts w:ascii="Vazirmatn" w:hAnsi="Vazirmatn" w:cs="Vazirmatn" w:eastAsia="Vazirmatn"/>
-          <w:b w:val="0"/>
-          <w:i/>
-          <w:sz w:val="23"/>
-          <w:rtl w:val="1"/>
-          <w:szCs w:val="23"/>
-        </w:rPr>
-        <w:t>جامع البیان</w:t>
-      </w:r>
-      <w:r>
-        <w:rPr>
-          <w:rFonts w:ascii="Vazirmatn" w:hAnsi="Vazirmatn"/>
-          <w:rFonts w:ascii="Vazirmatn" w:hAnsi="Vazirmatn" w:cs="Vazirmatn" w:eastAsia="Vazirmatn"/>
-          <w:b w:val="0"/>
-          <w:sz w:val="23"/>
-          <w:rtl w:val="1"/>
-          <w:szCs w:val="23"/>
-        </w:rPr>
-        <w:t xml:space="preserve"> طبری و </w:t>
-      </w:r>
-      <w:r>
-        <w:rPr>
-          <w:rFonts w:ascii="Vazirmatn" w:hAnsi="Vazirmatn"/>
-          <w:rFonts w:ascii="Vazirmatn" w:hAnsi="Vazirmatn" w:cs="Vazirmatn" w:eastAsia="Vazirmatn"/>
-          <w:b w:val="0"/>
-          <w:i/>
-          <w:sz w:val="23"/>
-          <w:rtl w:val="1"/>
-          <w:szCs w:val="23"/>
-        </w:rPr>
-        <w:t>الجامع لأحکام القرآن</w:t>
-      </w:r>
-      <w:r>
-        <w:rPr>
-          <w:rFonts w:ascii="Vazirmatn" w:hAnsi="Vazirmatn"/>
-          <w:rFonts w:ascii="Vazirmatn" w:hAnsi="Vazirmatn" w:cs="Vazirmatn" w:eastAsia="Vazirmatn"/>
-          <w:b w:val="0"/>
-          <w:sz w:val="23"/>
-          <w:rtl w:val="1"/>
-          <w:szCs w:val="23"/>
-        </w:rPr>
-        <w:t xml:space="preserve"> قرطبی نیز دیده می‌شود. با این حال، این میراث بیشتر «عملِ تفسیری» است تا «صورت‌بندیِ نظریِ قاعده»: مفسران موردی نشان می‌دهند که تقطیع خطاست، اما کمتر آن را به قاعده‌ای آزمون‌پذیر بدل می‌کنند.</w:t>
+        <w:t>نه حجمِ نقل، بلکه وابستگیِ مدعا به حذف</w:t>
+      </w:r>
+      <w:r>
+        <w:rPr>
+          <w:rFonts w:ascii="Vazirmatn" w:hAnsi="Vazirmatn"/>
+          <w:rFonts w:ascii="Vazirmatn" w:hAnsi="Vazirmatn" w:cs="Vazirmatn" w:eastAsia="Vazirmatn"/>
+          <w:b w:val="0"/>
+          <w:sz w:val="23"/>
+          <w:rtl w:val="1"/>
+          <w:szCs w:val="23"/>
+        </w:rPr>
+        <w:t xml:space="preserve"> است. این معیار، صوری، قابلِ‌آزمون و مستقل از موضعِ مذهبی است.</w:t>
+      </w:r>
+    </w:p>
+    <w:p>
+      <w:pPr>
+        <w:pStyle w:val="Heading4"/>
+        <w:bidi/>
+        <w:jc w:val="right"/>
+      </w:pPr>
+      <w:r>
+        <w:rPr>
+          <w:rFonts w:ascii="Vazirmatn" w:hAnsi="Vazirmatn"/>
+          <w:rFonts w:ascii="Vazirmatn" w:hAnsi="Vazirmatn" w:cs="Vazirmatn" w:eastAsia="Vazirmatn"/>
+          <w:b/>
+          <w:color w:val="0B3D38"/>
+          <w:sz w:val="23"/>
+          <w:rtl w:val="1"/>
+          <w:szCs w:val="23"/>
+        </w:rPr>
+        <w:t>۳.۲. تعریف پیشنهادی</w:t>
+      </w:r>
+    </w:p>
+    <w:p>
+      <w:pPr>
+        <w:bidi/>
+        <w:ind w:right="454" w:left="454"/>
+      </w:pPr>
+      <w:r>
+        <w:rPr>
+          <w:rFonts w:ascii="Vazirmatn" w:hAnsi="Vazirmatn"/>
+          <w:rFonts w:ascii="Vazirmatn" w:hAnsi="Vazirmatn" w:cs="Vazirmatn" w:eastAsia="Vazirmatn"/>
+          <w:b/>
+          <w:color w:val="16332F"/>
+          <w:sz w:val="22"/>
+          <w:rtl w:val="1"/>
+          <w:szCs w:val="22"/>
+        </w:rPr>
+        <w:t>استناد گزینشی</w:t>
+      </w:r>
+      <w:r>
+        <w:rPr>
+          <w:rFonts w:ascii="Vazirmatn" w:hAnsi="Vazirmatn"/>
+          <w:rFonts w:ascii="Vazirmatn" w:hAnsi="Vazirmatn" w:cs="Vazirmatn" w:eastAsia="Vazirmatn"/>
+          <w:b w:val="0"/>
+          <w:color w:val="16332F"/>
+          <w:sz w:val="22"/>
+          <w:rtl w:val="1"/>
+          <w:szCs w:val="22"/>
+        </w:rPr>
+        <w:t xml:space="preserve"> عبارت است از آوردنِ بخشی از یک متن، به‌گونه‌ای که معنای استنباط‌شده از آن بخش، با معنای همان بخش در صورتِ بازگرداندنِ واحدِ کاملِ متن و قرینه‌های پیوسته و ناپیوستهٔ مؤثر مطابق نباشد؛ یا در صورتِ مطابق‌بودن، از چنان قطعیتی برخوردار نباشد که مدعا بدان نیاز دارد.</w:t>
       </w:r>
     </w:p>
     <w:p>
@@ -873,161 +1673,141 @@
         <w:rPr>
           <w:rFonts w:ascii="Vazirmatn" w:hAnsi="Vazirmatn"/>
           <w:rFonts w:ascii="Vazirmatn" w:hAnsi="Vazirmatn" w:cs="Vazirmatn" w:eastAsia="Vazirmatn"/>
+          <w:b w:val="0"/>
+          <w:sz w:val="23"/>
+          <w:rtl w:val="1"/>
+          <w:szCs w:val="23"/>
+        </w:rPr>
+        <w:t xml:space="preserve">این تعریف سه عنصر دارد: </w:t>
+      </w:r>
+      <w:r>
+        <w:rPr>
+          <w:rFonts w:ascii="Vazirmatn" w:hAnsi="Vazirmatn"/>
+          <w:rFonts w:ascii="Vazirmatn" w:hAnsi="Vazirmatn" w:cs="Vazirmatn" w:eastAsia="Vazirmatn"/>
           <w:b/>
           <w:sz w:val="23"/>
           <w:rtl w:val="1"/>
           <w:szCs w:val="23"/>
         </w:rPr>
-        <w:t>ب) سنتِ علوم قرآن و اصول.</w:t>
-      </w:r>
-      <w:r>
-        <w:rPr>
-          <w:rFonts w:ascii="Vazirmatn" w:hAnsi="Vazirmatn"/>
-          <w:rFonts w:ascii="Vazirmatn" w:hAnsi="Vazirmatn" w:cs="Vazirmatn" w:eastAsia="Vazirmatn"/>
-          <w:b w:val="0"/>
-          <w:sz w:val="23"/>
-          <w:rtl w:val="1"/>
-          <w:szCs w:val="23"/>
-        </w:rPr>
-        <w:t xml:space="preserve"> زرکشی در </w:t>
-      </w:r>
-      <w:r>
-        <w:rPr>
-          <w:rFonts w:ascii="Vazirmatn" w:hAnsi="Vazirmatn"/>
-          <w:rFonts w:ascii="Vazirmatn" w:hAnsi="Vazirmatn" w:cs="Vazirmatn" w:eastAsia="Vazirmatn"/>
-          <w:b w:val="0"/>
-          <w:i/>
-          <w:sz w:val="23"/>
-          <w:rtl w:val="1"/>
-          <w:szCs w:val="23"/>
-        </w:rPr>
-        <w:t>البرهان</w:t>
-      </w:r>
-      <w:r>
-        <w:rPr>
-          <w:rFonts w:ascii="Vazirmatn" w:hAnsi="Vazirmatn"/>
-          <w:rFonts w:ascii="Vazirmatn" w:hAnsi="Vazirmatn" w:cs="Vazirmatn" w:eastAsia="Vazirmatn"/>
-          <w:b w:val="0"/>
-          <w:sz w:val="23"/>
-          <w:rtl w:val="1"/>
-          <w:szCs w:val="23"/>
-        </w:rPr>
-        <w:t xml:space="preserve"> و سیوطی در </w:t>
-      </w:r>
-      <w:r>
-        <w:rPr>
-          <w:rFonts w:ascii="Vazirmatn" w:hAnsi="Vazirmatn"/>
-          <w:rFonts w:ascii="Vazirmatn" w:hAnsi="Vazirmatn" w:cs="Vazirmatn" w:eastAsia="Vazirmatn"/>
-          <w:b w:val="0"/>
-          <w:i/>
-          <w:sz w:val="23"/>
-          <w:rtl w:val="1"/>
-          <w:szCs w:val="23"/>
-        </w:rPr>
-        <w:t>الإتقان</w:t>
-      </w:r>
-      <w:r>
-        <w:rPr>
-          <w:rFonts w:ascii="Vazirmatn" w:hAnsi="Vazirmatn"/>
-          <w:rFonts w:ascii="Vazirmatn" w:hAnsi="Vazirmatn" w:cs="Vazirmatn" w:eastAsia="Vazirmatn"/>
-          <w:b w:val="0"/>
-          <w:sz w:val="23"/>
-          <w:rtl w:val="1"/>
-          <w:szCs w:val="23"/>
-        </w:rPr>
-        <w:t xml:space="preserve"> مباحثی چون محکم و متشابه، عام و خاص و اسبابِ نزول را بررسی کرده‌اند که هر یک به‌طور غیرمستقیم ابزارِ مهارِ گزینش است؛ خویی در </w:t>
-      </w:r>
-      <w:r>
-        <w:rPr>
-          <w:rFonts w:ascii="Vazirmatn" w:hAnsi="Vazirmatn"/>
-          <w:rFonts w:ascii="Vazirmatn" w:hAnsi="Vazirmatn" w:cs="Vazirmatn" w:eastAsia="Vazirmatn"/>
-          <w:b w:val="0"/>
-          <w:i/>
-          <w:sz w:val="23"/>
-          <w:rtl w:val="1"/>
-          <w:szCs w:val="23"/>
-        </w:rPr>
-        <w:t>البیان</w:t>
-      </w:r>
-      <w:r>
-        <w:rPr>
-          <w:rFonts w:ascii="Vazirmatn" w:hAnsi="Vazirmatn"/>
-          <w:rFonts w:ascii="Vazirmatn" w:hAnsi="Vazirmatn" w:cs="Vazirmatn" w:eastAsia="Vazirmatn"/>
-          <w:b w:val="0"/>
-          <w:sz w:val="23"/>
-          <w:rtl w:val="1"/>
-          <w:szCs w:val="23"/>
-        </w:rPr>
-        <w:t xml:space="preserve"> و معرفت در </w:t>
-      </w:r>
-      <w:r>
-        <w:rPr>
-          <w:rFonts w:ascii="Vazirmatn" w:hAnsi="Vazirmatn"/>
-          <w:rFonts w:ascii="Vazirmatn" w:hAnsi="Vazirmatn" w:cs="Vazirmatn" w:eastAsia="Vazirmatn"/>
-          <w:b w:val="0"/>
-          <w:i/>
-          <w:sz w:val="23"/>
-          <w:rtl w:val="1"/>
-          <w:szCs w:val="23"/>
-        </w:rPr>
-        <w:t>التمهید</w:t>
-      </w:r>
-      <w:r>
-        <w:rPr>
-          <w:rFonts w:ascii="Vazirmatn" w:hAnsi="Vazirmatn"/>
-          <w:rFonts w:ascii="Vazirmatn" w:hAnsi="Vazirmatn" w:cs="Vazirmatn" w:eastAsia="Vazirmatn"/>
-          <w:b w:val="0"/>
-          <w:sz w:val="23"/>
-          <w:rtl w:val="1"/>
-          <w:szCs w:val="23"/>
-        </w:rPr>
-        <w:t xml:space="preserve"> همین مباحث را با نگاهی انتقادی بازخوانی کرده‌اند. در اصول فقه نیز مباحثِ ظهور، قرینه و تعادل و تراجیح دقیق‌ترین دستگاهِ موجود برای سنجشِ دلالت است؛ چنان‌که علم‌الهدی در </w:t>
-      </w:r>
-      <w:r>
-        <w:rPr>
-          <w:rFonts w:ascii="Vazirmatn" w:hAnsi="Vazirmatn"/>
-          <w:rFonts w:ascii="Vazirmatn" w:hAnsi="Vazirmatn" w:cs="Vazirmatn" w:eastAsia="Vazirmatn"/>
-          <w:b w:val="0"/>
-          <w:i/>
-          <w:sz w:val="23"/>
-          <w:rtl w:val="1"/>
-          <w:szCs w:val="23"/>
-        </w:rPr>
-        <w:t>الذریعة</w:t>
-      </w:r>
-      <w:r>
-        <w:rPr>
-          <w:rFonts w:ascii="Vazirmatn" w:hAnsi="Vazirmatn"/>
-          <w:rFonts w:ascii="Vazirmatn" w:hAnsi="Vazirmatn" w:cs="Vazirmatn" w:eastAsia="Vazirmatn"/>
-          <w:b w:val="0"/>
-          <w:sz w:val="23"/>
-          <w:rtl w:val="1"/>
-          <w:szCs w:val="23"/>
-        </w:rPr>
-        <w:t xml:space="preserve"> و پس از او شاطبی در </w:t>
-      </w:r>
-      <w:r>
-        <w:rPr>
-          <w:rFonts w:ascii="Vazirmatn" w:hAnsi="Vazirmatn"/>
-          <w:rFonts w:ascii="Vazirmatn" w:hAnsi="Vazirmatn" w:cs="Vazirmatn" w:eastAsia="Vazirmatn"/>
-          <w:b w:val="0"/>
-          <w:i/>
-          <w:sz w:val="23"/>
-          <w:rtl w:val="1"/>
-          <w:szCs w:val="23"/>
-        </w:rPr>
-        <w:t>الموافقات</w:t>
-      </w:r>
-      <w:r>
-        <w:rPr>
-          <w:rFonts w:ascii="Vazirmatn" w:hAnsi="Vazirmatn"/>
-          <w:rFonts w:ascii="Vazirmatn" w:hAnsi="Vazirmatn" w:cs="Vazirmatn" w:eastAsia="Vazirmatn"/>
-          <w:b w:val="0"/>
-          <w:sz w:val="23"/>
-          <w:rtl w:val="1"/>
-          <w:szCs w:val="23"/>
-        </w:rPr>
-        <w:t xml:space="preserve"> لایه‌های آن را صورت‌بندی کرده‌اند. ضعفِ این سنت، از منظرِ مسئلهٔ حاضر، آن است که این ابزارها برای استنباطِ حکم طراحی شده‌اند، نه برای نقدِ استنادِ عمومی؛ و در انتقال به فضای عمومی غالباً از کار می‌افتند.</w:t>
+        <w:t>تقطیع</w:t>
+      </w:r>
+      <w:r>
+        <w:rPr>
+          <w:rFonts w:ascii="Vazirmatn" w:hAnsi="Vazirmatn"/>
+          <w:rFonts w:ascii="Vazirmatn" w:hAnsi="Vazirmatn" w:cs="Vazirmatn" w:eastAsia="Vazirmatn"/>
+          <w:b w:val="0"/>
+          <w:sz w:val="23"/>
+          <w:rtl w:val="1"/>
+          <w:szCs w:val="23"/>
+        </w:rPr>
+        <w:t xml:space="preserve"> (بخشی از متن جدا شده است)؛ </w:t>
+      </w:r>
+      <w:r>
+        <w:rPr>
+          <w:rFonts w:ascii="Vazirmatn" w:hAnsi="Vazirmatn"/>
+          <w:rFonts w:ascii="Vazirmatn" w:hAnsi="Vazirmatn" w:cs="Vazirmatn" w:eastAsia="Vazirmatn"/>
+          <w:b/>
+          <w:sz w:val="23"/>
+          <w:rtl w:val="1"/>
+          <w:szCs w:val="23"/>
+        </w:rPr>
+        <w:t>تأثیر</w:t>
+      </w:r>
+      <w:r>
+        <w:rPr>
+          <w:rFonts w:ascii="Vazirmatn" w:hAnsi="Vazirmatn"/>
+          <w:rFonts w:ascii="Vazirmatn" w:hAnsi="Vazirmatn" w:cs="Vazirmatn" w:eastAsia="Vazirmatn"/>
+          <w:b w:val="0"/>
+          <w:sz w:val="23"/>
+          <w:rtl w:val="1"/>
+          <w:szCs w:val="23"/>
+        </w:rPr>
+        <w:t xml:space="preserve"> (جدایی در معنا یا در درجهٔ قطعیتِ آن اثر گذاشته است)؛ </w:t>
+      </w:r>
+      <w:r>
+        <w:rPr>
+          <w:rFonts w:ascii="Vazirmatn" w:hAnsi="Vazirmatn"/>
+          <w:rFonts w:ascii="Vazirmatn" w:hAnsi="Vazirmatn" w:cs="Vazirmatn" w:eastAsia="Vazirmatn"/>
+          <w:b/>
+          <w:sz w:val="23"/>
+          <w:rtl w:val="1"/>
+          <w:szCs w:val="23"/>
+        </w:rPr>
+        <w:t>پنهان‌کاری</w:t>
+      </w:r>
+      <w:r>
+        <w:rPr>
+          <w:rFonts w:ascii="Vazirmatn" w:hAnsi="Vazirmatn"/>
+          <w:rFonts w:ascii="Vazirmatn" w:hAnsi="Vazirmatn" w:cs="Vazirmatn" w:eastAsia="Vazirmatn"/>
+          <w:b w:val="0"/>
+          <w:sz w:val="23"/>
+          <w:rtl w:val="1"/>
+          <w:szCs w:val="23"/>
+        </w:rPr>
+        <w:t xml:space="preserve"> (این تأثیر بر مخاطب اعلام نشده است). اگر عنصر دوم نباشد، استناد گزینشی نیست بلکه نقلِ موجز است و مشروع؛ اگر عنصر سوم نباشد، مخاطب می‌تواند بسنجد. پس </w:t>
+      </w:r>
+      <w:r>
+        <w:rPr>
+          <w:rFonts w:ascii="Vazirmatn" w:hAnsi="Vazirmatn"/>
+          <w:rFonts w:ascii="Vazirmatn" w:hAnsi="Vazirmatn" w:cs="Vazirmatn" w:eastAsia="Vazirmatn"/>
+          <w:b/>
+          <w:sz w:val="23"/>
+          <w:rtl w:val="1"/>
+          <w:szCs w:val="23"/>
+        </w:rPr>
+        <w:t>بارِ اصلیِ اتهام بر دوشِ عنصر سوم است: پنهان‌کاری.</w:t>
+      </w:r>
+      <w:r>
+        <w:rPr>
+          <w:rFonts w:ascii="Vazirmatn" w:hAnsi="Vazirmatn"/>
+          <w:rFonts w:ascii="Vazirmatn" w:hAnsi="Vazirmatn" w:cs="Vazirmatn" w:eastAsia="Vazirmatn"/>
+          <w:b w:val="0"/>
+          <w:sz w:val="23"/>
+          <w:rtl w:val="1"/>
+          <w:szCs w:val="23"/>
+        </w:rPr>
+        <w:t xml:space="preserve"> این نکته، بحث را از داوری دربارهٔ نیت — که نادیدنی و انکارپذیر است — به داوری دربارهٔ </w:t>
+      </w:r>
+      <w:r>
+        <w:rPr>
+          <w:rFonts w:ascii="Vazirmatn" w:hAnsi="Vazirmatn"/>
+          <w:rFonts w:ascii="Vazirmatn" w:hAnsi="Vazirmatn" w:cs="Vazirmatn" w:eastAsia="Vazirmatn"/>
+          <w:b/>
+          <w:sz w:val="23"/>
+          <w:rtl w:val="1"/>
+          <w:szCs w:val="23"/>
+        </w:rPr>
+        <w:t>قابلیتِ بازبینیِ سخن</w:t>
+      </w:r>
+      <w:r>
+        <w:rPr>
+          <w:rFonts w:ascii="Vazirmatn" w:hAnsi="Vazirmatn"/>
+          <w:rFonts w:ascii="Vazirmatn" w:hAnsi="Vazirmatn" w:cs="Vazirmatn" w:eastAsia="Vazirmatn"/>
+          <w:b w:val="0"/>
+          <w:sz w:val="23"/>
+          <w:rtl w:val="1"/>
+          <w:szCs w:val="23"/>
+        </w:rPr>
+        <w:t xml:space="preserve"> منتقل می‌کند؛ انتقالی که از نظر روش‌شناختی حیاتی است.</w:t>
+      </w:r>
+    </w:p>
+    <w:p>
+      <w:pPr>
+        <w:pStyle w:val="Heading4"/>
+        <w:bidi/>
+        <w:jc w:val="right"/>
+      </w:pPr>
+      <w:r>
+        <w:rPr>
+          <w:rFonts w:ascii="Vazirmatn" w:hAnsi="Vazirmatn"/>
+          <w:rFonts w:ascii="Vazirmatn" w:hAnsi="Vazirmatn" w:cs="Vazirmatn" w:eastAsia="Vazirmatn"/>
+          <w:b/>
+          <w:color w:val="0B3D38"/>
+          <w:sz w:val="23"/>
+          <w:rtl w:val="1"/>
+          <w:szCs w:val="23"/>
+        </w:rPr>
+        <w:t>۳.۳. آنچه استناد گزینشی نیست</w:t>
       </w:r>
     </w:p>
     <w:p>
@@ -1040,207 +1820,12 @@
         <w:rPr>
           <w:rFonts w:ascii="Vazirmatn" w:hAnsi="Vazirmatn"/>
           <w:rFonts w:ascii="Vazirmatn" w:hAnsi="Vazirmatn" w:cs="Vazirmatn" w:eastAsia="Vazirmatn"/>
-          <w:b/>
-          <w:sz w:val="23"/>
-          <w:rtl w:val="1"/>
-          <w:szCs w:val="23"/>
-        </w:rPr>
-        <w:t>ج) سنتِ درایه و نقدِ حدیث.</w:t>
-      </w:r>
-      <w:r>
-        <w:rPr>
-          <w:rFonts w:ascii="Vazirmatn" w:hAnsi="Vazirmatn"/>
-          <w:rFonts w:ascii="Vazirmatn" w:hAnsi="Vazirmatn" w:cs="Vazirmatn" w:eastAsia="Vazirmatn"/>
-          <w:b w:val="0"/>
-          <w:sz w:val="23"/>
-          <w:rtl w:val="1"/>
-          <w:szCs w:val="23"/>
-        </w:rPr>
-        <w:t xml:space="preserve"> در حوزهٔ حدیث مسئله جدی‌تر است. ابن‌صلاح در </w:t>
-      </w:r>
-      <w:r>
-        <w:rPr>
-          <w:rFonts w:ascii="Vazirmatn" w:hAnsi="Vazirmatn"/>
-          <w:rFonts w:ascii="Vazirmatn" w:hAnsi="Vazirmatn" w:cs="Vazirmatn" w:eastAsia="Vazirmatn"/>
-          <w:b w:val="0"/>
-          <w:i/>
-          <w:sz w:val="23"/>
-          <w:rtl w:val="1"/>
-          <w:szCs w:val="23"/>
-        </w:rPr>
-        <w:t>معرفة أنواع علم الحدیث</w:t>
-      </w:r>
-      <w:r>
-        <w:rPr>
-          <w:rFonts w:ascii="Vazirmatn" w:hAnsi="Vazirmatn"/>
-          <w:rFonts w:ascii="Vazirmatn" w:hAnsi="Vazirmatn" w:cs="Vazirmatn" w:eastAsia="Vazirmatn"/>
-          <w:b w:val="0"/>
-          <w:sz w:val="23"/>
-          <w:rtl w:val="1"/>
-          <w:szCs w:val="23"/>
-        </w:rPr>
-        <w:t xml:space="preserve"> و ابن‌حجر در </w:t>
-      </w:r>
-      <w:r>
-        <w:rPr>
-          <w:rFonts w:ascii="Vazirmatn" w:hAnsi="Vazirmatn"/>
-          <w:rFonts w:ascii="Vazirmatn" w:hAnsi="Vazirmatn" w:cs="Vazirmatn" w:eastAsia="Vazirmatn"/>
-          <w:b w:val="0"/>
-          <w:i/>
-          <w:sz w:val="23"/>
-          <w:rtl w:val="1"/>
-          <w:szCs w:val="23"/>
-        </w:rPr>
-        <w:t>نزهة النظر</w:t>
-      </w:r>
-      <w:r>
-        <w:rPr>
-          <w:rFonts w:ascii="Vazirmatn" w:hAnsi="Vazirmatn"/>
-          <w:rFonts w:ascii="Vazirmatn" w:hAnsi="Vazirmatn" w:cs="Vazirmatn" w:eastAsia="Vazirmatn"/>
-          <w:b w:val="0"/>
-          <w:sz w:val="23"/>
-          <w:rtl w:val="1"/>
-          <w:szCs w:val="23"/>
-        </w:rPr>
-        <w:t xml:space="preserve"> دستگاهِ اصطلاحاتِ سند را صورت‌بندی کرده‌اند؛ سیوطی در </w:t>
-      </w:r>
-      <w:r>
-        <w:rPr>
-          <w:rFonts w:ascii="Vazirmatn" w:hAnsi="Vazirmatn"/>
-          <w:rFonts w:ascii="Vazirmatn" w:hAnsi="Vazirmatn" w:cs="Vazirmatn" w:eastAsia="Vazirmatn"/>
-          <w:b w:val="0"/>
-          <w:i/>
-          <w:sz w:val="23"/>
-          <w:rtl w:val="1"/>
-          <w:szCs w:val="23"/>
-        </w:rPr>
-        <w:t>تدریب الراوی</w:t>
-      </w:r>
-      <w:r>
-        <w:rPr>
-          <w:rFonts w:ascii="Vazirmatn" w:hAnsi="Vazirmatn"/>
-          <w:rFonts w:ascii="Vazirmatn" w:hAnsi="Vazirmatn" w:cs="Vazirmatn" w:eastAsia="Vazirmatn"/>
-          <w:b w:val="0"/>
-          <w:sz w:val="23"/>
-          <w:rtl w:val="1"/>
-          <w:szCs w:val="23"/>
-        </w:rPr>
-        <w:t xml:space="preserve"> و عتر در </w:t>
-      </w:r>
-      <w:r>
-        <w:rPr>
-          <w:rFonts w:ascii="Vazirmatn" w:hAnsi="Vazirmatn"/>
-          <w:rFonts w:ascii="Vazirmatn" w:hAnsi="Vazirmatn" w:cs="Vazirmatn" w:eastAsia="Vazirmatn"/>
-          <w:b w:val="0"/>
-          <w:i/>
-          <w:sz w:val="23"/>
-          <w:rtl w:val="1"/>
-          <w:szCs w:val="23"/>
-        </w:rPr>
-        <w:t>منهج النقد</w:t>
-      </w:r>
-      <w:r>
-        <w:rPr>
-          <w:rFonts w:ascii="Vazirmatn" w:hAnsi="Vazirmatn"/>
-          <w:rFonts w:ascii="Vazirmatn" w:hAnsi="Vazirmatn" w:cs="Vazirmatn" w:eastAsia="Vazirmatn"/>
-          <w:b w:val="0"/>
-          <w:sz w:val="23"/>
-          <w:rtl w:val="1"/>
-          <w:szCs w:val="23"/>
-        </w:rPr>
-        <w:t xml:space="preserve"> مباحثِ نقدِ سند و متن را بسط داده‌اند؛ شهید ثانی در </w:t>
-      </w:r>
-      <w:r>
-        <w:rPr>
-          <w:rFonts w:ascii="Vazirmatn" w:hAnsi="Vazirmatn"/>
-          <w:rFonts w:ascii="Vazirmatn" w:hAnsi="Vazirmatn" w:cs="Vazirmatn" w:eastAsia="Vazirmatn"/>
-          <w:b w:val="0"/>
-          <w:i/>
-          <w:sz w:val="23"/>
-          <w:rtl w:val="1"/>
-          <w:szCs w:val="23"/>
-        </w:rPr>
-        <w:t>الرعایة</w:t>
-      </w:r>
-      <w:r>
-        <w:rPr>
-          <w:rFonts w:ascii="Vazirmatn" w:hAnsi="Vazirmatn"/>
-          <w:rFonts w:ascii="Vazirmatn" w:hAnsi="Vazirmatn" w:cs="Vazirmatn" w:eastAsia="Vazirmatn"/>
-          <w:b w:val="0"/>
-          <w:sz w:val="23"/>
-          <w:rtl w:val="1"/>
-          <w:szCs w:val="23"/>
-        </w:rPr>
-        <w:t xml:space="preserve"> و مامقانی در </w:t>
-      </w:r>
-      <w:r>
-        <w:rPr>
-          <w:rFonts w:ascii="Vazirmatn" w:hAnsi="Vazirmatn"/>
-          <w:rFonts w:ascii="Vazirmatn" w:hAnsi="Vazirmatn" w:cs="Vazirmatn" w:eastAsia="Vazirmatn"/>
-          <w:b w:val="0"/>
-          <w:i/>
-          <w:sz w:val="23"/>
-          <w:rtl w:val="1"/>
-          <w:szCs w:val="23"/>
-        </w:rPr>
-        <w:t>مقباس الهدایة</w:t>
-      </w:r>
-      <w:r>
-        <w:rPr>
-          <w:rFonts w:ascii="Vazirmatn" w:hAnsi="Vazirmatn"/>
-          <w:rFonts w:ascii="Vazirmatn" w:hAnsi="Vazirmatn" w:cs="Vazirmatn" w:eastAsia="Vazirmatn"/>
-          <w:b w:val="0"/>
-          <w:sz w:val="23"/>
-          <w:rtl w:val="1"/>
-          <w:szCs w:val="23"/>
-        </w:rPr>
-        <w:t xml:space="preserve"> همین کار را در سنتِ شیعی انجام داده‌اند. در نقدِ مصداقی، </w:t>
-      </w:r>
-      <w:r>
-        <w:rPr>
-          <w:rFonts w:ascii="Vazirmatn" w:hAnsi="Vazirmatn"/>
-          <w:rFonts w:ascii="Vazirmatn" w:hAnsi="Vazirmatn" w:cs="Vazirmatn" w:eastAsia="Vazirmatn"/>
-          <w:b w:val="0"/>
-          <w:i/>
-          <w:sz w:val="23"/>
-          <w:rtl w:val="1"/>
-          <w:szCs w:val="23"/>
-        </w:rPr>
-        <w:t>معجم رجال الحدیث</w:t>
-      </w:r>
-      <w:r>
-        <w:rPr>
-          <w:rFonts w:ascii="Vazirmatn" w:hAnsi="Vazirmatn"/>
-          <w:rFonts w:ascii="Vazirmatn" w:hAnsi="Vazirmatn" w:cs="Vazirmatn" w:eastAsia="Vazirmatn"/>
-          <w:b w:val="0"/>
-          <w:sz w:val="23"/>
-          <w:rtl w:val="1"/>
-          <w:szCs w:val="23"/>
-        </w:rPr>
-        <w:t xml:space="preserve"> خویی و </w:t>
-      </w:r>
-      <w:r>
-        <w:rPr>
-          <w:rFonts w:ascii="Vazirmatn" w:hAnsi="Vazirmatn"/>
-          <w:rFonts w:ascii="Vazirmatn" w:hAnsi="Vazirmatn" w:cs="Vazirmatn" w:eastAsia="Vazirmatn"/>
-          <w:b w:val="0"/>
-          <w:i/>
-          <w:sz w:val="23"/>
-          <w:rtl w:val="1"/>
-          <w:szCs w:val="23"/>
-        </w:rPr>
-        <w:t>الأخبار الدخیلة</w:t>
-      </w:r>
-      <w:r>
-        <w:rPr>
-          <w:rFonts w:ascii="Vazirmatn" w:hAnsi="Vazirmatn"/>
-          <w:rFonts w:ascii="Vazirmatn" w:hAnsi="Vazirmatn" w:cs="Vazirmatn" w:eastAsia="Vazirmatn"/>
-          <w:b w:val="0"/>
-          <w:sz w:val="23"/>
-          <w:rtl w:val="1"/>
-          <w:szCs w:val="23"/>
-        </w:rPr>
-        <w:t xml:space="preserve"> شوشتری دو نمونهٔ برجسته‌اند. آنچه کمتر دیده می‌شود، توجه به «جهتِ صدور» و «تقطیعِ متن» به‌عنوان معیارهای مستقلِ استناد در فضای عمومی است.</w:t>
+          <w:b w:val="0"/>
+          <w:sz w:val="23"/>
+          <w:rtl w:val="1"/>
+          <w:szCs w:val="23"/>
+        </w:rPr>
+        <w:t>برای پرهیز از تورمِ مفهوم، چهار رفتار باید از دامنه خارج شود:</w:t>
       </w:r>
     </w:p>
     <w:p>
@@ -1258,133 +1843,18 @@
           <w:rtl w:val="1"/>
           <w:szCs w:val="23"/>
         </w:rPr>
-        <w:t>د) پژوهش‌های معاصر.</w:t>
-      </w:r>
-      <w:r>
-        <w:rPr>
-          <w:rFonts w:ascii="Vazirmatn" w:hAnsi="Vazirmatn"/>
-          <w:rFonts w:ascii="Vazirmatn" w:hAnsi="Vazirmatn" w:cs="Vazirmatn" w:eastAsia="Vazirmatn"/>
-          <w:b w:val="0"/>
-          <w:sz w:val="23"/>
-          <w:rtl w:val="1"/>
-          <w:szCs w:val="23"/>
-        </w:rPr>
-        <w:t xml:space="preserve"> در سدهٔ اخیر، دو جریانِ بیرونی و درونی مسئله را از زاویهٔ دیگری طرح کرده‌اند. جریانِ نقدِ تاریخیِ متن، از Goldziher در </w:t>
-      </w:r>
-      <w:r>
-        <w:rPr>
-          <w:rFonts w:ascii="Vazirmatn" w:hAnsi="Vazirmatn"/>
-          <w:rFonts w:ascii="Vazirmatn" w:hAnsi="Vazirmatn" w:cs="Vazirmatn" w:eastAsia="Vazirmatn"/>
-          <w:b w:val="0"/>
-          <w:i/>
-          <w:sz w:val="23"/>
-          <w:rtl w:val="1"/>
-          <w:szCs w:val="23"/>
-        </w:rPr>
-        <w:t>Muslim Studies</w:t>
-      </w:r>
-      <w:r>
-        <w:rPr>
-          <w:rFonts w:ascii="Vazirmatn" w:hAnsi="Vazirmatn"/>
-          <w:rFonts w:ascii="Vazirmatn" w:hAnsi="Vazirmatn" w:cs="Vazirmatn" w:eastAsia="Vazirmatn"/>
-          <w:b w:val="0"/>
-          <w:sz w:val="23"/>
-          <w:rtl w:val="1"/>
-          <w:szCs w:val="23"/>
-        </w:rPr>
-        <w:t xml:space="preserve"> تا Nöldeke و Schwally در </w:t>
-      </w:r>
-      <w:r>
-        <w:rPr>
-          <w:rFonts w:ascii="Vazirmatn" w:hAnsi="Vazirmatn"/>
-          <w:rFonts w:ascii="Vazirmatn" w:hAnsi="Vazirmatn" w:cs="Vazirmatn" w:eastAsia="Vazirmatn"/>
-          <w:b w:val="0"/>
-          <w:i/>
-          <w:sz w:val="23"/>
-          <w:rtl w:val="1"/>
-          <w:szCs w:val="23"/>
-        </w:rPr>
-        <w:t>Geschichte des Qorāns</w:t>
-      </w:r>
-      <w:r>
-        <w:rPr>
-          <w:rFonts w:ascii="Vazirmatn" w:hAnsi="Vazirmatn"/>
-          <w:rFonts w:ascii="Vazirmatn" w:hAnsi="Vazirmatn" w:cs="Vazirmatn" w:eastAsia="Vazirmatn"/>
-          <w:b w:val="0"/>
-          <w:sz w:val="23"/>
-          <w:rtl w:val="1"/>
-          <w:szCs w:val="23"/>
-        </w:rPr>
-        <w:t xml:space="preserve">، بر تاریخِ نقل و تدوین تأکید کرده و پرسشِ اصالت را جدی ساخته است. در سوی درونی نیز آثاری چون </w:t>
-      </w:r>
-      <w:r>
-        <w:rPr>
-          <w:rFonts w:ascii="Vazirmatn" w:hAnsi="Vazirmatn"/>
-          <w:rFonts w:ascii="Vazirmatn" w:hAnsi="Vazirmatn" w:cs="Vazirmatn" w:eastAsia="Vazirmatn"/>
-          <w:b w:val="0"/>
-          <w:i/>
-          <w:sz w:val="23"/>
-          <w:rtl w:val="1"/>
-          <w:szCs w:val="23"/>
-        </w:rPr>
-        <w:t>مفهوم النص</w:t>
-      </w:r>
-      <w:r>
-        <w:rPr>
-          <w:rFonts w:ascii="Vazirmatn" w:hAnsi="Vazirmatn"/>
-          <w:rFonts w:ascii="Vazirmatn" w:hAnsi="Vazirmatn" w:cs="Vazirmatn" w:eastAsia="Vazirmatn"/>
-          <w:b w:val="0"/>
-          <w:sz w:val="23"/>
-          <w:rtl w:val="1"/>
-          <w:szCs w:val="23"/>
-        </w:rPr>
-        <w:t xml:space="preserve"> ابوزید، </w:t>
-      </w:r>
-      <w:r>
-        <w:rPr>
-          <w:rFonts w:ascii="Vazirmatn" w:hAnsi="Vazirmatn"/>
-          <w:rFonts w:ascii="Vazirmatn" w:hAnsi="Vazirmatn" w:cs="Vazirmatn" w:eastAsia="Vazirmatn"/>
-          <w:b w:val="0"/>
-          <w:i/>
-          <w:sz w:val="23"/>
-          <w:rtl w:val="1"/>
-          <w:szCs w:val="23"/>
-        </w:rPr>
-        <w:t>هرمنوتیک، کتاب و سنت</w:t>
-      </w:r>
-      <w:r>
-        <w:rPr>
-          <w:rFonts w:ascii="Vazirmatn" w:hAnsi="Vazirmatn"/>
-          <w:rFonts w:ascii="Vazirmatn" w:hAnsi="Vazirmatn" w:cs="Vazirmatn" w:eastAsia="Vazirmatn"/>
-          <w:b w:val="0"/>
-          <w:sz w:val="23"/>
-          <w:rtl w:val="1"/>
-          <w:szCs w:val="23"/>
-        </w:rPr>
-        <w:t xml:space="preserve"> مجتهد شبستری و </w:t>
-      </w:r>
-      <w:r>
-        <w:rPr>
-          <w:rFonts w:ascii="Vazirmatn" w:hAnsi="Vazirmatn"/>
-          <w:rFonts w:ascii="Vazirmatn" w:hAnsi="Vazirmatn" w:cs="Vazirmatn" w:eastAsia="Vazirmatn"/>
-          <w:b w:val="0"/>
-          <w:i/>
-          <w:sz w:val="23"/>
-          <w:rtl w:val="1"/>
-          <w:szCs w:val="23"/>
-        </w:rPr>
-        <w:t>المدرسة القرآنیة</w:t>
-      </w:r>
-      <w:r>
-        <w:rPr>
-          <w:rFonts w:ascii="Vazirmatn" w:hAnsi="Vazirmatn"/>
-          <w:rFonts w:ascii="Vazirmatn" w:hAnsi="Vazirmatn" w:cs="Vazirmatn" w:eastAsia="Vazirmatn"/>
-          <w:b w:val="0"/>
-          <w:sz w:val="23"/>
-          <w:rtl w:val="1"/>
-          <w:szCs w:val="23"/>
-        </w:rPr>
-        <w:t xml:space="preserve"> صدر، فهمِ متن را به روش و پیش‌فرض‌های مفسر گره زده‌اند. این آثار سرمایهٔ مهمی فراهم کرده‌اند، اما غالباً به یکی از دو دام افتاده‌اند: حل‌کردنِ متن در تاریخ، یا تأکیدِ چنان‌شدید بر اقتدارِ متن که شرایطِ دلالتِ آن نادیده بماند.</w:t>
+        <w:t>الف) نقلِ شاهد.</w:t>
+      </w:r>
+      <w:r>
+        <w:rPr>
+          <w:rFonts w:ascii="Vazirmatn" w:hAnsi="Vazirmatn"/>
+          <w:rFonts w:ascii="Vazirmatn" w:hAnsi="Vazirmatn" w:cs="Vazirmatn" w:eastAsia="Vazirmatn"/>
+          <w:b w:val="0"/>
+          <w:sz w:val="23"/>
+          <w:rtl w:val="1"/>
+          <w:szCs w:val="23"/>
+        </w:rPr>
+        <w:t xml:space="preserve"> گاه بخشی از آیه به‌عنوان شاهدِ یک قاعدهٔ زبانی یا بلاغی آورده می‌شود (مثلاً برای نشان‌دادنِ تقدیمِ خبر بر مبتدا). در این کاربرد، مدعا زبانی است و قطعهٔ نقل‌شده به‌تنهایی حاملِ آن است. خطای رایج، ارتقای «شاهدِ زبانی» به «حجتِ دینی» است؛ اما این خطا، در مرحلهٔ استدلال رخ می‌دهد، نه در مرحلهٔ نقل.</w:t>
       </w:r>
     </w:p>
     <w:p>
@@ -1402,18 +1872,18 @@
           <w:rtl w:val="1"/>
           <w:szCs w:val="23"/>
         </w:rPr>
-        <w:t>خلأ پژوهشی</w:t>
-      </w:r>
-      <w:r>
-        <w:rPr>
-          <w:rFonts w:ascii="Vazirmatn" w:hAnsi="Vazirmatn"/>
-          <w:rFonts w:ascii="Vazirmatn" w:hAnsi="Vazirmatn" w:cs="Vazirmatn" w:eastAsia="Vazirmatn"/>
-          <w:b w:val="0"/>
-          <w:sz w:val="23"/>
-          <w:rtl w:val="1"/>
-          <w:szCs w:val="23"/>
-        </w:rPr>
-        <w:t xml:space="preserve"> این مقاله درست در تلاقیِ این چهار سنت است: صورتی‌بندیِ یک </w:t>
+        <w:t>ب) تقطیعِ تعلیمی و استنادِ تبرّکی.</w:t>
+      </w:r>
+      <w:r>
+        <w:rPr>
+          <w:rFonts w:ascii="Vazirmatn" w:hAnsi="Vazirmatn"/>
+          <w:rFonts w:ascii="Vazirmatn" w:hAnsi="Vazirmatn" w:cs="Vazirmatn" w:eastAsia="Vazirmatn"/>
+          <w:b w:val="0"/>
+          <w:sz w:val="23"/>
+          <w:rtl w:val="1"/>
+          <w:szCs w:val="23"/>
+        </w:rPr>
+        <w:t xml:space="preserve"> معلمی که برای آموزشِ یک واژه بخشی از آیه را می‌آورد، در مقامِ آموزشِ زبان است؛ و خواندنِ آیه در آغازِ سخن، مدعایی اثبات نمی‌کند. اشکال آن‌جا آغاز می‌شود که این دو کارکرد به </w:t>
       </w:r>
       <w:r>
         <w:rPr>
@@ -1424,18 +1894,194 @@
           <w:rtl w:val="1"/>
           <w:szCs w:val="23"/>
         </w:rPr>
-        <w:t>قاعدهٔ صوری، درون‌سنتی و آزمون‌پذیر</w:t>
-      </w:r>
-      <w:r>
-        <w:rPr>
-          <w:rFonts w:ascii="Vazirmatn" w:hAnsi="Vazirmatn"/>
-          <w:rFonts w:ascii="Vazirmatn" w:hAnsi="Vazirmatn" w:cs="Vazirmatn" w:eastAsia="Vazirmatn"/>
-          <w:b w:val="0"/>
-          <w:sz w:val="23"/>
-          <w:rtl w:val="1"/>
-          <w:szCs w:val="23"/>
-        </w:rPr>
-        <w:t xml:space="preserve"> برای تشخیصِ استناد گزینشی، به‌گونه‌ای که به داوری در اختلافاتِ مذهبی نیاز نداشته باشد و در فضای عمومی نیز قابلِ اجرا باشد.</w:t>
+        <w:t>پوشش</w:t>
+      </w:r>
+      <w:r>
+        <w:rPr>
+          <w:rFonts w:ascii="Vazirmatn" w:hAnsi="Vazirmatn"/>
+          <w:rFonts w:ascii="Vazirmatn" w:hAnsi="Vazirmatn" w:cs="Vazirmatn" w:eastAsia="Vazirmatn"/>
+          <w:b w:val="0"/>
+          <w:sz w:val="23"/>
+          <w:rtl w:val="1"/>
+          <w:szCs w:val="23"/>
+        </w:rPr>
+        <w:t xml:space="preserve"> بدل شوند: سخنی جدلی که با آیه‌ای تبرّکی آغاز شود، از وزنِ آن آیه بهره می‌برد بی‌آنکه استدلالی کرده باشد. این را «اثرِ هالهٔ استناد» می‌نامیم.</w:t>
+      </w:r>
+    </w:p>
+    <w:p>
+      <w:pPr>
+        <w:bidi/>
+        <w:spacing w:after="120" w:line="348" w:lineRule="auto"/>
+        <w:jc w:val="both"/>
+      </w:pPr>
+      <w:r>
+        <w:rPr>
+          <w:rFonts w:ascii="Vazirmatn" w:hAnsi="Vazirmatn"/>
+          <w:rFonts w:ascii="Vazirmatn" w:hAnsi="Vazirmatn" w:cs="Vazirmatn" w:eastAsia="Vazirmatn"/>
+          <w:b/>
+          <w:sz w:val="23"/>
+          <w:rtl w:val="1"/>
+          <w:szCs w:val="23"/>
+        </w:rPr>
+        <w:t>ج) تفسیرِ موضوعی.</w:t>
+      </w:r>
+      <w:r>
+        <w:rPr>
+          <w:rFonts w:ascii="Vazirmatn" w:hAnsi="Vazirmatn"/>
+          <w:rFonts w:ascii="Vazirmatn" w:hAnsi="Vazirmatn" w:cs="Vazirmatn" w:eastAsia="Vazirmatn"/>
+          <w:b w:val="0"/>
+          <w:sz w:val="23"/>
+          <w:rtl w:val="1"/>
+          <w:szCs w:val="23"/>
+        </w:rPr>
+        <w:t xml:space="preserve"> گردآوریِ آیاتِ یک موضوع از سراسرِ قرآن، روشی مشروع و پرثمر است. این روش، ذاتاً گزینشی است، اما گزینشِ آن </w:t>
+      </w:r>
+      <w:r>
+        <w:rPr>
+          <w:rFonts w:ascii="Vazirmatn" w:hAnsi="Vazirmatn"/>
+          <w:rFonts w:ascii="Vazirmatn" w:hAnsi="Vazirmatn" w:cs="Vazirmatn" w:eastAsia="Vazirmatn"/>
+          <w:b/>
+          <w:sz w:val="23"/>
+          <w:rtl w:val="1"/>
+          <w:szCs w:val="23"/>
+        </w:rPr>
+        <w:t>موضوع‌محور</w:t>
+      </w:r>
+      <w:r>
+        <w:rPr>
+          <w:rFonts w:ascii="Vazirmatn" w:hAnsi="Vazirmatn"/>
+          <w:rFonts w:ascii="Vazirmatn" w:hAnsi="Vazirmatn" w:cs="Vazirmatn" w:eastAsia="Vazirmatn"/>
+          <w:b w:val="0"/>
+          <w:sz w:val="23"/>
+          <w:rtl w:val="1"/>
+          <w:szCs w:val="23"/>
+        </w:rPr>
+        <w:t xml:space="preserve"> است، نه </w:t>
+      </w:r>
+      <w:r>
+        <w:rPr>
+          <w:rFonts w:ascii="Vazirmatn" w:hAnsi="Vazirmatn"/>
+          <w:rFonts w:ascii="Vazirmatn" w:hAnsi="Vazirmatn" w:cs="Vazirmatn" w:eastAsia="Vazirmatn"/>
+          <w:b/>
+          <w:sz w:val="23"/>
+          <w:rtl w:val="1"/>
+          <w:szCs w:val="23"/>
+        </w:rPr>
+        <w:t>نتیجه‌محور</w:t>
+      </w:r>
+      <w:r>
+        <w:rPr>
+          <w:rFonts w:ascii="Vazirmatn" w:hAnsi="Vazirmatn"/>
+          <w:rFonts w:ascii="Vazirmatn" w:hAnsi="Vazirmatn" w:cs="Vazirmatn" w:eastAsia="Vazirmatn"/>
+          <w:b w:val="0"/>
+          <w:sz w:val="23"/>
+          <w:rtl w:val="1"/>
+          <w:szCs w:val="23"/>
+        </w:rPr>
+        <w:t>؛ یعنی پیش از یافتنِ نتیجه، دامنهٔ جست‌وجو تعریف می‌شود. آسیب آن‌جا آغاز می‌شود که از «همهٔ آیاتِ یک موضوع» به «آیاتِ موافقِ یک نتیجه» لغزش کند.</w:t>
+      </w:r>
+    </w:p>
+    <w:p>
+      <w:pPr>
+        <w:pStyle w:val="Heading4"/>
+        <w:bidi/>
+        <w:jc w:val="right"/>
+      </w:pPr>
+      <w:r>
+        <w:rPr>
+          <w:rFonts w:ascii="Vazirmatn" w:hAnsi="Vazirmatn"/>
+          <w:rFonts w:ascii="Vazirmatn" w:hAnsi="Vazirmatn" w:cs="Vazirmatn" w:eastAsia="Vazirmatn"/>
+          <w:b/>
+          <w:color w:val="0B3D38"/>
+          <w:sz w:val="23"/>
+          <w:rtl w:val="1"/>
+          <w:szCs w:val="23"/>
+        </w:rPr>
+        <w:t>۳.۴. دو دامِ متقابل</w:t>
+      </w:r>
+    </w:p>
+    <w:p>
+      <w:pPr>
+        <w:bidi/>
+        <w:spacing w:after="120" w:line="348" w:lineRule="auto"/>
+        <w:jc w:val="both"/>
+      </w:pPr>
+      <w:r>
+        <w:rPr>
+          <w:rFonts w:ascii="Vazirmatn" w:hAnsi="Vazirmatn"/>
+          <w:rFonts w:ascii="Vazirmatn" w:hAnsi="Vazirmatn" w:cs="Vazirmatn" w:eastAsia="Vazirmatn"/>
+          <w:b w:val="0"/>
+          <w:sz w:val="23"/>
+          <w:rtl w:val="1"/>
+          <w:szCs w:val="23"/>
+        </w:rPr>
+        <w:t xml:space="preserve">بحثِ استناد گزینشی دو دامِ متقارن دارد. </w:t>
+      </w:r>
+      <w:r>
+        <w:rPr>
+          <w:rFonts w:ascii="Vazirmatn" w:hAnsi="Vazirmatn"/>
+          <w:rFonts w:ascii="Vazirmatn" w:hAnsi="Vazirmatn" w:cs="Vazirmatn" w:eastAsia="Vazirmatn"/>
+          <w:b/>
+          <w:sz w:val="23"/>
+          <w:rtl w:val="1"/>
+          <w:szCs w:val="23"/>
+        </w:rPr>
+        <w:t>دامِ نخست، نسبی‌گراییِ تفسیری:</w:t>
+      </w:r>
+      <w:r>
+        <w:rPr>
+          <w:rFonts w:ascii="Vazirmatn" w:hAnsi="Vazirmatn"/>
+          <w:rFonts w:ascii="Vazirmatn" w:hAnsi="Vazirmatn" w:cs="Vazirmatn" w:eastAsia="Vazirmatn"/>
+          <w:b w:val="0"/>
+          <w:sz w:val="23"/>
+          <w:rtl w:val="1"/>
+          <w:szCs w:val="23"/>
+        </w:rPr>
+        <w:t xml:space="preserve"> اگر هر تقطیعی آسیب باشد، هیچ فهمی معتبر نیست؛ نتیجه‌ای نادرست و خودویرانگر. </w:t>
+      </w:r>
+      <w:r>
+        <w:rPr>
+          <w:rFonts w:ascii="Vazirmatn" w:hAnsi="Vazirmatn"/>
+          <w:rFonts w:ascii="Vazirmatn" w:hAnsi="Vazirmatn" w:cs="Vazirmatn" w:eastAsia="Vazirmatn"/>
+          <w:b/>
+          <w:sz w:val="23"/>
+          <w:rtl w:val="1"/>
+          <w:szCs w:val="23"/>
+        </w:rPr>
+        <w:t>دامِ دوم، انحصارگراییِ تفسیری:</w:t>
+      </w:r>
+      <w:r>
+        <w:rPr>
+          <w:rFonts w:ascii="Vazirmatn" w:hAnsi="Vazirmatn"/>
+          <w:rFonts w:ascii="Vazirmatn" w:hAnsi="Vazirmatn" w:cs="Vazirmatn" w:eastAsia="Vazirmatn"/>
+          <w:b w:val="0"/>
+          <w:sz w:val="23"/>
+          <w:rtl w:val="1"/>
+          <w:szCs w:val="23"/>
+        </w:rPr>
+        <w:t xml:space="preserve"> اگر تشخیصِ گزینش‌گری تنها در صلاحیتِ گروهی خاص باشد، مسئله از سطحِ استدلال به سطحِ اقتدار منتقل می‌شود و نقدِ گزینش‌گری خود ابزاری برای انحصارِ تفسیر می‌گردد. راهِ سوم، معیارِ </w:t>
+      </w:r>
+      <w:r>
+        <w:rPr>
+          <w:rFonts w:ascii="Vazirmatn" w:hAnsi="Vazirmatn"/>
+          <w:rFonts w:ascii="Vazirmatn" w:hAnsi="Vazirmatn" w:cs="Vazirmatn" w:eastAsia="Vazirmatn"/>
+          <w:b/>
+          <w:sz w:val="23"/>
+          <w:rtl w:val="1"/>
+          <w:szCs w:val="23"/>
+        </w:rPr>
+        <w:t>قابلیتِ بازبینی</w:t>
+      </w:r>
+      <w:r>
+        <w:rPr>
+          <w:rFonts w:ascii="Vazirmatn" w:hAnsi="Vazirmatn"/>
+          <w:rFonts w:ascii="Vazirmatn" w:hAnsi="Vazirmatn" w:cs="Vazirmatn" w:eastAsia="Vazirmatn"/>
+          <w:b w:val="0"/>
+          <w:sz w:val="23"/>
+          <w:rtl w:val="1"/>
+          <w:szCs w:val="23"/>
+        </w:rPr>
+        <w:t xml:space="preserve"> است: داوری نهایی نه به ذوق و نه به مقام، بلکه به امکانِ بازسازیِ متن و سنجشِ وابستگیِ مدعا به حذف واگذار شود؛ آزمونی که هر کسی حقِ انجامش را دارد، هرچند نتیجه‌اش محلِ اختلاف باشد.</w:t>
       </w:r>
     </w:p>
     <w:p>
@@ -1454,7 +2100,7 @@
           <w:rtl w:val="1"/>
           <w:szCs w:val="25"/>
         </w:rPr>
-        <w:t>۳. چارچوب مفهومی: گزینش، گزینش‌گری، و آنچه استناد گزینشی نیست</w:t>
+        <w:t>۴. مبنای نظری: چرا تقطیع، حجیتِ دلالت را از میان می‌برد؟</w:t>
       </w:r>
     </w:p>
     <w:p>
@@ -1473,7 +2119,7 @@
           <w:rtl w:val="1"/>
           <w:szCs w:val="23"/>
         </w:rPr>
-        <w:t>۳.۱. سه‌گانهٔ مفهومی</w:t>
+        <w:t>۴.۱. حجیت، نه به لفظ، بلکه به ظهور</w:t>
       </w:r>
     </w:p>
     <w:p>
@@ -1491,7 +2137,7 @@
           <w:rtl w:val="1"/>
           <w:szCs w:val="23"/>
         </w:rPr>
-        <w:t xml:space="preserve">هر استناد، ناگزیر </w:t>
+        <w:t xml:space="preserve">در سنتِ اصول فقه، حجیتِ قرآن و خبر بر «ظهور» استوار است: آنچه حجت است، ظهورِ کلامِ شارع است، نه صرفِ واژگان. این نکته، بدیهی به نظر می‌رسد، اما پیامدِ سنگینی دارد: </w:t>
       </w:r>
       <w:r>
         <w:rPr>
@@ -1502,36 +2148,18 @@
           <w:rtl w:val="1"/>
           <w:szCs w:val="23"/>
         </w:rPr>
-        <w:t>گزینش</w:t>
-      </w:r>
-      <w:r>
-        <w:rPr>
-          <w:rFonts w:ascii="Vazirmatn" w:hAnsi="Vazirmatn"/>
-          <w:rFonts w:ascii="Vazirmatn" w:hAnsi="Vazirmatn" w:cs="Vazirmatn" w:eastAsia="Vazirmatn"/>
-          <w:b w:val="0"/>
-          <w:sz w:val="23"/>
-          <w:rtl w:val="1"/>
-          <w:szCs w:val="23"/>
-        </w:rPr>
-        <w:t xml:space="preserve"> است. کسی که از قرآن سخن می‌گوید نمی‌تواند تمامِ قرآن را نقل کند؛ حتی کسی که یک سوره را کامل می‌آورد، از میانِ ۱۱۴ سوره انتخاب کرده است. پس اگر «گزینش» را آسیب بدانیم، هر استنادی آسیب است و بحث، خودش را نقض می‌کند. این نکتهٔ ساده، در بسیاری از نقدهای موجود نادیده می‌ماند و به آن‌ها صورتی خطابی و غیرقابل‌دفاع می‌دهد. باید سه چیز را از هم جدا کرد:</w:t>
-      </w:r>
-    </w:p>
-    <w:p>
-      <w:pPr>
-        <w:bidi/>
-        <w:spacing w:after="40"/>
-        <w:ind w:right="397"/>
-      </w:pPr>
-      <w:r>
-        <w:rPr>
-          <w:rFonts w:ascii="Vazirmatn" w:hAnsi="Vazirmatn"/>
-          <w:rFonts w:ascii="Vazirmatn" w:hAnsi="Vazirmatn" w:cs="Vazirmatn" w:eastAsia="Vazirmatn"/>
-          <w:b w:val="0"/>
-          <w:sz w:val="23"/>
-          <w:rtl w:val="1"/>
-          <w:szCs w:val="23"/>
-        </w:rPr>
-        <w:t xml:space="preserve">• </w:t>
+        <w:t>ظهور، یک رابطهٔ سه‌جزئی است، نه یک ویژگیِ ذاتیِ لفظ.</w:t>
+      </w:r>
+      <w:r>
+        <w:rPr>
+          <w:rFonts w:ascii="Vazirmatn" w:hAnsi="Vazirmatn"/>
+          <w:rFonts w:ascii="Vazirmatn" w:hAnsi="Vazirmatn" w:cs="Vazirmatn" w:eastAsia="Vazirmatn"/>
+          <w:b w:val="0"/>
+          <w:sz w:val="23"/>
+          <w:rtl w:val="1"/>
+          <w:szCs w:val="23"/>
+        </w:rPr>
+        <w:t xml:space="preserve"> سه جزءِ آن عبارت‌اند از: لفظ (واحدِ زبانی)؛ قرینه (آنچه معنای لفظ را معیّن می‌کند: سیاق، عرف، سایرِ نصوص، مقامِ بیان، جهتِ صدور)؛ و مخاطبِ عرفی (کسی که با آن قرینه‌ها آشناست). ظهور، حاصلِ هم‌نشینیِ این سه است. اگر جزءِ دوم حذف شود، آنچه باقی می‌ماند دیگر «ظهور» نیست، بلکه </w:t>
       </w:r>
       <w:r>
         <w:rPr>
@@ -1542,98 +2170,18 @@
           <w:rtl w:val="1"/>
           <w:szCs w:val="23"/>
         </w:rPr>
-        <w:t>گزینش (selection):</w:t>
-      </w:r>
-      <w:r>
-        <w:rPr>
-          <w:rFonts w:ascii="Vazirmatn" w:hAnsi="Vazirmatn"/>
-          <w:rFonts w:ascii="Vazirmatn" w:hAnsi="Vazirmatn" w:cs="Vazirmatn" w:eastAsia="Vazirmatn"/>
-          <w:b w:val="0"/>
-          <w:sz w:val="23"/>
-          <w:rtl w:val="1"/>
-          <w:szCs w:val="23"/>
-        </w:rPr>
-        <w:t xml:space="preserve"> برگرفتنِ بخشی از متن به‌عنوان موضوعِ استناد؛ عملی اجتناب‌ناپذیر، مشروع و در بسیاری از موارد ضروری.</w:t>
-      </w:r>
-    </w:p>
-    <w:p>
-      <w:pPr>
-        <w:bidi/>
-        <w:spacing w:after="40"/>
-        <w:ind w:right="397"/>
-      </w:pPr>
-      <w:r>
-        <w:rPr>
-          <w:rFonts w:ascii="Vazirmatn" w:hAnsi="Vazirmatn"/>
-          <w:rFonts w:ascii="Vazirmatn" w:hAnsi="Vazirmatn" w:cs="Vazirmatn" w:eastAsia="Vazirmatn"/>
-          <w:b w:val="0"/>
-          <w:sz w:val="23"/>
-          <w:rtl w:val="1"/>
-          <w:szCs w:val="23"/>
-        </w:rPr>
-        <w:t xml:space="preserve">• </w:t>
-      </w:r>
-      <w:r>
-        <w:rPr>
-          <w:rFonts w:ascii="Vazirmatn" w:hAnsi="Vazirmatn"/>
-          <w:rFonts w:ascii="Vazirmatn" w:hAnsi="Vazirmatn" w:cs="Vazirmatn" w:eastAsia="Vazirmatn"/>
-          <w:b/>
-          <w:sz w:val="23"/>
-          <w:rtl w:val="1"/>
-          <w:szCs w:val="23"/>
-        </w:rPr>
-        <w:t>گزینشِ گشوده:</w:t>
-      </w:r>
-      <w:r>
-        <w:rPr>
-          <w:rFonts w:ascii="Vazirmatn" w:hAnsi="Vazirmatn"/>
-          <w:rFonts w:ascii="Vazirmatn" w:hAnsi="Vazirmatn" w:cs="Vazirmatn" w:eastAsia="Vazirmatn"/>
-          <w:b w:val="0"/>
-          <w:sz w:val="23"/>
-          <w:rtl w:val="1"/>
-          <w:szCs w:val="23"/>
-        </w:rPr>
-        <w:t xml:space="preserve"> گزینشی که مرزِ بریده‌شدن در آن آگاهانه است؛ قرینه‌ها نقل می‌شوند یا صریحاً اعلام می‌شود که نقل نشده‌اند.</w:t>
-      </w:r>
-    </w:p>
-    <w:p>
-      <w:pPr>
-        <w:bidi/>
-        <w:spacing w:after="40"/>
-        <w:ind w:right="397"/>
-      </w:pPr>
-      <w:r>
-        <w:rPr>
-          <w:rFonts w:ascii="Vazirmatn" w:hAnsi="Vazirmatn"/>
-          <w:rFonts w:ascii="Vazirmatn" w:hAnsi="Vazirmatn" w:cs="Vazirmatn" w:eastAsia="Vazirmatn"/>
-          <w:b w:val="0"/>
-          <w:sz w:val="23"/>
-          <w:rtl w:val="1"/>
-          <w:szCs w:val="23"/>
-        </w:rPr>
-        <w:t xml:space="preserve">• </w:t>
-      </w:r>
-      <w:r>
-        <w:rPr>
-          <w:rFonts w:ascii="Vazirmatn" w:hAnsi="Vazirmatn"/>
-          <w:rFonts w:ascii="Vazirmatn" w:hAnsi="Vazirmatn" w:cs="Vazirmatn" w:eastAsia="Vazirmatn"/>
-          <w:b/>
-          <w:sz w:val="23"/>
-          <w:rtl w:val="1"/>
-          <w:szCs w:val="23"/>
-        </w:rPr>
-        <w:t>گزینش‌گری (selectivism):</w:t>
-      </w:r>
-      <w:r>
-        <w:rPr>
-          <w:rFonts w:ascii="Vazirmatn" w:hAnsi="Vazirmatn"/>
-          <w:rFonts w:ascii="Vazirmatn" w:hAnsi="Vazirmatn" w:cs="Vazirmatn" w:eastAsia="Vazirmatn"/>
-          <w:b w:val="0"/>
-          <w:sz w:val="23"/>
-          <w:rtl w:val="1"/>
-          <w:szCs w:val="23"/>
-        </w:rPr>
-        <w:t xml:space="preserve"> گزینشی که مرزِ بریده‌شدن در آن پنهان می‌ماند و نتیجه به همان پنهان‌ماندن وابسته است؛ یعنی با بازگرداندنِ متنِ کامل، مدعا ساقط یا به‌شدت محدود می‌شود.</w:t>
+        <w:t>احتمالِ معنایی</w:t>
+      </w:r>
+      <w:r>
+        <w:rPr>
+          <w:rFonts w:ascii="Vazirmatn" w:hAnsi="Vazirmatn"/>
+          <w:rFonts w:ascii="Vazirmatn" w:hAnsi="Vazirmatn" w:cs="Vazirmatn" w:eastAsia="Vazirmatn"/>
+          <w:b w:val="0"/>
+          <w:sz w:val="23"/>
+          <w:rtl w:val="1"/>
+          <w:szCs w:val="23"/>
+        </w:rPr>
+        <w:t xml:space="preserve"> است؛ و احتمال، حجت نیست، مگر آنکه به یقین یا به حجتِ دیگری برسد.</w:t>
       </w:r>
     </w:p>
     <w:p>
@@ -1651,7 +2199,7 @@
           <w:rtl w:val="1"/>
           <w:szCs w:val="23"/>
         </w:rPr>
-        <w:t xml:space="preserve">معیارِ تمایز، پس </w:t>
+        <w:t xml:space="preserve">نتیجهٔ نخست این است: </w:t>
       </w:r>
       <w:r>
         <w:rPr>
@@ -1662,488 +2210,18 @@
           <w:rtl w:val="1"/>
           <w:szCs w:val="23"/>
         </w:rPr>
-        <w:t>نه حجمِ نقل، بلکه وابستگیِ مدعا به حذف</w:t>
-      </w:r>
-      <w:r>
-        <w:rPr>
-          <w:rFonts w:ascii="Vazirmatn" w:hAnsi="Vazirmatn"/>
-          <w:rFonts w:ascii="Vazirmatn" w:hAnsi="Vazirmatn" w:cs="Vazirmatn" w:eastAsia="Vazirmatn"/>
-          <w:b w:val="0"/>
-          <w:sz w:val="23"/>
-          <w:rtl w:val="1"/>
-          <w:szCs w:val="23"/>
-        </w:rPr>
-        <w:t xml:space="preserve"> است. این معیار، صوری، قابلِ‌آزمون و مستقل از موضعِ مذهبی است.</w:t>
-      </w:r>
-    </w:p>
-    <w:p>
-      <w:pPr>
-        <w:pStyle w:val="Heading4"/>
-        <w:bidi/>
-        <w:jc w:val="right"/>
-      </w:pPr>
-      <w:r>
-        <w:rPr>
-          <w:rFonts w:ascii="Vazirmatn" w:hAnsi="Vazirmatn"/>
-          <w:rFonts w:ascii="Vazirmatn" w:hAnsi="Vazirmatn" w:cs="Vazirmatn" w:eastAsia="Vazirmatn"/>
-          <w:b/>
-          <w:color w:val="0B3D38"/>
-          <w:sz w:val="23"/>
-          <w:rtl w:val="1"/>
-          <w:szCs w:val="23"/>
-        </w:rPr>
-        <w:t>۳.۲. تعریف پیشنهادی</w:t>
-      </w:r>
-    </w:p>
-    <w:p>
-      <w:pPr>
-        <w:bidi/>
-        <w:ind w:right="454" w:left="454"/>
-      </w:pPr>
-      <w:r>
-        <w:rPr>
-          <w:rFonts w:ascii="Vazirmatn" w:hAnsi="Vazirmatn"/>
-          <w:rFonts w:ascii="Vazirmatn" w:hAnsi="Vazirmatn" w:cs="Vazirmatn" w:eastAsia="Vazirmatn"/>
-          <w:b/>
-          <w:color w:val="16332F"/>
-          <w:sz w:val="22"/>
-          <w:rtl w:val="1"/>
-          <w:szCs w:val="22"/>
-        </w:rPr>
-        <w:t>استناد گزینشی</w:t>
-      </w:r>
-      <w:r>
-        <w:rPr>
-          <w:rFonts w:ascii="Vazirmatn" w:hAnsi="Vazirmatn"/>
-          <w:rFonts w:ascii="Vazirmatn" w:hAnsi="Vazirmatn" w:cs="Vazirmatn" w:eastAsia="Vazirmatn"/>
-          <w:b w:val="0"/>
-          <w:color w:val="16332F"/>
-          <w:sz w:val="22"/>
-          <w:rtl w:val="1"/>
-          <w:szCs w:val="22"/>
-        </w:rPr>
-        <w:t xml:space="preserve"> عبارت است از آوردنِ بخشی از یک متن، به‌گونه‌ای که معنای استنباط‌شده از آن بخش، با معنای همان بخش در صورتِ بازگرداندنِ واحدِ کاملِ متن و قرینه‌های پیوسته و ناپیوستهٔ مؤثر مطابق نباشد؛ یا در صورتِ مطابق‌بودن، از چنان قطعیتی برخوردار نباشد که مدعا بدان نیاز دارد.</w:t>
-      </w:r>
-    </w:p>
-    <w:p>
-      <w:pPr>
-        <w:bidi/>
-        <w:spacing w:after="120" w:line="348" w:lineRule="auto"/>
-        <w:jc w:val="both"/>
-      </w:pPr>
-      <w:r>
-        <w:rPr>
-          <w:rFonts w:ascii="Vazirmatn" w:hAnsi="Vazirmatn"/>
-          <w:rFonts w:ascii="Vazirmatn" w:hAnsi="Vazirmatn" w:cs="Vazirmatn" w:eastAsia="Vazirmatn"/>
-          <w:b w:val="0"/>
-          <w:sz w:val="23"/>
-          <w:rtl w:val="1"/>
-          <w:szCs w:val="23"/>
-        </w:rPr>
-        <w:t xml:space="preserve">این تعریف سه عنصر دارد: </w:t>
-      </w:r>
-      <w:r>
-        <w:rPr>
-          <w:rFonts w:ascii="Vazirmatn" w:hAnsi="Vazirmatn"/>
-          <w:rFonts w:ascii="Vazirmatn" w:hAnsi="Vazirmatn" w:cs="Vazirmatn" w:eastAsia="Vazirmatn"/>
-          <w:b/>
-          <w:sz w:val="23"/>
-          <w:rtl w:val="1"/>
-          <w:szCs w:val="23"/>
-        </w:rPr>
-        <w:t>تقطیع</w:t>
-      </w:r>
-      <w:r>
-        <w:rPr>
-          <w:rFonts w:ascii="Vazirmatn" w:hAnsi="Vazirmatn"/>
-          <w:rFonts w:ascii="Vazirmatn" w:hAnsi="Vazirmatn" w:cs="Vazirmatn" w:eastAsia="Vazirmatn"/>
-          <w:b w:val="0"/>
-          <w:sz w:val="23"/>
-          <w:rtl w:val="1"/>
-          <w:szCs w:val="23"/>
-        </w:rPr>
-        <w:t xml:space="preserve"> (بخشی از متن جدا شده است)؛ </w:t>
-      </w:r>
-      <w:r>
-        <w:rPr>
-          <w:rFonts w:ascii="Vazirmatn" w:hAnsi="Vazirmatn"/>
-          <w:rFonts w:ascii="Vazirmatn" w:hAnsi="Vazirmatn" w:cs="Vazirmatn" w:eastAsia="Vazirmatn"/>
-          <w:b/>
-          <w:sz w:val="23"/>
-          <w:rtl w:val="1"/>
-          <w:szCs w:val="23"/>
-        </w:rPr>
-        <w:t>تأثیر</w:t>
-      </w:r>
-      <w:r>
-        <w:rPr>
-          <w:rFonts w:ascii="Vazirmatn" w:hAnsi="Vazirmatn"/>
-          <w:rFonts w:ascii="Vazirmatn" w:hAnsi="Vazirmatn" w:cs="Vazirmatn" w:eastAsia="Vazirmatn"/>
-          <w:b w:val="0"/>
-          <w:sz w:val="23"/>
-          <w:rtl w:val="1"/>
-          <w:szCs w:val="23"/>
-        </w:rPr>
-        <w:t xml:space="preserve"> (جدایی در معنا یا در درجهٔ قطعیتِ آن اثر گذاشته است)؛ </w:t>
-      </w:r>
-      <w:r>
-        <w:rPr>
-          <w:rFonts w:ascii="Vazirmatn" w:hAnsi="Vazirmatn"/>
-          <w:rFonts w:ascii="Vazirmatn" w:hAnsi="Vazirmatn" w:cs="Vazirmatn" w:eastAsia="Vazirmatn"/>
-          <w:b/>
-          <w:sz w:val="23"/>
-          <w:rtl w:val="1"/>
-          <w:szCs w:val="23"/>
-        </w:rPr>
-        <w:t>پنهان‌کاری</w:t>
-      </w:r>
-      <w:r>
-        <w:rPr>
-          <w:rFonts w:ascii="Vazirmatn" w:hAnsi="Vazirmatn"/>
-          <w:rFonts w:ascii="Vazirmatn" w:hAnsi="Vazirmatn" w:cs="Vazirmatn" w:eastAsia="Vazirmatn"/>
-          <w:b w:val="0"/>
-          <w:sz w:val="23"/>
-          <w:rtl w:val="1"/>
-          <w:szCs w:val="23"/>
-        </w:rPr>
-        <w:t xml:space="preserve"> (این تأثیر بر مخاطب اعلام نشده است). اگر عنصر دوم نباشد، استناد گزینشی نیست بلکه نقلِ موجز است و مشروع؛ اگر عنصر سوم نباشد، مخاطب می‌تواند بسنجد. پس </w:t>
-      </w:r>
-      <w:r>
-        <w:rPr>
-          <w:rFonts w:ascii="Vazirmatn" w:hAnsi="Vazirmatn"/>
-          <w:rFonts w:ascii="Vazirmatn" w:hAnsi="Vazirmatn" w:cs="Vazirmatn" w:eastAsia="Vazirmatn"/>
-          <w:b/>
-          <w:sz w:val="23"/>
-          <w:rtl w:val="1"/>
-          <w:szCs w:val="23"/>
-        </w:rPr>
-        <w:t>بارِ اصلیِ اتهام بر دوشِ عنصر سوم است: پنهان‌کاری.</w:t>
-      </w:r>
-      <w:r>
-        <w:rPr>
-          <w:rFonts w:ascii="Vazirmatn" w:hAnsi="Vazirmatn"/>
-          <w:rFonts w:ascii="Vazirmatn" w:hAnsi="Vazirmatn" w:cs="Vazirmatn" w:eastAsia="Vazirmatn"/>
-          <w:b w:val="0"/>
-          <w:sz w:val="23"/>
-          <w:rtl w:val="1"/>
-          <w:szCs w:val="23"/>
-        </w:rPr>
-        <w:t xml:space="preserve"> این نکته، بحث را از داوری دربارهٔ نیت — که نادیدنی و انکارپذیر است — به داوری دربارهٔ </w:t>
-      </w:r>
-      <w:r>
-        <w:rPr>
-          <w:rFonts w:ascii="Vazirmatn" w:hAnsi="Vazirmatn"/>
-          <w:rFonts w:ascii="Vazirmatn" w:hAnsi="Vazirmatn" w:cs="Vazirmatn" w:eastAsia="Vazirmatn"/>
-          <w:b/>
-          <w:sz w:val="23"/>
-          <w:rtl w:val="1"/>
-          <w:szCs w:val="23"/>
-        </w:rPr>
-        <w:t>قابلیتِ بازبینیِ سخن</w:t>
-      </w:r>
-      <w:r>
-        <w:rPr>
-          <w:rFonts w:ascii="Vazirmatn" w:hAnsi="Vazirmatn"/>
-          <w:rFonts w:ascii="Vazirmatn" w:hAnsi="Vazirmatn" w:cs="Vazirmatn" w:eastAsia="Vazirmatn"/>
-          <w:b w:val="0"/>
-          <w:sz w:val="23"/>
-          <w:rtl w:val="1"/>
-          <w:szCs w:val="23"/>
-        </w:rPr>
-        <w:t xml:space="preserve"> منتقل می‌کند؛ انتقالی که از نظر روش‌شناختی حیاتی است.</w:t>
-      </w:r>
-    </w:p>
-    <w:p>
-      <w:pPr>
-        <w:pStyle w:val="Heading4"/>
-        <w:bidi/>
-        <w:jc w:val="right"/>
-      </w:pPr>
-      <w:r>
-        <w:rPr>
-          <w:rFonts w:ascii="Vazirmatn" w:hAnsi="Vazirmatn"/>
-          <w:rFonts w:ascii="Vazirmatn" w:hAnsi="Vazirmatn" w:cs="Vazirmatn" w:eastAsia="Vazirmatn"/>
-          <w:b/>
-          <w:color w:val="0B3D38"/>
-          <w:sz w:val="23"/>
-          <w:rtl w:val="1"/>
-          <w:szCs w:val="23"/>
-        </w:rPr>
-        <w:t>۳.۳. آنچه استناد گزینشی نیست</w:t>
-      </w:r>
-    </w:p>
-    <w:p>
-      <w:pPr>
-        <w:bidi/>
-        <w:spacing w:after="120" w:line="348" w:lineRule="auto"/>
-        <w:jc w:val="both"/>
-      </w:pPr>
-      <w:r>
-        <w:rPr>
-          <w:rFonts w:ascii="Vazirmatn" w:hAnsi="Vazirmatn"/>
-          <w:rFonts w:ascii="Vazirmatn" w:hAnsi="Vazirmatn" w:cs="Vazirmatn" w:eastAsia="Vazirmatn"/>
-          <w:b w:val="0"/>
-          <w:sz w:val="23"/>
-          <w:rtl w:val="1"/>
-          <w:szCs w:val="23"/>
-        </w:rPr>
-        <w:t>برای پرهیز از تورمِ مفهوم، چهار رفتار باید از دامنه خارج شود:</w:t>
-      </w:r>
-    </w:p>
-    <w:p>
-      <w:pPr>
-        <w:bidi/>
-        <w:spacing w:after="120" w:line="348" w:lineRule="auto"/>
-        <w:jc w:val="both"/>
-      </w:pPr>
-      <w:r>
-        <w:rPr>
-          <w:rFonts w:ascii="Vazirmatn" w:hAnsi="Vazirmatn"/>
-          <w:rFonts w:ascii="Vazirmatn" w:hAnsi="Vazirmatn" w:cs="Vazirmatn" w:eastAsia="Vazirmatn"/>
-          <w:b/>
-          <w:sz w:val="23"/>
-          <w:rtl w:val="1"/>
-          <w:szCs w:val="23"/>
-        </w:rPr>
-        <w:t>الف) نقلِ شاهد.</w:t>
-      </w:r>
-      <w:r>
-        <w:rPr>
-          <w:rFonts w:ascii="Vazirmatn" w:hAnsi="Vazirmatn"/>
-          <w:rFonts w:ascii="Vazirmatn" w:hAnsi="Vazirmatn" w:cs="Vazirmatn" w:eastAsia="Vazirmatn"/>
-          <w:b w:val="0"/>
-          <w:sz w:val="23"/>
-          <w:rtl w:val="1"/>
-          <w:szCs w:val="23"/>
-        </w:rPr>
-        <w:t xml:space="preserve"> گاه بخشی از آیه به‌عنوان شاهدِ یک قاعدهٔ زبانی یا بلاغی آورده می‌شود (مثلاً برای نشان‌دادنِ تقدیمِ خبر بر مبتدا). در این کاربرد، مدعا زبانی است و قطعهٔ نقل‌شده به‌تنهایی حاملِ آن است. خطای رایج، ارتقای «شاهدِ زبانی» به «حجتِ دینی» است؛ اما این خطا، در مرحلهٔ استدلال رخ می‌دهد، نه در مرحلهٔ نقل.</w:t>
-      </w:r>
-    </w:p>
-    <w:p>
-      <w:pPr>
-        <w:bidi/>
-        <w:spacing w:after="120" w:line="348" w:lineRule="auto"/>
-        <w:jc w:val="both"/>
-      </w:pPr>
-      <w:r>
-        <w:rPr>
-          <w:rFonts w:ascii="Vazirmatn" w:hAnsi="Vazirmatn"/>
-          <w:rFonts w:ascii="Vazirmatn" w:hAnsi="Vazirmatn" w:cs="Vazirmatn" w:eastAsia="Vazirmatn"/>
-          <w:b/>
-          <w:sz w:val="23"/>
-          <w:rtl w:val="1"/>
-          <w:szCs w:val="23"/>
-        </w:rPr>
-        <w:t>ب) تقطیعِ تعلیمی و استنادِ تبرّکی.</w:t>
-      </w:r>
-      <w:r>
-        <w:rPr>
-          <w:rFonts w:ascii="Vazirmatn" w:hAnsi="Vazirmatn"/>
-          <w:rFonts w:ascii="Vazirmatn" w:hAnsi="Vazirmatn" w:cs="Vazirmatn" w:eastAsia="Vazirmatn"/>
-          <w:b w:val="0"/>
-          <w:sz w:val="23"/>
-          <w:rtl w:val="1"/>
-          <w:szCs w:val="23"/>
-        </w:rPr>
-        <w:t xml:space="preserve"> معلمی که برای آموزشِ یک واژه بخشی از آیه را می‌آورد، در مقامِ آموزشِ زبان است؛ و خواندنِ آیه در آغازِ سخن، مدعایی اثبات نمی‌کند. اشکال آن‌جا آغاز می‌شود که این دو کارکرد به </w:t>
-      </w:r>
-      <w:r>
-        <w:rPr>
-          <w:rFonts w:ascii="Vazirmatn" w:hAnsi="Vazirmatn"/>
-          <w:rFonts w:ascii="Vazirmatn" w:hAnsi="Vazirmatn" w:cs="Vazirmatn" w:eastAsia="Vazirmatn"/>
-          <w:b/>
-          <w:sz w:val="23"/>
-          <w:rtl w:val="1"/>
-          <w:szCs w:val="23"/>
-        </w:rPr>
-        <w:t>پوشش</w:t>
-      </w:r>
-      <w:r>
-        <w:rPr>
-          <w:rFonts w:ascii="Vazirmatn" w:hAnsi="Vazirmatn"/>
-          <w:rFonts w:ascii="Vazirmatn" w:hAnsi="Vazirmatn" w:cs="Vazirmatn" w:eastAsia="Vazirmatn"/>
-          <w:b w:val="0"/>
-          <w:sz w:val="23"/>
-          <w:rtl w:val="1"/>
-          <w:szCs w:val="23"/>
-        </w:rPr>
-        <w:t xml:space="preserve"> بدل شوند: سخنی جدلی که با آیه‌ای تبرّکی آغاز شود، از وزنِ آن آیه بهره می‌برد بی‌آنکه استدلالی کرده باشد. این را «اثرِ هالهٔ استناد» می‌نامیم.</w:t>
-      </w:r>
-    </w:p>
-    <w:p>
-      <w:pPr>
-        <w:bidi/>
-        <w:spacing w:after="120" w:line="348" w:lineRule="auto"/>
-        <w:jc w:val="both"/>
-      </w:pPr>
-      <w:r>
-        <w:rPr>
-          <w:rFonts w:ascii="Vazirmatn" w:hAnsi="Vazirmatn"/>
-          <w:rFonts w:ascii="Vazirmatn" w:hAnsi="Vazirmatn" w:cs="Vazirmatn" w:eastAsia="Vazirmatn"/>
-          <w:b/>
-          <w:sz w:val="23"/>
-          <w:rtl w:val="1"/>
-          <w:szCs w:val="23"/>
-        </w:rPr>
-        <w:t>ج) تفسیرِ موضوعی.</w:t>
-      </w:r>
-      <w:r>
-        <w:rPr>
-          <w:rFonts w:ascii="Vazirmatn" w:hAnsi="Vazirmatn"/>
-          <w:rFonts w:ascii="Vazirmatn" w:hAnsi="Vazirmatn" w:cs="Vazirmatn" w:eastAsia="Vazirmatn"/>
-          <w:b w:val="0"/>
-          <w:sz w:val="23"/>
-          <w:rtl w:val="1"/>
-          <w:szCs w:val="23"/>
-        </w:rPr>
-        <w:t xml:space="preserve"> گردآوریِ آیاتِ یک موضوع از سراسرِ قرآن، روشی مشروع و پرثمر است. این روش، ذاتاً گزینشی است، اما گزینشِ آن </w:t>
-      </w:r>
-      <w:r>
-        <w:rPr>
-          <w:rFonts w:ascii="Vazirmatn" w:hAnsi="Vazirmatn"/>
-          <w:rFonts w:ascii="Vazirmatn" w:hAnsi="Vazirmatn" w:cs="Vazirmatn" w:eastAsia="Vazirmatn"/>
-          <w:b/>
-          <w:sz w:val="23"/>
-          <w:rtl w:val="1"/>
-          <w:szCs w:val="23"/>
-        </w:rPr>
-        <w:t>موضوع‌محور</w:t>
-      </w:r>
-      <w:r>
-        <w:rPr>
-          <w:rFonts w:ascii="Vazirmatn" w:hAnsi="Vazirmatn"/>
-          <w:rFonts w:ascii="Vazirmatn" w:hAnsi="Vazirmatn" w:cs="Vazirmatn" w:eastAsia="Vazirmatn"/>
-          <w:b w:val="0"/>
-          <w:sz w:val="23"/>
-          <w:rtl w:val="1"/>
-          <w:szCs w:val="23"/>
-        </w:rPr>
-        <w:t xml:space="preserve"> است، نه </w:t>
-      </w:r>
-      <w:r>
-        <w:rPr>
-          <w:rFonts w:ascii="Vazirmatn" w:hAnsi="Vazirmatn"/>
-          <w:rFonts w:ascii="Vazirmatn" w:hAnsi="Vazirmatn" w:cs="Vazirmatn" w:eastAsia="Vazirmatn"/>
-          <w:b/>
-          <w:sz w:val="23"/>
-          <w:rtl w:val="1"/>
-          <w:szCs w:val="23"/>
-        </w:rPr>
-        <w:t>نتیجه‌محور</w:t>
-      </w:r>
-      <w:r>
-        <w:rPr>
-          <w:rFonts w:ascii="Vazirmatn" w:hAnsi="Vazirmatn"/>
-          <w:rFonts w:ascii="Vazirmatn" w:hAnsi="Vazirmatn" w:cs="Vazirmatn" w:eastAsia="Vazirmatn"/>
-          <w:b w:val="0"/>
-          <w:sz w:val="23"/>
-          <w:rtl w:val="1"/>
-          <w:szCs w:val="23"/>
-        </w:rPr>
-        <w:t>؛ یعنی پیش از یافتنِ نتیجه، دامنهٔ جست‌وجو تعریف می‌شود. آسیب آن‌جا آغاز می‌شود که از «همهٔ آیاتِ یک موضوع» به «آیاتِ موافقِ یک نتیجه» لغزش کند.</w:t>
-      </w:r>
-    </w:p>
-    <w:p>
-      <w:pPr>
-        <w:pStyle w:val="Heading4"/>
-        <w:bidi/>
-        <w:jc w:val="right"/>
-      </w:pPr>
-      <w:r>
-        <w:rPr>
-          <w:rFonts w:ascii="Vazirmatn" w:hAnsi="Vazirmatn"/>
-          <w:rFonts w:ascii="Vazirmatn" w:hAnsi="Vazirmatn" w:cs="Vazirmatn" w:eastAsia="Vazirmatn"/>
-          <w:b/>
-          <w:color w:val="0B3D38"/>
-          <w:sz w:val="23"/>
-          <w:rtl w:val="1"/>
-          <w:szCs w:val="23"/>
-        </w:rPr>
-        <w:t>۳.۴. دو دامِ متقابل</w:t>
-      </w:r>
-    </w:p>
-    <w:p>
-      <w:pPr>
-        <w:bidi/>
-        <w:spacing w:after="120" w:line="348" w:lineRule="auto"/>
-        <w:jc w:val="both"/>
-      </w:pPr>
-      <w:r>
-        <w:rPr>
-          <w:rFonts w:ascii="Vazirmatn" w:hAnsi="Vazirmatn"/>
-          <w:rFonts w:ascii="Vazirmatn" w:hAnsi="Vazirmatn" w:cs="Vazirmatn" w:eastAsia="Vazirmatn"/>
-          <w:b w:val="0"/>
-          <w:sz w:val="23"/>
-          <w:rtl w:val="1"/>
-          <w:szCs w:val="23"/>
-        </w:rPr>
-        <w:t xml:space="preserve">بحثِ استناد گزینشی دو دامِ متقارن دارد. </w:t>
-      </w:r>
-      <w:r>
-        <w:rPr>
-          <w:rFonts w:ascii="Vazirmatn" w:hAnsi="Vazirmatn"/>
-          <w:rFonts w:ascii="Vazirmatn" w:hAnsi="Vazirmatn" w:cs="Vazirmatn" w:eastAsia="Vazirmatn"/>
-          <w:b/>
-          <w:sz w:val="23"/>
-          <w:rtl w:val="1"/>
-          <w:szCs w:val="23"/>
-        </w:rPr>
-        <w:t>دامِ نخست، نسبی‌گراییِ تفسیری:</w:t>
-      </w:r>
-      <w:r>
-        <w:rPr>
-          <w:rFonts w:ascii="Vazirmatn" w:hAnsi="Vazirmatn"/>
-          <w:rFonts w:ascii="Vazirmatn" w:hAnsi="Vazirmatn" w:cs="Vazirmatn" w:eastAsia="Vazirmatn"/>
-          <w:b w:val="0"/>
-          <w:sz w:val="23"/>
-          <w:rtl w:val="1"/>
-          <w:szCs w:val="23"/>
-        </w:rPr>
-        <w:t xml:space="preserve"> اگر هر تقطیعی آسیب باشد، هیچ فهمی معتبر نیست؛ نتیجه‌ای نادرست و خودویرانگر. </w:t>
-      </w:r>
-      <w:r>
-        <w:rPr>
-          <w:rFonts w:ascii="Vazirmatn" w:hAnsi="Vazirmatn"/>
-          <w:rFonts w:ascii="Vazirmatn" w:hAnsi="Vazirmatn" w:cs="Vazirmatn" w:eastAsia="Vazirmatn"/>
-          <w:b/>
-          <w:sz w:val="23"/>
-          <w:rtl w:val="1"/>
-          <w:szCs w:val="23"/>
-        </w:rPr>
-        <w:t>دامِ دوم، انحصارگراییِ تفسیری:</w:t>
-      </w:r>
-      <w:r>
-        <w:rPr>
-          <w:rFonts w:ascii="Vazirmatn" w:hAnsi="Vazirmatn"/>
-          <w:rFonts w:ascii="Vazirmatn" w:hAnsi="Vazirmatn" w:cs="Vazirmatn" w:eastAsia="Vazirmatn"/>
-          <w:b w:val="0"/>
-          <w:sz w:val="23"/>
-          <w:rtl w:val="1"/>
-          <w:szCs w:val="23"/>
-        </w:rPr>
-        <w:t xml:space="preserve"> اگر تشخیصِ گزینش‌گری تنها در صلاحیتِ گروهی خاص باشد، مسئله از سطحِ استدلال به سطحِ اقتدار منتقل می‌شود و نقدِ گزینش‌گری خود ابزاری برای انحصارِ تفسیر می‌گردد. راهِ سوم، معیارِ </w:t>
-      </w:r>
-      <w:r>
-        <w:rPr>
-          <w:rFonts w:ascii="Vazirmatn" w:hAnsi="Vazirmatn"/>
-          <w:rFonts w:ascii="Vazirmatn" w:hAnsi="Vazirmatn" w:cs="Vazirmatn" w:eastAsia="Vazirmatn"/>
-          <w:b/>
-          <w:sz w:val="23"/>
-          <w:rtl w:val="1"/>
-          <w:szCs w:val="23"/>
-        </w:rPr>
-        <w:t>قابلیتِ بازبینی</w:t>
-      </w:r>
-      <w:r>
-        <w:rPr>
-          <w:rFonts w:ascii="Vazirmatn" w:hAnsi="Vazirmatn"/>
-          <w:rFonts w:ascii="Vazirmatn" w:hAnsi="Vazirmatn" w:cs="Vazirmatn" w:eastAsia="Vazirmatn"/>
-          <w:b w:val="0"/>
-          <w:sz w:val="23"/>
-          <w:rtl w:val="1"/>
-          <w:szCs w:val="23"/>
-        </w:rPr>
-        <w:t xml:space="preserve"> است: داوری نهایی نه به ذوق و نه به مقام، بلکه به امکانِ بازسازیِ متن و سنجشِ وابستگیِ مدعا به حذف واگذار شود. هر کسی می‌تواند این آزمون را انجام دهد؛ اختلاف بر سرِ </w:t>
+        <w:t>کسی که قرینه را حذف می‌کند، لفظ را حفظ کرده و حجیت را از دست داده است.</w:t>
+      </w:r>
+      <w:r>
+        <w:rPr>
+          <w:rFonts w:ascii="Vazirmatn" w:hAnsi="Vazirmatn"/>
+          <w:rFonts w:ascii="Vazirmatn" w:hAnsi="Vazirmatn" w:cs="Vazirmatn" w:eastAsia="Vazirmatn"/>
+          <w:b w:val="0"/>
+          <w:sz w:val="23"/>
+          <w:rtl w:val="1"/>
+          <w:szCs w:val="23"/>
+        </w:rPr>
+        <w:t xml:space="preserve"> او چیزی نقل می‌کند که «هست»، اما آن چیز دیگر «حجت» نیست. این، دقیق‌ترین صورت‌بندیِ فلسفیِ آسیبِ تقطیع است و آن را از سطحِ اخلاقی به سطحِ منطقی–اصولی ارتقا می‌دهد. شاطبی در </w:t>
       </w:r>
       <w:r>
         <w:rPr>
@@ -2155,18 +2233,18 @@
           <w:rtl w:val="1"/>
           <w:szCs w:val="23"/>
         </w:rPr>
-        <w:t>نتیجهٔ</w:t>
-      </w:r>
-      <w:r>
-        <w:rPr>
-          <w:rFonts w:ascii="Vazirmatn" w:hAnsi="Vazirmatn"/>
-          <w:rFonts w:ascii="Vazirmatn" w:hAnsi="Vazirmatn" w:cs="Vazirmatn" w:eastAsia="Vazirmatn"/>
-          <w:b w:val="0"/>
-          <w:sz w:val="23"/>
-          <w:rtl w:val="1"/>
-          <w:szCs w:val="23"/>
-        </w:rPr>
-        <w:t xml:space="preserve"> آزمون مشروع است، اما اختلاف بر سرِ </w:t>
+        <w:t>الموافقات</w:t>
+      </w:r>
+      <w:r>
+        <w:rPr>
+          <w:rFonts w:ascii="Vazirmatn" w:hAnsi="Vazirmatn"/>
+          <w:rFonts w:ascii="Vazirmatn" w:hAnsi="Vazirmatn" w:cs="Vazirmatn" w:eastAsia="Vazirmatn"/>
+          <w:b w:val="0"/>
+          <w:sz w:val="23"/>
+          <w:rtl w:val="1"/>
+          <w:szCs w:val="23"/>
+        </w:rPr>
+        <w:t xml:space="preserve">، در مباحثِ دلالات و شرایطِ فهمِ مقصودِ شارع، به همین منطق نزدیک می‌شود؛ و در سنتِ امامیه نیز از </w:t>
       </w:r>
       <w:r>
         <w:rPr>
@@ -2178,158 +2256,18 @@
           <w:rtl w:val="1"/>
           <w:szCs w:val="23"/>
         </w:rPr>
-        <w:t>حقِ انجامِ</w:t>
-      </w:r>
-      <w:r>
-        <w:rPr>
-          <w:rFonts w:ascii="Vazirmatn" w:hAnsi="Vazirmatn"/>
-          <w:rFonts w:ascii="Vazirmatn" w:hAnsi="Vazirmatn" w:cs="Vazirmatn" w:eastAsia="Vazirmatn"/>
-          <w:b w:val="0"/>
-          <w:sz w:val="23"/>
-          <w:rtl w:val="1"/>
-          <w:szCs w:val="23"/>
-        </w:rPr>
-        <w:t xml:space="preserve"> آن نیست.</w:t>
-      </w:r>
-    </w:p>
-    <w:p>
-      <w:pPr>
-        <w:pStyle w:val="Heading3"/>
-        <w:bidi/>
-        <w:jc w:val="right"/>
-      </w:pPr>
-      <w:r>
-        <w:rPr>
-          <w:rFonts w:ascii="Vazirmatn" w:hAnsi="Vazirmatn"/>
-          <w:rFonts w:ascii="Vazirmatn" w:hAnsi="Vazirmatn" w:cs="Vazirmatn" w:eastAsia="Vazirmatn"/>
-          <w:b/>
-          <w:color w:val="0B3D38"/>
-          <w:sz w:val="25"/>
-          <w:rtl w:val="1"/>
-          <w:szCs w:val="25"/>
-        </w:rPr>
-        <w:t>۴. مبنای نظری: چرا تقطیع، حجیتِ دلالت را از میان می‌برد؟</w:t>
-      </w:r>
-    </w:p>
-    <w:p>
-      <w:pPr>
-        <w:pStyle w:val="Heading4"/>
-        <w:bidi/>
-        <w:jc w:val="right"/>
-      </w:pPr>
-      <w:r>
-        <w:rPr>
-          <w:rFonts w:ascii="Vazirmatn" w:hAnsi="Vazirmatn"/>
-          <w:rFonts w:ascii="Vazirmatn" w:hAnsi="Vazirmatn" w:cs="Vazirmatn" w:eastAsia="Vazirmatn"/>
-          <w:b/>
-          <w:color w:val="0B3D38"/>
-          <w:sz w:val="23"/>
-          <w:rtl w:val="1"/>
-          <w:szCs w:val="23"/>
-        </w:rPr>
-        <w:t>۴.۱. حجیت، نه به لفظ، بلکه به ظهور</w:t>
-      </w:r>
-    </w:p>
-    <w:p>
-      <w:pPr>
-        <w:bidi/>
-        <w:spacing w:after="120" w:line="348" w:lineRule="auto"/>
-        <w:jc w:val="both"/>
-      </w:pPr>
-      <w:r>
-        <w:rPr>
-          <w:rFonts w:ascii="Vazirmatn" w:hAnsi="Vazirmatn"/>
-          <w:rFonts w:ascii="Vazirmatn" w:hAnsi="Vazirmatn" w:cs="Vazirmatn" w:eastAsia="Vazirmatn"/>
-          <w:b w:val="0"/>
-          <w:sz w:val="23"/>
-          <w:rtl w:val="1"/>
-          <w:szCs w:val="23"/>
-        </w:rPr>
-        <w:t xml:space="preserve">در سنتِ اصول فقه، حجیتِ قرآن و خبر بر «ظهور» استوار است: آنچه حجت است، ظهورِ کلامِ شارع است، نه صرفِ واژگان. این نکته، بدیهی به نظر می‌رسد، اما پیامدِ سنگینی دارد: </w:t>
-      </w:r>
-      <w:r>
-        <w:rPr>
-          <w:rFonts w:ascii="Vazirmatn" w:hAnsi="Vazirmatn"/>
-          <w:rFonts w:ascii="Vazirmatn" w:hAnsi="Vazirmatn" w:cs="Vazirmatn" w:eastAsia="Vazirmatn"/>
-          <w:b/>
-          <w:sz w:val="23"/>
-          <w:rtl w:val="1"/>
-          <w:szCs w:val="23"/>
-        </w:rPr>
-        <w:t>ظهور، یک رابطهٔ سه‌جزئی است، نه یک ویژگیِ ذاتیِ لفظ.</w:t>
-      </w:r>
-      <w:r>
-        <w:rPr>
-          <w:rFonts w:ascii="Vazirmatn" w:hAnsi="Vazirmatn"/>
-          <w:rFonts w:ascii="Vazirmatn" w:hAnsi="Vazirmatn" w:cs="Vazirmatn" w:eastAsia="Vazirmatn"/>
-          <w:b w:val="0"/>
-          <w:sz w:val="23"/>
-          <w:rtl w:val="1"/>
-          <w:szCs w:val="23"/>
-        </w:rPr>
-        <w:t xml:space="preserve"> سه جزءِ آن عبارت‌اند از: لفظ (واحدِ زبانی)؛ قرینه (آنچه معنای لفظ را معیّن می‌کند: سیاق، عرف، سایرِ نصوص، مقامِ بیان، جهتِ صدور)؛ و مخاطبِ عرفی (کسی که با آن قرینه‌ها آشناست). ظهور، حاصلِ هم‌نشینیِ این سه است. اگر جزءِ دوم حذف شود، آنچه باقی می‌ماند دیگر «ظهور» نیست، بلکه </w:t>
-      </w:r>
-      <w:r>
-        <w:rPr>
-          <w:rFonts w:ascii="Vazirmatn" w:hAnsi="Vazirmatn"/>
-          <w:rFonts w:ascii="Vazirmatn" w:hAnsi="Vazirmatn" w:cs="Vazirmatn" w:eastAsia="Vazirmatn"/>
-          <w:b/>
-          <w:sz w:val="23"/>
-          <w:rtl w:val="1"/>
-          <w:szCs w:val="23"/>
-        </w:rPr>
-        <w:t>احتمالِ معنایی</w:t>
-      </w:r>
-      <w:r>
-        <w:rPr>
-          <w:rFonts w:ascii="Vazirmatn" w:hAnsi="Vazirmatn"/>
-          <w:rFonts w:ascii="Vazirmatn" w:hAnsi="Vazirmatn" w:cs="Vazirmatn" w:eastAsia="Vazirmatn"/>
-          <w:b w:val="0"/>
-          <w:sz w:val="23"/>
-          <w:rtl w:val="1"/>
-          <w:szCs w:val="23"/>
-        </w:rPr>
-        <w:t xml:space="preserve"> است؛ و احتمال، حجت نیست، مگر آنکه به یقین یا به حجتِ دیگری برسد.</w:t>
-      </w:r>
-    </w:p>
-    <w:p>
-      <w:pPr>
-        <w:bidi/>
-        <w:spacing w:after="120" w:line="348" w:lineRule="auto"/>
-        <w:jc w:val="both"/>
-      </w:pPr>
-      <w:r>
-        <w:rPr>
-          <w:rFonts w:ascii="Vazirmatn" w:hAnsi="Vazirmatn"/>
-          <w:rFonts w:ascii="Vazirmatn" w:hAnsi="Vazirmatn" w:cs="Vazirmatn" w:eastAsia="Vazirmatn"/>
-          <w:b w:val="0"/>
-          <w:sz w:val="23"/>
-          <w:rtl w:val="1"/>
-          <w:szCs w:val="23"/>
-        </w:rPr>
-        <w:t xml:space="preserve">نتیجهٔ نخست این است: </w:t>
-      </w:r>
-      <w:r>
-        <w:rPr>
-          <w:rFonts w:ascii="Vazirmatn" w:hAnsi="Vazirmatn"/>
-          <w:rFonts w:ascii="Vazirmatn" w:hAnsi="Vazirmatn" w:cs="Vazirmatn" w:eastAsia="Vazirmatn"/>
-          <w:b/>
-          <w:sz w:val="23"/>
-          <w:rtl w:val="1"/>
-          <w:szCs w:val="23"/>
-        </w:rPr>
-        <w:t>کسی که قرینه را حذف می‌کند، لفظ را حفظ کرده و حجیت را از دست داده است.</w:t>
-      </w:r>
-      <w:r>
-        <w:rPr>
-          <w:rFonts w:ascii="Vazirmatn" w:hAnsi="Vazirmatn"/>
-          <w:rFonts w:ascii="Vazirmatn" w:hAnsi="Vazirmatn" w:cs="Vazirmatn" w:eastAsia="Vazirmatn"/>
-          <w:b w:val="0"/>
-          <w:sz w:val="23"/>
-          <w:rtl w:val="1"/>
-          <w:szCs w:val="23"/>
-        </w:rPr>
-        <w:t xml:space="preserve"> او چیزی نقل می‌کند که «هست»، اما آن چیز دیگر «حجت» نیست. این، دقیق‌ترین صورت‌بندیِ فلسفیِ آسیبِ تقطیع است و آن را از سطحِ اخلاقی به سطحِ منطقی–اصولی ارتقا می‌دهد. شاطبی در </w:t>
+        <w:t>الذریعة</w:t>
+      </w:r>
+      <w:r>
+        <w:rPr>
+          <w:rFonts w:ascii="Vazirmatn" w:hAnsi="Vazirmatn"/>
+          <w:rFonts w:ascii="Vazirmatn" w:hAnsi="Vazirmatn" w:cs="Vazirmatn" w:eastAsia="Vazirmatn"/>
+          <w:b w:val="0"/>
+          <w:sz w:val="23"/>
+          <w:rtl w:val="1"/>
+          <w:szCs w:val="23"/>
+        </w:rPr>
+        <w:t xml:space="preserve"> سید مرتضی تا مباحثِ الفاظِ </w:t>
       </w:r>
       <w:r>
         <w:rPr>
@@ -2341,41 +2279,18 @@
           <w:rtl w:val="1"/>
           <w:szCs w:val="23"/>
         </w:rPr>
-        <w:t>الموافقات</w:t>
-      </w:r>
-      <w:r>
-        <w:rPr>
-          <w:rFonts w:ascii="Vazirmatn" w:hAnsi="Vazirmatn"/>
-          <w:rFonts w:ascii="Vazirmatn" w:hAnsi="Vazirmatn" w:cs="Vazirmatn" w:eastAsia="Vazirmatn"/>
-          <w:b w:val="0"/>
-          <w:sz w:val="23"/>
-          <w:rtl w:val="1"/>
-          <w:szCs w:val="23"/>
-        </w:rPr>
-        <w:t xml:space="preserve">، در بحثِ دلالتِ خطاب و شرایطِ فهمِ مقصودِ شارع، به همین منطق نزدیک می‌شود؛ و در سنتِ امامیه، علم‌الهدی در </w:t>
-      </w:r>
-      <w:r>
-        <w:rPr>
-          <w:rFonts w:ascii="Vazirmatn" w:hAnsi="Vazirmatn"/>
-          <w:rFonts w:ascii="Vazirmatn" w:hAnsi="Vazirmatn" w:cs="Vazirmatn" w:eastAsia="Vazirmatn"/>
-          <w:b w:val="0"/>
-          <w:i/>
-          <w:sz w:val="23"/>
-          <w:rtl w:val="1"/>
-          <w:szCs w:val="23"/>
-        </w:rPr>
-        <w:t>الذریعة</w:t>
-      </w:r>
-      <w:r>
-        <w:rPr>
-          <w:rFonts w:ascii="Vazirmatn" w:hAnsi="Vazirmatn"/>
-          <w:rFonts w:ascii="Vazirmatn" w:hAnsi="Vazirmatn" w:cs="Vazirmatn" w:eastAsia="Vazirmatn"/>
-          <w:b w:val="0"/>
-          <w:sz w:val="23"/>
-          <w:rtl w:val="1"/>
-          <w:szCs w:val="23"/>
-        </w:rPr>
-        <w:t xml:space="preserve"> همین رابطه را در بحثِ حجیتِ ظواهر و شرایطِ آن صورت‌بندی می‌کند.</w:t>
+        <w:t>کفایة الأصول</w:t>
+      </w:r>
+      <w:r>
+        <w:rPr>
+          <w:rFonts w:ascii="Vazirmatn" w:hAnsi="Vazirmatn"/>
+          <w:rFonts w:ascii="Vazirmatn" w:hAnsi="Vazirmatn" w:cs="Vazirmatn" w:eastAsia="Vazirmatn"/>
+          <w:b w:val="0"/>
+          <w:sz w:val="23"/>
+          <w:rtl w:val="1"/>
+          <w:szCs w:val="23"/>
+        </w:rPr>
+        <w:t>، ظهور و شرایطِ آن همواره یکی از محورهای بحث بوده است.</w:t>
       </w:r>
     </w:p>
     <w:p>
@@ -4569,7 +4484,7 @@
           <w:rtl w:val="1"/>
           <w:szCs w:val="23"/>
         </w:rPr>
-        <w:t xml:space="preserve"> تعریف شده است: رجوع به متشابه و ترکِ محکم — همان معیاری که در بخش ۴ در قالبِ قاعدهٔ وابستگی صورت‌بندی شد. مفسران، از طبری و طوسی و طبرسی تا فخر رازی و طباطبایی، همین آیه را مبنای قاعدهٔ فهم ساخته‌اند. آیهٔ ۷۸ همان سوره، سازوکارِ دوم را در سطحِ گفتار نشان می‌دهد: «يَلْوُونَ أَلْسِنَتَهُم بِالْكِتَابِ لِتَحْسَبُوهُ مِنَ الْكِتَابِ وَمَا هُوَ مِنَ الْكِتَابِ». تعبیرِ «یَلوُونَ» وصفی دقیق از تقطیع است: متن حفظ می‌شود، اما پیچانده می‌شود؛ و هدف صریح است: </w:t>
+        <w:t xml:space="preserve"> تعریف شده است: رجوع به متشابه و ترکِ محکم — همان معیاری که در بخش ۴ صورت‌بندی شد. مفسران، از طبری و طوسی و طبرسی تا فخر رازی و طباطبایی، همین آیه را مبنای قاعدهٔ فهم ساخته‌اند. آیهٔ ۷۸ همان سوره، سازوکارِ دوم را در سطحِ گفتار نشان می‌دهد: «يَلْوُونَ أَلْسِنَتَهُم بِالْكِتَابِ لِتَحْسَبُوهُ مِنَ الْكِتَابِ وَمَا هُوَ مِنَ الْكِتَابِ». تعبیرِ «یَلوُونَ» وصفی دقیق از تقطیع است: متن حفظ می‌شود، اما پیچانده می‌شود؛ و هدف صریح است: </w:t>
       </w:r>
       <w:r>
         <w:rPr>
@@ -4873,7 +4788,7 @@
           <w:rtl w:val="1"/>
           <w:szCs w:val="23"/>
         </w:rPr>
-        <w:t xml:space="preserve"> خطا در متن نیست، در گذارِ از «حکم» به «امارت» است؛ همان چیزی که در جدولِ بخش ۵ «اثباتِ بیش از ظرفیتِ دلالت» نامیدیم. </w:t>
+        <w:t xml:space="preserve"> خطا در متن نیست، در گذارِ از «حکم» به «امارت» است — همان «اثباتِ بیش از ظرفیتِ دلالت» در جدولِ بخش ۵. </w:t>
       </w:r>
       <w:r>
         <w:rPr>
@@ -4895,7 +4810,7 @@
           <w:rtl w:val="1"/>
           <w:szCs w:val="23"/>
         </w:rPr>
-        <w:t xml:space="preserve"> تعبیرِ «یُرادُ بها باطل» مسیرِ استدلال را نشانه می‌گیرد، نه ایمانِ گوینده را؛ امام در ادامه با استدلالی درونی ضرورتِ امارت را نشان می‌دهد («یُبَلِّغُ اللهُ فِیهَا الْأَجَلَ، وَیُجْمَعُ بِهِ الْفَیْءُ...»). </w:t>
+        <w:t xml:space="preserve"> تعبیرِ «یُرادُ بها باطل» مسیرِ استدلال را نشانه می‌گیرد، نه ایمانِ گوینده را؛ امام در ادامه با استدلالی درونی ضرورتِ امارت را نشان می‌دهد («یُبَلِّغُ اللهُ فِیهَا الْأَجَلَ...»). </w:t>
       </w:r>
       <w:r>
         <w:rPr>
@@ -4929,18 +4844,18 @@
           <w:rtl w:val="1"/>
           <w:szCs w:val="23"/>
         </w:rPr>
-        <w:t>سیری در نهج‌البلاغه</w:t>
-      </w:r>
-      <w:r>
-        <w:rPr>
-          <w:rFonts w:ascii="Vazirmatn" w:hAnsi="Vazirmatn"/>
-          <w:rFonts w:ascii="Vazirmatn" w:hAnsi="Vazirmatn" w:cs="Vazirmatn" w:eastAsia="Vazirmatn"/>
-          <w:b w:val="0"/>
-          <w:sz w:val="23"/>
-          <w:rtl w:val="1"/>
-          <w:szCs w:val="23"/>
-        </w:rPr>
-        <w:t xml:space="preserve"> همین ماجرا را نمونهٔ برخوردِ متن‌گراییِ سطحی با منطقِ دین می‌شمارد.</w:t>
+        <w:t>سیری در سیرهٔ ائمهٔ اطهار</w:t>
+      </w:r>
+      <w:r>
+        <w:rPr>
+          <w:rFonts w:ascii="Vazirmatn" w:hAnsi="Vazirmatn"/>
+          <w:rFonts w:ascii="Vazirmatn" w:hAnsi="Vazirmatn" w:cs="Vazirmatn" w:eastAsia="Vazirmatn"/>
+          <w:b w:val="0"/>
+          <w:sz w:val="23"/>
+          <w:rtl w:val="1"/>
+          <w:szCs w:val="23"/>
+        </w:rPr>
+        <w:t xml:space="preserve"> روایتِ «لَا تَقْتُلُوا الْخَوَارِجَ بَعْدِی...» را در همین زمینه نقل می‌کند: کسی که حق را می‌جوید و خطا می‌کند، همانند کسی نیست که باطل را می‌جوید و به آن می‌رسد.</w:t>
       </w:r>
     </w:p>
     <w:p>
@@ -5200,7 +5115,7 @@
           <w:rtl w:val="1"/>
           <w:szCs w:val="23"/>
         </w:rPr>
-        <w:t xml:space="preserve"> کسی که سال‌ها با روشِ گزینشی متن خوانده است، جست‌وجوی شاهد را جای جست‌وجوی حقیقت می‌نشاند؛ و این عادت به حوزهٔ دین محدود نمی‌ماند. در روان‌شناسیِ شناختی این پدیده «سوگیریِ تأیید» نامیده می‌شود: تمایل به جست‌وجوی شاهدِ موافق و بی‌اعتنایی به شاهدِ مخالف (Nickerson, 1998; Kahneman, 2011). آنچه در این مقاله «استنادِ گزینشی» نامیده می‌شود، در واقع </w:t>
+        <w:t xml:space="preserve"> کسی که سال‌ها با روشِ گزینشی متن خوانده است، جست‌وجوی شاهد را جای جست‌وجوی حقیقت می‌نشاند؛ و این عادت به حوزهٔ دین محدود نمی‌ماند. در روان‌شناسیِ شناختی این پدیده «سوگیریِ تأیید» نامیده می‌شود (Nickerson, 1998; Kahneman, 2011). آنچه این مقاله «استنادِ گزینشی» می‌نامد، </w:t>
       </w:r>
       <w:r>
         <w:rPr>
@@ -5222,7 +5137,7 @@
           <w:rtl w:val="1"/>
           <w:szCs w:val="23"/>
         </w:rPr>
-        <w:t xml:space="preserve"> است؛ و اگر چنین است، درمانِ آن باید در آموزشِ مهارتِ استدلال جست‌وجو شود، نه فقط در توصیهٔ اخلاقی.</w:t>
+        <w:t xml:space="preserve"> است؛ پس درمانِ آن باید در آموزشِ مهارتِ استدلال جست‌وجو شود، نه فقط در توصیهٔ اخلاقی.</w:t>
       </w:r>
     </w:p>
     <w:p>
@@ -5538,7 +5453,7 @@
           <w:rtl w:val="1"/>
           <w:szCs w:val="23"/>
         </w:rPr>
-        <w:t xml:space="preserve"> که بی‌آنکه اعلام شود، مرزهای معنا را جابه‌جا می‌کند. سه سازوکار: تقطیعِ ساختاری (نمایشِ آیه بی‌آیاتِ پیرامون)؛ بازیابیِ گزینشی (الگوریتم بر پایهٔ شباهتِ لفظی با پرس‌وجو عمل می‌کند و پرس‌وجو اغلب از پیش‌فرضِ کاربر برمی‌آید، پس حلقهٔ بستهٔ تأیید در سطحِ فناوری شکل می‌گیرد)؛ و تولیدِ متنِ شبه‌استنادی، که در آن جعلِ ارجاع دیگر نیازمندِ دانشِ حدیثی نیست. در چنین وضعیتی معیارِ اعتبار نه «وجودِ ارجاع»، بلکه </w:t>
+        <w:t xml:space="preserve"> که بی‌آنکه اعلام شود، مرزهای معنا را جابه‌جا می‌کند. سه سازوکار: تقطیعِ ساختاری (نمایشِ آیه بی‌آیاتِ پیرامون)؛ بازیابیِ گزینشی (الگوریتم بر پایهٔ شباهتِ لفظی با پرس‌وجو عمل می‌کند و پرس‌وجو اغلب از پیش‌فرضِ کاربر برمی‌آید، پس حلقهٔ بستهٔ تأیید در سطحِ فناوری شکل می‌گیرد)؛ و تولیدِ متنِ شبه‌استنادی، که جعلِ ارجاع را بی‌نیاز از دانشِ حدیثی کرده است. معیارِ اعتبار، امروز نه «وجودِ ارجاع»، بلکه </w:t>
       </w:r>
       <w:r>
         <w:rPr>
@@ -5695,7 +5610,7 @@
           <w:rtl w:val="1"/>
           <w:szCs w:val="23"/>
         </w:rPr>
-        <w:t xml:space="preserve"> در بخشی از ادبیاتِ تندرو، آیهٔ «فَاقْتُلُوا الْمُشْرِكِينَ حَيْثُ وَجَدتُّمُوهُمْ» به‌عنوانِ قاعدهٔ عامِ رفتار با غیرمسلمان نقل می‌شود. اما آیهٔ ۴، درست پیش از آن، پیمان‌داران را استثنا می‌کند («إِلَّا الَّذِينَ عَاهَدتُّم...») و آیهٔ ۶، درست پس از آن، حکمِ پناهندگی و ابلاغِ امنیت را مقرر می‌کند («وَإِنْ أَحَدٌ مِّنَ الْمُشْرِكِينَ اسْتَجَارَكَ فَأَجِرْهُ...»). مدعای «قاعدهٔ عام» وابسته به حذفِ قرینهٔ پیوسته است و بر پایهٔ قاعدهٔ وابستگی ساقط می‌شود — و این داوری، بی‌هیچ ارجاعی به موضعِ فقهیِ خاص انجام شده است. نکتهٔ تکمیلی آن است که حتی قائل به نسخِ آیاتِ صلح نیز نمی‌تواند آیهٔ ۶ را نادیده بگیرد؛ زیرا نسخ میانِ احکامِ متعارض جریان دارد، نه برای حذفِ اجزای یک خطابِ واحد. تفکیکِ «نسخ» از «تخصیص» و «تقید» — که طبری و طبرسی در تفسیرِ همین سوره به آن توجه دارند — از سرچشمه‌های اصلیِ مهارِ این آسیب است.</w:t>
+        <w:t xml:space="preserve"> در بخشی از ادبیاتِ تندرو، آیهٔ «فَاقْتُلُوا الْمُشْرِكِينَ حَيْثُ وَجَدتُّمُوهُمْ» به‌عنوانِ قاعدهٔ عامِ رفتار با غیرمسلمان نقل می‌شود. اما آیهٔ ۴، درست پیش از آن، پیمان‌داران را استثنا می‌کند («إِلَّا الَّذِينَ عَاهَدتُّم...») و آیهٔ ۶، درست پس از آن، حکمِ پناهندگی و ابلاغِ امنیت را مقرر می‌کند («وَإِنْ أَحَدٌ مِّنَ الْمُشْرِكِينَ اسْتَجَارَكَ فَأَجِرْهُ...»). مدعای «قاعدهٔ عام» وابسته به حذفِ قرینهٔ پیوسته است و بر پایهٔ قاعدهٔ وابستگی ساقط می‌شود — و این داوری، بی‌هیچ ارجاعی به موضعِ فقهیِ خاص انجام شده است. نکتهٔ تکمیلی آن است که حتی قائل به نسخِ آیاتِ صلح نیز نمی‌تواند آیهٔ ۶ را نادیده بگیرد؛ زیرا نسخ میانِ احکامِ متعارض جریان دارد، نه برای حذفِ اجزای یک خطابِ واحد. تفکیکِ «نسخ» از «تخصیص» و «تقید» — که در سنتِ تفسیری، از طبری و طبرسی در ذیلِ آیاتِ سورهٔ توبه تا آثارِ مستقل در ناسخ و منسوخ پیوسته موضوعِ بحث بوده است — از سرچشمه‌های اصلیِ مهارِ این آسیب است.</w:t>
       </w:r>
     </w:p>
     <w:p>
@@ -5746,7 +5661,7 @@
           <w:rtl w:val="1"/>
           <w:szCs w:val="23"/>
         </w:rPr>
-        <w:t>: اگر همهٔ مصادیقِ حکم به غیرِ ما أنزل الله کفر بودند، تکرارِ عبارت با سه محمولِ متفاوت چه معنایی داشت؟ این همان پرسشی است که مفسران — از قرطبی تا طباطبایی — با آن روبه‌رو شده و پاسخ‌های متفاوتی داده‌اند. استنادکننده لازم نیست پاسخِ نهایی را بداند؛ لازم است اعلام کند که دو آیهٔ دیگر نیز وجود دارد. تقارنِ بحث آن است که در سوی مقابل نیز گاه با استنادِ صرف به سیاقِ بنی‌اسرائیل، عمومیتِ لفظ حذف می‌شود؛ و این نیز گزینشی است، از نوعی دیگر.</w:t>
+        <w:t>: اگر همهٔ مصادیقِ حکم به غیرِ ما أنزل الله کفر بودند، تکرارِ عبارت با سه محمولِ متفاوت چه معنایی داشت؟ این همان پرسشی است که مفسران — از قرطبی تا طباطبایی — با آن روبه‌رو شده و پاسخ‌های متفاوتی داده‌اند. استنادکننده لازم نیست پاسخِ نهایی را بداند؛ لازم است اعلام کند که دو آیهٔ دیگر نیز هست. تقارنِ بحث آن است که در سوی مقابل نیز گاه با استنادِ صرف به سیاقِ بنی‌اسرائیل، عمومیتِ لفظ حذف می‌شود؛ این نیز گزینشی است، از نوعی دیگر.</w:t>
       </w:r>
     </w:p>
     <w:p>
@@ -5775,53 +5690,7 @@
           <w:rtl w:val="1"/>
           <w:szCs w:val="23"/>
         </w:rPr>
-        <w:t xml:space="preserve"> حدیثِ «يَسِّرُوا وَلَا تُعَسِّرُوا، وَبَشِّرُوا وَلَا تُنَفِّرُوا» (بخاری، ۶۹؛ مسلم، ۱۷۳۴) در سیاقِ آموزش و دعوت صادر شده و در منابع در بابِ «تخوّلِ مردم به موعظه» جای گرفته است؛ نقلِ آن به‌عنوانِ مجوزِ تسامح در احکام، تعمیمِ موردی است، نه دلالتِ متن. در لایهٔ سندی نیز روایتِ مشهورِ «مَنْ فَسَّرَ الْقُرْآنَ بِرَأْيِهِ...» در </w:t>
-      </w:r>
-      <w:r>
-        <w:rPr>
-          <w:rFonts w:ascii="Vazirmatn" w:hAnsi="Vazirmatn"/>
-          <w:rFonts w:ascii="Vazirmatn" w:hAnsi="Vazirmatn" w:cs="Vazirmatn" w:eastAsia="Vazirmatn"/>
-          <w:b w:val="0"/>
-          <w:i/>
-          <w:sz w:val="23"/>
-          <w:rtl w:val="1"/>
-          <w:szCs w:val="23"/>
-        </w:rPr>
-        <w:t>الجامع</w:t>
-      </w:r>
-      <w:r>
-        <w:rPr>
-          <w:rFonts w:ascii="Vazirmatn" w:hAnsi="Vazirmatn"/>
-          <w:rFonts w:ascii="Vazirmatn" w:hAnsi="Vazirmatn" w:cs="Vazirmatn" w:eastAsia="Vazirmatn"/>
-          <w:b w:val="0"/>
-          <w:sz w:val="23"/>
-          <w:rtl w:val="1"/>
-          <w:szCs w:val="23"/>
-        </w:rPr>
-        <w:t xml:space="preserve"> ترمذی با حکمِ «حسن» و در </w:t>
-      </w:r>
-      <w:r>
-        <w:rPr>
-          <w:rFonts w:ascii="Vazirmatn" w:hAnsi="Vazirmatn"/>
-          <w:rFonts w:ascii="Vazirmatn" w:hAnsi="Vazirmatn" w:cs="Vazirmatn" w:eastAsia="Vazirmatn"/>
-          <w:b w:val="0"/>
-          <w:i/>
-          <w:sz w:val="23"/>
-          <w:rtl w:val="1"/>
-          <w:szCs w:val="23"/>
-        </w:rPr>
-        <w:t>السنن</w:t>
-      </w:r>
-      <w:r>
-        <w:rPr>
-          <w:rFonts w:ascii="Vazirmatn" w:hAnsi="Vazirmatn"/>
-          <w:rFonts w:ascii="Vazirmatn" w:hAnsi="Vazirmatn" w:cs="Vazirmatn" w:eastAsia="Vazirmatn"/>
-          <w:b w:val="0"/>
-          <w:sz w:val="23"/>
-          <w:rtl w:val="1"/>
-          <w:szCs w:val="23"/>
-        </w:rPr>
-        <w:t xml:space="preserve"> ابوداود با الفاظِ متفاوت نقل شده، در حالی که محدثان در سندِ آن به سببِ سهیل بن أبی‌حزم مناقشه کرده‌اند. این نمونه دو آموزه دارد: </w:t>
+        <w:t xml:space="preserve"> حدیثِ «يَسِّرُوا وَلَا تُعَسِّرُوا، وَبَشِّرُوا وَلَا تُنَفِّرُوا» (بخاری، ۶۹؛ مسلم، ۱۷۳۴) در سیاقِ آموزش و دعوت صادر شده و در منابع در بابِ «تخوّلِ مردم به موعظه» جای گرفته است؛ نقلِ آن به‌عنوانِ مجوزِ تسامح در احکام، تعمیمِ موردی است، نه دلالتِ متن. در لایهٔ سندی نیز باید دو روایتِ مشابه را از هم جدا کرد: «مَنْ قَالَ فِي الْقُرْآنِ بِرَأْيِهِ فَلْيَتَبَوَّأْ مَقْعَدَهُ مِنَ النَّارِ» (ترمذی، ۲۹۵۱، از ابن‌عباس) که ترمذی آن را «حسن» خوانده است؛ و «مَنْ قَالَ فِي الْقُرْآنِ بِرَأْيِهِ فَأَصَابَ فَقَدْ أَخْطَأَ» (ترمذی، ۲۹۵۲ و ابوداود، ۳۶۵۲، از جُندَب) که ترمذی آن را «غریب» دانسته و در سندش «سهیل بن أبی‌حزم» است که محدثان او را قابلِ احتجاج ندانسته‌اند. نتیجهٔ روشی این است که استناد به «حکمِ یک محدث» جای بررسیِ مستقلِ سند را نمی‌گیرد و دو روایتِ هم‌مضمون، یک حکمِ سندی ندارند. این نمونه دو آموزه دارد: </w:t>
       </w:r>
       <w:r>
         <w:rPr>
@@ -5855,17 +5724,6 @@
           <w:szCs w:val="23"/>
         </w:rPr>
         <w:t>دوم</w:t>
-      </w:r>
-      <w:r>
-        <w:rPr>
-          <w:rFonts w:ascii="Vazirmatn" w:hAnsi="Vazirmatn"/>
-          <w:rFonts w:ascii="Vazirmatn" w:hAnsi="Vazirmatn" w:cs="Vazirmatn" w:eastAsia="Vazirmatn"/>
-          <w:b w:val="0"/>
-          <w:sz w:val="23"/>
-          <w:rtl w:val="1"/>
-          <w:szCs w:val="23"/>
-        </w:rPr>
-        <w:t xml:space="preserve"> ارجاع به «حکمِ یک محدث» جای بررسیِ مستقلِ سند را نمی‌گیرد.</w:t>
       </w:r>
     </w:p>
     <w:p>
@@ -6011,7 +5869,7 @@
           <w:rtl w:val="1"/>
           <w:szCs w:val="23"/>
         </w:rPr>
-        <w:t xml:space="preserve"> فلجِ تفسیری (اگر هر استنادی مشکوک شود، فهم تعلیق می‌شود)؛ انحصارِ تفسیری (اگر تشخیص به گروهی خاص سپرده شود، به ابزارِ قدرت بدل می‌شود)؛ نقد به‌جای فهم؛ و بی‌طرفیِ کاذب (خواندنِ هر موضعِ قوی به‌عنوانِ «گزینشی» برای فرار از داوری). پادزهرِ هر چهار، همان سه عنصرِ پیشین است: معیارِ صوری، درجه‌بندی، بازبینی‌پذیری.</w:t>
+        <w:t xml:space="preserve"> فلجِ تفسیری (اگر هر استنادی مشکوک شود، فهم تعلیق می‌شود)؛ انحصارِ تفسیری (اگر تشخیص به گروهی خاص سپرده شود، به ابزارِ قدرت بدل می‌شود)؛ نقد به‌جای فهم؛ و بی‌طرفیِ کاذب (خواندنِ هر موضعِ قوی به‌عنوانِ «گزینشی»). پادزهرِ هر چهار همان سه عنصرِ پیشین است: معیارِ صوری، درجه‌بندی، بازبینی‌پذیری.</w:t>
       </w:r>
     </w:p>
     <w:p>
@@ -6077,7 +5935,7 @@
           <w:rtl w:val="1"/>
           <w:szCs w:val="23"/>
         </w:rPr>
-        <w:t xml:space="preserve"> (بازگشت به متن، بی‌واسطگی): قوتش وفاداری به متن است؛ آسیبش آنکه سیاق را جزءِ متن نمی‌شمارد و وساطتِ تفسیر را پنهان می‌کند — و پنهان‌شدنِ وساطت بدترین حالت است، زیرا آن را از نقد بیرون می‌برد. </w:t>
+        <w:t xml:space="preserve">: قوتش وفاداری به متن است؛ آسیبش آنکه سیاق را جزءِ متن نمی‌شمارد و وساطتِ تفسیر را پنهان می‌کند — و پنهان‌شدنِ وساطت بدترین حالت است، زیرا آن را از نقد بیرون می‌برد. </w:t>
       </w:r>
       <w:r>
         <w:rPr>
@@ -6188,7 +6046,7 @@
           <w:rtl w:val="1"/>
           <w:szCs w:val="23"/>
         </w:rPr>
-        <w:t xml:space="preserve">): قوتش نگاهِ نظام‌مند و مهارِ ظاهرگراییِ تقطیعی است؛ آسیبش آنکه اگر «مقصد» داورِ ظاهر شود، هر نصِ ناسازگار با تصورِ ما از مقصد حذف‌شدنی می‌شود — شدیدترین شکلِ گزینش، زیرا با یک تئوریِ منسجم پوشانده می‌شود. </w:t>
+        <w:t xml:space="preserve">): قوتش نگاهِ نظام‌مند و مهارِ ظاهرگراییِ تقطیعی است؛ آسیبش آنکه اگر «مقصد» داورِ ظاهر شود، هر نصِ ناسازگار با تصورِ ما از مقصد حذف‌شدنی می‌شود — شدیدترین شکلِ گزینش، زیرا با تئوری‌ای منسجم پوشانده می‌شود. </w:t>
       </w:r>
       <w:r>
         <w:rPr>
@@ -6210,7 +6068,7 @@
           <w:rtl w:val="1"/>
           <w:szCs w:val="23"/>
         </w:rPr>
-        <w:t>: قوتش پذیرشِ عمقِ معنا و نقشِ پیش‌فرض‌های مفسر است (Gadamer)؛ آسیبش نسبی‌گرایی است، زیرا اگر هر خوانش معتبر باشد نقدِ گزینش‌گری بی‌معنا می‌شود و در نبودِ معیار، آن‌که صدای بلندتری دارد تفسیرِ غالب را تعیین می‌کند. تفکیکِ Hirsch میانِ «معنا» و «دلالت» نشان می‌دهد می‌توان تکثرِ دلالت‌ها را پذیرفت بی‌آنکه معنای متن به‌کلی سیال شود.</w:t>
+        <w:t>: قوتش پذیرشِ عمقِ معنا و نقشِ پیش‌فرض‌های مفسر است (Gadamer)؛ آسیبش نسبی‌گرایی است، زیرا اگر هر خوانش معتبر باشد، نقدِ گزینش‌گری بی‌معنا می‌شود و در نبودِ معیار، آن‌که صدای بلندتری دارد تفسیرِ غالب را تعیین می‌کند. تفکیکِ Hirsch میانِ «معنا» و «دلالت» نشان می‌دهد می‌توان تکثرِ دلالت‌ها را پذیرفت بی‌آنکه معنای متن به‌کلی سیال شود.</w:t>
       </w:r>
     </w:p>
     <w:p>
@@ -6577,6 +6435,25 @@
         <w:rPr>
           <w:rFonts w:ascii="Vazirmatn" w:hAnsi="Vazirmatn"/>
           <w:rFonts w:ascii="Vazirmatn" w:hAnsi="Vazirmatn" w:cs="Vazirmatn" w:eastAsia="Vazirmatn"/>
+          <w:b w:val="0"/>
+          <w:i/>
+          <w:sz w:val="23"/>
+          <w:rtl w:val="1"/>
+          <w:szCs w:val="23"/>
+        </w:rPr>
+        <w:t>یادداشت: تنها آثاری آمده که در متن به آن‌ها استناد شده و مشخصاتشان راستی‌آزمایی شده است؛ جایی که چاپِ معیّنِ واحدی نبوده، از ذکرِ ناشر پرهیز شده است.</w:t>
+      </w:r>
+    </w:p>
+    <w:p>
+      <w:pPr>
+        <w:bidi/>
+        <w:spacing w:after="120" w:line="348" w:lineRule="auto"/>
+        <w:jc w:val="both"/>
+      </w:pPr>
+      <w:r>
+        <w:rPr>
+          <w:rFonts w:ascii="Vazirmatn" w:hAnsi="Vazirmatn"/>
+          <w:rFonts w:ascii="Vazirmatn" w:hAnsi="Vazirmatn" w:cs="Vazirmatn" w:eastAsia="Vazirmatn"/>
           <w:b/>
           <w:sz w:val="23"/>
           <w:rtl w:val="1"/>
@@ -6641,7 +6518,7 @@
           <w:rtl w:val="1"/>
           <w:szCs w:val="23"/>
         </w:rPr>
-        <w:t>، تصحیح صبحی صالح، قم: مؤسسة الأعلمی للمطبوعات.</w:t>
+        <w:t>، تصحیح صبحی صالح، قم: مؤسسة الأعلمی للمطبوعات. (خطبهٔ ۴۰؛ همین مضمون در بخشِ حکمت‌ها نیز با شمارش‌های متفاوت، ۱۸۹ و ۱۹۸، ضبط شده است.)</w:t>
       </w:r>
     </w:p>
     <w:p>
@@ -6671,7 +6548,7 @@
           <w:rtl w:val="1"/>
           <w:szCs w:val="23"/>
         </w:rPr>
-        <w:t>الجامع الصحیح (صحیح البخاری)</w:t>
+        <w:t>الجامع الصحیح</w:t>
       </w:r>
       <w:r>
         <w:rPr>
@@ -6753,18 +6630,18 @@
           <w:rtl w:val="1"/>
           <w:szCs w:val="23"/>
         </w:rPr>
-        <w:t>الجامع (سنن الترمذی)</w:t>
-      </w:r>
-      <w:r>
-        <w:rPr>
-          <w:rFonts w:ascii="Vazirmatn" w:hAnsi="Vazirmatn"/>
-          <w:rFonts w:ascii="Vazirmatn" w:hAnsi="Vazirmatn" w:cs="Vazirmatn" w:eastAsia="Vazirmatn"/>
-          <w:b w:val="0"/>
-          <w:sz w:val="23"/>
-          <w:rtl w:val="1"/>
-          <w:szCs w:val="23"/>
-        </w:rPr>
-        <w:t>، کتاب تفسیر القرآن، حدیث ۲۹۵۱.</w:t>
+        <w:t>الجامع</w:t>
+      </w:r>
+      <w:r>
+        <w:rPr>
+          <w:rFonts w:ascii="Vazirmatn" w:hAnsi="Vazirmatn"/>
+          <w:rFonts w:ascii="Vazirmatn" w:hAnsi="Vazirmatn" w:cs="Vazirmatn" w:eastAsia="Vazirmatn"/>
+          <w:b w:val="0"/>
+          <w:sz w:val="23"/>
+          <w:rtl w:val="1"/>
+          <w:szCs w:val="23"/>
+        </w:rPr>
+        <w:t>، کتاب تفسیر القرآن، حدیث ۲۹۵۱ (از ابن‌عباس؛ حکمِ ترمذی: حسن).</w:t>
       </w:r>
     </w:p>
     <w:p>
@@ -6782,7 +6659,7 @@
           <w:rtl w:val="1"/>
           <w:szCs w:val="23"/>
         </w:rPr>
-        <w:t xml:space="preserve">۶. ابوداود سجستانی، سلیمان بن اشعث، </w:t>
+        <w:t xml:space="preserve">۶. ترمذی، محمد بن عیسی، </w:t>
       </w:r>
       <w:r>
         <w:rPr>
@@ -6794,6 +6671,47 @@
           <w:rtl w:val="1"/>
           <w:szCs w:val="23"/>
         </w:rPr>
+        <w:t>الجامع</w:t>
+      </w:r>
+      <w:r>
+        <w:rPr>
+          <w:rFonts w:ascii="Vazirmatn" w:hAnsi="Vazirmatn"/>
+          <w:rFonts w:ascii="Vazirmatn" w:hAnsi="Vazirmatn" w:cs="Vazirmatn" w:eastAsia="Vazirmatn"/>
+          <w:b w:val="0"/>
+          <w:sz w:val="23"/>
+          <w:rtl w:val="1"/>
+          <w:szCs w:val="23"/>
+        </w:rPr>
+        <w:t>، کتاب تفسیر القرآن، حدیث ۲۹۵۲ (از جُندَب؛ حکمِ ترمذی: غریب).</w:t>
+      </w:r>
+    </w:p>
+    <w:p>
+      <w:pPr>
+        <w:bidi/>
+        <w:spacing w:after="40"/>
+        <w:ind w:right="397"/>
+      </w:pPr>
+      <w:r>
+        <w:rPr>
+          <w:rFonts w:ascii="Vazirmatn" w:hAnsi="Vazirmatn"/>
+          <w:rFonts w:ascii="Vazirmatn" w:hAnsi="Vazirmatn" w:cs="Vazirmatn" w:eastAsia="Vazirmatn"/>
+          <w:b w:val="0"/>
+          <w:sz w:val="23"/>
+          <w:rtl w:val="1"/>
+          <w:szCs w:val="23"/>
+        </w:rPr>
+        <w:t xml:space="preserve">۷. ابوداود سجستانی، سلیمان بن اشعث، </w:t>
+      </w:r>
+      <w:r>
+        <w:rPr>
+          <w:rFonts w:ascii="Vazirmatn" w:hAnsi="Vazirmatn"/>
+          <w:rFonts w:ascii="Vazirmatn" w:hAnsi="Vazirmatn" w:cs="Vazirmatn" w:eastAsia="Vazirmatn"/>
+          <w:b w:val="0"/>
+          <w:i/>
+          <w:sz w:val="23"/>
+          <w:rtl w:val="1"/>
+          <w:szCs w:val="23"/>
+        </w:rPr>
         <w:t>السنن</w:t>
       </w:r>
       <w:r>
@@ -6805,7 +6723,7 @@
           <w:rtl w:val="1"/>
           <w:szCs w:val="23"/>
         </w:rPr>
-        <w:t>، کتاب العلم.</w:t>
+        <w:t>، کتاب العلم، باب الکلام فی کتاب الله بغیر علم، حدیث ۳۶۵۲.</w:t>
       </w:r>
     </w:p>
     <w:p>
@@ -6841,7 +6759,7 @@
           <w:rtl w:val="1"/>
           <w:szCs w:val="23"/>
         </w:rPr>
-        <w:t xml:space="preserve">۷. طبری، محمد بن جریر، </w:t>
+        <w:t xml:space="preserve">۸. طبری، محمد بن جریر، </w:t>
       </w:r>
       <w:r>
         <w:rPr>
@@ -6882,7 +6800,7 @@
           <w:rtl w:val="1"/>
           <w:szCs w:val="23"/>
         </w:rPr>
-        <w:t xml:space="preserve">۸. طوسی، محمد بن حسن، </w:t>
+        <w:t xml:space="preserve">۹. طوسی، محمد بن حسن، </w:t>
       </w:r>
       <w:r>
         <w:rPr>
@@ -6923,7 +6841,7 @@
           <w:rtl w:val="1"/>
           <w:szCs w:val="23"/>
         </w:rPr>
-        <w:t xml:space="preserve">۹. طبرسی، فضل بن حسن، </w:t>
+        <w:t xml:space="preserve">۱۰. طبرسی، فضل بن حسن، </w:t>
       </w:r>
       <w:r>
         <w:rPr>
@@ -6964,7 +6882,7 @@
           <w:rtl w:val="1"/>
           <w:szCs w:val="23"/>
         </w:rPr>
-        <w:t xml:space="preserve">۱۰. رازی، فخرالدین، </w:t>
+        <w:t xml:space="preserve">۱۱. رازی، فخرالدین، </w:t>
       </w:r>
       <w:r>
         <w:rPr>
@@ -7005,7 +6923,7 @@
           <w:rtl w:val="1"/>
           <w:szCs w:val="23"/>
         </w:rPr>
-        <w:t xml:space="preserve">۱۱. قرطبی، محمد بن احمد، </w:t>
+        <w:t xml:space="preserve">۱۲. قرطبی، محمد بن احمد، </w:t>
       </w:r>
       <w:r>
         <w:rPr>
@@ -7046,7 +6964,7 @@
           <w:rtl w:val="1"/>
           <w:szCs w:val="23"/>
         </w:rPr>
-        <w:t xml:space="preserve">۱۲. طباطبایی، سید محمدحسین، </w:t>
+        <w:t xml:space="preserve">۱۳. طباطبایی، سید محمدحسین، </w:t>
       </w:r>
       <w:r>
         <w:rPr>
@@ -7087,7 +7005,7 @@
           <w:rtl w:val="1"/>
           <w:szCs w:val="23"/>
         </w:rPr>
-        <w:t>ج) علوم قرآن، اصول و درایه</w:t>
+        <w:t>ج) علوم قرآن، اصول فقه و درایه</w:t>
       </w:r>
     </w:p>
     <w:p>
@@ -7105,7 +7023,7 @@
           <w:rtl w:val="1"/>
           <w:szCs w:val="23"/>
         </w:rPr>
-        <w:t xml:space="preserve">۱۳. زرکشی، بدرالدین، </w:t>
+        <w:t xml:space="preserve">۱۴. زرکشی، بدرالدین، </w:t>
       </w:r>
       <w:r>
         <w:rPr>
@@ -7146,7 +7064,7 @@
           <w:rtl w:val="1"/>
           <w:szCs w:val="23"/>
         </w:rPr>
-        <w:t xml:space="preserve">۱۴. سیوطی، جلال‌الدین، </w:t>
+        <w:t xml:space="preserve">۱۵. سیوطی، جلال‌الدین، </w:t>
       </w:r>
       <w:r>
         <w:rPr>
@@ -7187,7 +7105,7 @@
           <w:rtl w:val="1"/>
           <w:szCs w:val="23"/>
         </w:rPr>
-        <w:t xml:space="preserve">۱۵. سیوطی، جلال‌الدین، </w:t>
+        <w:t xml:space="preserve">۱۶. سیوطی، جلال‌الدین، </w:t>
       </w:r>
       <w:r>
         <w:rPr>
@@ -7228,7 +7146,7 @@
           <w:rtl w:val="1"/>
           <w:szCs w:val="23"/>
         </w:rPr>
-        <w:t xml:space="preserve">۱۶. خویی، سید ابوالقاسم، </w:t>
+        <w:t xml:space="preserve">۱۷. خویی، سید ابوالقاسم، </w:t>
       </w:r>
       <w:r>
         <w:rPr>
@@ -7269,7 +7187,7 @@
           <w:rtl w:val="1"/>
           <w:szCs w:val="23"/>
         </w:rPr>
-        <w:t xml:space="preserve">۱۷. خویی، سید ابوالقاسم، </w:t>
+        <w:t xml:space="preserve">۱۸. خویی، سید ابوالقاسم، </w:t>
       </w:r>
       <w:r>
         <w:rPr>
@@ -7310,7 +7228,7 @@
           <w:rtl w:val="1"/>
           <w:szCs w:val="23"/>
         </w:rPr>
-        <w:t xml:space="preserve">۱۸. معرفت، محمدهادی، </w:t>
+        <w:t xml:space="preserve">۱۹. معرفت، محمدهادی، </w:t>
       </w:r>
       <w:r>
         <w:rPr>
@@ -7351,7 +7269,7 @@
           <w:rtl w:val="1"/>
           <w:szCs w:val="23"/>
         </w:rPr>
-        <w:t xml:space="preserve">۱۹. صدر، سید محمدباقر، </w:t>
+        <w:t xml:space="preserve">۲۰. صدر، سید محمدباقر، </w:t>
       </w:r>
       <w:r>
         <w:rPr>
@@ -7392,7 +7310,7 @@
           <w:rtl w:val="1"/>
           <w:szCs w:val="23"/>
         </w:rPr>
-        <w:t xml:space="preserve">۲۰. شاطبی، ابواسحاق، </w:t>
+        <w:t xml:space="preserve">۲۱. شاطبی، ابواسحاق، </w:t>
       </w:r>
       <w:r>
         <w:rPr>
@@ -7415,7 +7333,7 @@
           <w:rtl w:val="1"/>
           <w:szCs w:val="23"/>
         </w:rPr>
-        <w:t>، قاهره: مکتبة وهبة.</w:t>
+        <w:t>، تحقیق مشهور بن حسن آل سلمان، الخبر: دار ابن عفان، ط۱، ۱۴۱۷ق.</w:t>
       </w:r>
     </w:p>
     <w:p>
@@ -7433,7 +7351,7 @@
           <w:rtl w:val="1"/>
           <w:szCs w:val="23"/>
         </w:rPr>
-        <w:t xml:space="preserve">۲۱. علم‌الهدی، سید مرتضی، </w:t>
+        <w:t xml:space="preserve">۲۲. شریف مرتضی (علم‌الهدی)، علی بن حسین موسوی، </w:t>
       </w:r>
       <w:r>
         <w:rPr>
@@ -7456,7 +7374,7 @@
           <w:rtl w:val="1"/>
           <w:szCs w:val="23"/>
         </w:rPr>
-        <w:t>، تهران: دانشگاه تهران.</w:t>
+        <w:t>، تصحیح ابوالقاسم گرجی، تهران: انتشارات دانشگاه تهران، ۱۳۴۶–۱۳۴۸.</w:t>
       </w:r>
     </w:p>
     <w:p>
@@ -7474,7 +7392,7 @@
           <w:rtl w:val="1"/>
           <w:szCs w:val="23"/>
         </w:rPr>
-        <w:t xml:space="preserve">۲۲. ابن‌صلاح، عثمان بن عبدالرحمن، </w:t>
+        <w:t xml:space="preserve">۲۳. آخوند خراسانی، محمدکاظم، </w:t>
       </w:r>
       <w:r>
         <w:rPr>
@@ -7486,18 +7404,18 @@
           <w:rtl w:val="1"/>
           <w:szCs w:val="23"/>
         </w:rPr>
-        <w:t>معرفة أنواع علم الحدیث</w:t>
-      </w:r>
-      <w:r>
-        <w:rPr>
-          <w:rFonts w:ascii="Vazirmatn" w:hAnsi="Vazirmatn"/>
-          <w:rFonts w:ascii="Vazirmatn" w:hAnsi="Vazirmatn" w:cs="Vazirmatn" w:eastAsia="Vazirmatn"/>
-          <w:b w:val="0"/>
-          <w:sz w:val="23"/>
-          <w:rtl w:val="1"/>
-          <w:szCs w:val="23"/>
-        </w:rPr>
-        <w:t>، دمشق: دار الفکر.</w:t>
+        <w:t>کفایة الأصول</w:t>
+      </w:r>
+      <w:r>
+        <w:rPr>
+          <w:rFonts w:ascii="Vazirmatn" w:hAnsi="Vazirmatn"/>
+          <w:rFonts w:ascii="Vazirmatn" w:hAnsi="Vazirmatn" w:cs="Vazirmatn" w:eastAsia="Vazirmatn"/>
+          <w:b w:val="0"/>
+          <w:sz w:val="23"/>
+          <w:rtl w:val="1"/>
+          <w:szCs w:val="23"/>
+        </w:rPr>
+        <w:t>، قم: مؤسسة آل البیت لإحیاء التراث.</w:t>
       </w:r>
     </w:p>
     <w:p>
@@ -7515,7 +7433,7 @@
           <w:rtl w:val="1"/>
           <w:szCs w:val="23"/>
         </w:rPr>
-        <w:t xml:space="preserve">۲۳. ابن‌حجر عسقلانی، </w:t>
+        <w:t xml:space="preserve">۲۴. ابن‌صلاح، عثمان بن عبدالرحمن، </w:t>
       </w:r>
       <w:r>
         <w:rPr>
@@ -7527,18 +7445,18 @@
           <w:rtl w:val="1"/>
           <w:szCs w:val="23"/>
         </w:rPr>
-        <w:t>نزهة النظر فی توضیح نخبة الفکر</w:t>
-      </w:r>
-      <w:r>
-        <w:rPr>
-          <w:rFonts w:ascii="Vazirmatn" w:hAnsi="Vazirmatn"/>
-          <w:rFonts w:ascii="Vazirmatn" w:hAnsi="Vazirmatn" w:cs="Vazirmatn" w:eastAsia="Vazirmatn"/>
-          <w:b w:val="0"/>
-          <w:sz w:val="23"/>
-          <w:rtl w:val="1"/>
-          <w:szCs w:val="23"/>
-        </w:rPr>
-        <w:t>، دمشق: مطبعة الصباح.</w:t>
+        <w:t>معرفة أنواع علم الحدیث</w:t>
+      </w:r>
+      <w:r>
+        <w:rPr>
+          <w:rFonts w:ascii="Vazirmatn" w:hAnsi="Vazirmatn"/>
+          <w:rFonts w:ascii="Vazirmatn" w:hAnsi="Vazirmatn" w:cs="Vazirmatn" w:eastAsia="Vazirmatn"/>
+          <w:b w:val="0"/>
+          <w:sz w:val="23"/>
+          <w:rtl w:val="1"/>
+          <w:szCs w:val="23"/>
+        </w:rPr>
+        <w:t>، دمشق: دار الفکر.</w:t>
       </w:r>
     </w:p>
     <w:p>
@@ -7556,7 +7474,7 @@
           <w:rtl w:val="1"/>
           <w:szCs w:val="23"/>
         </w:rPr>
-        <w:t xml:space="preserve">۲۴. عتر، نورالدین، </w:t>
+        <w:t xml:space="preserve">۲۵. ابن‌حجر عسقلانی، احمد بن علی، </w:t>
       </w:r>
       <w:r>
         <w:rPr>
@@ -7568,18 +7486,18 @@
           <w:rtl w:val="1"/>
           <w:szCs w:val="23"/>
         </w:rPr>
-        <w:t>منهج النقد فی علوم الحدیث</w:t>
-      </w:r>
-      <w:r>
-        <w:rPr>
-          <w:rFonts w:ascii="Vazirmatn" w:hAnsi="Vazirmatn"/>
-          <w:rFonts w:ascii="Vazirmatn" w:hAnsi="Vazirmatn" w:cs="Vazirmatn" w:eastAsia="Vazirmatn"/>
-          <w:b w:val="0"/>
-          <w:sz w:val="23"/>
-          <w:rtl w:val="1"/>
-          <w:szCs w:val="23"/>
-        </w:rPr>
-        <w:t>، دمشق: دار الفکر.</w:t>
+        <w:t>نزهة النظر فی توضیح نخبة الفکر</w:t>
+      </w:r>
+      <w:r>
+        <w:rPr>
+          <w:rFonts w:ascii="Vazirmatn" w:hAnsi="Vazirmatn"/>
+          <w:rFonts w:ascii="Vazirmatn" w:hAnsi="Vazirmatn" w:cs="Vazirmatn" w:eastAsia="Vazirmatn"/>
+          <w:b w:val="0"/>
+          <w:sz w:val="23"/>
+          <w:rtl w:val="1"/>
+          <w:szCs w:val="23"/>
+        </w:rPr>
+        <w:t>.</w:t>
       </w:r>
     </w:p>
     <w:p>
@@ -7597,7 +7515,7 @@
           <w:rtl w:val="1"/>
           <w:szCs w:val="23"/>
         </w:rPr>
-        <w:t xml:space="preserve">۲۵. شهید ثانی، زین‌الدین، </w:t>
+        <w:t xml:space="preserve">۲۶. عتر، نورالدین، </w:t>
       </w:r>
       <w:r>
         <w:rPr>
@@ -7609,18 +7527,18 @@
           <w:rtl w:val="1"/>
           <w:szCs w:val="23"/>
         </w:rPr>
-        <w:t>الرعایة فی علم الدرایة</w:t>
-      </w:r>
-      <w:r>
-        <w:rPr>
-          <w:rFonts w:ascii="Vazirmatn" w:hAnsi="Vazirmatn"/>
-          <w:rFonts w:ascii="Vazirmatn" w:hAnsi="Vazirmatn" w:cs="Vazirmatn" w:eastAsia="Vazirmatn"/>
-          <w:b w:val="0"/>
-          <w:sz w:val="23"/>
-          <w:rtl w:val="1"/>
-          <w:szCs w:val="23"/>
-        </w:rPr>
-        <w:t>، قم: مکتبة آیةالله المرعشی.</w:t>
+        <w:t>منهج النقد فی علوم الحدیث</w:t>
+      </w:r>
+      <w:r>
+        <w:rPr>
+          <w:rFonts w:ascii="Vazirmatn" w:hAnsi="Vazirmatn"/>
+          <w:rFonts w:ascii="Vazirmatn" w:hAnsi="Vazirmatn" w:cs="Vazirmatn" w:eastAsia="Vazirmatn"/>
+          <w:b w:val="0"/>
+          <w:sz w:val="23"/>
+          <w:rtl w:val="1"/>
+          <w:szCs w:val="23"/>
+        </w:rPr>
+        <w:t>، دمشق: دار الفکر.</w:t>
       </w:r>
     </w:p>
     <w:p>
@@ -7638,7 +7556,7 @@
           <w:rtl w:val="1"/>
           <w:szCs w:val="23"/>
         </w:rPr>
-        <w:t xml:space="preserve">۲۶. مامقانی، عبدالله، </w:t>
+        <w:t xml:space="preserve">۲۷. شهید ثانی، زین‌الدین، </w:t>
       </w:r>
       <w:r>
         <w:rPr>
@@ -7650,18 +7568,18 @@
           <w:rtl w:val="1"/>
           <w:szCs w:val="23"/>
         </w:rPr>
-        <w:t>مقباس الهدایة فی علم الدرایة</w:t>
-      </w:r>
-      <w:r>
-        <w:rPr>
-          <w:rFonts w:ascii="Vazirmatn" w:hAnsi="Vazirmatn"/>
-          <w:rFonts w:ascii="Vazirmatn" w:hAnsi="Vazirmatn" w:cs="Vazirmatn" w:eastAsia="Vazirmatn"/>
-          <w:b w:val="0"/>
-          <w:sz w:val="23"/>
-          <w:rtl w:val="1"/>
-          <w:szCs w:val="23"/>
-        </w:rPr>
-        <w:t>، قم: مؤسسة آل البیت.</w:t>
+        <w:t>الرعایة فی علم الدرایة</w:t>
+      </w:r>
+      <w:r>
+        <w:rPr>
+          <w:rFonts w:ascii="Vazirmatn" w:hAnsi="Vazirmatn"/>
+          <w:rFonts w:ascii="Vazirmatn" w:hAnsi="Vazirmatn" w:cs="Vazirmatn" w:eastAsia="Vazirmatn"/>
+          <w:b w:val="0"/>
+          <w:sz w:val="23"/>
+          <w:rtl w:val="1"/>
+          <w:szCs w:val="23"/>
+        </w:rPr>
+        <w:t>، قم: مکتبة آیةالله المرعشی.</w:t>
       </w:r>
     </w:p>
     <w:p>
@@ -7679,7 +7597,48 @@
           <w:rtl w:val="1"/>
           <w:szCs w:val="23"/>
         </w:rPr>
-        <w:t xml:space="preserve">۲۷. شوشتری، محمدتقی، </w:t>
+        <w:t xml:space="preserve">۲۸. مامقانی، عبدالله، </w:t>
+      </w:r>
+      <w:r>
+        <w:rPr>
+          <w:rFonts w:ascii="Vazirmatn" w:hAnsi="Vazirmatn"/>
+          <w:rFonts w:ascii="Vazirmatn" w:hAnsi="Vazirmatn" w:cs="Vazirmatn" w:eastAsia="Vazirmatn"/>
+          <w:b w:val="0"/>
+          <w:i/>
+          <w:sz w:val="23"/>
+          <w:rtl w:val="1"/>
+          <w:szCs w:val="23"/>
+        </w:rPr>
+        <w:t>مقباس الهدایة فی علم الدرایة</w:t>
+      </w:r>
+      <w:r>
+        <w:rPr>
+          <w:rFonts w:ascii="Vazirmatn" w:hAnsi="Vazirmatn"/>
+          <w:rFonts w:ascii="Vazirmatn" w:hAnsi="Vazirmatn" w:cs="Vazirmatn" w:eastAsia="Vazirmatn"/>
+          <w:b w:val="0"/>
+          <w:sz w:val="23"/>
+          <w:rtl w:val="1"/>
+          <w:szCs w:val="23"/>
+        </w:rPr>
+        <w:t>، تحقیق محمدرضا مامقانی، قم: مؤسسة آل البیت لإحیاء التراث، ط۱، ۱۴۱۱–۱۴۱۴ق.</w:t>
+      </w:r>
+    </w:p>
+    <w:p>
+      <w:pPr>
+        <w:bidi/>
+        <w:spacing w:after="40"/>
+        <w:ind w:right="397"/>
+      </w:pPr>
+      <w:r>
+        <w:rPr>
+          <w:rFonts w:ascii="Vazirmatn" w:hAnsi="Vazirmatn"/>
+          <w:rFonts w:ascii="Vazirmatn" w:hAnsi="Vazirmatn" w:cs="Vazirmatn" w:eastAsia="Vazirmatn"/>
+          <w:b w:val="0"/>
+          <w:sz w:val="23"/>
+          <w:rtl w:val="1"/>
+          <w:szCs w:val="23"/>
+        </w:rPr>
+        <w:t xml:space="preserve">۲۹. شوشتری، محمدتقی، </w:t>
       </w:r>
       <w:r>
         <w:rPr>
@@ -7738,7 +7697,7 @@
           <w:rtl w:val="1"/>
           <w:szCs w:val="23"/>
         </w:rPr>
-        <w:t xml:space="preserve">۲۸. مطهری، مرتضی، </w:t>
+        <w:t xml:space="preserve">۳۰. مطهری، مرتضی، </w:t>
       </w:r>
       <w:r>
         <w:rPr>
@@ -7750,7 +7709,7 @@
           <w:rtl w:val="1"/>
           <w:szCs w:val="23"/>
         </w:rPr>
-        <w:t>سیری در نهج‌البلاغه</w:t>
+        <w:t>سیری در سیرهٔ ائمهٔ اطهار</w:t>
       </w:r>
       <w:r>
         <w:rPr>
@@ -7779,7 +7738,7 @@
           <w:rtl w:val="1"/>
           <w:szCs w:val="23"/>
         </w:rPr>
-        <w:t xml:space="preserve">۲۹. مجتهد شبستری، محمد، </w:t>
+        <w:t xml:space="preserve">۳۱. مجتهد شبستری، محمد، </w:t>
       </w:r>
       <w:r>
         <w:rPr>
@@ -7820,7 +7779,7 @@
           <w:rtl w:val="1"/>
           <w:szCs w:val="23"/>
         </w:rPr>
-        <w:t xml:space="preserve">۳۰. ابوزید، نصر حامد، </w:t>
+        <w:t xml:space="preserve">۳۲. ابوزید، نصر حامد، </w:t>
       </w:r>
       <w:r>
         <w:rPr>
@@ -7879,7 +7838,7 @@
           <w:rtl w:val="1"/>
           <w:szCs w:val="23"/>
         </w:rPr>
-        <w:t xml:space="preserve">۳۱. Gadamer, Hans-Georg, </w:t>
+        <w:t xml:space="preserve">۳۳. Gadamer, Hans-Georg, </w:t>
       </w:r>
       <w:r>
         <w:rPr>
@@ -7920,7 +7879,7 @@
           <w:rtl w:val="1"/>
           <w:szCs w:val="23"/>
         </w:rPr>
-        <w:t xml:space="preserve">۳۲. Goldziher, Ignaz, </w:t>
+        <w:t xml:space="preserve">۳۴. Goldziher, Ignaz, </w:t>
       </w:r>
       <w:r>
         <w:rPr>
@@ -7961,7 +7920,7 @@
           <w:rtl w:val="1"/>
           <w:szCs w:val="23"/>
         </w:rPr>
-        <w:t xml:space="preserve">۳۳. Hirsch, E. D., </w:t>
+        <w:t xml:space="preserve">۳۵. Hirsch, E. D., </w:t>
       </w:r>
       <w:r>
         <w:rPr>
@@ -8002,7 +7961,7 @@
           <w:rtl w:val="1"/>
           <w:szCs w:val="23"/>
         </w:rPr>
-        <w:t xml:space="preserve">۳۴. Kahneman, Daniel, </w:t>
+        <w:t xml:space="preserve">۳۶. Kahneman, Daniel, </w:t>
       </w:r>
       <w:r>
         <w:rPr>
@@ -8043,7 +8002,7 @@
           <w:rtl w:val="1"/>
           <w:szCs w:val="23"/>
         </w:rPr>
-        <w:t xml:space="preserve">۳۵. Nickerson, Raymond S., "Confirmation Bias: A Ubiquitous Phenomenon in Many Guises", </w:t>
+        <w:t xml:space="preserve">۳۷. Nickerson, Raymond S., "Confirmation Bias: A Ubiquitous Phenomenon in Many Guises", </w:t>
       </w:r>
       <w:r>
         <w:rPr>
@@ -8066,7 +8025,7 @@
           <w:rtl w:val="1"/>
           <w:szCs w:val="23"/>
         </w:rPr>
-        <w:t>, 2(2), 1998.</w:t>
+        <w:t>, 2(2), 1998, 175–220.</w:t>
       </w:r>
     </w:p>
     <w:p>
@@ -8084,7 +8043,7 @@
           <w:rtl w:val="1"/>
           <w:szCs w:val="23"/>
         </w:rPr>
-        <w:t xml:space="preserve">۳۶. Nöldeke, Theodor &amp; Schwally, Friedrich, </w:t>
+        <w:t xml:space="preserve">۳۸. Nöldeke, Theodor &amp; Schwally, Friedrich, </w:t>
       </w:r>
       <w:r>
         <w:rPr>
@@ -8125,7 +8084,7 @@
           <w:rtl w:val="1"/>
           <w:szCs w:val="23"/>
         </w:rPr>
-        <w:t xml:space="preserve">۳۷. Wason, Peter C., "On the Failure to Eliminate Hypotheses in a Conceptual Task", </w:t>
+        <w:t xml:space="preserve">۳۹. Wason, Peter C., "On the Failure to Eliminate Hypotheses in a Conceptual Task", </w:t>
       </w:r>
       <w:r>
         <w:rPr>
@@ -8148,7 +8107,89 @@
           <w:rtl w:val="1"/>
           <w:szCs w:val="23"/>
         </w:rPr>
-        <w:t>, 12(3), 1960.</w:t>
+        <w:t>, 12(3), 1960, 129–140.</w:t>
+      </w:r>
+    </w:p>
+    <w:p>
+      <w:pPr>
+        <w:bidi/>
+        <w:spacing w:after="120" w:line="348" w:lineRule="auto"/>
+        <w:jc w:val="both"/>
+      </w:pPr>
+      <w:r>
+        <w:rPr>
+          <w:rFonts w:ascii="Vazirmatn" w:hAnsi="Vazirmatn"/>
+          <w:rFonts w:ascii="Vazirmatn" w:hAnsi="Vazirmatn" w:cs="Vazirmatn" w:eastAsia="Vazirmatn"/>
+          <w:b/>
+          <w:sz w:val="23"/>
+          <w:rtl w:val="1"/>
+          <w:szCs w:val="23"/>
+        </w:rPr>
+        <w:t>و) یادداشتِ راستی‌آزماییِ ارجاعات</w:t>
+      </w:r>
+    </w:p>
+    <w:p>
+      <w:pPr>
+        <w:bidi/>
+        <w:spacing w:after="120" w:line="348" w:lineRule="auto"/>
+        <w:jc w:val="both"/>
+      </w:pPr>
+      <w:r>
+        <w:rPr>
+          <w:rFonts w:ascii="Vazirmatn" w:hAnsi="Vazirmatn"/>
+          <w:rFonts w:ascii="Vazirmatn" w:hAnsi="Vazirmatn" w:cs="Vazirmatn" w:eastAsia="Vazirmatn"/>
+          <w:b w:val="0"/>
+          <w:sz w:val="23"/>
+          <w:rtl w:val="1"/>
+          <w:szCs w:val="23"/>
+        </w:rPr>
+        <w:t xml:space="preserve">همهٔ ارجاعاتِ این مقاله با منابعِ موجود مقابله شده است و سه اصلاح در پیِ همین مقابله انجام گرفت: نخست، تفکیکِ دو روایتِ هم‌مضمونِ «تفسیر به رأی» که پیش‌تر یکجا نقل شده بودند (ترمذی ۲۹۵۱ از ابن‌عباس با حکمِ حسن، و ترمذی ۲۹۵۲ و ابوداود ۳۶۵۲ از جُندَب با حکمِ غریب و سندِ موردِ مناقشه)؛ دوم، تصحیحِ مشخصاتِ چاپِ </w:t>
+      </w:r>
+      <w:r>
+        <w:rPr>
+          <w:rFonts w:ascii="Vazirmatn" w:hAnsi="Vazirmatn"/>
+          <w:rFonts w:ascii="Vazirmatn" w:hAnsi="Vazirmatn" w:cs="Vazirmatn" w:eastAsia="Vazirmatn"/>
+          <w:b w:val="0"/>
+          <w:i/>
+          <w:sz w:val="23"/>
+          <w:rtl w:val="1"/>
+          <w:szCs w:val="23"/>
+        </w:rPr>
+        <w:t>الموافقات</w:t>
+      </w:r>
+      <w:r>
+        <w:rPr>
+          <w:rFonts w:ascii="Vazirmatn" w:hAnsi="Vazirmatn"/>
+          <w:rFonts w:ascii="Vazirmatn" w:hAnsi="Vazirmatn" w:cs="Vazirmatn" w:eastAsia="Vazirmatn"/>
+          <w:b w:val="0"/>
+          <w:sz w:val="23"/>
+          <w:rtl w:val="1"/>
+          <w:szCs w:val="23"/>
+        </w:rPr>
+        <w:t xml:space="preserve"> به نسخهٔ تحقیقیِ دار ابن عفان؛ سوم، جایگزینیِ انتسابِ نادرست به </w:t>
+      </w:r>
+      <w:r>
+        <w:rPr>
+          <w:rFonts w:ascii="Vazirmatn" w:hAnsi="Vazirmatn"/>
+          <w:rFonts w:ascii="Vazirmatn" w:hAnsi="Vazirmatn" w:cs="Vazirmatn" w:eastAsia="Vazirmatn"/>
+          <w:b w:val="0"/>
+          <w:i/>
+          <w:sz w:val="23"/>
+          <w:rtl w:val="1"/>
+          <w:szCs w:val="23"/>
+        </w:rPr>
+        <w:t>سیری در نهج‌البلاغه</w:t>
+      </w:r>
+      <w:r>
+        <w:rPr>
+          <w:rFonts w:ascii="Vazirmatn" w:hAnsi="Vazirmatn"/>
+          <w:rFonts w:ascii="Vazirmatn" w:hAnsi="Vazirmatn" w:cs="Vazirmatn" w:eastAsia="Vazirmatn"/>
+          <w:b w:val="0"/>
+          <w:sz w:val="23"/>
+          <w:rtl w:val="1"/>
+          <w:szCs w:val="23"/>
+        </w:rPr>
+        <w:t xml:space="preserve"> با اثرِ مطهری که همان روایت در آن آمده است. شمارهٔ صفحهٔ آثارِ کهن، به سببِ تفاوتِ چاپ‌ها، ذکر نشده و مطابقتِ نهایی با نسخهٔ معیّن، به مرحلهٔ ویرایشِ چاپی واگذار شده است.</w:t>
       </w:r>
     </w:p>
     <w:p>

--- a/docs/papers/article/selective-citation-article.docx
+++ b/docs/papers/article/selective-citation-article.docx
@@ -216,7 +216,7 @@
           <w:rtl w:val="1"/>
           <w:szCs w:val="23"/>
         </w:rPr>
-        <w:t>در دورهٔ معاصر، دو واقعیتِ متقابل شکل گرفته است. از یک سو، حجمِ دسترسی به متنِ دینی بی‌سابقه است: مجموعه‌های حدیثیِ کهن، ده‌ها تفسیر، و ابزارهایی که در چند ثانیه هزاران ارجاع را بازیابی می‌کنند. از سوی دیگر، اگر معیارِ سنجش را از «دسترسی» به «کیفیتِ استدلال» تغییر دهیم، تصویر معکوس می‌شود. آنچه در سنتِ بلاغی و اصولی «استشهاد» نامیده می‌شد — آوردنِ متن به‌عنوان شاهدِ یک مدعا، با آگاهی از شرایطِ دلالت — در بسیاری از موارد به رفتاری بدل شده است که می‌توان آن را «استنادِ تزئینی» نامید: متن می‌آید تا سخنِ از پیش‌گفته را بیاراید، نه تا آن را بسنجد.</w:t>
+        <w:t>دو واقعیتِ متقابل شکل گرفته است: از یک سو، دسترسی به متنِ دینی بی‌سابقه است — مجموعه‌های حدیثیِ کهن، ده‌ها تفسیر و ابزارهایی که در چند ثانیه هزاران ارجاع را بازیابی می‌کنند؛ از سوی دیگر، اگر معیار را از «دسترسی» به «کیفیتِ استدلال» تغییر دهیم، تصویر معکوس می‌شود. آنچه در سنتِ بلاغی و اصولی «استشهاد» نامیده می‌شد — آوردنِ متن به‌عنوان شاهدِ یک مدعا، با آگاهی از شرایطِ دلالت — در بسیاری از موارد به رفتاری بدل شده است که می‌توان آن را «استنادِ تزئینی» نامید: متن می‌آید تا سخنِ از پیش‌گفته را بیاراید، نه تا آن را بسنجد (همدانی، ۱۳۹۴؛ معارف، بهرامی و قندهاری، ۱۳۹۵)</w:t>
       </w:r>
     </w:p>
     <w:p>
@@ -595,7 +595,7 @@
           <w:rtl w:val="1"/>
           <w:szCs w:val="23"/>
         </w:rPr>
-        <w:t xml:space="preserve"> است و بر دو دستهٔ منابع تکیه دارد: منابعِ درونی (علوم قرآن در مباحثِ محکم و متشابه، سیاق و اسبابِ نزول؛ اصول فقه در ظهور، قرینه، اطلاق و تقیید، تعادل و تراجیح و حجیتِ خبرِ واحد؛ و درایه در سند، جهتِ صدور، ادراج و تقطیع) و منابعِ بیرونی (نظریه‌های استدلال و هرمنوتیک) که تنها ابزارِ تحلیل‌اند، نه مبنای جایگزین. دامنه به استنادهای </w:t>
+        <w:t xml:space="preserve"> است و بر دو دستهٔ منابع تکیه دارد: درونی (علوم قرآن در محکم و متشابه، سیاق و اسبابِ نزول؛ اصول فقه در ظهور، قرینه، اطلاق و تقیید و حجیتِ خبرِ واحد؛ درایه در سند، جهتِ صدور و تقطیع) و بیرونی (نظریه‌های استدلال و هرمنوتیک) که تنها ابزارِ تحلیل‌اند، نه مبنای جایگزین. دامنه به استنادهای </w:t>
       </w:r>
       <w:r>
         <w:rPr>
@@ -617,7 +617,7 @@
           <w:rtl w:val="1"/>
           <w:szCs w:val="23"/>
         </w:rPr>
-        <w:t xml:space="preserve"> محدود است و پژوهش در اختلافاتِ مذهبی داوری نمی‌کند. برای پرهیز از همان آسیبی که موضوعِ نقد است، ارجاعات در سطحِ «اثر + باب/موضوع» داده شده و از شمارهٔ صفحهٔ حدسی پرهیز شده است؛ تطبیق با نسخهٔ معیّنِ چاپی به ویرایشِ نهایی واگذار می‌شود.</w:t>
+        <w:t xml:space="preserve"> محدود است و پژوهش در اختلافاتِ مذهبی داوری نمی‌کند. برای پرهیز از همان آسیبی که موضوعِ نقد است، ارجاع درون‌متنی به شیوهٔ «نویسنده–سال» داده شده است و از شمارهٔ صفحهٔ حدسی پرهیز شده؛ در موردِ مقاله‌های پژوهشی، مشخصاتِ کامل (نامِ مجله، دوره، شماره، سال و صفحه) در فهرستِ منابع آمده است و در موردِ آثارِ کهن، ارجاع در سطحِ «اثر + باب/موضوع» است.</w:t>
       </w:r>
     </w:p>
     <w:p>
@@ -706,7 +706,7 @@
           <w:rtl w:val="1"/>
           <w:szCs w:val="23"/>
         </w:rPr>
-        <w:t xml:space="preserve"> روشِ خود را بر تفسیرِ قرآن به قرآن استوار می‌کند و در سراسرِ اثر، ابطالِ قرائت‌های نادرست را با ارجاع به سایرِ آیات انجام می‌دهد؛ رویه‌ای که در </w:t>
+        <w:t xml:space="preserve"> روشِ خود را بر تفسیرِ قرآن به قرآن استوار می‌کند و در سراسرِ اثر، ابطالِ قرائت‌های نادرست را با ارجاع به سایرِ آیات انجام می‌دهد (کوثری جعفرآباد و مظفری، ۱۴۰۴)؛ رویه‌ای که در </w:t>
       </w:r>
       <w:r>
         <w:rPr>
@@ -798,7 +798,7 @@
           <w:rtl w:val="1"/>
           <w:szCs w:val="23"/>
         </w:rPr>
-        <w:t xml:space="preserve"> قرطبی نیز دیده می‌شود. با این حال، این میراث بیشتر «عملِ تفسیری» است تا «صورت‌بندیِ نظریِ قاعده»: مفسران موردی نشان می‌دهند که تقطیع خطاست، اما کمتر آن را به قاعده‌ای آزمون‌پذیر بدل می‌کنند.</w:t>
+        <w:t xml:space="preserve"> قرطبی نیز دیده می‌شود. کارکردِ سیاق در این میراث تا تشخیصِ مرجعِ ضمیر و نقدِ اسبابِ نزول و ترجیحِ قرائت گسترده است (ربانی، ۱۳۸۰؛ محمدجعفری، اصغرپور و اوحدی، ۱۳۹۵). با این حال، این میراث بیشتر «عملِ تفسیری» است تا «صورت‌بندیِ نظریِ قاعده»: مفسران موردی نشان می‌دهند که تقطیع خطاست، اما کمتر آن را به قاعده‌ای آزمون‌پذیر بدل می‌کنند.</w:t>
       </w:r>
     </w:p>
     <w:p>
@@ -965,7 +965,7 @@
           <w:rtl w:val="1"/>
           <w:szCs w:val="23"/>
         </w:rPr>
-        <w:t xml:space="preserve"> لایه‌های آن را صورت‌بندی کرده‌اند. ضعفِ این سنت، از منظرِ مسئلهٔ حاضر، آن است که این ابزارها برای استنباطِ حکم طراحی شده‌اند، نه برای نقدِ استنادِ عمومی؛ و در انتقال به فضای عمومی غالباً از کار می‌افتند.</w:t>
+        <w:t xml:space="preserve"> لایه‌های آن را صورت‌بندی کرده‌اند. (رضایی، فلاح و جعفری، ۱۳۹۸؛ ستوده‌نیا و قاسم نژاد، ۱۳۹۲؛ اسماعیلی‌زاده و غلامی، ۱۳۹۴) ضعفِ این سنت، از منظرِ مسئلهٔ حاضر، آن است که این ابزارها برای استنباطِ حکم طراحی شده‌اند، نه برای نقدِ استنادِ عمومی؛ و در انتقال به فضای عمومی غالباً از کار می‌افتند.</w:t>
       </w:r>
     </w:p>
     <w:p>
@@ -1178,7 +1178,7 @@
           <w:rtl w:val="1"/>
           <w:szCs w:val="23"/>
         </w:rPr>
-        <w:t xml:space="preserve"> شوشتری دو نمونهٔ برجسته‌اند. آنچه کمتر دیده می‌شود، توجه به «جهتِ صدور» و «تقطیعِ متن» به‌عنوان معیارهای مستقلِ استناد در فضای عمومی است.</w:t>
+        <w:t xml:space="preserve"> شوشتری دو نمونهٔ برجسته‌اند. «اسبابِ صدور» (سلیمانی، ۱۳۸۳) و «تقطیع» (همدانی، ۱۳۹۴؛ معارف، بهرامی و قندهاری، ۱۳۹۵) در سنتِ حدیثی ما دستگاهِ کاملی دارند و آسیب‌های تقطیع نیز اندازه‌گیری شده است؛ آنچه کمتر دیده می‌شود، تبدیلِ همین دو به معیارِ مستقلِ سنجشِ استناد در فضای عمومی است.</w:t>
       </w:r>
     </w:p>
     <w:p>
@@ -1253,7 +1253,7 @@
           <w:rtl w:val="1"/>
           <w:szCs w:val="23"/>
         </w:rPr>
-        <w:t xml:space="preserve">، بر تاریخِ نقل و تدوین تأکید کرده و پرسشِ اصالت را جدی ساخته است. در سوی درونی نیز </w:t>
+        <w:t xml:space="preserve">، بر تاریخِ نقل و تدوین تأکید کرده و پرسشِ اصالت را جدی ساخته است؛ در برابرِ این جریان، پژوهش‌های سندمحورِ متأخر کوشیده‌اند با تحلیلِ نظامِ اسناد، قدمتِ لایه‌های کهن‌تر را نشان دهند (Motzki, 1991). در سوی درونی نیز </w:t>
       </w:r>
       <w:r>
         <w:rPr>
@@ -2137,7 +2137,7 @@
           <w:rtl w:val="1"/>
           <w:szCs w:val="23"/>
         </w:rPr>
-        <w:t xml:space="preserve">در سنتِ اصول فقه، حجیتِ قرآن و خبر بر «ظهور» استوار است: آنچه حجت است، ظهورِ کلامِ شارع است، نه صرفِ واژگان. این نکته، بدیهی به نظر می‌رسد، اما پیامدِ سنگینی دارد: </w:t>
+        <w:t xml:space="preserve">در سنتِ اصول فقه، حجیتِ قرآن و خبر بر «ظهور» استوار است: آنچه حجت است، ظهورِ کلامِ شارع است، نه صرفِ واژگان. این نکته بدیهی می‌نماید، اما پیامدِ سنگینی دارد: </w:t>
       </w:r>
       <w:r>
         <w:rPr>
@@ -2148,18 +2148,18 @@
           <w:rtl w:val="1"/>
           <w:szCs w:val="23"/>
         </w:rPr>
-        <w:t>ظهور، یک رابطهٔ سه‌جزئی است، نه یک ویژگیِ ذاتیِ لفظ.</w:t>
-      </w:r>
-      <w:r>
-        <w:rPr>
-          <w:rFonts w:ascii="Vazirmatn" w:hAnsi="Vazirmatn"/>
-          <w:rFonts w:ascii="Vazirmatn" w:hAnsi="Vazirmatn" w:cs="Vazirmatn" w:eastAsia="Vazirmatn"/>
-          <w:b w:val="0"/>
-          <w:sz w:val="23"/>
-          <w:rtl w:val="1"/>
-          <w:szCs w:val="23"/>
-        </w:rPr>
-        <w:t xml:space="preserve"> سه جزءِ آن عبارت‌اند از: لفظ (واحدِ زبانی)؛ قرینه (آنچه معنای لفظ را معیّن می‌کند: سیاق، عرف، سایرِ نصوص، مقامِ بیان، جهتِ صدور)؛ و مخاطبِ عرفی (کسی که با آن قرینه‌ها آشناست). ظهور، حاصلِ هم‌نشینیِ این سه است. اگر جزءِ دوم حذف شود، آنچه باقی می‌ماند دیگر «ظهور» نیست، بلکه </w:t>
+        <w:t>ظهور رابطه‌ای سه‌جزئی است، نه ویژگیِ ذاتیِ لفظ</w:t>
+      </w:r>
+      <w:r>
+        <w:rPr>
+          <w:rFonts w:ascii="Vazirmatn" w:hAnsi="Vazirmatn"/>
+          <w:rFonts w:ascii="Vazirmatn" w:hAnsi="Vazirmatn" w:cs="Vazirmatn" w:eastAsia="Vazirmatn"/>
+          <w:b w:val="0"/>
+          <w:sz w:val="23"/>
+          <w:rtl w:val="1"/>
+          <w:szCs w:val="23"/>
+        </w:rPr>
+        <w:t xml:space="preserve">: لفظ؛ قرینه (سیاق، عرف، سایرِ نصوص، مقامِ بیان، جهتِ صدور)؛ و مخاطبِ عرفیِ آشنا به آن قرینه‌ها. ظهور، حاصلِ هم‌نشینیِ این سه است. اگر جزءِ دوم حذف شود، آنچه باقی می‌ماند دیگر «ظهور» نیست، بلکه </w:t>
       </w:r>
       <w:r>
         <w:rPr>
@@ -2221,7 +2221,7 @@
           <w:rtl w:val="1"/>
           <w:szCs w:val="23"/>
         </w:rPr>
-        <w:t xml:space="preserve"> او چیزی نقل می‌کند که «هست»، اما آن چیز دیگر «حجت» نیست. این، دقیق‌ترین صورت‌بندیِ فلسفیِ آسیبِ تقطیع است و آن را از سطحِ اخلاقی به سطحِ منطقی–اصولی ارتقا می‌دهد. شاطبی در </w:t>
+        <w:t xml:space="preserve"> او چیزی نقل می‌کند که «هست»، اما آن چیز دیگر «حجت» نیست. این، دقیق‌ترین صورت‌بندیِ فلسفیِ آسیبِ تقطیع است و آن را از سطحِ اخلاقی به سطحِ منطقی–اصولی ارتقا می‌دهد؛ چنان‌که در ادبیاتِ اصولیِ معاصر نیز حجیتِ ظهور، نه به لفظ، بلکه به ظهوری مقیّد به قرینه و عرفِ مخاطب بازگردانده می‌شود (رضایی، فلاح و جعفری، ۱۳۹۸). شاطبی در </w:t>
       </w:r>
       <w:r>
         <w:rPr>
@@ -2378,7 +2378,7 @@
           <w:rtl w:val="1"/>
           <w:szCs w:val="23"/>
         </w:rPr>
-        <w:t xml:space="preserve"> است و حذفِ آن، حذفِ متن است.</w:t>
+        <w:t xml:space="preserve"> است و حذفِ آن، حذفِ متن است (برای تحلیلِ کارکردیِ همین لایه، نک: ربانی، ۱۳۸۰).</w:t>
       </w:r>
     </w:p>
     <w:p>
@@ -2436,7 +2436,7 @@
           <w:rtl w:val="1"/>
           <w:szCs w:val="23"/>
         </w:rPr>
-        <w:t xml:space="preserve"> شأنِ نزول، فضای صدور، عرفِ زبانیِ مخاطبِ نخستین، جهتِ صدور، و مخاطبِ معیّن. این قرینه، بیرون از متن است و در سنتِ ما، بخشی از «اسبابِ نزول» و «فقه الحدیث» را می‌سازد.</w:t>
+        <w:t xml:space="preserve"> شأنِ نزول، فضای صدور، عرفِ زبانیِ مخاطبِ نخستین، جهتِ صدور، و مخاطبِ معیّن. این قرینه، بیرون از متن است و در سنتِ ما، بخشی از «اسبابِ نزول» و «فقه الحدیث» را می‌سازد (سلیمانی، ۱۳۸۳).</w:t>
       </w:r>
     </w:p>
     <w:p>
@@ -2561,7 +2561,7 @@
           <w:rtl w:val="1"/>
           <w:szCs w:val="23"/>
         </w:rPr>
-        <w:t xml:space="preserve"> به محتوای مدعا کاری ندارد و تنها به ساختارِ استنتاج نگاه می‌کند؛ از این‌رو می‌توان آن را دربارهٔ مواضعی به کار برد که با آن‌ها موافقیم و دربارهٔ مواضعی که با آن‌ها مخالفیم — و همین، مهم‌ترین آزمونِ صداقتِ روشی است. </w:t>
+        <w:t xml:space="preserve"> تنها به ساختارِ استنتاج نگاه می‌کند، نه به محتوا؛ از این‌رو دربارهٔ مواضعِ موافق و مخالف یکسان به کار می‌رود — و همین، مهم‌ترین آزمونِ صداقتِ روشی است. </w:t>
       </w:r>
       <w:r>
         <w:rPr>
@@ -2751,7 +2751,7 @@
           <w:rtl w:val="1"/>
           <w:szCs w:val="23"/>
         </w:rPr>
-        <w:t xml:space="preserve">؛ و این دو، دو نوع ادعا با دو بارِ اثباتی‌اند. </w:t>
+        <w:t xml:space="preserve">. </w:t>
       </w:r>
       <w:r>
         <w:rPr>
@@ -2773,7 +2773,7 @@
           <w:rtl w:val="1"/>
           <w:szCs w:val="23"/>
         </w:rPr>
-        <w:t xml:space="preserve"> تفکیکِ ظهور و تأویل، نص و ظاهر، و قاعدهٔ عدمِ اجتهاد در برابرِ نص، همه در سنتِ اصولیِ ما حاضرند؛ آنچه این مقاله می‌افزاید صورت‌بندیِ صریح و آزمون‌پذیرِ آن‌هاست. </w:t>
+        <w:t xml:space="preserve"> تفکیکِ ظهور و تأویل، نص و ظاهر، و قاعدهٔ عدمِ اجتهاد در برابرِ نص، همه در سنتِ اصولیِ ما حاضرند؛ افزودهٔ این مقاله صورت‌بندیِ صریح و آزمون‌پذیرِ آن‌هاست. </w:t>
       </w:r>
       <w:r>
         <w:rPr>
@@ -2832,7 +2832,7 @@
           <w:rtl w:val="1"/>
           <w:szCs w:val="23"/>
         </w:rPr>
-        <w:t xml:space="preserve">در ادبیات موجود، استناد گزینشی غالباً به سه یا چهار شکل محدود می‌شود: «آیه را کامل نخواندن»، «روایتِ ضعیف آوردن»، «از سیاق جدا کردن». این تقسیم‌بندی ناکافی است، زیرا همهٔ اشکال را در یک سطح می‌نشاند. تقسیم‌بندیِ پیشنهادیِ این مقاله بر پایهٔ </w:t>
+        <w:t xml:space="preserve">در ادبیات موجود، استناد گزینشی غالباً به سه یا چهار شکل محدود می‌شود: «آیه را کامل نخواندن»، «روایتِ ضعیف آوردن»، «از سیاق جدا کردن»؛ تقسیم‌بندی‌ای ناکافی که همهٔ اشکال را در یک سطح می‌نشاند؛ پژوهش‌های موجود نیز غالباً یکی از این شاخه‌ها را می‌کاوند — تقطیعِ متن (همدانی، ۱۳۹۴؛ معارف، بهرامی و قندهاری، ۱۳۹۵) یا حکمِ «تفسیر به رأی» (عبداللهی عابد و نقی‌زاده، ۱۴۰۰) — و کمتر به نسبتِ میانِ آن‌ها می‌پردازند. تقسیم‌بندیِ پیشنهادیِ این مقاله بر پایهٔ </w:t>
       </w:r>
       <w:r>
         <w:rPr>
@@ -4484,7 +4484,7 @@
           <w:rtl w:val="1"/>
           <w:szCs w:val="23"/>
         </w:rPr>
-        <w:t xml:space="preserve"> تعریف شده است: رجوع به متشابه و ترکِ محکم — همان معیاری که در بخش ۴ صورت‌بندی شد. مفسران، از طبری و طوسی و طبرسی تا فخر رازی و طباطبایی، همین آیه را مبنای قاعدهٔ فهم ساخته‌اند. آیهٔ ۷۸ همان سوره، سازوکارِ دوم را در سطحِ گفتار نشان می‌دهد: «يَلْوُونَ أَلْسِنَتَهُم بِالْكِتَابِ لِتَحْسَبُوهُ مِنَ الْكِتَابِ وَمَا هُوَ مِنَ الْكِتَابِ». تعبیرِ «یَلوُونَ» وصفی دقیق از تقطیع است: متن حفظ می‌شود، اما پیچانده می‌شود؛ و هدف صریح است: </w:t>
+        <w:t xml:space="preserve"> تعریف شده است: رجوع به متشابه و ترکِ محکم — همان معیاری که در بخش ۴ صورت‌بندی شد. مفسران، از طبری و طوسی و طبرسی تا فخر رازی و طباطبایی، همین آیه را مبنای قاعدهٔ فهم ساخته‌اند؛ و ادبیاتِ معاصرِ «تفسیر به رأی» نیز کم‌وبیش همین معیار را برای جدا کردنِ تفسیرِ روشمند از تحمیلِ رأی به کار می‌گیرد (آهنگ، ۱۴۰۳؛ صادقی، ۱۴۰۲). آیهٔ ۷۸ همان سوره، سازوکارِ دوم را در سطحِ گفتار نشان می‌دهد: «يَلْوُونَ أَلْسِنَتَهُم بِالْكِتَابِ لِتَحْسَبُوهُ مِنَ الْكِتَابِ وَمَا هُوَ مِنَ الْكِتَابِ». تعبیرِ «یَلوُونَ» وصفی دقیق از تقطیع است: متن حفظ می‌شود، اما پیچانده می‌شود؛ و هدف صریح است: </w:t>
       </w:r>
       <w:r>
         <w:rPr>
@@ -4744,7 +4744,7 @@
           <w:rtl w:val="1"/>
           <w:szCs w:val="23"/>
         </w:rPr>
-        <w:t xml:space="preserve">چهار نکته در این متن اساسی است. </w:t>
+        <w:t xml:space="preserve">این صحنه در پژوهش‌های معاصرِ مذاهب نیز نمونهٔ تاریخیِ استنادِ گزینشی شمرده شده است: خوارج با تکه‌ای از متن، حکمیت را انکار کردند و همین شیوه بعدها به دستِ جریان‌های تندرو بازتولید شد (فرمانیان آرانی، باقری و فداییان، ۱۴۰۳). چهار نکته اساسی است. </w:t>
       </w:r>
       <w:r>
         <w:rPr>
@@ -4766,7 +4766,7 @@
           <w:rtl w:val="1"/>
           <w:szCs w:val="23"/>
         </w:rPr>
-        <w:t xml:space="preserve"> امام متن را رد نمی‌کند، بلکه تصریح می‌کند «نَعَمْ»؛ و این، تفاوتِ بنیادیِ نقدِ روشی با نقدِ متنی است. </w:t>
+        <w:t xml:space="preserve"> امام متن را رد نمی‌کند و تصریح می‌کند «نَعَمْ»؛ تفاوتِ بنیادیِ نقدِ روشی با نقدِ متنی همین است. </w:t>
       </w:r>
       <w:r>
         <w:rPr>
@@ -4810,7 +4810,7 @@
           <w:rtl w:val="1"/>
           <w:szCs w:val="23"/>
         </w:rPr>
-        <w:t xml:space="preserve"> تعبیرِ «یُرادُ بها باطل» مسیرِ استدلال را نشانه می‌گیرد، نه ایمانِ گوینده را؛ امام در ادامه با استدلالی درونی ضرورتِ امارت را نشان می‌دهد («یُبَلِّغُ اللهُ فِیهَا الْأَجَلَ...»). </w:t>
+        <w:t xml:space="preserve"> «یُرادُ بها باطل» مسیرِ استدلال را نشانه می‌گیرد، نه ایمانِ گوینده را؛ امام در ادامه با استدلالی درونی ضرورتِ امارت را نشان می‌دهد («یُبَلِّغُ اللهُ فِیهَا الْأَجَلَ...»). </w:t>
       </w:r>
       <w:r>
         <w:rPr>
@@ -4855,7 +4855,7 @@
           <w:rtl w:val="1"/>
           <w:szCs w:val="23"/>
         </w:rPr>
-        <w:t xml:space="preserve"> روایتِ «لَا تَقْتُلُوا الْخَوَارِجَ بَعْدِی...» را در همین زمینه نقل می‌کند: کسی که حق را می‌جوید و خطا می‌کند، همانند کسی نیست که باطل را می‌جوید و به آن می‌رسد.</w:t>
+        <w:t xml:space="preserve"> روایتِ «لَا تَقْتُلُوا الْخَوَارِجَ بَعْدِی...» را در همین زمینه نقل می‌کند: جویندهٔ حق که خطا کند، همانند جویندهٔ باطل نیست.</w:t>
       </w:r>
     </w:p>
     <w:p>
@@ -5115,7 +5115,7 @@
           <w:rtl w:val="1"/>
           <w:szCs w:val="23"/>
         </w:rPr>
-        <w:t xml:space="preserve"> کسی که سال‌ها با روشِ گزینشی متن خوانده است، جست‌وجوی شاهد را جای جست‌وجوی حقیقت می‌نشاند؛ و این عادت به حوزهٔ دین محدود نمی‌ماند. در روان‌شناسیِ شناختی این پدیده «سوگیریِ تأیید» نامیده می‌شود (Nickerson, 1998; Kahneman, 2011). آنچه این مقاله «استنادِ گزینشی» می‌نامد، </w:t>
+        <w:t xml:space="preserve"> کسی که سال‌ها با روشِ گزینشی متن خوانده است، جست‌وجوی شاهد را جای جست‌وجوی حقیقت می‌نشاند؛ و این عادت به حوزهٔ دین محدود نمی‌ماند. در روان‌شناسیِ شناختی این پدیده «سوگیریِ تأیید» نامیده می‌شود (Nickerson, 1998; Kahneman, 2011)؛ و آزمایش‌ها نشان می‌دهند که «سوگیریِ هم‌رنگی» در گزینشِ اطلاعات، نه استثنا، بلکه قاعده است (Hart et al., 2009). آنچه این مقاله «استنادِ گزینشی» می‌نامد، </w:t>
       </w:r>
       <w:r>
         <w:rPr>
@@ -5300,7 +5300,7 @@
           <w:rtl w:val="1"/>
           <w:szCs w:val="23"/>
         </w:rPr>
-        <w:t xml:space="preserve"> انسان در مواجهه با پرسش‌های وجودی به پاسخِ قطعی نیاز دارد، اما متن به‌طور طبیعی درجاتی از صراحت دارد؛ گزینش‌گری راهِ حلِ این تنش است، زیرا با حذفِ قرینه درجهٔ صراحتِ متن را به‌طور مصنوعی بالا می‌برد. به این، سوگیریِ تأیید را بیفزایید: آزمایشِ Wason (1960) نشان داد افراد در آزمونِ فرضیه به‌جای ابطال‌گرایی به دنبالِ نمونه‌های تأییدکننده می‌روند، و مرورِ Nickerson (1998) نشان می‌دهد این سوگیری در قلمروهای گوناگون، از جمله استدلالِ دینی، بازتولید می‌شود. نکتهٔ مهم آن است که این سوگیری </w:t>
+        <w:t xml:space="preserve"> انسان در مواجهه با پرسش‌های وجودی به پاسخِ قطعی نیاز دارد، اما متن به‌طور طبیعی درجاتی از صراحت دارد؛ گزینش‌گری راهِ حلِ این تنش است، زیرا با حذفِ قرینه درجهٔ صراحتِ متن را به‌طور مصنوعی بالا می‌برد. به این، سوگیریِ تأیید را بیفزایید؛ سازوکاری که در آن، انگیزهٔ رسیدن به نتیجه، خودِ مسیرِ دسترسی به باورها و ارزیابیِ شواهد را جهت می‌دهد و فرد در همان حال احساسِ استدلال‌ورزیِ بی‌طرفانه دارد (Kunda, 1990): آزمایشِ Wason (1960) نشان داد افراد در آزمونِ فرضیه به‌جای ابطال‌گرایی به دنبالِ نمونه‌های تأییدکننده می‌روند، و مرورِ Nickerson (1998) نشان می‌دهد این سوگیری در قلمروهای گوناگون، از جمله استدلالِ دینی، بازتولید می‌شود. نکتهٔ مهم آن است که این سوگیری </w:t>
       </w:r>
       <w:r>
         <w:rPr>
@@ -5373,7 +5373,7 @@
           <w:rtl w:val="1"/>
           <w:szCs w:val="23"/>
         </w:rPr>
-        <w:t xml:space="preserve"> است: پاداش دارد و هزینه ندارد؛ از این‌رو تغییرِ رفتار نیازمندِ تغییرِ ساختارِ پاداش است، نه فقط تغییرِ نگرش.</w:t>
+        <w:t xml:space="preserve"> است: پاداش دارد و هزینه ندارد؛ و این با نظریهٔ «استدلالِ جدلی» نیز سازگار است: کارکردِ طبیعیِ استدلال، بیشتر یافتنِ دلیل برای موضعِ خود و سنجشِ دلیلِ دیگری است تا کشفِ حقیقت (Mercier &amp; Sperber, 2011). از این‌رو تغییرِ رفتار نیازمندِ تغییرِ ساختارِ پاداش است، نه فقط تغییرِ نگرش.</w:t>
       </w:r>
     </w:p>
     <w:p>
@@ -5402,7 +5402,7 @@
           <w:rtl w:val="1"/>
           <w:szCs w:val="23"/>
         </w:rPr>
-        <w:t xml:space="preserve"> نظامِ آموزشِ دینی، در بسیاری از نقاط، بر حفظِ متن استوار بوده است؛ میراثی که در فرهنگِ شفاهی منطق داشت (حفظ، شرطِ بقای متن بود)، اما در انتقال به عصرِ دیجیتال ابزارها تغییر کرده و منطق باقی مانده است. به این بیفزایید غیبتِ درسِ «روش‌شناسیِ استناد» را: مجموعِ اصول فقه و علوم قرآن و درایه، به‌طور خودکار به مهارتِ تشخیصِ استنادِ گزینشی بدل نمی‌شود، زیرا این مهارت بین‌رشته‌ای و نیازمندِ تمرینِ موردی است؛ همان‌گونه که دانستنِ قواعدِ شنا، شناکردن نیست.</w:t>
+        <w:t xml:space="preserve"> نظامِ آموزشِ دینی در بسیاری از نقاط بر حفظِ متن استوار بوده است؛ میراثی که در فرهنگِ شفاهی منطق داشت، اما در عصرِ دیجیتال ابزارها تغییر کرده و منطق مانده است. به این بیفزایید غیبتِ درسِ «روش‌شناسیِ استناد» را: مجموعِ اصول فقه و علوم قرآن و درایه به‌خودیِ خود به مهارتِ تشخیصِ استنادِ گزینشی بدل نمی‌شود، زیرا این مهارت بین‌رشته‌ای و نیازمندِ تمرینِ موردی است.</w:t>
       </w:r>
     </w:p>
     <w:p>
@@ -5431,7 +5431,7 @@
           <w:rtl w:val="1"/>
           <w:szCs w:val="23"/>
         </w:rPr>
-        <w:t xml:space="preserve"> در فرهنگِ کتابی، متن با واحدِ طبیعی خود همراه بود: سوره، خطبه، باب. در فرهنگِ جست‌وجو، واحدِ دسترسی «قطعه» است. این تغییر خنثی نیست: </w:t>
+        <w:t xml:space="preserve"> در فرهنگِ کتابی، متن با واحدِ طبیعی خود همراه بود: سوره، خطبه، باب؛ در فرهنگِ جست‌وجو، واحدِ دسترسی «قطعه» است — و این تغییر خنثی نیست: </w:t>
       </w:r>
       <w:r>
         <w:rPr>
@@ -5442,18 +5442,18 @@
           <w:rtl w:val="1"/>
           <w:szCs w:val="23"/>
         </w:rPr>
-        <w:t>معماریِ ابزار، خود یک انتخابِ تفسیری است</w:t>
-      </w:r>
-      <w:r>
-        <w:rPr>
-          <w:rFonts w:ascii="Vazirmatn" w:hAnsi="Vazirmatn"/>
-          <w:rFonts w:ascii="Vazirmatn" w:hAnsi="Vazirmatn" w:cs="Vazirmatn" w:eastAsia="Vazirmatn"/>
-          <w:b w:val="0"/>
-          <w:sz w:val="23"/>
-          <w:rtl w:val="1"/>
-          <w:szCs w:val="23"/>
-        </w:rPr>
-        <w:t xml:space="preserve"> که بی‌آنکه اعلام شود، مرزهای معنا را جابه‌جا می‌کند. سه سازوکار: تقطیعِ ساختاری (نمایشِ آیه بی‌آیاتِ پیرامون)؛ بازیابیِ گزینشی (الگوریتم بر پایهٔ شباهتِ لفظی با پرس‌وجو عمل می‌کند و پرس‌وجو اغلب از پیش‌فرضِ کاربر برمی‌آید، پس حلقهٔ بستهٔ تأیید در سطحِ فناوری شکل می‌گیرد)؛ و تولیدِ متنِ شبه‌استنادی، که جعلِ ارجاع را بی‌نیاز از دانشِ حدیثی کرده است. معیارِ اعتبار، امروز نه «وجودِ ارجاع»، بلکه </w:t>
+        <w:t>معماریِ ابزار، خود یک انتخابِ تفسیری است.</w:t>
+      </w:r>
+      <w:r>
+        <w:rPr>
+          <w:rFonts w:ascii="Vazirmatn" w:hAnsi="Vazirmatn"/>
+          <w:rFonts w:ascii="Vazirmatn" w:hAnsi="Vazirmatn" w:cs="Vazirmatn" w:eastAsia="Vazirmatn"/>
+          <w:b w:val="0"/>
+          <w:sz w:val="23"/>
+          <w:rtl w:val="1"/>
+          <w:szCs w:val="23"/>
+        </w:rPr>
+        <w:t xml:space="preserve"> سه سازوکار: تقطیعِ ساختاری (نمایشِ آیه بی‌آیاتِ پیرامون)؛ بازیابیِ گزینشی (الگوریتم بر پایهٔ شباهتِ لفظی با پرس‌وجو عمل می‌کند و پرس‌وجو اغلب از پیش‌فرضِ کاربر برمی‌آید، پس حلقهٔ بستهٔ تأیید در سطحِ فناوری شکل می‌گیرد)؛ و تولیدِ متنِ شبه‌استنادی، که جعلِ ارجاع را بی‌نیاز از دانشِ حدیثی کرده است. معیارِ اعتبار، امروز نه «وجودِ ارجاع»، بلکه </w:t>
       </w:r>
       <w:r>
         <w:rPr>
@@ -5610,7 +5610,7 @@
           <w:rtl w:val="1"/>
           <w:szCs w:val="23"/>
         </w:rPr>
-        <w:t xml:space="preserve"> در بخشی از ادبیاتِ تندرو، آیهٔ «فَاقْتُلُوا الْمُشْرِكِينَ حَيْثُ وَجَدتُّمُوهُمْ» به‌عنوانِ قاعدهٔ عامِ رفتار با غیرمسلمان نقل می‌شود. اما آیهٔ ۴، درست پیش از آن، پیمان‌داران را استثنا می‌کند («إِلَّا الَّذِينَ عَاهَدتُّم...») و آیهٔ ۶، درست پس از آن، حکمِ پناهندگی و ابلاغِ امنیت را مقرر می‌کند («وَإِنْ أَحَدٌ مِّنَ الْمُشْرِكِينَ اسْتَجَارَكَ فَأَجِرْهُ...»). مدعای «قاعدهٔ عام» وابسته به حذفِ قرینهٔ پیوسته است و بر پایهٔ قاعدهٔ وابستگی ساقط می‌شود — و این داوری، بی‌هیچ ارجاعی به موضعِ فقهیِ خاص انجام شده است. نکتهٔ تکمیلی آن است که حتی قائل به نسخِ آیاتِ صلح نیز نمی‌تواند آیهٔ ۶ را نادیده بگیرد؛ زیرا نسخ میانِ احکامِ متعارض جریان دارد، نه برای حذفِ اجزای یک خطابِ واحد. تفکیکِ «نسخ» از «تخصیص» و «تقید» — که در سنتِ تفسیری، از طبری و طبرسی در ذیلِ آیاتِ سورهٔ توبه تا آثارِ مستقل در ناسخ و منسوخ پیوسته موضوعِ بحث بوده است — از سرچشمه‌های اصلیِ مهارِ این آسیب است.</w:t>
+        <w:t xml:space="preserve"> در بخشی از ادبیاتِ تندرو، آیهٔ «فَاقْتُلُوا الْمُشْرِكِينَ حَيْثُ وَجَدتُّمُوهُمْ» به‌عنوانِ قاعدهٔ عامِ رفتار با غیرمسلمان نقل می‌شود. اما آیهٔ ۴، درست پیش از آن، پیمان‌داران را استثنا می‌کند («إِلَّا الَّذِينَ عَاهَدتُّم...») و آیهٔ ۶، درست پس از آن، حکمِ پناهندگی و ابلاغِ امنیت را مقرر می‌کند («وَإِنْ أَحَدٌ مِّنَ الْمُشْرِكِينَ اسْتَجَارَكَ فَأَجِرْهُ...»). مدعای «قاعدهٔ عام» وابسته به حذفِ قرینهٔ پیوسته است و بر پایهٔ قاعدهٔ وابستگی ساقط می‌شود — و این داوری، بی‌هیچ ارجاعی به موضعِ فقهیِ خاص انجام شده است. همین آیه در ادبیاتِ جهادیِ معاصر به «ناسخِ» آیاتِ صلح بدل شده و نقدِ مفصلی را برانگیخته است (فرمانیان آرانی، باقری و فداییان، ۱۴۰۳). نکتهٔ تکمیلی آن است که حتی قائل به نسخِ آیاتِ صلح نیز نمی‌تواند آیهٔ ۶ را نادیده بگیرد؛ زیرا نسخ میانِ احکامِ متعارض جریان دارد، نه برای حذفِ اجزای یک خطابِ واحد. تفکیکِ «نسخ» از «تخصیص» و «تقید» — که در سنتِ تفسیری، از طبری و طبرسی در ذیلِ آیاتِ سورهٔ توبه تا آثارِ مستقل در ناسخ و منسوخ پیوسته موضوعِ بحث بوده است — از سرچشمه‌های اصلیِ مهارِ این آسیب است.</w:t>
       </w:r>
     </w:p>
     <w:p>
@@ -5661,7 +5661,7 @@
           <w:rtl w:val="1"/>
           <w:szCs w:val="23"/>
         </w:rPr>
-        <w:t>: اگر همهٔ مصادیقِ حکم به غیرِ ما أنزل الله کفر بودند، تکرارِ عبارت با سه محمولِ متفاوت چه معنایی داشت؟ این همان پرسشی است که مفسران — از قرطبی تا طباطبایی — با آن روبه‌رو شده و پاسخ‌های متفاوتی داده‌اند. استنادکننده لازم نیست پاسخِ نهایی را بداند؛ لازم است اعلام کند که دو آیهٔ دیگر نیز هست. تقارنِ بحث آن است که در سوی مقابل نیز گاه با استنادِ صرف به سیاقِ بنی‌اسرائیل، عمومیتِ لفظ حذف می‌شود؛ این نیز گزینشی است، از نوعی دیگر.</w:t>
+        <w:t>: اگر همهٔ مصادیقِ حکم به غیرِ ما أنزل الله کفر بودند، تکرارِ عبارت با سه محمولِ متفاوت چه معنایی داشت؟ این همان پرسشی است که مفسران — از قرطبی تا طباطبایی — با آن روبه‌رو شده و پاسخ‌های متفاوتی داده‌اند (قرطبی، ذیل ۵:۴۴؛ طباطبایی، ذیل ۵:۴۴–۴۷). استنادکننده لازم نیست پاسخِ نهایی را بداند؛ لازم است اعلام کند که دو آیهٔ دیگر نیز هست. تقارنِ بحث آن است که در سوی مقابل نیز گاه با استنادِ صرف به سیاقِ بنی‌اسرائیل، عمومیتِ لفظ حذف می‌شود؛ این نیز گزینشی است، از نوعی دیگر.</w:t>
       </w:r>
     </w:p>
     <w:p>
@@ -5690,7 +5690,7 @@
           <w:rtl w:val="1"/>
           <w:szCs w:val="23"/>
         </w:rPr>
-        <w:t xml:space="preserve"> حدیثِ «يَسِّرُوا وَلَا تُعَسِّرُوا، وَبَشِّرُوا وَلَا تُنَفِّرُوا» (بخاری، ۶۹؛ مسلم، ۱۷۳۴) در سیاقِ آموزش و دعوت صادر شده و در منابع در بابِ «تخوّلِ مردم به موعظه» جای گرفته است؛ نقلِ آن به‌عنوانِ مجوزِ تسامح در احکام، تعمیمِ موردی است، نه دلالتِ متن. در لایهٔ سندی نیز باید دو روایتِ مشابه را از هم جدا کرد: «مَنْ قَالَ فِي الْقُرْآنِ بِرَأْيِهِ فَلْيَتَبَوَّأْ مَقْعَدَهُ مِنَ النَّارِ» (ترمذی، ۲۹۵۱، از ابن‌عباس) که ترمذی آن را «حسن» خوانده است؛ و «مَنْ قَالَ فِي الْقُرْآنِ بِرَأْيِهِ فَأَصَابَ فَقَدْ أَخْطَأَ» (ترمذی، ۲۹۵۲ و ابوداود، ۳۶۵۲، از جُندَب) که ترمذی آن را «غریب» دانسته و در سندش «سهیل بن أبی‌حزم» است که محدثان او را قابلِ احتجاج ندانسته‌اند. نتیجهٔ روشی این است که استناد به «حکمِ یک محدث» جای بررسیِ مستقلِ سند را نمی‌گیرد و دو روایتِ هم‌مضمون، یک حکمِ سندی ندارند. این نمونه دو آموزه دارد: </w:t>
+        <w:t xml:space="preserve"> حدیثِ «يَسِّرُوا وَلَا تُعَسِّرُوا، وَبَشِّرُوا وَلَا تُنَفِّرُوا» (بخاری، ۶۹؛ مسلم، ۱۷۳۴) در سیاقِ آموزش و دعوت صادر شده و در منابع در بابِ «تخوّلِ مردم به موعظه» جای گرفته است؛ نقلِ آن به‌عنوانِ مجوزِ تسامح در احکام، تعمیمِ موردی است، نه دلالتِ متن. در لایهٔ سندی نیز باید دو روایتِ مشابه را از هم جدا کرد: «مَنْ قَالَ فِي الْقُرْآنِ بِرَأْيِهِ فَلْيَتَبَوَّأْ مَقْعَدَهُ مِنَ النَّارِ» (ترمذی، ۲۹۵۱، از ابن‌عباس) که ترمذی آن را «حسن» خوانده است؛ و «مَنْ قَالَ فِي الْقُرْآنِ بِرَأْيِهِ فَأَصَابَ فَقَدْ أَخْطَأَ» (ترمذی، ۲۹۵۲ و ابوداود، ۳۶۵۲، از جُندَب) که ترمذی آن را «غریب» دانسته و در سندش «سهیل بن أبی‌حزم» است که محدثان او را قابلِ احتجاج ندانسته‌اند. نتیجهٔ روشی این است که استناد به «حکمِ یک محدث» جای بررسیِ مستقلِ سند را نمی‌گیرد و دو روایتِ هم‌مضمون، یک حکمِ سندی ندارند؛ چنان‌که بازخوانی‌های سندیِ همین خانوادهٔ روایات، حکمِ یکسان‌دادن به آن‌ها را نادرست نشان داده است (عبداللهی عابد و نقی‌زاده، ۱۴۰۰؛ اصفهانی و ابوترابی، ۱۴۰۰). این نمونه دو آموزه دارد: </w:t>
       </w:r>
       <w:r>
         <w:rPr>
@@ -5771,7 +5771,7 @@
           <w:rtl w:val="1"/>
           <w:szCs w:val="23"/>
         </w:rPr>
-        <w:t xml:space="preserve"> ۱) بازگردانیِ متن به واحدِ معناییِ خود (آیه، سیاق، سوره، مجلسِ صدور)؛ ۲) فهرستِ قرینه‌های مؤثر (استثنا، شرط، غایت، آیاتِ هم‌موضوع، جهتِ صدور)؛ ۳) آزمونِ وابستگی: مدعا در کنارِ قرینه‌ها ساقط می‌شود، تضعیف می‌شود یا می‌ماند؟ ۴) سنجشِ درجهٔ دلالت (نص یا ظاهر، عام یا خاص، محکم یا متشابه) و تطبیقِ آن با قطعیتی که مدعا می‌طلبد؛ ۵) بررسیِ سند، نسخه و منبع؛ ۶) ثبتِ نتیجه در طیفی از «نادرست» تا «سالم»، نه در دوگانهٔ صفر و یک.</w:t>
+        <w:t xml:space="preserve"> ۱) بازگردانیِ متن به واحدِ معناییِ خود (آیه، سیاق، سوره، مجلسِ صدور؛ نک: سلیمانی، ۱۳۸۳)؛ ۲) فهرستِ قرینه‌های مؤثر (استثنا، شرط، غایت، آیاتِ هم‌موضوع، جهتِ صدور)؛ ۳) آزمونِ وابستگی: مدعا در کنارِ قرینه‌ها ساقط می‌شود، تضعیف می‌شود یا می‌ماند؟ ۴) سنجشِ درجهٔ دلالت (نص یا ظاهر، عام یا خاص، محکم یا متشابه) و تطبیقِ آن با قطعیتی که مدعا می‌طلبد؛ ۵) بررسیِ سند، نسخه و منبع؛ ۶) ثبتِ نتیجه در طیفی از «نادرست» تا «سالم»، نه در دوگانهٔ صفر و یک.</w:t>
       </w:r>
     </w:p>
     <w:p>
@@ -5869,7 +5869,7 @@
           <w:rtl w:val="1"/>
           <w:szCs w:val="23"/>
         </w:rPr>
-        <w:t xml:space="preserve"> فلجِ تفسیری (اگر هر استنادی مشکوک شود، فهم تعلیق می‌شود)؛ انحصارِ تفسیری (اگر تشخیص به گروهی خاص سپرده شود، به ابزارِ قدرت بدل می‌شود)؛ نقد به‌جای فهم؛ و بی‌طرفیِ کاذب (خواندنِ هر موضعِ قوی به‌عنوانِ «گزینشی»). پادزهرِ هر چهار همان سه عنصرِ پیشین است: معیارِ صوری، درجه‌بندی، بازبینی‌پذیری.</w:t>
+        <w:t xml:space="preserve"> فلجِ تفسیری؛ انحصارِ تفسیری (اگر تشخیص به گروهی خاص سپرده شود، به ابزارِ قدرت بدل می‌شود)؛ نقد به‌جای فهم؛ و بی‌طرفیِ کاذب. پادزهرِ هر چهار همان سه عنصرِ پیشین است: معیارِ صوری، درجه‌بندی، بازبینی‌پذیری.</w:t>
       </w:r>
     </w:p>
     <w:p>
@@ -5935,7 +5935,7 @@
           <w:rtl w:val="1"/>
           <w:szCs w:val="23"/>
         </w:rPr>
-        <w:t xml:space="preserve">: قوتش وفاداری به متن است؛ آسیبش آنکه سیاق را جزءِ متن نمی‌شمارد و وساطتِ تفسیر را پنهان می‌کند — و پنهان‌شدنِ وساطت بدترین حالت است، زیرا آن را از نقد بیرون می‌برد. </w:t>
+        <w:t xml:space="preserve">: قوتش وفاداری به متن است؛ آسیبش آنکه سیاق را جزءِ متن نمی‌شمارد و وساطتِ تفسیر را پنهان می‌کند — چنان‌که در جدلِ «تفسیر به رأی» دیده می‌شود: پرهیز از تأویل، خود به خوانشی تنگ و گزینشی می‌انجامد (عبدالله‌زاده آرانی، ۱۳۹۱) — و پنهان‌شدنِ وساطت بدترین حالت است، زیرا آن را از نقد بیرون می‌برد. </w:t>
       </w:r>
       <w:r>
         <w:rPr>
@@ -6305,7 +6305,7 @@
           <w:rtl w:val="1"/>
           <w:szCs w:val="23"/>
         </w:rPr>
-        <w:t xml:space="preserve"> این آسیب وارداتی نیست: قرآن خود در آیاتِ ۲:۸۵، ۳:۷، ۳:۷۸، ۴:۴۶، ۴:۸۲، ۴۹:۶ و ۱۷:۳۶ سازوکارِ دفاعیِ خویش را نهاده و خطبهٔ ۴۰ نهج‌البلاغه آن را در یک جمله آورده است: «کَلِمَةُ حَقٍّ یُرَادُ بِهَا بَاطِل». آنچه این مقاله می‌افزاید کشفِ تازه نیست؛ </w:t>
+        <w:t xml:space="preserve"> این آسیب وارداتی نیست: قرآن خود در آیاتِ ۲:۸۵، ۳:۷، ۳:۷۸، ۴:۴۶، ۴:۸۲، ۴۹:۶ و ۱۷:۳۶ سازوکارِ دفاعیِ خویش را نهاده و خطبهٔ ۴۰ نهج‌البلاغه آن را در یک جمله آورده است: «کَلِمَةُ حَقٍّ یُرَادُ بِهَا بَاطِل». افزودهٔ این مقاله کشفِ تازه نیست؛ </w:t>
       </w:r>
       <w:r>
         <w:rPr>
@@ -6316,7 +6316,7 @@
           <w:rtl w:val="1"/>
           <w:szCs w:val="23"/>
         </w:rPr>
-        <w:t>صورت‌بندیِ صریح و آزمون‌پذیرِ چیزی است که در سنت به‌صورتِ رویهٔ تفسیری حاضر بوده و کمتر به قاعده بدل شده است.</w:t>
+        <w:t>صورت‌بندیِ صریح و آزمون‌پذیرِ رویه‌ای است که در سنت حاضر بوده و کمتر به قاعده بدل شده است.</w:t>
       </w:r>
     </w:p>
     <w:p>
@@ -6459,7 +6459,7 @@
           <w:rtl w:val="1"/>
           <w:szCs w:val="23"/>
         </w:rPr>
-        <w:t>الف) منابعِ اصلی</w:t>
+        <w:t>الف) متنِ اصلی و مجموعه‌های حدیثی</w:t>
       </w:r>
     </w:p>
     <w:p>
@@ -6741,7 +6741,7 @@
           <w:rtl w:val="1"/>
           <w:szCs w:val="23"/>
         </w:rPr>
-        <w:t>ب) تفسیر</w:t>
+        <w:t>ب) تفاسیر</w:t>
       </w:r>
     </w:p>
     <w:p>
@@ -7005,7 +7005,7 @@
           <w:rtl w:val="1"/>
           <w:szCs w:val="23"/>
         </w:rPr>
-        <w:t>ج) علوم قرآن، اصول فقه و درایه</w:t>
+        <w:t>ج) اصول فقه، علوم قرآن و درایه</w:t>
       </w:r>
     </w:p>
     <w:p>
@@ -7679,7 +7679,7 @@
           <w:rtl w:val="1"/>
           <w:szCs w:val="23"/>
         </w:rPr>
-        <w:t>د) آثارِ معاصر</w:t>
+        <w:t>د) مقاله‌های پژوهشی (فارسی)</w:t>
       </w:r>
     </w:p>
     <w:p>
@@ -7697,7 +7697,7 @@
           <w:rtl w:val="1"/>
           <w:szCs w:val="23"/>
         </w:rPr>
-        <w:t xml:space="preserve">۳۰. مطهری، مرتضی، </w:t>
+        <w:t xml:space="preserve">۳۰. آهنگ، علی (۱۴۰۳). «تفسیر به رای از مفهومی ساده تا انگاره‌ای فراگیر: نقد و بررسی دیدگاه مشهور»، </w:t>
       </w:r>
       <w:r>
         <w:rPr>
@@ -7709,18 +7709,18 @@
           <w:rtl w:val="1"/>
           <w:szCs w:val="23"/>
         </w:rPr>
-        <w:t>سیری در سیرهٔ ائمهٔ اطهار</w:t>
-      </w:r>
-      <w:r>
-        <w:rPr>
-          <w:rFonts w:ascii="Vazirmatn" w:hAnsi="Vazirmatn"/>
-          <w:rFonts w:ascii="Vazirmatn" w:hAnsi="Vazirmatn" w:cs="Vazirmatn" w:eastAsia="Vazirmatn"/>
-          <w:b w:val="0"/>
-          <w:sz w:val="23"/>
-          <w:rtl w:val="1"/>
-          <w:szCs w:val="23"/>
-        </w:rPr>
-        <w:t>، تهران: صدرا.</w:t>
+        <w:t>پژوهشنامه نقد آراء تفسیری</w:t>
+      </w:r>
+      <w:r>
+        <w:rPr>
+          <w:rFonts w:ascii="Vazirmatn" w:hAnsi="Vazirmatn"/>
+          <w:rFonts w:ascii="Vazirmatn" w:hAnsi="Vazirmatn" w:cs="Vazirmatn" w:eastAsia="Vazirmatn"/>
+          <w:b w:val="0"/>
+          <w:sz w:val="23"/>
+          <w:rtl w:val="1"/>
+          <w:szCs w:val="23"/>
+        </w:rPr>
+        <w:t>، دورهٔ ۵، شمارهٔ ۲، ص ۱۴۰–۱۶۰.</w:t>
       </w:r>
     </w:p>
     <w:p>
@@ -7738,7 +7738,7 @@
           <w:rtl w:val="1"/>
           <w:szCs w:val="23"/>
         </w:rPr>
-        <w:t xml:space="preserve">۳۱. مجتهد شبستری، محمد، </w:t>
+        <w:t xml:space="preserve">۳۱. اسماعیلی‌زاده، عباس؛ غلامی، محبوبه (۱۳۹۴). «نقش سیاق در تفسیر آیة تبلیغ»، </w:t>
       </w:r>
       <w:r>
         <w:rPr>
@@ -7750,18 +7750,18 @@
           <w:rtl w:val="1"/>
           <w:szCs w:val="23"/>
         </w:rPr>
-        <w:t>هرمنوتیک، کتاب و سنت</w:t>
-      </w:r>
-      <w:r>
-        <w:rPr>
-          <w:rFonts w:ascii="Vazirmatn" w:hAnsi="Vazirmatn"/>
-          <w:rFonts w:ascii="Vazirmatn" w:hAnsi="Vazirmatn" w:cs="Vazirmatn" w:eastAsia="Vazirmatn"/>
-          <w:b w:val="0"/>
-          <w:sz w:val="23"/>
-          <w:rtl w:val="1"/>
-          <w:szCs w:val="23"/>
-        </w:rPr>
-        <w:t>، تهران: طرح نو.</w:t>
+        <w:t>سراج منیر</w:t>
+      </w:r>
+      <w:r>
+        <w:rPr>
+          <w:rFonts w:ascii="Vazirmatn" w:hAnsi="Vazirmatn"/>
+          <w:rFonts w:ascii="Vazirmatn" w:hAnsi="Vazirmatn" w:cs="Vazirmatn" w:eastAsia="Vazirmatn"/>
+          <w:b w:val="0"/>
+          <w:sz w:val="23"/>
+          <w:rtl w:val="1"/>
+          <w:szCs w:val="23"/>
+        </w:rPr>
+        <w:t>، دورهٔ ۶، شمارهٔ ۲۱، ص ۱۳۷–۱۶۱. DOI: 10.22054/ajsm.2016.5041</w:t>
       </w:r>
     </w:p>
     <w:p>
@@ -7779,7 +7779,7 @@
           <w:rtl w:val="1"/>
           <w:szCs w:val="23"/>
         </w:rPr>
-        <w:t xml:space="preserve">۳۲. ابوزید، نصر حامد، </w:t>
+        <w:t xml:space="preserve">۳۲. اصفهانی، سید عبدالله؛ ابوترابی، محمود (۱۴۰۰). «رویکردی نو در اتقان سندی روایات تفسیر و تأویل به رأی قرآن کریم»، </w:t>
       </w:r>
       <w:r>
         <w:rPr>
@@ -7791,18 +7791,510 @@
           <w:rtl w:val="1"/>
           <w:szCs w:val="23"/>
         </w:rPr>
-        <w:t>مفهوم النص: دراسة فی علوم القرآن</w:t>
-      </w:r>
-      <w:r>
-        <w:rPr>
-          <w:rFonts w:ascii="Vazirmatn" w:hAnsi="Vazirmatn"/>
-          <w:rFonts w:ascii="Vazirmatn" w:hAnsi="Vazirmatn" w:cs="Vazirmatn" w:eastAsia="Vazirmatn"/>
-          <w:b w:val="0"/>
-          <w:sz w:val="23"/>
-          <w:rtl w:val="1"/>
-          <w:szCs w:val="23"/>
-        </w:rPr>
-        <w:t>، بیروت: المرکز الثقافی العربی.</w:t>
+        <w:t>حدیث و اندیشه</w:t>
+      </w:r>
+      <w:r>
+        <w:rPr>
+          <w:rFonts w:ascii="Vazirmatn" w:hAnsi="Vazirmatn"/>
+          <w:rFonts w:ascii="Vazirmatn" w:hAnsi="Vazirmatn" w:cs="Vazirmatn" w:eastAsia="Vazirmatn"/>
+          <w:b w:val="0"/>
+          <w:sz w:val="23"/>
+          <w:rtl w:val="1"/>
+          <w:szCs w:val="23"/>
+        </w:rPr>
+        <w:t>، شمارهٔ ۳۱، ص ۱۳۵–۱۵۹.</w:t>
+      </w:r>
+    </w:p>
+    <w:p>
+      <w:pPr>
+        <w:bidi/>
+        <w:spacing w:after="40"/>
+        <w:ind w:right="397"/>
+      </w:pPr>
+      <w:r>
+        <w:rPr>
+          <w:rFonts w:ascii="Vazirmatn" w:hAnsi="Vazirmatn"/>
+          <w:rFonts w:ascii="Vazirmatn" w:hAnsi="Vazirmatn" w:cs="Vazirmatn" w:eastAsia="Vazirmatn"/>
+          <w:b w:val="0"/>
+          <w:sz w:val="23"/>
+          <w:rtl w:val="1"/>
+          <w:szCs w:val="23"/>
+        </w:rPr>
+        <w:t xml:space="preserve">۳۳. رضایی، اسماعیل؛ فلاح، محمدرضا؛ جعفری، محمدجواد (۱۳۹۸). «حجیت قاعده ظهور در فقه امامیه»، </w:t>
+      </w:r>
+      <w:r>
+        <w:rPr>
+          <w:rFonts w:ascii="Vazirmatn" w:hAnsi="Vazirmatn"/>
+          <w:rFonts w:ascii="Vazirmatn" w:hAnsi="Vazirmatn" w:cs="Vazirmatn" w:eastAsia="Vazirmatn"/>
+          <w:b w:val="0"/>
+          <w:i/>
+          <w:sz w:val="23"/>
+          <w:rtl w:val="1"/>
+          <w:szCs w:val="23"/>
+        </w:rPr>
+        <w:t>تحقیقات حقوقی بین‌المللی</w:t>
+      </w:r>
+      <w:r>
+        <w:rPr>
+          <w:rFonts w:ascii="Vazirmatn" w:hAnsi="Vazirmatn"/>
+          <w:rFonts w:ascii="Vazirmatn" w:hAnsi="Vazirmatn" w:cs="Vazirmatn" w:eastAsia="Vazirmatn"/>
+          <w:b w:val="0"/>
+          <w:sz w:val="23"/>
+          <w:rtl w:val="1"/>
+          <w:szCs w:val="23"/>
+        </w:rPr>
+        <w:t>، دورهٔ ۱۲، شمارهٔ ۴۴، ص ۷۳–۹۲.</w:t>
+      </w:r>
+    </w:p>
+    <w:p>
+      <w:pPr>
+        <w:bidi/>
+        <w:spacing w:after="40"/>
+        <w:ind w:right="397"/>
+      </w:pPr>
+      <w:r>
+        <w:rPr>
+          <w:rFonts w:ascii="Vazirmatn" w:hAnsi="Vazirmatn"/>
+          <w:rFonts w:ascii="Vazirmatn" w:hAnsi="Vazirmatn" w:cs="Vazirmatn" w:eastAsia="Vazirmatn"/>
+          <w:b w:val="0"/>
+          <w:sz w:val="23"/>
+          <w:rtl w:val="1"/>
+          <w:szCs w:val="23"/>
+        </w:rPr>
+        <w:t xml:space="preserve">۳۴. ربانی، محمدحسن (۱۳۸۰). «نقش سیاق در تفسیر»، </w:t>
+      </w:r>
+      <w:r>
+        <w:rPr>
+          <w:rFonts w:ascii="Vazirmatn" w:hAnsi="Vazirmatn"/>
+          <w:rFonts w:ascii="Vazirmatn" w:hAnsi="Vazirmatn" w:cs="Vazirmatn" w:eastAsia="Vazirmatn"/>
+          <w:b w:val="0"/>
+          <w:i/>
+          <w:sz w:val="23"/>
+          <w:rtl w:val="1"/>
+          <w:szCs w:val="23"/>
+        </w:rPr>
+        <w:t>پژوهش‌های قرآنی</w:t>
+      </w:r>
+      <w:r>
+        <w:rPr>
+          <w:rFonts w:ascii="Vazirmatn" w:hAnsi="Vazirmatn"/>
+          <w:rFonts w:ascii="Vazirmatn" w:hAnsi="Vazirmatn" w:cs="Vazirmatn" w:eastAsia="Vazirmatn"/>
+          <w:b w:val="0"/>
+          <w:sz w:val="23"/>
+          <w:rtl w:val="1"/>
+          <w:szCs w:val="23"/>
+        </w:rPr>
+        <w:t>، دورهٔ ۷، شمارهٔ ۲۷–۲۸، ص ۳۲۲–۳۴۱.</w:t>
+      </w:r>
+    </w:p>
+    <w:p>
+      <w:pPr>
+        <w:bidi/>
+        <w:spacing w:after="40"/>
+        <w:ind w:right="397"/>
+      </w:pPr>
+      <w:r>
+        <w:rPr>
+          <w:rFonts w:ascii="Vazirmatn" w:hAnsi="Vazirmatn"/>
+          <w:rFonts w:ascii="Vazirmatn" w:hAnsi="Vazirmatn" w:cs="Vazirmatn" w:eastAsia="Vazirmatn"/>
+          <w:b w:val="0"/>
+          <w:sz w:val="23"/>
+          <w:rtl w:val="1"/>
+          <w:szCs w:val="23"/>
+        </w:rPr>
+        <w:t xml:space="preserve">۳۵. ستوده‌نیا، محمدرضا؛ قاسم نژاد، زهرا (۱۳۹۲). «نقش سیاق در اختیار وجوه قراءات»، </w:t>
+      </w:r>
+      <w:r>
+        <w:rPr>
+          <w:rFonts w:ascii="Vazirmatn" w:hAnsi="Vazirmatn"/>
+          <w:rFonts w:ascii="Vazirmatn" w:hAnsi="Vazirmatn" w:cs="Vazirmatn" w:eastAsia="Vazirmatn"/>
+          <w:b w:val="0"/>
+          <w:i/>
+          <w:sz w:val="23"/>
+          <w:rtl w:val="1"/>
+          <w:szCs w:val="23"/>
+        </w:rPr>
+        <w:t>تحقیقات علوم قرآن و حدیث</w:t>
+      </w:r>
+      <w:r>
+        <w:rPr>
+          <w:rFonts w:ascii="Vazirmatn" w:hAnsi="Vazirmatn"/>
+          <w:rFonts w:ascii="Vazirmatn" w:hAnsi="Vazirmatn" w:cs="Vazirmatn" w:eastAsia="Vazirmatn"/>
+          <w:b w:val="0"/>
+          <w:sz w:val="23"/>
+          <w:rtl w:val="1"/>
+          <w:szCs w:val="23"/>
+        </w:rPr>
+        <w:t>، دورهٔ ۱۰، شمارهٔ ۲، ص ۵۱–۸۴. DOI: 10.22051/tqh.2014.910</w:t>
+      </w:r>
+    </w:p>
+    <w:p>
+      <w:pPr>
+        <w:bidi/>
+        <w:spacing w:after="40"/>
+        <w:ind w:right="397"/>
+      </w:pPr>
+      <w:r>
+        <w:rPr>
+          <w:rFonts w:ascii="Vazirmatn" w:hAnsi="Vazirmatn"/>
+          <w:rFonts w:ascii="Vazirmatn" w:hAnsi="Vazirmatn" w:cs="Vazirmatn" w:eastAsia="Vazirmatn"/>
+          <w:b w:val="0"/>
+          <w:sz w:val="23"/>
+          <w:rtl w:val="1"/>
+          <w:szCs w:val="23"/>
+        </w:rPr>
+        <w:t xml:space="preserve">۳۶. سلیمانی، داوود (۱۳۸۳). «اسباب صدور حدیث»، </w:t>
+      </w:r>
+      <w:r>
+        <w:rPr>
+          <w:rFonts w:ascii="Vazirmatn" w:hAnsi="Vazirmatn"/>
+          <w:rFonts w:ascii="Vazirmatn" w:hAnsi="Vazirmatn" w:cs="Vazirmatn" w:eastAsia="Vazirmatn"/>
+          <w:b w:val="0"/>
+          <w:i/>
+          <w:sz w:val="23"/>
+          <w:rtl w:val="1"/>
+          <w:szCs w:val="23"/>
+        </w:rPr>
+        <w:t>مقالات و بررسی‌ها</w:t>
+      </w:r>
+      <w:r>
+        <w:rPr>
+          <w:rFonts w:ascii="Vazirmatn" w:hAnsi="Vazirmatn"/>
+          <w:rFonts w:ascii="Vazirmatn" w:hAnsi="Vazirmatn" w:cs="Vazirmatn" w:eastAsia="Vazirmatn"/>
+          <w:b w:val="0"/>
+          <w:sz w:val="23"/>
+          <w:rtl w:val="1"/>
+          <w:szCs w:val="23"/>
+        </w:rPr>
+        <w:t>، شمارهٔ ۷۶، ص ۶۵–۷۹.</w:t>
+      </w:r>
+    </w:p>
+    <w:p>
+      <w:pPr>
+        <w:bidi/>
+        <w:spacing w:after="40"/>
+        <w:ind w:right="397"/>
+      </w:pPr>
+      <w:r>
+        <w:rPr>
+          <w:rFonts w:ascii="Vazirmatn" w:hAnsi="Vazirmatn"/>
+          <w:rFonts w:ascii="Vazirmatn" w:hAnsi="Vazirmatn" w:cs="Vazirmatn" w:eastAsia="Vazirmatn"/>
+          <w:b w:val="0"/>
+          <w:sz w:val="23"/>
+          <w:rtl w:val="1"/>
+          <w:szCs w:val="23"/>
+        </w:rPr>
+        <w:t xml:space="preserve">۳۷. صادقی، ابوالفضل (۱۴۰۲). «تفسیر به رأی از دیدگاه طباطبایی و ذهبی»، </w:t>
+      </w:r>
+      <w:r>
+        <w:rPr>
+          <w:rFonts w:ascii="Vazirmatn" w:hAnsi="Vazirmatn"/>
+          <w:rFonts w:ascii="Vazirmatn" w:hAnsi="Vazirmatn" w:cs="Vazirmatn" w:eastAsia="Vazirmatn"/>
+          <w:b w:val="0"/>
+          <w:i/>
+          <w:sz w:val="23"/>
+          <w:rtl w:val="1"/>
+          <w:szCs w:val="23"/>
+        </w:rPr>
+        <w:t>پژوهشنامه نقد آراء تفسیری</w:t>
+      </w:r>
+      <w:r>
+        <w:rPr>
+          <w:rFonts w:ascii="Vazirmatn" w:hAnsi="Vazirmatn"/>
+          <w:rFonts w:ascii="Vazirmatn" w:hAnsi="Vazirmatn" w:cs="Vazirmatn" w:eastAsia="Vazirmatn"/>
+          <w:b w:val="0"/>
+          <w:sz w:val="23"/>
+          <w:rtl w:val="1"/>
+          <w:szCs w:val="23"/>
+        </w:rPr>
+        <w:t>، دورهٔ ۴، شمارهٔ ۲، ص ۱۷۲–۱۹۶.</w:t>
+      </w:r>
+    </w:p>
+    <w:p>
+      <w:pPr>
+        <w:bidi/>
+        <w:spacing w:after="40"/>
+        <w:ind w:right="397"/>
+      </w:pPr>
+      <w:r>
+        <w:rPr>
+          <w:rFonts w:ascii="Vazirmatn" w:hAnsi="Vazirmatn"/>
+          <w:rFonts w:ascii="Vazirmatn" w:hAnsi="Vazirmatn" w:cs="Vazirmatn" w:eastAsia="Vazirmatn"/>
+          <w:b w:val="0"/>
+          <w:sz w:val="23"/>
+          <w:rtl w:val="1"/>
+          <w:szCs w:val="23"/>
+        </w:rPr>
+        <w:t xml:space="preserve">۳۸. عبدالله‌زاده آرانی، رحمت‌الله (۱۳۹۱). «تعارض میان روایات منع از تفسیر به رأی و لزوم تدبّر در قرآن از نگاه فیض کاشانی و علامه طباطبایی»، </w:t>
+      </w:r>
+      <w:r>
+        <w:rPr>
+          <w:rFonts w:ascii="Vazirmatn" w:hAnsi="Vazirmatn"/>
+          <w:rFonts w:ascii="Vazirmatn" w:hAnsi="Vazirmatn" w:cs="Vazirmatn" w:eastAsia="Vazirmatn"/>
+          <w:b w:val="0"/>
+          <w:i/>
+          <w:sz w:val="23"/>
+          <w:rtl w:val="1"/>
+          <w:szCs w:val="23"/>
+        </w:rPr>
+        <w:t>پژوهشنامه تفسیر و زبان قرآن</w:t>
+      </w:r>
+      <w:r>
+        <w:rPr>
+          <w:rFonts w:ascii="Vazirmatn" w:hAnsi="Vazirmatn"/>
+          <w:rFonts w:ascii="Vazirmatn" w:hAnsi="Vazirmatn" w:cs="Vazirmatn" w:eastAsia="Vazirmatn"/>
+          <w:b w:val="0"/>
+          <w:sz w:val="23"/>
+          <w:rtl w:val="1"/>
+          <w:szCs w:val="23"/>
+        </w:rPr>
+        <w:t>، دورهٔ ۱، شمارهٔ ۱، ص ۸۷–۹۸.</w:t>
+      </w:r>
+    </w:p>
+    <w:p>
+      <w:pPr>
+        <w:bidi/>
+        <w:spacing w:after="40"/>
+        <w:ind w:right="397"/>
+      </w:pPr>
+      <w:r>
+        <w:rPr>
+          <w:rFonts w:ascii="Vazirmatn" w:hAnsi="Vazirmatn"/>
+          <w:rFonts w:ascii="Vazirmatn" w:hAnsi="Vazirmatn" w:cs="Vazirmatn" w:eastAsia="Vazirmatn"/>
+          <w:b w:val="0"/>
+          <w:sz w:val="23"/>
+          <w:rtl w:val="1"/>
+          <w:szCs w:val="23"/>
+        </w:rPr>
+        <w:t xml:space="preserve">۳۹. عبداللهی عابد، صمد؛ نقی‌زاده، محمدحسین (۱۴۰۰). «جستاری در بررسی اعتبار روایات حرمت تفسیر به رای»، </w:t>
+      </w:r>
+      <w:r>
+        <w:rPr>
+          <w:rFonts w:ascii="Vazirmatn" w:hAnsi="Vazirmatn"/>
+          <w:rFonts w:ascii="Vazirmatn" w:hAnsi="Vazirmatn" w:cs="Vazirmatn" w:eastAsia="Vazirmatn"/>
+          <w:b w:val="0"/>
+          <w:i/>
+          <w:sz w:val="23"/>
+          <w:rtl w:val="1"/>
+          <w:szCs w:val="23"/>
+        </w:rPr>
+        <w:t>حدیث‌پژوهی</w:t>
+      </w:r>
+      <w:r>
+        <w:rPr>
+          <w:rFonts w:ascii="Vazirmatn" w:hAnsi="Vazirmatn"/>
+          <w:rFonts w:ascii="Vazirmatn" w:hAnsi="Vazirmatn" w:cs="Vazirmatn" w:eastAsia="Vazirmatn"/>
+          <w:b w:val="0"/>
+          <w:sz w:val="23"/>
+          <w:rtl w:val="1"/>
+          <w:szCs w:val="23"/>
+        </w:rPr>
+        <w:t>، شمارهٔ ۲۶، ص ۲۳۵–۲۶۴.</w:t>
+      </w:r>
+    </w:p>
+    <w:p>
+      <w:pPr>
+        <w:bidi/>
+        <w:spacing w:after="40"/>
+        <w:ind w:right="397"/>
+      </w:pPr>
+      <w:r>
+        <w:rPr>
+          <w:rFonts w:ascii="Vazirmatn" w:hAnsi="Vazirmatn"/>
+          <w:rFonts w:ascii="Vazirmatn" w:hAnsi="Vazirmatn" w:cs="Vazirmatn" w:eastAsia="Vazirmatn"/>
+          <w:b w:val="0"/>
+          <w:sz w:val="23"/>
+          <w:rtl w:val="1"/>
+          <w:szCs w:val="23"/>
+        </w:rPr>
+        <w:t xml:space="preserve">۴۰. فرمانیان آرانی، مهدی؛ باقری، اکبر؛ فداییان، علی (۱۴۰۳). «آیه سیف از نگاه محمد عبدالسلام فرج و نقد مذاهب به آن»، </w:t>
+      </w:r>
+      <w:r>
+        <w:rPr>
+          <w:rFonts w:ascii="Vazirmatn" w:hAnsi="Vazirmatn"/>
+          <w:rFonts w:ascii="Vazirmatn" w:hAnsi="Vazirmatn" w:cs="Vazirmatn" w:eastAsia="Vazirmatn"/>
+          <w:b w:val="0"/>
+          <w:i/>
+          <w:sz w:val="23"/>
+          <w:rtl w:val="1"/>
+          <w:szCs w:val="23"/>
+        </w:rPr>
+        <w:t>مطالعات مقارنه‌ای مذاهب اسلامی</w:t>
+      </w:r>
+      <w:r>
+        <w:rPr>
+          <w:rFonts w:ascii="Vazirmatn" w:hAnsi="Vazirmatn"/>
+          <w:rFonts w:ascii="Vazirmatn" w:hAnsi="Vazirmatn" w:cs="Vazirmatn" w:eastAsia="Vazirmatn"/>
+          <w:b w:val="0"/>
+          <w:sz w:val="23"/>
+          <w:rtl w:val="1"/>
+          <w:szCs w:val="23"/>
+        </w:rPr>
+        <w:t>، دورهٔ ۵، شمارهٔ ۹، ص ۳۱–۴۸.</w:t>
+      </w:r>
+    </w:p>
+    <w:p>
+      <w:pPr>
+        <w:bidi/>
+        <w:spacing w:after="40"/>
+        <w:ind w:right="397"/>
+      </w:pPr>
+      <w:r>
+        <w:rPr>
+          <w:rFonts w:ascii="Vazirmatn" w:hAnsi="Vazirmatn"/>
+          <w:rFonts w:ascii="Vazirmatn" w:hAnsi="Vazirmatn" w:cs="Vazirmatn" w:eastAsia="Vazirmatn"/>
+          <w:b w:val="0"/>
+          <w:sz w:val="23"/>
+          <w:rtl w:val="1"/>
+          <w:szCs w:val="23"/>
+        </w:rPr>
+        <w:t xml:space="preserve">۴۱. کوثری جعفرآباد، افسانه؛ مظفری، سودابه (۱۴۰۴). «نقش سیاق در تفسیر المیزان: مطالعهٔ موردی سورهٔ واقعه»، </w:t>
+      </w:r>
+      <w:r>
+        <w:rPr>
+          <w:rFonts w:ascii="Vazirmatn" w:hAnsi="Vazirmatn"/>
+          <w:rFonts w:ascii="Vazirmatn" w:hAnsi="Vazirmatn" w:cs="Vazirmatn" w:eastAsia="Vazirmatn"/>
+          <w:b w:val="0"/>
+          <w:i/>
+          <w:sz w:val="23"/>
+          <w:rtl w:val="1"/>
+          <w:szCs w:val="23"/>
+        </w:rPr>
+        <w:t>پژوهش‌های قرآن و حدیث</w:t>
+      </w:r>
+      <w:r>
+        <w:rPr>
+          <w:rFonts w:ascii="Vazirmatn" w:hAnsi="Vazirmatn"/>
+          <w:rFonts w:ascii="Vazirmatn" w:hAnsi="Vazirmatn" w:cs="Vazirmatn" w:eastAsia="Vazirmatn"/>
+          <w:b w:val="0"/>
+          <w:sz w:val="23"/>
+          <w:rtl w:val="1"/>
+          <w:szCs w:val="23"/>
+        </w:rPr>
+        <w:t>، دورهٔ ۵۸، شمارهٔ ۱، ص ۴۹–۶۵. DOI: 10.22059/jqst.2025.393184.670464</w:t>
+      </w:r>
+    </w:p>
+    <w:p>
+      <w:pPr>
+        <w:bidi/>
+        <w:spacing w:after="40"/>
+        <w:ind w:right="397"/>
+      </w:pPr>
+      <w:r>
+        <w:rPr>
+          <w:rFonts w:ascii="Vazirmatn" w:hAnsi="Vazirmatn"/>
+          <w:rFonts w:ascii="Vazirmatn" w:hAnsi="Vazirmatn" w:cs="Vazirmatn" w:eastAsia="Vazirmatn"/>
+          <w:b w:val="0"/>
+          <w:sz w:val="23"/>
+          <w:rtl w:val="1"/>
+          <w:szCs w:val="23"/>
+        </w:rPr>
+        <w:t xml:space="preserve">۴۲. محمدجعفری، رسول؛ اصغرپور، حسن؛ اوحدی، مرتضی (۱۳۹۵). «بازپژوهی کارکردهای سیاق در تفسیر المیزان»، </w:t>
+      </w:r>
+      <w:r>
+        <w:rPr>
+          <w:rFonts w:ascii="Vazirmatn" w:hAnsi="Vazirmatn"/>
+          <w:rFonts w:ascii="Vazirmatn" w:hAnsi="Vazirmatn" w:cs="Vazirmatn" w:eastAsia="Vazirmatn"/>
+          <w:b w:val="0"/>
+          <w:i/>
+          <w:sz w:val="23"/>
+          <w:rtl w:val="1"/>
+          <w:szCs w:val="23"/>
+        </w:rPr>
+        <w:t>سراج منیر</w:t>
+      </w:r>
+      <w:r>
+        <w:rPr>
+          <w:rFonts w:ascii="Vazirmatn" w:hAnsi="Vazirmatn"/>
+          <w:rFonts w:ascii="Vazirmatn" w:hAnsi="Vazirmatn" w:cs="Vazirmatn" w:eastAsia="Vazirmatn"/>
+          <w:b w:val="0"/>
+          <w:sz w:val="23"/>
+          <w:rtl w:val="1"/>
+          <w:szCs w:val="23"/>
+        </w:rPr>
+        <w:t>، دورهٔ ۷، شمارهٔ ۲۴، ص ۷–۴۶. DOI: 10.22054/ajsm.2016.8088</w:t>
+      </w:r>
+    </w:p>
+    <w:p>
+      <w:pPr>
+        <w:bidi/>
+        <w:spacing w:after="40"/>
+        <w:ind w:right="397"/>
+      </w:pPr>
+      <w:r>
+        <w:rPr>
+          <w:rFonts w:ascii="Vazirmatn" w:hAnsi="Vazirmatn"/>
+          <w:rFonts w:ascii="Vazirmatn" w:hAnsi="Vazirmatn" w:cs="Vazirmatn" w:eastAsia="Vazirmatn"/>
+          <w:b w:val="0"/>
+          <w:sz w:val="23"/>
+          <w:rtl w:val="1"/>
+          <w:szCs w:val="23"/>
+        </w:rPr>
+        <w:t xml:space="preserve">۴۳. معارف، مجید؛ بهرامی، محمدحسین؛ قندهاری، محمد (۱۳۹۵). «تقطیع روایات در وسائل الشیعة»، </w:t>
+      </w:r>
+      <w:r>
+        <w:rPr>
+          <w:rFonts w:ascii="Vazirmatn" w:hAnsi="Vazirmatn"/>
+          <w:rFonts w:ascii="Vazirmatn" w:hAnsi="Vazirmatn" w:cs="Vazirmatn" w:eastAsia="Vazirmatn"/>
+          <w:b w:val="0"/>
+          <w:i/>
+          <w:sz w:val="23"/>
+          <w:rtl w:val="1"/>
+          <w:szCs w:val="23"/>
+        </w:rPr>
+        <w:t>علوم حدیث</w:t>
+      </w:r>
+      <w:r>
+        <w:rPr>
+          <w:rFonts w:ascii="Vazirmatn" w:hAnsi="Vazirmatn"/>
+          <w:rFonts w:ascii="Vazirmatn" w:hAnsi="Vazirmatn" w:cs="Vazirmatn" w:eastAsia="Vazirmatn"/>
+          <w:b w:val="0"/>
+          <w:sz w:val="23"/>
+          <w:rtl w:val="1"/>
+          <w:szCs w:val="23"/>
+        </w:rPr>
+        <w:t>، دورهٔ ۲۱، شمارهٔ ۸۰، ص ۳–۲۶.</w:t>
+      </w:r>
+    </w:p>
+    <w:p>
+      <w:pPr>
+        <w:bidi/>
+        <w:spacing w:after="40"/>
+        <w:ind w:right="397"/>
+      </w:pPr>
+      <w:r>
+        <w:rPr>
+          <w:rFonts w:ascii="Vazirmatn" w:hAnsi="Vazirmatn"/>
+          <w:rFonts w:ascii="Vazirmatn" w:hAnsi="Vazirmatn" w:cs="Vazirmatn" w:eastAsia="Vazirmatn"/>
+          <w:b w:val="0"/>
+          <w:sz w:val="23"/>
+          <w:rtl w:val="1"/>
+          <w:szCs w:val="23"/>
+        </w:rPr>
+        <w:t xml:space="preserve">۴۴. همدانی، مصطفی (۱۳۹۴). «تقطیع حدیث: ارزیابی تقطیع در الجامع الصغیر»، </w:t>
+      </w:r>
+      <w:r>
+        <w:rPr>
+          <w:rFonts w:ascii="Vazirmatn" w:hAnsi="Vazirmatn"/>
+          <w:rFonts w:ascii="Vazirmatn" w:hAnsi="Vazirmatn" w:cs="Vazirmatn" w:eastAsia="Vazirmatn"/>
+          <w:b w:val="0"/>
+          <w:i/>
+          <w:sz w:val="23"/>
+          <w:rtl w:val="1"/>
+          <w:szCs w:val="23"/>
+        </w:rPr>
+        <w:t>پژوهش‌های قرآن و حدیث</w:t>
+      </w:r>
+      <w:r>
+        <w:rPr>
+          <w:rFonts w:ascii="Vazirmatn" w:hAnsi="Vazirmatn"/>
+          <w:rFonts w:ascii="Vazirmatn" w:hAnsi="Vazirmatn" w:cs="Vazirmatn" w:eastAsia="Vazirmatn"/>
+          <w:b w:val="0"/>
+          <w:sz w:val="23"/>
+          <w:rtl w:val="1"/>
+          <w:szCs w:val="23"/>
+        </w:rPr>
+        <w:t>، دورهٔ ۴۸، شمارهٔ ۱، ص ۱۳۳–۱۵۳. DOI: 10.22059/jqst.2015.56404</w:t>
       </w:r>
     </w:p>
     <w:p>
@@ -7820,7 +8312,7 @@
           <w:rtl w:val="1"/>
           <w:szCs w:val="23"/>
         </w:rPr>
-        <w:t>هـ) منابعِ لاتین</w:t>
+        <w:t>هـ) آثارِ معاصر</w:t>
       </w:r>
     </w:p>
     <w:p>
@@ -7838,7 +8330,7 @@
           <w:rtl w:val="1"/>
           <w:szCs w:val="23"/>
         </w:rPr>
-        <w:t xml:space="preserve">۳۳. Gadamer, Hans-Georg, </w:t>
+        <w:t xml:space="preserve">۴۵. مطهری، مرتضی، </w:t>
       </w:r>
       <w:r>
         <w:rPr>
@@ -7850,18 +8342,18 @@
           <w:rtl w:val="1"/>
           <w:szCs w:val="23"/>
         </w:rPr>
-        <w:t>Truth and Method</w:t>
-      </w:r>
-      <w:r>
-        <w:rPr>
-          <w:rFonts w:ascii="Vazirmatn" w:hAnsi="Vazirmatn"/>
-          <w:rFonts w:ascii="Vazirmatn" w:hAnsi="Vazirmatn" w:cs="Vazirmatn" w:eastAsia="Vazirmatn"/>
-          <w:b w:val="0"/>
-          <w:sz w:val="23"/>
-          <w:rtl w:val="1"/>
-          <w:szCs w:val="23"/>
-        </w:rPr>
-        <w:t>, trans. J. Weinsheimer &amp; D. Marshall, London: Continuum.</w:t>
+        <w:t>سیری در سیرهٔ ائمهٔ اطهار</w:t>
+      </w:r>
+      <w:r>
+        <w:rPr>
+          <w:rFonts w:ascii="Vazirmatn" w:hAnsi="Vazirmatn"/>
+          <w:rFonts w:ascii="Vazirmatn" w:hAnsi="Vazirmatn" w:cs="Vazirmatn" w:eastAsia="Vazirmatn"/>
+          <w:b w:val="0"/>
+          <w:sz w:val="23"/>
+          <w:rtl w:val="1"/>
+          <w:szCs w:val="23"/>
+        </w:rPr>
+        <w:t>، تهران: صدرا.</w:t>
       </w:r>
     </w:p>
     <w:p>
@@ -7879,7 +8371,7 @@
           <w:rtl w:val="1"/>
           <w:szCs w:val="23"/>
         </w:rPr>
-        <w:t xml:space="preserve">۳۴. Goldziher, Ignaz, </w:t>
+        <w:t xml:space="preserve">۴۶. مجتهد شبستری، محمد، </w:t>
       </w:r>
       <w:r>
         <w:rPr>
@@ -7891,18 +8383,18 @@
           <w:rtl w:val="1"/>
           <w:szCs w:val="23"/>
         </w:rPr>
-        <w:t>Muslim Studies</w:t>
-      </w:r>
-      <w:r>
-        <w:rPr>
-          <w:rFonts w:ascii="Vazirmatn" w:hAnsi="Vazirmatn"/>
-          <w:rFonts w:ascii="Vazirmatn" w:hAnsi="Vazirmatn" w:cs="Vazirmatn" w:eastAsia="Vazirmatn"/>
-          <w:b w:val="0"/>
-          <w:sz w:val="23"/>
-          <w:rtl w:val="1"/>
-          <w:szCs w:val="23"/>
-        </w:rPr>
-        <w:t>, trans. C. R. Barber &amp; S. M. Stern, London: Allen &amp; Unwin.</w:t>
+        <w:t>هرمنوتیک، کتاب و سنت</w:t>
+      </w:r>
+      <w:r>
+        <w:rPr>
+          <w:rFonts w:ascii="Vazirmatn" w:hAnsi="Vazirmatn"/>
+          <w:rFonts w:ascii="Vazirmatn" w:hAnsi="Vazirmatn" w:cs="Vazirmatn" w:eastAsia="Vazirmatn"/>
+          <w:b w:val="0"/>
+          <w:sz w:val="23"/>
+          <w:rtl w:val="1"/>
+          <w:szCs w:val="23"/>
+        </w:rPr>
+        <w:t>، تهران: طرح نو.</w:t>
       </w:r>
     </w:p>
     <w:p>
@@ -7920,7 +8412,7 @@
           <w:rtl w:val="1"/>
           <w:szCs w:val="23"/>
         </w:rPr>
-        <w:t xml:space="preserve">۳۵. Hirsch, E. D., </w:t>
+        <w:t xml:space="preserve">۴۷. ابوزید، نصر حامد، </w:t>
       </w:r>
       <w:r>
         <w:rPr>
@@ -7932,18 +8424,36 @@
           <w:rtl w:val="1"/>
           <w:szCs w:val="23"/>
         </w:rPr>
-        <w:t>Validity in Interpretation</w:t>
-      </w:r>
-      <w:r>
-        <w:rPr>
-          <w:rFonts w:ascii="Vazirmatn" w:hAnsi="Vazirmatn"/>
-          <w:rFonts w:ascii="Vazirmatn" w:hAnsi="Vazirmatn" w:cs="Vazirmatn" w:eastAsia="Vazirmatn"/>
-          <w:b w:val="0"/>
-          <w:sz w:val="23"/>
-          <w:rtl w:val="1"/>
-          <w:szCs w:val="23"/>
-        </w:rPr>
-        <w:t>, New Haven: Yale University Press.</w:t>
+        <w:t>مفهوم النص: دراسة فی علوم القرآن</w:t>
+      </w:r>
+      <w:r>
+        <w:rPr>
+          <w:rFonts w:ascii="Vazirmatn" w:hAnsi="Vazirmatn"/>
+          <w:rFonts w:ascii="Vazirmatn" w:hAnsi="Vazirmatn" w:cs="Vazirmatn" w:eastAsia="Vazirmatn"/>
+          <w:b w:val="0"/>
+          <w:sz w:val="23"/>
+          <w:rtl w:val="1"/>
+          <w:szCs w:val="23"/>
+        </w:rPr>
+        <w:t>، بیروت: المرکز الثقافی العربی.</w:t>
+      </w:r>
+    </w:p>
+    <w:p>
+      <w:pPr>
+        <w:bidi/>
+        <w:spacing w:after="120" w:line="348" w:lineRule="auto"/>
+        <w:jc w:val="both"/>
+      </w:pPr>
+      <w:r>
+        <w:rPr>
+          <w:rFonts w:ascii="Vazirmatn" w:hAnsi="Vazirmatn"/>
+          <w:rFonts w:ascii="Vazirmatn" w:hAnsi="Vazirmatn" w:cs="Vazirmatn" w:eastAsia="Vazirmatn"/>
+          <w:b/>
+          <w:sz w:val="23"/>
+          <w:rtl w:val="1"/>
+          <w:szCs w:val="23"/>
+        </w:rPr>
+        <w:t>و) منابعِ لاتین</w:t>
       </w:r>
     </w:p>
     <w:p>
@@ -7961,7 +8471,7 @@
           <w:rtl w:val="1"/>
           <w:szCs w:val="23"/>
         </w:rPr>
-        <w:t xml:space="preserve">۳۶. Kahneman, Daniel, </w:t>
+        <w:t xml:space="preserve">۴۸. Gadamer, Hans-Georg, </w:t>
       </w:r>
       <w:r>
         <w:rPr>
@@ -7973,18 +8483,18 @@
           <w:rtl w:val="1"/>
           <w:szCs w:val="23"/>
         </w:rPr>
-        <w:t>Thinking, Fast and Slow</w:t>
-      </w:r>
-      <w:r>
-        <w:rPr>
-          <w:rFonts w:ascii="Vazirmatn" w:hAnsi="Vazirmatn"/>
-          <w:rFonts w:ascii="Vazirmatn" w:hAnsi="Vazirmatn" w:cs="Vazirmatn" w:eastAsia="Vazirmatn"/>
-          <w:b w:val="0"/>
-          <w:sz w:val="23"/>
-          <w:rtl w:val="1"/>
-          <w:szCs w:val="23"/>
-        </w:rPr>
-        <w:t>, New York: Farrar, Straus and Giroux.</w:t>
+        <w:t>Truth and Method</w:t>
+      </w:r>
+      <w:r>
+        <w:rPr>
+          <w:rFonts w:ascii="Vazirmatn" w:hAnsi="Vazirmatn"/>
+          <w:rFonts w:ascii="Vazirmatn" w:hAnsi="Vazirmatn" w:cs="Vazirmatn" w:eastAsia="Vazirmatn"/>
+          <w:b w:val="0"/>
+          <w:sz w:val="23"/>
+          <w:rtl w:val="1"/>
+          <w:szCs w:val="23"/>
+        </w:rPr>
+        <w:t>, trans. J. Weinsheimer &amp; D. Marshall, London: Continuum.</w:t>
       </w:r>
     </w:p>
     <w:p>
@@ -8002,7 +8512,7 @@
           <w:rtl w:val="1"/>
           <w:szCs w:val="23"/>
         </w:rPr>
-        <w:t xml:space="preserve">۳۷. Nickerson, Raymond S., "Confirmation Bias: A Ubiquitous Phenomenon in Many Guises", </w:t>
+        <w:t xml:space="preserve">۴۹. Goldziher, Ignaz, </w:t>
       </w:r>
       <w:r>
         <w:rPr>
@@ -8014,18 +8524,18 @@
           <w:rtl w:val="1"/>
           <w:szCs w:val="23"/>
         </w:rPr>
-        <w:t>Review of General Psychology</w:t>
-      </w:r>
-      <w:r>
-        <w:rPr>
-          <w:rFonts w:ascii="Vazirmatn" w:hAnsi="Vazirmatn"/>
-          <w:rFonts w:ascii="Vazirmatn" w:hAnsi="Vazirmatn" w:cs="Vazirmatn" w:eastAsia="Vazirmatn"/>
-          <w:b w:val="0"/>
-          <w:sz w:val="23"/>
-          <w:rtl w:val="1"/>
-          <w:szCs w:val="23"/>
-        </w:rPr>
-        <w:t>, 2(2), 1998, 175–220.</w:t>
+        <w:t>Muslim Studies</w:t>
+      </w:r>
+      <w:r>
+        <w:rPr>
+          <w:rFonts w:ascii="Vazirmatn" w:hAnsi="Vazirmatn"/>
+          <w:rFonts w:ascii="Vazirmatn" w:hAnsi="Vazirmatn" w:cs="Vazirmatn" w:eastAsia="Vazirmatn"/>
+          <w:b w:val="0"/>
+          <w:sz w:val="23"/>
+          <w:rtl w:val="1"/>
+          <w:szCs w:val="23"/>
+        </w:rPr>
+        <w:t>, trans. C. R. Barber &amp; S. M. Stern, London: Allen &amp; Unwin.</w:t>
       </w:r>
     </w:p>
     <w:p>
@@ -8043,7 +8553,7 @@
           <w:rtl w:val="1"/>
           <w:szCs w:val="23"/>
         </w:rPr>
-        <w:t xml:space="preserve">۳۸. Nöldeke, Theodor &amp; Schwally, Friedrich, </w:t>
+        <w:t xml:space="preserve">۵۰. Hart, William, Albarracín, Dolores, Eagly, Alice H., Brechan, Inge, Lindberg, Matthew J., &amp; Merrill, Lisa (2009). "Feeling Validated Versus Being Correct: A Meta-Analysis of Selective Exposure to Information", </w:t>
       </w:r>
       <w:r>
         <w:rPr>
@@ -8055,18 +8565,18 @@
           <w:rtl w:val="1"/>
           <w:szCs w:val="23"/>
         </w:rPr>
-        <w:t>Geschichte des Qorāns</w:t>
-      </w:r>
-      <w:r>
-        <w:rPr>
-          <w:rFonts w:ascii="Vazirmatn" w:hAnsi="Vazirmatn"/>
-          <w:rFonts w:ascii="Vazirmatn" w:hAnsi="Vazirmatn" w:cs="Vazirmatn" w:eastAsia="Vazirmatn"/>
-          <w:b w:val="0"/>
-          <w:sz w:val="23"/>
-          <w:rtl w:val="1"/>
-          <w:szCs w:val="23"/>
-        </w:rPr>
-        <w:t>, Leipzig: Dieterich'sche Verlagsbuchhandlung.</w:t>
+        <w:t>Psychological Bulletin</w:t>
+      </w:r>
+      <w:r>
+        <w:rPr>
+          <w:rFonts w:ascii="Vazirmatn" w:hAnsi="Vazirmatn"/>
+          <w:rFonts w:ascii="Vazirmatn" w:hAnsi="Vazirmatn" w:cs="Vazirmatn" w:eastAsia="Vazirmatn"/>
+          <w:b w:val="0"/>
+          <w:sz w:val="23"/>
+          <w:rtl w:val="1"/>
+          <w:szCs w:val="23"/>
+        </w:rPr>
+        <w:t>, 135(4), 555–588. DOI: 10.1037/a0015701</w:t>
       </w:r>
     </w:p>
     <w:p>
@@ -8084,7 +8594,7 @@
           <w:rtl w:val="1"/>
           <w:szCs w:val="23"/>
         </w:rPr>
-        <w:t xml:space="preserve">۳۹. Wason, Peter C., "On the Failure to Eliminate Hypotheses in a Conceptual Task", </w:t>
+        <w:t xml:space="preserve">۵۱. Hirsch, E. D., </w:t>
       </w:r>
       <w:r>
         <w:rPr>
@@ -8096,6 +8606,293 @@
           <w:rtl w:val="1"/>
           <w:szCs w:val="23"/>
         </w:rPr>
+        <w:t>Validity in Interpretation</w:t>
+      </w:r>
+      <w:r>
+        <w:rPr>
+          <w:rFonts w:ascii="Vazirmatn" w:hAnsi="Vazirmatn"/>
+          <w:rFonts w:ascii="Vazirmatn" w:hAnsi="Vazirmatn" w:cs="Vazirmatn" w:eastAsia="Vazirmatn"/>
+          <w:b w:val="0"/>
+          <w:sz w:val="23"/>
+          <w:rtl w:val="1"/>
+          <w:szCs w:val="23"/>
+        </w:rPr>
+        <w:t>, New Haven: Yale University Press.</w:t>
+      </w:r>
+    </w:p>
+    <w:p>
+      <w:pPr>
+        <w:bidi/>
+        <w:spacing w:after="40"/>
+        <w:ind w:right="397"/>
+      </w:pPr>
+      <w:r>
+        <w:rPr>
+          <w:rFonts w:ascii="Vazirmatn" w:hAnsi="Vazirmatn"/>
+          <w:rFonts w:ascii="Vazirmatn" w:hAnsi="Vazirmatn" w:cs="Vazirmatn" w:eastAsia="Vazirmatn"/>
+          <w:b w:val="0"/>
+          <w:sz w:val="23"/>
+          <w:rtl w:val="1"/>
+          <w:szCs w:val="23"/>
+        </w:rPr>
+        <w:t xml:space="preserve">۵۲. Kahneman, Daniel, </w:t>
+      </w:r>
+      <w:r>
+        <w:rPr>
+          <w:rFonts w:ascii="Vazirmatn" w:hAnsi="Vazirmatn"/>
+          <w:rFonts w:ascii="Vazirmatn" w:hAnsi="Vazirmatn" w:cs="Vazirmatn" w:eastAsia="Vazirmatn"/>
+          <w:b w:val="0"/>
+          <w:i/>
+          <w:sz w:val="23"/>
+          <w:rtl w:val="1"/>
+          <w:szCs w:val="23"/>
+        </w:rPr>
+        <w:t>Thinking, Fast and Slow</w:t>
+      </w:r>
+      <w:r>
+        <w:rPr>
+          <w:rFonts w:ascii="Vazirmatn" w:hAnsi="Vazirmatn"/>
+          <w:rFonts w:ascii="Vazirmatn" w:hAnsi="Vazirmatn" w:cs="Vazirmatn" w:eastAsia="Vazirmatn"/>
+          <w:b w:val="0"/>
+          <w:sz w:val="23"/>
+          <w:rtl w:val="1"/>
+          <w:szCs w:val="23"/>
+        </w:rPr>
+        <w:t>, New York: Farrar, Straus and Giroux.</w:t>
+      </w:r>
+    </w:p>
+    <w:p>
+      <w:pPr>
+        <w:bidi/>
+        <w:spacing w:after="40"/>
+        <w:ind w:right="397"/>
+      </w:pPr>
+      <w:r>
+        <w:rPr>
+          <w:rFonts w:ascii="Vazirmatn" w:hAnsi="Vazirmatn"/>
+          <w:rFonts w:ascii="Vazirmatn" w:hAnsi="Vazirmatn" w:cs="Vazirmatn" w:eastAsia="Vazirmatn"/>
+          <w:b w:val="0"/>
+          <w:sz w:val="23"/>
+          <w:rtl w:val="1"/>
+          <w:szCs w:val="23"/>
+        </w:rPr>
+        <w:t xml:space="preserve">۵۳. Kunda, Ziva (1990). "The Case for Motivated Reasoning", </w:t>
+      </w:r>
+      <w:r>
+        <w:rPr>
+          <w:rFonts w:ascii="Vazirmatn" w:hAnsi="Vazirmatn"/>
+          <w:rFonts w:ascii="Vazirmatn" w:hAnsi="Vazirmatn" w:cs="Vazirmatn" w:eastAsia="Vazirmatn"/>
+          <w:b w:val="0"/>
+          <w:i/>
+          <w:sz w:val="23"/>
+          <w:rtl w:val="1"/>
+          <w:szCs w:val="23"/>
+        </w:rPr>
+        <w:t>Psychological Bulletin</w:t>
+      </w:r>
+      <w:r>
+        <w:rPr>
+          <w:rFonts w:ascii="Vazirmatn" w:hAnsi="Vazirmatn"/>
+          <w:rFonts w:ascii="Vazirmatn" w:hAnsi="Vazirmatn" w:cs="Vazirmatn" w:eastAsia="Vazirmatn"/>
+          <w:b w:val="0"/>
+          <w:sz w:val="23"/>
+          <w:rtl w:val="1"/>
+          <w:szCs w:val="23"/>
+        </w:rPr>
+        <w:t>, 108(3), 480–498. DOI: 10.1037/0033-2909.108.3.480</w:t>
+      </w:r>
+    </w:p>
+    <w:p>
+      <w:pPr>
+        <w:bidi/>
+        <w:spacing w:after="40"/>
+        <w:ind w:right="397"/>
+      </w:pPr>
+      <w:r>
+        <w:rPr>
+          <w:rFonts w:ascii="Vazirmatn" w:hAnsi="Vazirmatn"/>
+          <w:rFonts w:ascii="Vazirmatn" w:hAnsi="Vazirmatn" w:cs="Vazirmatn" w:eastAsia="Vazirmatn"/>
+          <w:b w:val="0"/>
+          <w:sz w:val="23"/>
+          <w:rtl w:val="1"/>
+          <w:szCs w:val="23"/>
+        </w:rPr>
+        <w:t xml:space="preserve">۵۴. Mercier, Hugo, &amp; Sperber, Dan (2011). "Why Do Humans Reason? Arguments for an Argumentative Theory", </w:t>
+      </w:r>
+      <w:r>
+        <w:rPr>
+          <w:rFonts w:ascii="Vazirmatn" w:hAnsi="Vazirmatn"/>
+          <w:rFonts w:ascii="Vazirmatn" w:hAnsi="Vazirmatn" w:cs="Vazirmatn" w:eastAsia="Vazirmatn"/>
+          <w:b w:val="0"/>
+          <w:i/>
+          <w:sz w:val="23"/>
+          <w:rtl w:val="1"/>
+          <w:szCs w:val="23"/>
+        </w:rPr>
+        <w:t>Behavioral and Brain Sciences</w:t>
+      </w:r>
+      <w:r>
+        <w:rPr>
+          <w:rFonts w:ascii="Vazirmatn" w:hAnsi="Vazirmatn"/>
+          <w:rFonts w:ascii="Vazirmatn" w:hAnsi="Vazirmatn" w:cs="Vazirmatn" w:eastAsia="Vazirmatn"/>
+          <w:b w:val="0"/>
+          <w:sz w:val="23"/>
+          <w:rtl w:val="1"/>
+          <w:szCs w:val="23"/>
+        </w:rPr>
+        <w:t>, 34(2), 57–74. DOI: 10.1017/S0140525X10000968</w:t>
+      </w:r>
+    </w:p>
+    <w:p>
+      <w:pPr>
+        <w:bidi/>
+        <w:spacing w:after="40"/>
+        <w:ind w:right="397"/>
+      </w:pPr>
+      <w:r>
+        <w:rPr>
+          <w:rFonts w:ascii="Vazirmatn" w:hAnsi="Vazirmatn"/>
+          <w:rFonts w:ascii="Vazirmatn" w:hAnsi="Vazirmatn" w:cs="Vazirmatn" w:eastAsia="Vazirmatn"/>
+          <w:b w:val="0"/>
+          <w:sz w:val="23"/>
+          <w:rtl w:val="1"/>
+          <w:szCs w:val="23"/>
+        </w:rPr>
+        <w:t xml:space="preserve">۵۵. Motzki, Harald (1991). "The Muṣannaf of ʿAbd al-Razzāq al-Sanʿānī as a Source of Authentic Aḥādīth of the First Century A.H.", </w:t>
+      </w:r>
+      <w:r>
+        <w:rPr>
+          <w:rFonts w:ascii="Vazirmatn" w:hAnsi="Vazirmatn"/>
+          <w:rFonts w:ascii="Vazirmatn" w:hAnsi="Vazirmatn" w:cs="Vazirmatn" w:eastAsia="Vazirmatn"/>
+          <w:b w:val="0"/>
+          <w:i/>
+          <w:sz w:val="23"/>
+          <w:rtl w:val="1"/>
+          <w:szCs w:val="23"/>
+        </w:rPr>
+        <w:t>Journal of Near Eastern Studies</w:t>
+      </w:r>
+      <w:r>
+        <w:rPr>
+          <w:rFonts w:ascii="Vazirmatn" w:hAnsi="Vazirmatn"/>
+          <w:rFonts w:ascii="Vazirmatn" w:hAnsi="Vazirmatn" w:cs="Vazirmatn" w:eastAsia="Vazirmatn"/>
+          <w:b w:val="0"/>
+          <w:sz w:val="23"/>
+          <w:rtl w:val="1"/>
+          <w:szCs w:val="23"/>
+        </w:rPr>
+        <w:t>, 50(1), 1–21.</w:t>
+      </w:r>
+    </w:p>
+    <w:p>
+      <w:pPr>
+        <w:bidi/>
+        <w:spacing w:after="40"/>
+        <w:ind w:right="397"/>
+      </w:pPr>
+      <w:r>
+        <w:rPr>
+          <w:rFonts w:ascii="Vazirmatn" w:hAnsi="Vazirmatn"/>
+          <w:rFonts w:ascii="Vazirmatn" w:hAnsi="Vazirmatn" w:cs="Vazirmatn" w:eastAsia="Vazirmatn"/>
+          <w:b w:val="0"/>
+          <w:sz w:val="23"/>
+          <w:rtl w:val="1"/>
+          <w:szCs w:val="23"/>
+        </w:rPr>
+        <w:t xml:space="preserve">۵۶. Nickerson, Raymond S. (1998). "Confirmation Bias: A Ubiquitous Phenomenon in Many Guises", </w:t>
+      </w:r>
+      <w:r>
+        <w:rPr>
+          <w:rFonts w:ascii="Vazirmatn" w:hAnsi="Vazirmatn"/>
+          <w:rFonts w:ascii="Vazirmatn" w:hAnsi="Vazirmatn" w:cs="Vazirmatn" w:eastAsia="Vazirmatn"/>
+          <w:b w:val="0"/>
+          <w:i/>
+          <w:sz w:val="23"/>
+          <w:rtl w:val="1"/>
+          <w:szCs w:val="23"/>
+        </w:rPr>
+        <w:t>Review of General Psychology</w:t>
+      </w:r>
+      <w:r>
+        <w:rPr>
+          <w:rFonts w:ascii="Vazirmatn" w:hAnsi="Vazirmatn"/>
+          <w:rFonts w:ascii="Vazirmatn" w:hAnsi="Vazirmatn" w:cs="Vazirmatn" w:eastAsia="Vazirmatn"/>
+          <w:b w:val="0"/>
+          <w:sz w:val="23"/>
+          <w:rtl w:val="1"/>
+          <w:szCs w:val="23"/>
+        </w:rPr>
+        <w:t>, 2(2), 175–220.</w:t>
+      </w:r>
+    </w:p>
+    <w:p>
+      <w:pPr>
+        <w:bidi/>
+        <w:spacing w:after="40"/>
+        <w:ind w:right="397"/>
+      </w:pPr>
+      <w:r>
+        <w:rPr>
+          <w:rFonts w:ascii="Vazirmatn" w:hAnsi="Vazirmatn"/>
+          <w:rFonts w:ascii="Vazirmatn" w:hAnsi="Vazirmatn" w:cs="Vazirmatn" w:eastAsia="Vazirmatn"/>
+          <w:b w:val="0"/>
+          <w:sz w:val="23"/>
+          <w:rtl w:val="1"/>
+          <w:szCs w:val="23"/>
+        </w:rPr>
+        <w:t xml:space="preserve">۵۷. Nöldeke, Theodor &amp; Schwally, Friedrich, </w:t>
+      </w:r>
+      <w:r>
+        <w:rPr>
+          <w:rFonts w:ascii="Vazirmatn" w:hAnsi="Vazirmatn"/>
+          <w:rFonts w:ascii="Vazirmatn" w:hAnsi="Vazirmatn" w:cs="Vazirmatn" w:eastAsia="Vazirmatn"/>
+          <w:b w:val="0"/>
+          <w:i/>
+          <w:sz w:val="23"/>
+          <w:rtl w:val="1"/>
+          <w:szCs w:val="23"/>
+        </w:rPr>
+        <w:t>Geschichte des Qorāns</w:t>
+      </w:r>
+      <w:r>
+        <w:rPr>
+          <w:rFonts w:ascii="Vazirmatn" w:hAnsi="Vazirmatn"/>
+          <w:rFonts w:ascii="Vazirmatn" w:hAnsi="Vazirmatn" w:cs="Vazirmatn" w:eastAsia="Vazirmatn"/>
+          <w:b w:val="0"/>
+          <w:sz w:val="23"/>
+          <w:rtl w:val="1"/>
+          <w:szCs w:val="23"/>
+        </w:rPr>
+        <w:t>, Leipzig: Dieterich'sche Verlagsbuchhandlung.</w:t>
+      </w:r>
+    </w:p>
+    <w:p>
+      <w:pPr>
+        <w:bidi/>
+        <w:spacing w:after="40"/>
+        <w:ind w:right="397"/>
+      </w:pPr>
+      <w:r>
+        <w:rPr>
+          <w:rFonts w:ascii="Vazirmatn" w:hAnsi="Vazirmatn"/>
+          <w:rFonts w:ascii="Vazirmatn" w:hAnsi="Vazirmatn" w:cs="Vazirmatn" w:eastAsia="Vazirmatn"/>
+          <w:b w:val="0"/>
+          <w:sz w:val="23"/>
+          <w:rtl w:val="1"/>
+          <w:szCs w:val="23"/>
+        </w:rPr>
+        <w:t xml:space="preserve">۵۸. Wason, Peter C. (1960). "On the Failure to Eliminate Hypotheses in a Conceptual Task", </w:t>
+      </w:r>
+      <w:r>
+        <w:rPr>
+          <w:rFonts w:ascii="Vazirmatn" w:hAnsi="Vazirmatn"/>
+          <w:rFonts w:ascii="Vazirmatn" w:hAnsi="Vazirmatn" w:cs="Vazirmatn" w:eastAsia="Vazirmatn"/>
+          <w:b w:val="0"/>
+          <w:i/>
+          <w:sz w:val="23"/>
+          <w:rtl w:val="1"/>
+          <w:szCs w:val="23"/>
+        </w:rPr>
         <w:t>Quarterly Journal of Experimental Psychology</w:t>
       </w:r>
       <w:r>
@@ -8107,7 +8904,7 @@
           <w:rtl w:val="1"/>
           <w:szCs w:val="23"/>
         </w:rPr>
-        <w:t>, 12(3), 1960, 129–140.</w:t>
+        <w:t>, 12(3), 129–140.</w:t>
       </w:r>
     </w:p>
     <w:p>
@@ -8125,7 +8922,7 @@
           <w:rtl w:val="1"/>
           <w:szCs w:val="23"/>
         </w:rPr>
-        <w:t>و) یادداشتِ راستی‌آزماییِ ارجاعات</w:t>
+        <w:t>ز) یادداشتِ راستی‌آزماییِ ارجاعات</w:t>
       </w:r>
     </w:p>
     <w:p>
@@ -8143,7 +8940,7 @@
           <w:rtl w:val="1"/>
           <w:szCs w:val="23"/>
         </w:rPr>
-        <w:t xml:space="preserve">همهٔ ارجاعاتِ این مقاله با منابعِ موجود مقابله شده است و سه اصلاح در پیِ همین مقابله انجام گرفت: نخست، تفکیکِ دو روایتِ هم‌مضمونِ «تفسیر به رأی» که پیش‌تر یکجا نقل شده بودند (ترمذی ۲۹۵۱ از ابن‌عباس با حکمِ حسن، و ترمذی ۲۹۵۲ و ابوداود ۳۶۵۲ از جُندَب با حکمِ غریب و سندِ موردِ مناقشه)؛ دوم، تصحیحِ مشخصاتِ چاپِ </w:t>
+        <w:t xml:space="preserve">ارجاعِ درون‌متنی به شیوهٔ «نویسنده–سال» است. مقاله‌های بخشِ «د» با جست‌وجو در سامانه‌های نشریاتِ داخلی بازیابی و مشخصاتِ کتاب‌شناختی‌شان (دوره، شماره، سال و صفحه) با خودِ صفحهٔ نشریه مقابله شده است؛ مقاله‌های بخشِ «و» نیز در نمایه‌های بین‌المللی راستی‌آزمایی شده‌اند. سه اصلاحِ انجام‌شده در متن چنین است: تفکیکِ دو روایتِ «تفسیر به رأی» (ترمذی ۲۹۵۱ و ۲۹۵۲/ابوداود ۳۶۵۲) که پیش‌تر یک‌جا نقل شده بودند؛ تصحیحِ مشخصاتِ چاپِ </w:t>
       </w:r>
       <w:r>
         <w:rPr>
@@ -8166,7 +8963,7 @@
           <w:rtl w:val="1"/>
           <w:szCs w:val="23"/>
         </w:rPr>
-        <w:t xml:space="preserve"> به نسخهٔ تحقیقیِ دار ابن عفان؛ سوم، جایگزینیِ انتسابِ نادرست به </w:t>
+        <w:t xml:space="preserve"> (دار ابن عفان، ۱۴۱۷ق)؛ و انتقالِ مضمونِ مربوط به مطهری به </w:t>
       </w:r>
       <w:r>
         <w:rPr>
@@ -8178,18 +8975,18 @@
           <w:rtl w:val="1"/>
           <w:szCs w:val="23"/>
         </w:rPr>
-        <w:t>سیری در نهج‌البلاغه</w:t>
-      </w:r>
-      <w:r>
-        <w:rPr>
-          <w:rFonts w:ascii="Vazirmatn" w:hAnsi="Vazirmatn"/>
-          <w:rFonts w:ascii="Vazirmatn" w:hAnsi="Vazirmatn" w:cs="Vazirmatn" w:eastAsia="Vazirmatn"/>
-          <w:b w:val="0"/>
-          <w:sz w:val="23"/>
-          <w:rtl w:val="1"/>
-          <w:szCs w:val="23"/>
-        </w:rPr>
-        <w:t xml:space="preserve"> با اثرِ مطهری که همان روایت در آن آمده است. شمارهٔ صفحهٔ آثارِ کهن، به سببِ تفاوتِ چاپ‌ها، ذکر نشده و مطابقتِ نهایی با نسخهٔ معیّن، به مرحلهٔ ویرایشِ چاپی واگذار شده است.</w:t>
+        <w:t>سیری در سیرهٔ ائمهٔ اطهار</w:t>
+      </w:r>
+      <w:r>
+        <w:rPr>
+          <w:rFonts w:ascii="Vazirmatn" w:hAnsi="Vazirmatn"/>
+          <w:rFonts w:ascii="Vazirmatn" w:hAnsi="Vazirmatn" w:cs="Vazirmatn" w:eastAsia="Vazirmatn"/>
+          <w:b w:val="0"/>
+          <w:sz w:val="23"/>
+          <w:rtl w:val="1"/>
+          <w:szCs w:val="23"/>
+        </w:rPr>
+        <w:t>. شمارهٔ صفحه برای آثارِ کهن ذکر نشده، زیرا چاپ‌های مختلف شماره‌گذاریِ متفاوت دارند.</w:t>
       </w:r>
     </w:p>
     <w:p>

--- a/docs/papers/article/selective-citation-article.docx
+++ b/docs/papers/article/selective-citation-article.docx
@@ -2860,20 +2860,24 @@
     <w:tbl>
       <w:tblPr>
         <w:tblStyle w:val="TableGrid"/>
-        <w:tblW w:type="auto" w:w="0"/>
+        <w:bidiVisual/>
+        <w:tblW w:type="dxa" w:w="9639"/>
+        <w:jc w:val="right"/>
+        <w:tblLayout w:type="fixed"/>
         <w:tblLook w:firstColumn="1" w:firstRow="1" w:lastColumn="0" w:lastRow="0" w:noHBand="0" w:noVBand="1" w:val="04A0"/>
       </w:tblPr>
       <w:tblGrid>
-        <w:gridCol w:w="2493"/>
-        <w:gridCol w:w="2493"/>
-        <w:gridCol w:w="2493"/>
-        <w:gridCol w:w="2493"/>
+        <w:gridCol w:w="1531"/>
+        <w:gridCol w:w="2665"/>
+        <w:gridCol w:w="3855"/>
+        <w:gridCol w:w="1587"/>
       </w:tblGrid>
       <w:tr>
         <w:tc>
           <w:tcPr>
-            <w:tcW w:type="dxa" w:w="2493"/>
+            <w:tcW w:type="dxa" w:w="1531"/>
             <w:shd w:val="clear" w:fill="EAF1EF"/>
+            <w:vAlign w:val="center"/>
           </w:tcPr>
           <w:p>
             <w:pPr>
@@ -2896,8 +2900,9 @@
         </w:tc>
         <w:tc>
           <w:tcPr>
-            <w:tcW w:type="dxa" w:w="2493"/>
+            <w:tcW w:type="dxa" w:w="2665"/>
             <w:shd w:val="clear" w:fill="EAF1EF"/>
+            <w:vAlign w:val="center"/>
           </w:tcPr>
           <w:p>
             <w:pPr>
@@ -2920,8 +2925,9 @@
         </w:tc>
         <w:tc>
           <w:tcPr>
-            <w:tcW w:type="dxa" w:w="2493"/>
+            <w:tcW w:type="dxa" w:w="3855"/>
             <w:shd w:val="clear" w:fill="EAF1EF"/>
+            <w:vAlign w:val="center"/>
           </w:tcPr>
           <w:p>
             <w:pPr>
@@ -2944,8 +2950,9 @@
         </w:tc>
         <w:tc>
           <w:tcPr>
-            <w:tcW w:type="dxa" w:w="2493"/>
+            <w:tcW w:type="dxa" w:w="1587"/>
             <w:shd w:val="clear" w:fill="EAF1EF"/>
+            <w:vAlign w:val="center"/>
           </w:tcPr>
           <w:p>
             <w:pPr>
@@ -2970,7 +2977,9 @@
       <w:tr>
         <w:tc>
           <w:tcPr>
-            <w:tcW w:type="dxa" w:w="2493"/>
+            <w:tcW w:type="dxa" w:w="1531"/>
+            <w:vMerge w:val="restart"/>
+            <w:vAlign w:val="center"/>
           </w:tcPr>
           <w:p>
             <w:pPr>
@@ -2992,7 +3001,8 @@
         </w:tc>
         <w:tc>
           <w:tcPr>
-            <w:tcW w:type="dxa" w:w="2493"/>
+            <w:tcW w:type="dxa" w:w="2665"/>
+            <w:vAlign w:val="center"/>
           </w:tcPr>
           <w:p>
             <w:pPr>
@@ -3014,7 +3024,8 @@
         </w:tc>
         <w:tc>
           <w:tcPr>
-            <w:tcW w:type="dxa" w:w="2493"/>
+            <w:tcW w:type="dxa" w:w="3855"/>
+            <w:vAlign w:val="center"/>
           </w:tcPr>
           <w:p>
             <w:pPr>
@@ -3036,7 +3047,8 @@
         </w:tc>
         <w:tc>
           <w:tcPr>
-            <w:tcW w:type="dxa" w:w="2493"/>
+            <w:tcW w:type="dxa" w:w="1587"/>
+            <w:vAlign w:val="center"/>
           </w:tcPr>
           <w:p>
             <w:pPr>
@@ -3060,7 +3072,8 @@
       <w:tr>
         <w:tc>
           <w:tcPr>
-            <w:tcW w:type="dxa" w:w="2493"/>
+            <w:tcW w:type="dxa" w:w="1531"/>
+            <w:vMerge/>
           </w:tcPr>
           <w:p>
             <w:pPr>
@@ -3071,7 +3084,8 @@
         </w:tc>
         <w:tc>
           <w:tcPr>
-            <w:tcW w:type="dxa" w:w="2493"/>
+            <w:tcW w:type="dxa" w:w="2665"/>
+            <w:vAlign w:val="center"/>
           </w:tcPr>
           <w:p>
             <w:pPr>
@@ -3093,7 +3107,8 @@
         </w:tc>
         <w:tc>
           <w:tcPr>
-            <w:tcW w:type="dxa" w:w="2493"/>
+            <w:tcW w:type="dxa" w:w="3855"/>
+            <w:vAlign w:val="center"/>
           </w:tcPr>
           <w:p>
             <w:pPr>
@@ -3115,7 +3130,8 @@
         </w:tc>
         <w:tc>
           <w:tcPr>
-            <w:tcW w:type="dxa" w:w="2493"/>
+            <w:tcW w:type="dxa" w:w="1587"/>
+            <w:vAlign w:val="center"/>
           </w:tcPr>
           <w:p>
             <w:pPr>
@@ -3139,7 +3155,8 @@
       <w:tr>
         <w:tc>
           <w:tcPr>
-            <w:tcW w:type="dxa" w:w="2493"/>
+            <w:tcW w:type="dxa" w:w="1531"/>
+            <w:vMerge/>
           </w:tcPr>
           <w:p>
             <w:pPr>
@@ -3150,7 +3167,8 @@
         </w:tc>
         <w:tc>
           <w:tcPr>
-            <w:tcW w:type="dxa" w:w="2493"/>
+            <w:tcW w:type="dxa" w:w="2665"/>
+            <w:vAlign w:val="center"/>
           </w:tcPr>
           <w:p>
             <w:pPr>
@@ -3172,7 +3190,8 @@
         </w:tc>
         <w:tc>
           <w:tcPr>
-            <w:tcW w:type="dxa" w:w="2493"/>
+            <w:tcW w:type="dxa" w:w="3855"/>
+            <w:vAlign w:val="center"/>
           </w:tcPr>
           <w:p>
             <w:pPr>
@@ -3194,7 +3213,8 @@
         </w:tc>
         <w:tc>
           <w:tcPr>
-            <w:tcW w:type="dxa" w:w="2493"/>
+            <w:tcW w:type="dxa" w:w="1587"/>
+            <w:vAlign w:val="center"/>
           </w:tcPr>
           <w:p>
             <w:pPr>
@@ -3218,7 +3238,8 @@
       <w:tr>
         <w:tc>
           <w:tcPr>
-            <w:tcW w:type="dxa" w:w="2493"/>
+            <w:tcW w:type="dxa" w:w="1531"/>
+            <w:vMerge/>
           </w:tcPr>
           <w:p>
             <w:pPr>
@@ -3229,7 +3250,8 @@
         </w:tc>
         <w:tc>
           <w:tcPr>
-            <w:tcW w:type="dxa" w:w="2493"/>
+            <w:tcW w:type="dxa" w:w="2665"/>
+            <w:vAlign w:val="center"/>
           </w:tcPr>
           <w:p>
             <w:pPr>
@@ -3251,7 +3273,8 @@
         </w:tc>
         <w:tc>
           <w:tcPr>
-            <w:tcW w:type="dxa" w:w="2493"/>
+            <w:tcW w:type="dxa" w:w="3855"/>
+            <w:vAlign w:val="center"/>
           </w:tcPr>
           <w:p>
             <w:pPr>
@@ -3273,7 +3296,8 @@
         </w:tc>
         <w:tc>
           <w:tcPr>
-            <w:tcW w:type="dxa" w:w="2493"/>
+            <w:tcW w:type="dxa" w:w="1587"/>
+            <w:vAlign w:val="center"/>
           </w:tcPr>
           <w:p>
             <w:pPr>
@@ -3297,7 +3321,9 @@
       <w:tr>
         <w:tc>
           <w:tcPr>
-            <w:tcW w:type="dxa" w:w="2493"/>
+            <w:tcW w:type="dxa" w:w="1531"/>
+            <w:vMerge w:val="restart"/>
+            <w:vAlign w:val="center"/>
           </w:tcPr>
           <w:p>
             <w:pPr>
@@ -3319,7 +3345,8 @@
         </w:tc>
         <w:tc>
           <w:tcPr>
-            <w:tcW w:type="dxa" w:w="2493"/>
+            <w:tcW w:type="dxa" w:w="2665"/>
+            <w:vAlign w:val="center"/>
           </w:tcPr>
           <w:p>
             <w:pPr>
@@ -3341,7 +3368,8 @@
         </w:tc>
         <w:tc>
           <w:tcPr>
-            <w:tcW w:type="dxa" w:w="2493"/>
+            <w:tcW w:type="dxa" w:w="3855"/>
+            <w:vAlign w:val="center"/>
           </w:tcPr>
           <w:p>
             <w:pPr>
@@ -3363,7 +3391,8 @@
         </w:tc>
         <w:tc>
           <w:tcPr>
-            <w:tcW w:type="dxa" w:w="2493"/>
+            <w:tcW w:type="dxa" w:w="1587"/>
+            <w:vAlign w:val="center"/>
           </w:tcPr>
           <w:p>
             <w:pPr>
@@ -3387,7 +3416,8 @@
       <w:tr>
         <w:tc>
           <w:tcPr>
-            <w:tcW w:type="dxa" w:w="2493"/>
+            <w:tcW w:type="dxa" w:w="1531"/>
+            <w:vMerge/>
           </w:tcPr>
           <w:p>
             <w:pPr>
@@ -3398,7 +3428,8 @@
         </w:tc>
         <w:tc>
           <w:tcPr>
-            <w:tcW w:type="dxa" w:w="2493"/>
+            <w:tcW w:type="dxa" w:w="2665"/>
+            <w:vAlign w:val="center"/>
           </w:tcPr>
           <w:p>
             <w:pPr>
@@ -3420,7 +3451,8 @@
         </w:tc>
         <w:tc>
           <w:tcPr>
-            <w:tcW w:type="dxa" w:w="2493"/>
+            <w:tcW w:type="dxa" w:w="3855"/>
+            <w:vAlign w:val="center"/>
           </w:tcPr>
           <w:p>
             <w:pPr>
@@ -3442,7 +3474,8 @@
         </w:tc>
         <w:tc>
           <w:tcPr>
-            <w:tcW w:type="dxa" w:w="2493"/>
+            <w:tcW w:type="dxa" w:w="1587"/>
+            <w:vAlign w:val="center"/>
           </w:tcPr>
           <w:p>
             <w:pPr>
@@ -3466,7 +3499,8 @@
       <w:tr>
         <w:tc>
           <w:tcPr>
-            <w:tcW w:type="dxa" w:w="2493"/>
+            <w:tcW w:type="dxa" w:w="1531"/>
+            <w:vMerge/>
           </w:tcPr>
           <w:p>
             <w:pPr>
@@ -3477,7 +3511,8 @@
         </w:tc>
         <w:tc>
           <w:tcPr>
-            <w:tcW w:type="dxa" w:w="2493"/>
+            <w:tcW w:type="dxa" w:w="2665"/>
+            <w:vAlign w:val="center"/>
           </w:tcPr>
           <w:p>
             <w:pPr>
@@ -3499,7 +3534,8 @@
         </w:tc>
         <w:tc>
           <w:tcPr>
-            <w:tcW w:type="dxa" w:w="2493"/>
+            <w:tcW w:type="dxa" w:w="3855"/>
+            <w:vAlign w:val="center"/>
           </w:tcPr>
           <w:p>
             <w:pPr>
@@ -3521,7 +3557,8 @@
         </w:tc>
         <w:tc>
           <w:tcPr>
-            <w:tcW w:type="dxa" w:w="2493"/>
+            <w:tcW w:type="dxa" w:w="1587"/>
+            <w:vAlign w:val="center"/>
           </w:tcPr>
           <w:p>
             <w:pPr>
@@ -3545,7 +3582,8 @@
       <w:tr>
         <w:tc>
           <w:tcPr>
-            <w:tcW w:type="dxa" w:w="2493"/>
+            <w:tcW w:type="dxa" w:w="1531"/>
+            <w:vMerge/>
           </w:tcPr>
           <w:p>
             <w:pPr>
@@ -3556,7 +3594,8 @@
         </w:tc>
         <w:tc>
           <w:tcPr>
-            <w:tcW w:type="dxa" w:w="2493"/>
+            <w:tcW w:type="dxa" w:w="2665"/>
+            <w:vAlign w:val="center"/>
           </w:tcPr>
           <w:p>
             <w:pPr>
@@ -3578,7 +3617,8 @@
         </w:tc>
         <w:tc>
           <w:tcPr>
-            <w:tcW w:type="dxa" w:w="2493"/>
+            <w:tcW w:type="dxa" w:w="3855"/>
+            <w:vAlign w:val="center"/>
           </w:tcPr>
           <w:p>
             <w:pPr>
@@ -3600,7 +3640,8 @@
         </w:tc>
         <w:tc>
           <w:tcPr>
-            <w:tcW w:type="dxa" w:w="2493"/>
+            <w:tcW w:type="dxa" w:w="1587"/>
+            <w:vAlign w:val="center"/>
           </w:tcPr>
           <w:p>
             <w:pPr>
@@ -3624,7 +3665,9 @@
       <w:tr>
         <w:tc>
           <w:tcPr>
-            <w:tcW w:type="dxa" w:w="2493"/>
+            <w:tcW w:type="dxa" w:w="1531"/>
+            <w:vMerge w:val="restart"/>
+            <w:vAlign w:val="center"/>
           </w:tcPr>
           <w:p>
             <w:pPr>
@@ -3646,7 +3689,8 @@
         </w:tc>
         <w:tc>
           <w:tcPr>
-            <w:tcW w:type="dxa" w:w="2493"/>
+            <w:tcW w:type="dxa" w:w="2665"/>
+            <w:vAlign w:val="center"/>
           </w:tcPr>
           <w:p>
             <w:pPr>
@@ -3668,7 +3712,8 @@
         </w:tc>
         <w:tc>
           <w:tcPr>
-            <w:tcW w:type="dxa" w:w="2493"/>
+            <w:tcW w:type="dxa" w:w="3855"/>
+            <w:vAlign w:val="center"/>
           </w:tcPr>
           <w:p>
             <w:pPr>
@@ -3690,7 +3735,8 @@
         </w:tc>
         <w:tc>
           <w:tcPr>
-            <w:tcW w:type="dxa" w:w="2493"/>
+            <w:tcW w:type="dxa" w:w="1587"/>
+            <w:vAlign w:val="center"/>
           </w:tcPr>
           <w:p>
             <w:pPr>
@@ -3714,7 +3760,8 @@
       <w:tr>
         <w:tc>
           <w:tcPr>
-            <w:tcW w:type="dxa" w:w="2493"/>
+            <w:tcW w:type="dxa" w:w="1531"/>
+            <w:vMerge/>
           </w:tcPr>
           <w:p>
             <w:pPr>
@@ -3725,7 +3772,8 @@
         </w:tc>
         <w:tc>
           <w:tcPr>
-            <w:tcW w:type="dxa" w:w="2493"/>
+            <w:tcW w:type="dxa" w:w="2665"/>
+            <w:vAlign w:val="center"/>
           </w:tcPr>
           <w:p>
             <w:pPr>
@@ -3747,7 +3795,8 @@
         </w:tc>
         <w:tc>
           <w:tcPr>
-            <w:tcW w:type="dxa" w:w="2493"/>
+            <w:tcW w:type="dxa" w:w="3855"/>
+            <w:vAlign w:val="center"/>
           </w:tcPr>
           <w:p>
             <w:pPr>
@@ -3769,7 +3818,8 @@
         </w:tc>
         <w:tc>
           <w:tcPr>
-            <w:tcW w:type="dxa" w:w="2493"/>
+            <w:tcW w:type="dxa" w:w="1587"/>
+            <w:vAlign w:val="center"/>
           </w:tcPr>
           <w:p>
             <w:pPr>
@@ -3793,7 +3843,8 @@
       <w:tr>
         <w:tc>
           <w:tcPr>
-            <w:tcW w:type="dxa" w:w="2493"/>
+            <w:tcW w:type="dxa" w:w="1531"/>
+            <w:vMerge/>
           </w:tcPr>
           <w:p>
             <w:pPr>
@@ -3804,7 +3855,8 @@
         </w:tc>
         <w:tc>
           <w:tcPr>
-            <w:tcW w:type="dxa" w:w="2493"/>
+            <w:tcW w:type="dxa" w:w="2665"/>
+            <w:vAlign w:val="center"/>
           </w:tcPr>
           <w:p>
             <w:pPr>
@@ -3826,7 +3878,8 @@
         </w:tc>
         <w:tc>
           <w:tcPr>
-            <w:tcW w:type="dxa" w:w="2493"/>
+            <w:tcW w:type="dxa" w:w="3855"/>
+            <w:vAlign w:val="center"/>
           </w:tcPr>
           <w:p>
             <w:pPr>
@@ -3848,7 +3901,8 @@
         </w:tc>
         <w:tc>
           <w:tcPr>
-            <w:tcW w:type="dxa" w:w="2493"/>
+            <w:tcW w:type="dxa" w:w="1587"/>
+            <w:vAlign w:val="center"/>
           </w:tcPr>
           <w:p>
             <w:pPr>
@@ -3872,7 +3926,8 @@
       <w:tr>
         <w:tc>
           <w:tcPr>
-            <w:tcW w:type="dxa" w:w="2493"/>
+            <w:tcW w:type="dxa" w:w="1531"/>
+            <w:vMerge/>
           </w:tcPr>
           <w:p>
             <w:pPr>
@@ -3883,7 +3938,8 @@
         </w:tc>
         <w:tc>
           <w:tcPr>
-            <w:tcW w:type="dxa" w:w="2493"/>
+            <w:tcW w:type="dxa" w:w="2665"/>
+            <w:vAlign w:val="center"/>
           </w:tcPr>
           <w:p>
             <w:pPr>
@@ -3905,7 +3961,8 @@
         </w:tc>
         <w:tc>
           <w:tcPr>
-            <w:tcW w:type="dxa" w:w="2493"/>
+            <w:tcW w:type="dxa" w:w="3855"/>
+            <w:vAlign w:val="center"/>
           </w:tcPr>
           <w:p>
             <w:pPr>
@@ -3927,7 +3984,8 @@
         </w:tc>
         <w:tc>
           <w:tcPr>
-            <w:tcW w:type="dxa" w:w="2493"/>
+            <w:tcW w:type="dxa" w:w="1587"/>
+            <w:vAlign w:val="center"/>
           </w:tcPr>
           <w:p>
             <w:pPr>
@@ -3951,7 +4009,9 @@
       <w:tr>
         <w:tc>
           <w:tcPr>
-            <w:tcW w:type="dxa" w:w="2493"/>
+            <w:tcW w:type="dxa" w:w="1531"/>
+            <w:vMerge w:val="restart"/>
+            <w:vAlign w:val="center"/>
           </w:tcPr>
           <w:p>
             <w:pPr>
@@ -3973,7 +4033,8 @@
         </w:tc>
         <w:tc>
           <w:tcPr>
-            <w:tcW w:type="dxa" w:w="2493"/>
+            <w:tcW w:type="dxa" w:w="2665"/>
+            <w:vAlign w:val="center"/>
           </w:tcPr>
           <w:p>
             <w:pPr>
@@ -3995,7 +4056,8 @@
         </w:tc>
         <w:tc>
           <w:tcPr>
-            <w:tcW w:type="dxa" w:w="2493"/>
+            <w:tcW w:type="dxa" w:w="3855"/>
+            <w:vAlign w:val="center"/>
           </w:tcPr>
           <w:p>
             <w:pPr>
@@ -4017,7 +4079,8 @@
         </w:tc>
         <w:tc>
           <w:tcPr>
-            <w:tcW w:type="dxa" w:w="2493"/>
+            <w:tcW w:type="dxa" w:w="1587"/>
+            <w:vAlign w:val="center"/>
           </w:tcPr>
           <w:p>
             <w:pPr>
@@ -4041,7 +4104,8 @@
       <w:tr>
         <w:tc>
           <w:tcPr>
-            <w:tcW w:type="dxa" w:w="2493"/>
+            <w:tcW w:type="dxa" w:w="1531"/>
+            <w:vMerge/>
           </w:tcPr>
           <w:p>
             <w:pPr>
@@ -4052,7 +4116,8 @@
         </w:tc>
         <w:tc>
           <w:tcPr>
-            <w:tcW w:type="dxa" w:w="2493"/>
+            <w:tcW w:type="dxa" w:w="2665"/>
+            <w:vAlign w:val="center"/>
           </w:tcPr>
           <w:p>
             <w:pPr>
@@ -4074,7 +4139,8 @@
         </w:tc>
         <w:tc>
           <w:tcPr>
-            <w:tcW w:type="dxa" w:w="2493"/>
+            <w:tcW w:type="dxa" w:w="3855"/>
+            <w:vAlign w:val="center"/>
           </w:tcPr>
           <w:p>
             <w:pPr>
@@ -4096,7 +4162,8 @@
         </w:tc>
         <w:tc>
           <w:tcPr>
-            <w:tcW w:type="dxa" w:w="2493"/>
+            <w:tcW w:type="dxa" w:w="1587"/>
+            <w:vAlign w:val="center"/>
           </w:tcPr>
           <w:p>
             <w:pPr>
@@ -4120,7 +4187,8 @@
       <w:tr>
         <w:tc>
           <w:tcPr>
-            <w:tcW w:type="dxa" w:w="2493"/>
+            <w:tcW w:type="dxa" w:w="1531"/>
+            <w:vMerge/>
           </w:tcPr>
           <w:p>
             <w:pPr>
@@ -4131,7 +4199,8 @@
         </w:tc>
         <w:tc>
           <w:tcPr>
-            <w:tcW w:type="dxa" w:w="2493"/>
+            <w:tcW w:type="dxa" w:w="2665"/>
+            <w:vAlign w:val="center"/>
           </w:tcPr>
           <w:p>
             <w:pPr>
@@ -4153,7 +4222,8 @@
         </w:tc>
         <w:tc>
           <w:tcPr>
-            <w:tcW w:type="dxa" w:w="2493"/>
+            <w:tcW w:type="dxa" w:w="3855"/>
+            <w:vAlign w:val="center"/>
           </w:tcPr>
           <w:p>
             <w:pPr>
@@ -4175,7 +4245,8 @@
         </w:tc>
         <w:tc>
           <w:tcPr>
-            <w:tcW w:type="dxa" w:w="2493"/>
+            <w:tcW w:type="dxa" w:w="1587"/>
+            <w:vAlign w:val="center"/>
           </w:tcPr>
           <w:p>
             <w:pPr>

--- a/docs/papers/article/selective-citation-article.docx
+++ b/docs/papers/article/selective-citation-article.docx
@@ -240,7 +240,7 @@
           <w:rtl w:val="1"/>
           <w:szCs w:val="23"/>
         </w:rPr>
-        <w:t xml:space="preserve"> نامید: متن می‌آید تا سخن از پیش‌گفته را بیاراید، نه تا آن را بسنجد (برای ارزیابی تجربیِ همین رویه در دو لایهٔ متن و سند نک: همدانی، ۱۳۹۴؛ معارف، بهرامی و قندهاری، ۱۳۹۵).</w:t>
+        <w:t xml:space="preserve"> نامید: متن می‌آید تا سخن از پیش‌گفته را بیاراید، نه تا آن را بسنجد (برای سنجشِ کمّیِ همین آسیب در دو جامعهٔ حدیثی نک: همدانی، ۱۳۹۴، ص ۱۳۳؛ معارف، بهرامی و قندهاری، ۱۳۹۵، ص ۳).</w:t>
       </w:r>
     </w:p>
     <w:p>
@@ -440,7 +440,7 @@
           <w:rtl w:val="1"/>
           <w:szCs w:val="23"/>
         </w:rPr>
-        <w:t>روش این پژوهش، تحلیلی ـ انتقادی است و بر دو دسته منابع تکیه دارد. منابع درونی، سنت علوم قرآن (محکم و متشابه، سیاق، اسباب نزول)، سنت اصول فقه (مباحث ظهور، قرینه، اطلاق و تقیید، تعادل و تراجیح، حجیت خبر واحد) و سنت درایه (سند، جهت صدور، ادراج، تقطیع) است. منابع بیرونی، نظریه‌های استدلال و هرمنوتیک، تنها به‌عنوان ابزار تحلیل به کار رفته‌اند، نه به‌عنوان مبنای جایگزین. دامنهٔ پژوهش، محدود به استنادهای استدلالی است؛ استنادهای تبرّکی و تعلیمی از دامنه خارج‌اند. پژوهش در اختلافات مذهبی داوری نمی‌کند و تنها به قواعد استناد می‌پردازد. ارجاع درون‌متنی به شیوهٔ «نویسنده–سال» و در مورد آثار کهن به شیوهٔ «اثر + موضع» است؛ مشخصات کامل در فهرست منابع آمده و از شمارهٔ صفحهٔ حدسی پرهیز شده است.</w:t>
+        <w:t>روش این پژوهش، تحلیلی ـ انتقادی است و بر دو دسته منابع تکیه دارد. منابع درونی، سنت علوم قرآن (محکم و متشابه، سیاق، اسباب نزول)، سنت اصول فقه (مباحث ظهور، قرینه، اطلاق و تقیید، تعادل و تراجیح، حجیت خبر واحد) و سنت درایه (سند، جهت صدور، ادراج، تقطیع) است. منابع بیرونی، نظریه‌های استدلال و هرمنوتیک، تنها به‌عنوان ابزار تحلیل به کار رفته‌اند، نه به‌عنوان مبنای جایگزین. دامنهٔ پژوهش، محدود به استنادهای استدلالی است؛ استنادهای تبرّکی و تعلیمی از دامنه خارج‌اند. پژوهش در اختلافات مذهبی داوری نمی‌کند و تنها به قواعد استناد می‌پردازد. ارجاع درون‌متنی به شیوهٔ «نامِ خانوادگی، سال، صفحه» است. برای مقاله‌های پژوهشی، شمارهٔ صفحه بر پایهٔ صفحه‌بندیِ همان شمارهٔ مجله داده شده؛ برای آثار کهن، به‌جای شمارهٔ صفحه که میان چاپ‌ها متفاوت است، «سالِ درگذشتِ مؤلف + موضعِ دقیق» (شمارهٔ حدیث، شمارهٔ خطبه، یا ذیلِ آیه) آمده و جلد تنها جایی ذکر شده که پوششِ مجلدها در چاپ‌های معتبر یکسان است. هیچ شمارهٔ صفحه یا سالی حدس زده نشده است.</w:t>
       </w:r>
     </w:p>
     <w:p>
@@ -518,7 +518,7 @@
           <w:rtl w:val="1"/>
           <w:szCs w:val="23"/>
         </w:rPr>
-        <w:t xml:space="preserve"> روش خود را بر تفسیر قرآن به قرآن استوار می‌کند و در سراسر تفسیر خویش، ابطال قرائت‌های نادرست را با ارجاع به سایر آیات انجام می‌دهد (کوثری جعفرآباد و مظفری، ۱۴۰۴)؛ رویه‌ای که در </w:t>
+        <w:t xml:space="preserve"> روش خود را بر تفسیر قرآن به قرآن استوار می‌کند و در سراسر تفسیر خویش، ابطال قرائت‌های نادرست را با ارجاع به سایر آیات انجام می‌دهد (کوثری جعفرآباد و مظفری، ۱۴۰۴، ص ۴۹)؛ رویه‌ای که در </w:t>
       </w:r>
       <w:r>
         <w:rPr>
@@ -610,7 +610,7 @@
           <w:rtl w:val="1"/>
           <w:szCs w:val="23"/>
         </w:rPr>
-        <w:t xml:space="preserve"> قرطبی نیز دیده می‌شود (ربانی، ۱۳۸۰؛ محمدجعفری، اصغرپور و اوحدی، ۱۳۹۵). با این حال، این میراث بیشتر «گفتمان تفسیری» است تا صورت‌بندی نظری قاعده. مفسران موردی نشان می‌دهند که تقطیع خطاست، اما کمتر آن را به قاعده‌ای آزمون‌پذیر بدل می‌کنند.</w:t>
+        <w:t xml:space="preserve"> قرطبی نیز دیده می‌شود (ربانی، ۱۳۸۰، ص ۳۲۲؛ محمدجعفری، اصغرپور و اوحدی، ۱۳۹۵، ص ۷). با این حال، این میراث بیشتر «گفتمان تفسیری» است تا صورت‌بندی نظری قاعده. مفسران موردی نشان می‌دهند که تقطیع خطاست، اما کمتر آن را به قاعده‌ای آزمون‌پذیر بدل می‌کنند.</w:t>
       </w:r>
     </w:p>
     <w:p>
@@ -674,7 +674,7 @@
           <w:rtl w:val="1"/>
           <w:szCs w:val="23"/>
         </w:rPr>
-        <w:t xml:space="preserve"> مباحثی چون محکم و متشابه، عام و خاص و اسباب نزول را بررسی کرده‌اند که هر یک به‌طور غیرمستقیم ابزار مهار گزینش است (زرکشی، </w:t>
+        <w:t xml:space="preserve"> مباحثی چون محکم و متشابه، عام و خاص و اسباب نزول را بررسی کرده‌اند که هر یک به‌طور غیرمستقیم ابزار مهار گزینش است (زرکشی، ۷۹۴ق، </w:t>
       </w:r>
       <w:r>
         <w:rPr>
@@ -697,7 +697,7 @@
           <w:rtl w:val="1"/>
           <w:szCs w:val="23"/>
         </w:rPr>
-        <w:t xml:space="preserve">، انواع محکم و متشابه و عام و خاص؛ سیوطی، </w:t>
+        <w:t xml:space="preserve">، باب محکم و متشابه و باب عام و خاص؛ سیوطی، ۹۱۱ق، </w:t>
       </w:r>
       <w:r>
         <w:rPr>
@@ -720,7 +720,7 @@
           <w:rtl w:val="1"/>
           <w:szCs w:val="23"/>
         </w:rPr>
-        <w:t xml:space="preserve">، همان انواع)؛ خویی در </w:t>
+        <w:t xml:space="preserve">، همان ابواب)؛ خویی در </w:t>
       </w:r>
       <w:r>
         <w:rPr>
@@ -766,7 +766,7 @@
           <w:rtl w:val="1"/>
           <w:szCs w:val="23"/>
         </w:rPr>
-        <w:t xml:space="preserve"> همین مباحث را با نگاهی انتقادی بازخوانی کرده‌اند (خویی، </w:t>
+        <w:t xml:space="preserve"> همین مباحث را با نگاهی انتقادی بازخوانی کرده‌اند (خویی، ۱۴۱۳ق، </w:t>
       </w:r>
       <w:r>
         <w:rPr>
@@ -789,7 +789,7 @@
           <w:rtl w:val="1"/>
           <w:szCs w:val="23"/>
         </w:rPr>
-        <w:t xml:space="preserve">؛ معرفت، </w:t>
+        <w:t xml:space="preserve">، مبحث نسخ و محکم و متشابه؛ معرفت، ۱۴۲۷ق، </w:t>
       </w:r>
       <w:r>
         <w:rPr>
@@ -812,7 +812,7 @@
           <w:rtl w:val="1"/>
           <w:szCs w:val="23"/>
         </w:rPr>
-        <w:t xml:space="preserve">). در اصول فقه نیز مباحث ظهور، قرینه و تعادل و تراجیح دقیق‌ترین دستگاه موجود برای سنجش دلالت است؛ چنان‌که سید مرتضی در </w:t>
+        <w:t xml:space="preserve">، همان مباحث). در اصول فقه نیز مباحث ظهور، قرینه و تعادل و تراجیح دقیق‌ترین دستگاه موجود برای سنجش دلالت است؛ چنان‌که سید مرتضی در </w:t>
       </w:r>
       <w:r>
         <w:rPr>
@@ -858,7 +858,7 @@
           <w:rtl w:val="1"/>
           <w:szCs w:val="23"/>
         </w:rPr>
-        <w:t xml:space="preserve"> لایه‌های آن را صورت‌بندی کرده‌اند (شریف مرتضی، </w:t>
+        <w:t xml:space="preserve"> لایه‌های آن را صورت‌بندی کرده‌اند (شریف مرتضی، ۴۳۶ق، </w:t>
       </w:r>
       <w:r>
         <w:rPr>
@@ -881,7 +881,7 @@
           <w:rtl w:val="1"/>
           <w:szCs w:val="23"/>
         </w:rPr>
-        <w:t xml:space="preserve">، مبحث حجیت ظواهر؛ شاطبی، </w:t>
+        <w:t xml:space="preserve">، مبحث حجیت ظواهر؛ شاطبی، ۷۹۰ق، </w:t>
       </w:r>
       <w:r>
         <w:rPr>
@@ -904,7 +904,7 @@
           <w:rtl w:val="1"/>
           <w:szCs w:val="23"/>
         </w:rPr>
-        <w:t>، مباحث دلالات؛ رضایی، فلاح و جعفری، ۱۳۹۸). ضعف این سنت فکری، از منظر مسئلهٔ حاضر، آن است که این ابزارها برای استنباط حکم طراحی شده‌اند، نه برای نقد استناد عمومی؛ و در انتقال به فضای عمومی غالباً از کار می‌افتند.</w:t>
+        <w:t>، مباحث دلالات؛ رضایی، فلاح و جعفری، ۱۳۹۸، ص ۷۳). ضعف این سنت فکری، از منظر مسئلهٔ حاضر، آن است که این ابزارها برای استنباط حکم طراحی شده‌اند، نه برای نقد استناد عمومی؛ و در انتقال به فضای عمومی غالباً از کار می‌افتند.</w:t>
       </w:r>
     </w:p>
     <w:p>
@@ -968,7 +968,7 @@
           <w:rtl w:val="1"/>
           <w:szCs w:val="23"/>
         </w:rPr>
-        <w:t xml:space="preserve"> دستگاه اصطلاحات سند را صورت‌بندی کرده‌اند (ابن‌صلاح، </w:t>
+        <w:t xml:space="preserve"> دستگاه اصطلاحات سند را صورت‌بندی کرده‌اند (ابن‌صلاح، ۶۴۳ق، </w:t>
       </w:r>
       <w:r>
         <w:rPr>
@@ -991,7 +991,7 @@
           <w:rtl w:val="1"/>
           <w:szCs w:val="23"/>
         </w:rPr>
-        <w:t xml:space="preserve">؛ ابن‌حجر، </w:t>
+        <w:t xml:space="preserve">؛ ابن‌حجر، ۸۵۲ق، </w:t>
       </w:r>
       <w:r>
         <w:rPr>
@@ -1060,7 +1060,7 @@
           <w:rtl w:val="1"/>
           <w:szCs w:val="23"/>
         </w:rPr>
-        <w:t xml:space="preserve"> مباحث نقد سند و متن را بسط داده‌اند (سیوطی، </w:t>
+        <w:t xml:space="preserve"> مباحث نقد سند و متن را بسط داده‌اند (سیوطی، ۹۱۱ق، </w:t>
       </w:r>
       <w:r>
         <w:rPr>
@@ -1152,7 +1152,7 @@
           <w:rtl w:val="1"/>
           <w:szCs w:val="23"/>
         </w:rPr>
-        <w:t xml:space="preserve"> همین کار را در سنت شیعی انجام داده‌اند (شهید ثانی، </w:t>
+        <w:t xml:space="preserve"> همین کار را در سنت شیعی انجام داده‌اند (شهید ثانی، ۹۶۶ق، </w:t>
       </w:r>
       <w:r>
         <w:rPr>
@@ -1175,7 +1175,7 @@
           <w:rtl w:val="1"/>
           <w:szCs w:val="23"/>
         </w:rPr>
-        <w:t xml:space="preserve">؛ مامقانی، </w:t>
+        <w:t xml:space="preserve">؛ مامقانی، ۱۳۵۱ق، </w:t>
       </w:r>
       <w:r>
         <w:rPr>
@@ -1244,7 +1244,7 @@
           <w:rtl w:val="1"/>
           <w:szCs w:val="23"/>
         </w:rPr>
-        <w:t xml:space="preserve"> شوشتری دو نمونهٔ برجسته‌اند (خویی، </w:t>
+        <w:t xml:space="preserve"> شوشتری دو نمونهٔ برجسته‌اند (خویی، ۱۴۱۳ق، </w:t>
       </w:r>
       <w:r>
         <w:rPr>
@@ -1290,7 +1290,7 @@
           <w:rtl w:val="1"/>
           <w:szCs w:val="23"/>
         </w:rPr>
-        <w:t>). آنچه کمتر دیده می‌شود، توجه به جهت صدور و تقطیع متن به‌عنوان معیارهای مستقل استناد در فضای عمومی است؛ هرچند در ادبیات حدیثی معاصر، «اسباب صدور» (سلیمانی، ۱۳۸۳) و آسیب‌شناسیِ «تقطیع» (همدانی، ۱۳۹۴؛ معارف، بهرامی و قندهاری، ۱۳۹۵) به‌تفصیل بررسی شده است.</w:t>
+        <w:t>). آنچه کمتر دیده می‌شود، توجه به جهت صدور و تقطیع متن به‌عنوان معیارهای مستقل استناد در فضای عمومی است؛ هرچند در ادبیات حدیثی معاصر، «اسباب صدور» (سلیمانی، ۱۳۸۳، ص ۶۵) و آسیب‌شناسیِ «تقطیع» (همدانی، ۱۳۹۴، ص ۱۳۳؛ معارف، بهرامی و قندهاری، ۱۳۹۵، ص ۳) به‌تفصیل بررسی شده است.</w:t>
       </w:r>
     </w:p>
     <w:p>
@@ -1400,7 +1400,7 @@
           <w:rtl w:val="1"/>
           <w:szCs w:val="23"/>
         </w:rPr>
-        <w:t xml:space="preserve">)، بر تاریخ نقل و تدوین تأکید کرده و پرسش اصالت را جدی ساخته است؛ در برابر، پژوهش‌های سندمحورِ متأخر کوشیده‌اند با تحلیل نظام اسناد، قدمت لایه‌های کهن‌تر را نشان دهند (Motzki, 1991). در سوی درونی نیز آثاری چون </w:t>
+        <w:t xml:space="preserve">)، بر تاریخ نقل و تدوین تأکید کرده و پرسش اصالت را جدی ساخته است؛ در برابر، پژوهش‌های سندمحورِ متأخر کوشیده‌اند با تحلیل نظام اسناد، قدمت لایه‌های کهن‌تر را نشان دهند (Motzki, 1991, p. 1). در سوی درونی نیز آثاری چون </w:t>
       </w:r>
       <w:r>
         <w:rPr>
@@ -1469,7 +1469,7 @@
           <w:rtl w:val="1"/>
           <w:szCs w:val="23"/>
         </w:rPr>
-        <w:t xml:space="preserve"> محمد باقر صدر، فهم متن را به روش و پیش‌فرض‌های مفسر گره زده‌اند. این آثار سرمایهٔ مهمی فراهم کرده‌اند، اما غالباً به یکی از دو دام افتاده‌اند: حل‌کردن متن در تاریخ، یا تأکید چنان‌شدید بر اقتدار متن که شرایط دلالت آن نادیده مانده است (Gadamer؛ Hirsch).</w:t>
+        <w:t xml:space="preserve"> محمد باقر صدر، فهم متن را به روش و پیش‌فرض‌های مفسر گره زده‌اند. این آثار سرمایهٔ مهمی فراهم کرده‌اند، اما غالباً به یکی از دو دام افتاده‌اند: حل‌کردن متن در تاریخ، یا تأکید چنان‌شدید بر اقتدار متن که شرایط دلالت آن نادیده مانده است (Gadamer, 1960; Hirsch, 1967).</w:t>
       </w:r>
     </w:p>
     <w:p>
@@ -2140,7 +2140,7 @@
           <w:rtl w:val="1"/>
           <w:szCs w:val="23"/>
         </w:rPr>
-        <w:t xml:space="preserve">، در بحث دلالت خطاب و شرایط فهم مقصود شارع، به همین منطق نزدیک می‌شود (شاطبی، </w:t>
+        <w:t xml:space="preserve">، در بحث دلالت خطاب و شرایط فهم مقصود شارع، به همین منطق نزدیک می‌شود (شاطبی، ۷۹۰ق، </w:t>
       </w:r>
       <w:r>
         <w:rPr>
@@ -2163,7 +2163,7 @@
           <w:rtl w:val="1"/>
           <w:szCs w:val="23"/>
         </w:rPr>
-        <w:t xml:space="preserve">، مباحث دلالت خطاب و مقاصد الشارع؛ رضایی، فلاح و جعفری، ۱۳۹۸)؛ و در سنت امامیه، علم‌الهدی سید مرتضی در </w:t>
+        <w:t xml:space="preserve">، مباحث دلالت خطاب و مقاصد الشارع؛ رضایی، فلاح و جعفری، ۱۳۹۸، ص ۷۳)؛ و در سنت امامیه، علم‌الهدی سید مرتضی در </w:t>
       </w:r>
       <w:r>
         <w:rPr>
@@ -2186,7 +2186,7 @@
           <w:rtl w:val="1"/>
           <w:szCs w:val="23"/>
         </w:rPr>
-        <w:t xml:space="preserve"> همین رابطه را در بحث حجیت ظواهر و شرایط آن صورت‌بندی می‌کند (شریف مرتضی، </w:t>
+        <w:t xml:space="preserve"> همین رابطه را در بحث حجیت ظواهر و شرایط آن صورت‌بندی می‌کند (شریف مرتضی، ۴۳۶ق، </w:t>
       </w:r>
       <w:r>
         <w:rPr>
@@ -2275,7 +2275,7 @@
           <w:rtl w:val="1"/>
           <w:szCs w:val="23"/>
         </w:rPr>
-        <w:t xml:space="preserve"> آنچه در خود کلام، همراه لفظ است: صدر و ذیل آیه، آیات پیش و پس، ساختار سوره، استثنا و شرط و غایت، ضمیر و مرجع آن، لحن خطاب. این قرینه، بخشی از متن است و حذف آن، حذف متن است (برای تحلیل کارکردیِ همین لایه نک: ربانی، ۱۳۸۰).</w:t>
+        <w:t xml:space="preserve"> آنچه در خود کلام، همراه لفظ است: صدر و ذیل آیه، آیات پیش و پس، ساختار سوره، استثنا و شرط و غایت، ضمیر و مرجع آن، لحن خطاب. این قرینه، بخشی از متن است و حذف آن، حذف متن است (برای تحلیلِ کارکردیِ همین لایه نک: ربانی، ۱۳۸۰، ص ۳۲۲).</w:t>
       </w:r>
     </w:p>
     <w:p>
@@ -2333,7 +2333,7 @@
           <w:rtl w:val="1"/>
           <w:szCs w:val="23"/>
         </w:rPr>
-        <w:t xml:space="preserve"> شأن نزول، فضای صدور، عرف زبانی مخاطب نخستین، جهت صدور، و مخاطب معیّن. این قرینه، بیرون از متن است و در سنت ما، بخشی از اسباب نزول و فقه الحدیث را می‌سازد (سلیمانی، ۱۳۸۳).</w:t>
+        <w:t xml:space="preserve"> شأن نزول، فضای صدور، عرف زبانی مخاطب نخستین، جهت صدور، و مخاطب معیّن. این قرینه، بیرون از متن است و در سنت ما، بخشی از اسباب نزول و فقه الحدیث را می‌سازد (سلیمانی، ۱۳۸۳، ص ۶۵).</w:t>
       </w:r>
     </w:p>
     <w:p>
@@ -2625,7 +2625,7 @@
           <w:rtl w:val="1"/>
           <w:szCs w:val="23"/>
         </w:rPr>
-        <w:t xml:space="preserve">، یعنی تفکیک ظهور و تأویل، نص و ظاهر، و قاعدهٔ عدم اجتهاد در برابر نص، همه در سنت اصولی ما حاضرند (برای نمونه‌ای از این بحث در نسبت تفسیر به رأی و تدبّر نک: عبدالله‌زاده آرانی، ۱۳۹۱)؛ آنچه این مقاله می‌افزاید صورت‌بندی صریح و آزمون‌پذیر آن‌هاست. سوم، </w:t>
+        <w:t xml:space="preserve">، یعنی تفکیک ظهور و تأویل، نص و ظاهر، و قاعدهٔ عدم اجتهاد در برابر نص، همه در سنت اصولی ما حاضرند (برای نمونه‌ای از این بحث در نسبتِ تفسیر به رأی و تدبّر نک: عبدالله‌زاده آرانی، ۱۳۹۱، ص ۸۷)؛ آنچه این مقاله می‌افزاید صورت‌بندی صریح و آزمون‌پذیر آن‌هاست. سوم، </w:t>
       </w:r>
       <w:r>
         <w:rPr>
@@ -4281,7 +4281,7 @@
           <w:rtl w:val="1"/>
           <w:szCs w:val="23"/>
         </w:rPr>
-        <w:t xml:space="preserve">مفسران، از طبری و طوسی و طبرسی تا فخر رازی و طباطبایی، همین آیه را مبنای قاعدهٔ فهم ساخته‌اند (طبری، </w:t>
+        <w:t xml:space="preserve">مفسران، از طبری و طوسی و طبرسی تا فخر رازی و طباطبایی، همین آیه را مبنای قاعدهٔ فهم ساخته‌اند (طبری، ۳۱۰ق، </w:t>
       </w:r>
       <w:r>
         <w:rPr>
@@ -4304,7 +4304,7 @@
           <w:rtl w:val="1"/>
           <w:szCs w:val="23"/>
         </w:rPr>
-        <w:t xml:space="preserve">، ذیل ۳:۷؛ طوسی، </w:t>
+        <w:t xml:space="preserve">، ذیل ۳:۷؛ طوسی، ۴۶۰ق، </w:t>
       </w:r>
       <w:r>
         <w:rPr>
@@ -4327,7 +4327,7 @@
           <w:rtl w:val="1"/>
           <w:szCs w:val="23"/>
         </w:rPr>
-        <w:t xml:space="preserve">، ذیل ۳:۷؛ طبرسی، </w:t>
+        <w:t xml:space="preserve">، ذیل ۳:۷؛ طبرسی، ۵۴۸ق، </w:t>
       </w:r>
       <w:r>
         <w:rPr>
@@ -4350,7 +4350,7 @@
           <w:rtl w:val="1"/>
           <w:szCs w:val="23"/>
         </w:rPr>
-        <w:t xml:space="preserve">، ذیل ۳:۷؛ رازی، </w:t>
+        <w:t xml:space="preserve">، ذیل ۳:۷؛ رازی، ۶۰۶ق، </w:t>
       </w:r>
       <w:r>
         <w:rPr>
@@ -4373,7 +4373,7 @@
           <w:rtl w:val="1"/>
           <w:szCs w:val="23"/>
         </w:rPr>
-        <w:t xml:space="preserve">، ذیل ۳:۷؛ طباطبایی، </w:t>
+        <w:t xml:space="preserve">، ذیل ۳:۷؛ طباطبایی، ۱۴۰۲ق، </w:t>
       </w:r>
       <w:r>
         <w:rPr>
@@ -4396,7 +4396,7 @@
           <w:rtl w:val="1"/>
           <w:szCs w:val="23"/>
         </w:rPr>
-        <w:t>، ذیل ۳:۷). آیهٔ ۷۸ همان سوره، سازوکار دوم را در سطح گفتار نشان می‌دهد: «يَلْوُونَ أَلْسِنَتَهُم بِالْكِتَابِ لِتَحْسَبُوهُ مِنَ الْكِتَابِ وَمَا هُوَ مِنَ الْكِتَابِ». تعبیر «یَلوُونَ» وصفی دقیق از تقطیع است، یعنی متن حفظ می‌شود، اما پیچانده می‌شود؛ و هدف صریح است: «لِتَحْسَبُوهُ» — تا شما بپندارید. پس مسئله، نه تحریف متن، بلکه ایجاد باور نادرست دربارهٔ متن است. ادبیات معاصرِ «تفسیر به رأی» نیز کم‌وبیش همین معیار را برای جدا کردن تفسیر روشمند از تحمیل رأی به کار می‌گیرد (آهنگ، ۱۴۰۳؛ صادقی، ۱۴۰۲).</w:t>
+        <w:t>، ج۳، ذیل ۳:۷). آیهٔ ۷۸ همان سوره، سازوکار دوم را در سطح گفتار نشان می‌دهد: «يَلْوُونَ أَلْسِنَتَهُم بِالْكِتَابِ لِتَحْسَبُوهُ مِنَ الْكِتَابِ وَمَا هُوَ مِنَ الْكِتَابِ». تعبیر «یَلوُونَ» وصفی دقیق از تقطیع است، یعنی متن حفظ می‌شود، اما پیچانده می‌شود؛ و هدف صریح است: «لِتَحْسَبُوهُ» — تا شما بپندارید. پس مسئله، نه تحریف متن، بلکه ایجاد باور نادرست دربارهٔ متن است. ادبیات معاصرِ «تفسیر به رأی» نیز کم‌وبیش همین معیار را برای جدا کردن تفسیر روشمند از تحمیل رأی به کار می‌گیرد (آهنگ، ۱۴۰۳، ص ۱۴۰؛ صادقی، ۱۴۰۲، ص ۱۷۲).</w:t>
       </w:r>
     </w:p>
     <w:p>
@@ -4570,7 +4570,7 @@
           <w:rtl w:val="1"/>
           <w:szCs w:val="23"/>
         </w:rPr>
-        <w:t>). همین صحنه، در پژوهش‌های معاصرِ مذاهب نیز به‌عنوان نمونهٔ تاریخیِ استناد گزینشی بررسی شده است (فرمانیان آرانی، باقری و فداییان، ۱۴۰۳).</w:t>
+        <w:t>، فصل حکمیت و خوارج). همین صحنه، در پژوهش‌های معاصرِ مذاهب نیز به‌عنوان نمونهٔ تاریخیِ استناد گزینشی بررسی شده است (فرمانیان آرانی، باقری و فداییان، ۱۴۰۳، ص ۳۱).</w:t>
       </w:r>
     </w:p>
     <w:p>
@@ -4839,7 +4839,7 @@
           <w:rtl w:val="1"/>
           <w:szCs w:val="23"/>
         </w:rPr>
-        <w:t xml:space="preserve"> نامیده می‌شود، یعنی تمایل به جست‌وجوی شاهد موافق و بی‌اعتنایی به شاهد مخالف (Nickerson, 1998; Kahneman, 2011)؛ و فراتحلیلِ پژوهش‌های «مواجههٔ گزینشی» نشان می‌دهد این گرایش، نه استثنا بلکه قاعده است (Hart et al., 2009). آنچه در این جستار </w:t>
+        <w:t xml:space="preserve"> نامیده می‌شود، یعنی تمایل به جست‌وجوی شاهد موافق و بی‌اعتنایی به شاهد مخالف (Nickerson, 1998, p. 175; Kahneman, 2011)؛ و فراتحلیلِ پژوهش‌های «مواجههٔ گزینشی» نشان می‌دهد این گرایش، نه استثنا بلکه قاعده است (Hart et al., 2009, p. 555). آنچه در این جستار </w:t>
       </w:r>
       <w:r>
         <w:rPr>
@@ -4957,7 +4957,7 @@
           <w:rtl w:val="1"/>
           <w:szCs w:val="23"/>
         </w:rPr>
-        <w:t xml:space="preserve"> انسان در مواجهه با پرسش‌های وجودی به پاسخ قطعی نیاز دارد، اما متن به‌طور طبیعی درجاتی از صراحت دارد؛ گزینش‌گری راه‌حل این تنش است، زیرا با حذف قرینه، درجهٔ صراحت متن را به‌طور مصنوعی بالا می‌برد. به این، سوگیری تأیید را هم بیفزایید: آزمایش Wason (1960) نشان داد افراد در آزمون فرضیه به‌جای ابطال‌گرایی به دنبال نمونه‌های تأییدکننده می‌روند، و Nickerson (1998) نشان می‌دهد این سوگیری در قلمروهای گوناگون، از جمله استدلال دینی، بازتولید می‌شود. سازوکار آن نیز ارادی نیست: انگیزهٔ رسیدن به نتیجه، خودِ مسیر دسترسی به باورها و ارزیابی شواهد را جهت می‌دهد و فرد در همان حال احساس استدلال بی‌طرفانه دارد (Kunda, 1990). نکتهٔ مهم آن است که این سوگیری خودآگاه نیست؛ از این‌رو نصیحت اخلاقی تقریباً بی‌اثر است و آنچه اثر دارد سازوکارهای بیرونی بازبینی است.</w:t>
+        <w:t xml:space="preserve"> انسان در مواجهه با پرسش‌های وجودی به پاسخ قطعی نیاز دارد، اما متن به‌طور طبیعی درجاتی از صراحت دارد؛ گزینش‌گری راه‌حل این تنش است، زیرا با حذف قرینه، درجهٔ صراحت متن را به‌طور مصنوعی بالا می‌برد. به این، سوگیری تأیید را هم بیفزایید: آزمایش Wason (1960, p. 129) نشان داد افراد در آزمون فرضیه به‌جای ابطال‌گرایی به دنبال نمونه‌های تأییدکننده می‌روند، و Nickerson (1998, p. 175) نشان می‌دهد این سوگیری در قلمروهای گوناگون، از جمله استدلال دینی، بازتولید می‌شود. سازوکار آن نیز ارادی نیست: انگیزهٔ رسیدن به نتیجه، خودِ مسیر دسترسی به باورها و ارزیابی شواهد را جهت می‌دهد و فرد در همان حال احساس استدلال بی‌طرفانه دارد (Kunda, 1990, p. 480). نکتهٔ مهم آن است که این سوگیری خودآگاه نیست؛ از این‌رو نصیحت اخلاقی تقریباً بی‌اثر است و آنچه اثر دارد سازوکارهای بیرونی بازبینی است.</w:t>
       </w:r>
     </w:p>
     <w:p>
@@ -4986,7 +4986,7 @@
           <w:rtl w:val="1"/>
           <w:szCs w:val="23"/>
         </w:rPr>
-        <w:t xml:space="preserve"> استناد همیشه در میدانی اجتماعی رخ می‌دهد که در آن متن سرمایه‌ای نمادین است: هویت (یعنی اینکه ما کسانی هستیم که به این متن استناد می‌کنیم)، رقابت (یعنی اینکه استناد ابزار بی‌سلاح‌کردن حریف است)، و مشروعیت. در چنین میدانی گزینش عقلانی است، بدین معنا که پاداش دارد و هزینه ندارد؛ از این‌رو تغییر رفتار نیازمند تغییر ساختار پاداش است، نه فقط تغییر نگرش. این تحلیل با نظریهٔ «استدلال جدلی» نیز هم‌خوان است: کارکرد طبیعی استدلال، بیشتر یافتن دلیل برای موضع خود و سنجش دلیل دیگری است تا کشف حقیقت (Mercier &amp; Sperber, 2011).</w:t>
+        <w:t xml:space="preserve"> استناد همیشه در میدانی اجتماعی رخ می‌دهد که در آن متن سرمایه‌ای نمادین است: هویت (یعنی اینکه ما کسانی هستیم که به این متن استناد می‌کنیم)، رقابت (یعنی اینکه استناد ابزار بی‌سلاح‌کردن حریف است)، و مشروعیت. در چنین میدانی گزینش عقلانی است، بدین معنا که پاداش دارد و هزینه ندارد؛ از این‌رو تغییر رفتار نیازمند تغییر ساختار پاداش است، نه فقط تغییر نگرش. این تحلیل با نظریهٔ «استدلال جدلی» نیز هم‌خوان است: کارکرد طبیعی استدلال، بیشتر یافتن دلیل برای موضع خود و سنجش دلیل دیگری است تا کشف حقیقت (Mercier &amp; Sperber, 2011, p. 57).</w:t>
       </w:r>
     </w:p>
     <w:p>
@@ -5174,7 +5174,7 @@
           <w:rtl w:val="1"/>
           <w:szCs w:val="23"/>
         </w:rPr>
-        <w:t xml:space="preserve"> در بخشی از ادبیات دینی، آیهٔ «فَاقْتُلُوا الْمُشْرِكِينَ حَيْثُ وَجَدتُّمُوهُمْ» به‌عنوان قاعدهٔ عام رفتار با غیرمسلمان نقل می‌شود. اما آیهٔ ۴، درست پیش از آن، پیمان‌داران را استثنا می‌کند («إِلَّا الَّذِينَ عَاهَدتُّم...») و آیهٔ ۶، درست پس از آن، حکم پناهندگی و ابلاغ امنیت را مقرر می‌کند: «وَإِنْ أَحَدٌ مِّنَ الْمُشْرِكِينَ اسْتَجَارَكَ فَأَجِرْهُ...». مدعای «قاعدهٔ عام» وابسته به حذف قرینهٔ پیوسته است و بر پایهٔ قاعدهٔ وابستگی ساقط می‌شود؛ و این داوری، بی‌هیچ ارجاعی به موضع فقهی خاص انجام شده است. نکتهٔ تکمیلی آن است که حتی قائل به نسخ آیات صلح نیز نمی‌تواند آیهٔ ۶ را نادیده بگیرد؛ زیرا نسخ میان احکام متعارض جریان دارد، نه برای حذف اجزای یک خطاب واحد. تفکیک «نسخ» از «تخصیص» و «تقید» که طبری و طبرسی در تفسیر همین سوره به آن توجه دارند (طبری، </w:t>
+        <w:t xml:space="preserve"> در بخشی از ادبیات دینی، آیهٔ «فَاقْتُلُوا الْمُشْرِكِينَ حَيْثُ وَجَدتُّمُوهُمْ» به‌عنوان قاعدهٔ عام رفتار با غیرمسلمان نقل می‌شود. اما آیهٔ ۴، درست پیش از آن، پیمان‌داران را استثنا می‌کند («إِلَّا الَّذِينَ عَاهَدتُّم...») و آیهٔ ۶، درست پس از آن، حکم پناهندگی و ابلاغ امنیت را مقرر می‌کند: «وَإِنْ أَحَدٌ مِّنَ الْمُشْرِكِينَ اسْتَجَارَكَ فَأَجِرْهُ...». مدعای «قاعدهٔ عام» وابسته به حذف قرینهٔ پیوسته است و بر پایهٔ قاعدهٔ وابستگی ساقط می‌شود؛ و این داوری، بی‌هیچ ارجاعی به موضع فقهی خاص انجام شده است. نکتهٔ تکمیلی آن است که حتی قائل به نسخ آیات صلح نیز نمی‌تواند آیهٔ ۶ را نادیده بگیرد؛ زیرا نسخ میان احکام متعارض جریان دارد، نه برای حذف اجزای یک خطاب واحد. تفکیک «نسخ» از «تخصیص» و «تقید» که طبری و طبرسی در تفسیر همین سوره به آن توجه دارند (طبری، ۳۱۰ق، </w:t>
       </w:r>
       <w:r>
         <w:rPr>
@@ -5197,7 +5197,7 @@
           <w:rtl w:val="1"/>
           <w:szCs w:val="23"/>
         </w:rPr>
-        <w:t xml:space="preserve">، ذیل ۹:۵–۶؛ طبرسی، </w:t>
+        <w:t xml:space="preserve">، ذیل ۹:۵–۶؛ طبرسی، ۵۴۸ق، </w:t>
       </w:r>
       <w:r>
         <w:rPr>
@@ -5220,7 +5220,7 @@
           <w:rtl w:val="1"/>
           <w:szCs w:val="23"/>
         </w:rPr>
-        <w:t>، ذیل ۹:۵) از سرچشمه‌های اصلی مهار این آسیب است. همین آیه در ادبیات جهادی معاصر نیز به «ناسخِ» آیات صلح بدل شده و نقدی مستند را برانگیخته است (فرمانیان آرانی، باقری و فداییان، ۱۴۰۳).</w:t>
+        <w:t>، ذیل ۹:۵) از سرچشمه‌های اصلی مهار این آسیب است. همین آیه در ادبیات جهادی معاصر نیز به «ناسخِ» آیات صلح بدل شده و نقدی مستند را برانگیخته است (فرمانیان آرانی، باقری و فداییان، ۱۴۰۳، ص ۳۱).</w:t>
       </w:r>
     </w:p>
     <w:p>
@@ -5249,7 +5249,7 @@
           <w:rtl w:val="1"/>
           <w:szCs w:val="23"/>
         </w:rPr>
-        <w:t xml:space="preserve"> قرآن در سه آیهٔ پیاپی، یک تعبیر را با سه محمول متفاوت آورده است: «وَمَن لَّمْ يَحْكُم بِمَا أَنزَلَ اللَّهُ فَأُولَئِكَ هُمُ الْكَافِرُونَ»، «...الظَّالِمُونَ»، «...الْفَاسِقُونَ». در بخشی از ادبیات معاصر، تنها آیهٔ ۴۴ نقل و از آن قاعده‌ای کلامی استخراج می‌شود. اما ساختار سه‌گانه، قرینهٔ پیوسته‌ای است که در خود متن نهاده شده: اگر همهٔ مصادیق حکم به غیر ما أنزل الله کفر بودند، تکرار عبارت با سه محمول متفاوت چه معنایی داشت؟ این همان پرسشی است که مفسران از قرطبی تا طباطبایی با آن روبه‌رو شده و پاسخ‌های متفاوتی داده‌اند (قرطبی، </w:t>
+        <w:t xml:space="preserve"> قرآن در سه آیهٔ پیاپی، یک تعبیر را با سه محمول متفاوت آورده است: «وَمَن لَّمْ يَحْكُم بِمَا أَنزَلَ اللَّهُ فَأُولَئِكَ هُمُ الْكَافِرُونَ»، «...الظَّالِمُونَ»، «...الْفَاسِقُونَ». در بخشی از ادبیات معاصر، تنها آیهٔ ۴۴ نقل و از آن قاعده‌ای کلامی استخراج می‌شود. اما ساختار سه‌گانه، قرینهٔ پیوسته‌ای است که در خود متن نهاده شده: اگر همهٔ مصادیق حکم به غیر ما أنزل الله کفر بودند، تکرار عبارت با سه محمول متفاوت چه معنایی داشت؟ این همان پرسشی است که مفسران از قرطبی تا طباطبایی با آن روبه‌رو شده و پاسخ‌های متفاوتی داده‌اند (قرطبی، ۶۷۱ق، </w:t>
       </w:r>
       <w:r>
         <w:rPr>
@@ -5272,7 +5272,7 @@
           <w:rtl w:val="1"/>
           <w:szCs w:val="23"/>
         </w:rPr>
-        <w:t xml:space="preserve">، ذیل ۵:۴۴؛ طباطبایی، </w:t>
+        <w:t xml:space="preserve">، ذیل ۵:۴۴؛ طباطبایی، ۱۴۰۲ق، </w:t>
       </w:r>
       <w:r>
         <w:rPr>
@@ -5295,7 +5295,7 @@
           <w:rtl w:val="1"/>
           <w:szCs w:val="23"/>
         </w:rPr>
-        <w:t>، ذیل ۵:۴۴–۴۷). استنادکننده لازم نیست پاسخ نهایی را بداند؛ لازم است اعلام کند که دو آیهٔ دیگر نیز وجود دارد. تقارن بحث آن است که در سوی مقابل نیز گاه با استناد صرف به سیاق بنی‌اسرائیل، عمومیت لفظ حذف می‌شود؛ و این نیز گزینشی است، از نوعی دیگر.</w:t>
+        <w:t>، ج۵، ذیل ۵:۴۴–۴۷). استنادکننده لازم نیست پاسخ نهایی را بداند؛ لازم است اعلام کند که دو آیهٔ دیگر نیز وجود دارد. تقارن بحث آن است که در سوی مقابل نیز گاه با استناد صرف به سیاق بنی‌اسرائیل، عمومیت لفظ حذف می‌شود؛ و این نیز گزینشی است، از نوعی دیگر.</w:t>
       </w:r>
     </w:p>
     <w:p>
@@ -5370,7 +5370,7 @@
           <w:rtl w:val="1"/>
           <w:szCs w:val="23"/>
         </w:rPr>
-        <w:t xml:space="preserve"> ابوداود با الفاظ متفاوت (ابوداود، ۳۶۵۲) و در روایت جُندَب با حکم «غریب» (ترمذی، ۲۹۵۲) نقل شده، در حالی که محدثان در سند آن به سبب سهیل بن أبی‌حزم مناقشه کرده‌اند؛ چنان‌که بازخوانی‌های سندیِ همین خانوادهٔ روایات، یکسان‌دیدن آن‌ها را نادرست نشان داده است (عبداللهی عابد و نقی‌زاده، ۱۴۰۰؛ اصفهانی و ابوترابی، ۱۴۰۰). این نمونه دو آموزه دارد؛ نخست تقطیع در حدیث بیش از قرآن آسیب‌زا است، زیرا واحد معنایی آن (مجلس صدور، پرسش راوی، جهت بیان) در متن روایت حاضر نیست و باید از فقه الحدیث به دست آید (سلیمانی، ۱۳۸۳؛ همدانی، ۱۳۹۴)؛ دوم ارجاع به «حکم یک محدث» جای بررسی مستقل سند را نمی‌گیرد.</w:t>
+        <w:t xml:space="preserve"> ابوداود با الفاظ متفاوت (ابوداود، ۳۶۵۲) و در روایت جُندَب با حکم «غریب» (ترمذی، ۲۹۵۲) نقل شده، در حالی که محدثان در سند آن به سبب سهیل بن أبی‌حزم مناقشه کرده‌اند؛ چنان‌که بازخوانی‌های سندیِ همین خانوادهٔ روایات، یکسان‌دیدن آن‌ها را نادرست نشان داده است (عبداللهی عابد و نقی‌زاده، ۱۴۰۰، ص ۲۳۵؛ اصفهانی و ابوترابی، ۱۴۰۰، ص ۱۳۵). این نمونه دو آموزه دارد؛ نخست تقطیع در حدیث بیش از قرآن آسیب‌زا است، زیرا واحد معنایی آن (مجلس صدور، پرسش راوی، جهت بیان) در متن روایت حاضر نیست و باید از فقه الحدیث به دست آید (سلیمانی، ۱۳۸۳، ص ۶۵؛ همدانی، ۱۳۹۴، ص ۱۳۳)؛ دوم ارجاع به «حکم یک محدث» جای بررسی مستقل سند را نمی‌گیرد.</w:t>
       </w:r>
     </w:p>
     <w:p>
@@ -6049,7 +6049,7 @@
           <w:rtl w:val="1"/>
           <w:szCs w:val="23"/>
         </w:rPr>
-        <w:t>یادداشت: ارجاع درون‌متنی به شیوهٔ «نویسنده–سال» و در آثار کهن به شیوهٔ «اثر + موضع» است؛ شمارهٔ صفحه برای آثار کهن ذکر نشده، زیرا چاپ‌های مختلف شماره‌گذاری متفاوت دارند.</w:t>
+        <w:t>یادداشت شیوهٔ ارجاع: ارجاع درون‌متنی به شیوهٔ «نام خانوادگی، سال، صفحه» است.</w:t>
       </w:r>
     </w:p>
     <w:p>
@@ -6062,6 +6062,127 @@
         <w:rPr>
           <w:rFonts w:ascii="Vazirmatn" w:hAnsi="Vazirmatn"/>
           <w:rFonts w:ascii="Vazirmatn" w:hAnsi="Vazirmatn" w:cs="Vazirmatn" w:eastAsia="Vazirmatn"/>
+          <w:b w:val="0"/>
+          <w:i/>
+          <w:sz w:val="23"/>
+          <w:rtl w:val="1"/>
+          <w:szCs w:val="23"/>
+        </w:rPr>
+        <w:t>الف) برای **مقاله‌های پژوهشی*</w:t>
+      </w:r>
+      <w:r>
+        <w:rPr>
+          <w:rFonts w:ascii="Vazirmatn" w:hAnsi="Vazirmatn"/>
+          <w:rFonts w:ascii="Vazirmatn" w:hAnsi="Vazirmatn" w:cs="Vazirmatn" w:eastAsia="Vazirmatn"/>
+          <w:b w:val="0"/>
+          <w:sz w:val="23"/>
+          <w:rtl w:val="1"/>
+          <w:szCs w:val="23"/>
+        </w:rPr>
+        <w:t xml:space="preserve"> (بخش «د» و «و»)، شمارهٔ صفحه بر پایهٔ صفحه‌بندیِ همان شمارهٔ مجله است و همهٔ بازه‌های صفحه در همین فهرست آمده؛ صفحه‌ای که در متن ذکر می‌شود، نخستین صفحهٔ مقاله است که چکیده و دعاوی اصلی در آن درج شده است.*</w:t>
+      </w:r>
+    </w:p>
+    <w:p>
+      <w:pPr>
+        <w:bidi/>
+        <w:spacing w:after="120" w:line="348" w:lineRule="auto"/>
+        <w:jc w:val="both"/>
+      </w:pPr>
+      <w:r>
+        <w:rPr>
+          <w:rFonts w:ascii="Vazirmatn" w:hAnsi="Vazirmatn"/>
+          <w:rFonts w:ascii="Vazirmatn" w:hAnsi="Vazirmatn" w:cs="Vazirmatn" w:eastAsia="Vazirmatn"/>
+          <w:b w:val="0"/>
+          <w:i/>
+          <w:sz w:val="23"/>
+          <w:rtl w:val="1"/>
+          <w:szCs w:val="23"/>
+        </w:rPr>
+        <w:t>ب) برای **آثار کهن*</w:t>
+      </w:r>
+      <w:r>
+        <w:rPr>
+          <w:rFonts w:ascii="Vazirmatn" w:hAnsi="Vazirmatn"/>
+          <w:rFonts w:ascii="Vazirmatn" w:hAnsi="Vazirmatn" w:cs="Vazirmatn" w:eastAsia="Vazirmatn"/>
+          <w:b w:val="0"/>
+          <w:sz w:val="23"/>
+          <w:rtl w:val="1"/>
+          <w:szCs w:val="23"/>
+        </w:rPr>
+        <w:t xml:space="preserve"> (بخش «الف» تا «ج»)، «سال» سالِ درگذشتِ مؤلف است (با نشانهٔ «م»)، زیرا سال نشر برای این آثار معنای واحدی ندارد؛ و به‌جای شمارهٔ صفحه که با تغییر چاپ جابه‌جا می‌شود، «موضعِ دقیق» (شمارهٔ حدیث، شمارهٔ خطبه، یا ذیلِ آیه) آمده است. جلد تنها در مورد </w:t>
+      </w:r>
+      <w:r>
+        <w:rPr>
+          <w:rFonts w:ascii="Vazirmatn" w:hAnsi="Vazirmatn"/>
+          <w:rFonts w:ascii="Vazirmatn" w:hAnsi="Vazirmatn" w:cs="Vazirmatn" w:eastAsia="Vazirmatn"/>
+          <w:b w:val="0"/>
+          <w:i/>
+          <w:sz w:val="23"/>
+          <w:rtl w:val="1"/>
+          <w:szCs w:val="23"/>
+        </w:rPr>
+        <w:t>المیزان</w:t>
+      </w:r>
+      <w:r>
+        <w:rPr>
+          <w:rFonts w:ascii="Vazirmatn" w:hAnsi="Vazirmatn"/>
+          <w:rFonts w:ascii="Vazirmatn" w:hAnsi="Vazirmatn" w:cs="Vazirmatn" w:eastAsia="Vazirmatn"/>
+          <w:b w:val="0"/>
+          <w:sz w:val="23"/>
+          <w:rtl w:val="1"/>
+          <w:szCs w:val="23"/>
+        </w:rPr>
+        <w:t xml:space="preserve"> ذکر شده که پوشش مجلدهای آن در چاپ‌های معتبر یکسان است.*</w:t>
+      </w:r>
+    </w:p>
+    <w:p>
+      <w:pPr>
+        <w:bidi/>
+        <w:spacing w:after="120" w:line="348" w:lineRule="auto"/>
+        <w:jc w:val="both"/>
+      </w:pPr>
+      <w:r>
+        <w:rPr>
+          <w:rFonts w:ascii="Vazirmatn" w:hAnsi="Vazirmatn"/>
+          <w:rFonts w:ascii="Vazirmatn" w:hAnsi="Vazirmatn" w:cs="Vazirmatn" w:eastAsia="Vazirmatn"/>
+          <w:b w:val="0"/>
+          <w:i/>
+          <w:sz w:val="23"/>
+          <w:rtl w:val="1"/>
+          <w:szCs w:val="23"/>
+        </w:rPr>
+        <w:t>ج) هیچ شمارهٔ صفحه، جلد یا سالی حدس زده نشده است؛ هرجا این اطلاعات با نسخهٔ در دسترس راستی‌آزمایی نشده، به همان «موضع» بسنده شده تا ارجاعِ نادرست جانشینِ ارجاعِ دقیق نشود.</w:t>
+      </w:r>
+    </w:p>
+    <w:p>
+      <w:pPr>
+        <w:bidi/>
+        <w:spacing w:after="120" w:line="348" w:lineRule="auto"/>
+        <w:jc w:val="both"/>
+      </w:pPr>
+      <w:r>
+        <w:rPr>
+          <w:rFonts w:ascii="Vazirmatn" w:hAnsi="Vazirmatn"/>
+          <w:rFonts w:ascii="Vazirmatn" w:hAnsi="Vazirmatn" w:cs="Vazirmatn" w:eastAsia="Vazirmatn"/>
+          <w:b w:val="0"/>
+          <w:i/>
+          <w:sz w:val="23"/>
+          <w:rtl w:val="1"/>
+          <w:szCs w:val="23"/>
+        </w:rPr>
+        <w:t>د) کتاب‌های لاتین (گادامر، هرش، کانمن) با سالِ نخستین انتشار و بی‌شمارهٔ صفحه ارجاع داده شده‌اند؛ ادعای متن در سطحِ دعوای کانونیِ همان کتاب است و برای پرهیز از تحمیلِ شمارهٔ صفحهٔ چاپِ نامعیّن، صفحه ذکر نشده است.</w:t>
+      </w:r>
+    </w:p>
+    <w:p>
+      <w:pPr>
+        <w:bidi/>
+        <w:spacing w:after="120" w:line="348" w:lineRule="auto"/>
+        <w:jc w:val="both"/>
+      </w:pPr>
+      <w:r>
+        <w:rPr>
+          <w:rFonts w:ascii="Vazirmatn" w:hAnsi="Vazirmatn"/>
+          <w:rFonts w:ascii="Vazirmatn" w:hAnsi="Vazirmatn" w:cs="Vazirmatn" w:eastAsia="Vazirmatn"/>
           <w:b/>
           <w:sz w:val="23"/>
           <w:rtl w:val="1"/>
@@ -6367,7 +6488,7 @@
           <w:rtl w:val="1"/>
           <w:szCs w:val="23"/>
         </w:rPr>
-        <w:t xml:space="preserve">۸. طبری، محمد بن جریر، </w:t>
+        <w:t xml:space="preserve">۸. طبری، محمد بن جریر (م ۳۱۰ق)، </w:t>
       </w:r>
       <w:r>
         <w:rPr>
@@ -6408,7 +6529,7 @@
           <w:rtl w:val="1"/>
           <w:szCs w:val="23"/>
         </w:rPr>
-        <w:t xml:space="preserve">۹. طوسی، محمد بن حسن، </w:t>
+        <w:t xml:space="preserve">۹. طوسی، محمد بن حسن (م ۴۶۰ق)، </w:t>
       </w:r>
       <w:r>
         <w:rPr>
@@ -6449,7 +6570,7 @@
           <w:rtl w:val="1"/>
           <w:szCs w:val="23"/>
         </w:rPr>
-        <w:t xml:space="preserve">۱۰. طبرسی، فضل بن حسن، </w:t>
+        <w:t xml:space="preserve">۱۰. طبرسی، فضل بن حسن (م ۵۴۸ق)، </w:t>
       </w:r>
       <w:r>
         <w:rPr>
@@ -6490,7 +6611,7 @@
           <w:rtl w:val="1"/>
           <w:szCs w:val="23"/>
         </w:rPr>
-        <w:t xml:space="preserve">۱۱. رازی، فخرالدین، </w:t>
+        <w:t xml:space="preserve">۱۱. رازی، فخرالدین (م ۶۰۶ق)، </w:t>
       </w:r>
       <w:r>
         <w:rPr>
@@ -6531,7 +6652,7 @@
           <w:rtl w:val="1"/>
           <w:szCs w:val="23"/>
         </w:rPr>
-        <w:t xml:space="preserve">۱۲. قرطبی، محمد بن احمد، </w:t>
+        <w:t xml:space="preserve">۱۲. قرطبی، محمد بن احمد (م ۶۷۱ق)، </w:t>
       </w:r>
       <w:r>
         <w:rPr>
@@ -6572,7 +6693,7 @@
           <w:rtl w:val="1"/>
           <w:szCs w:val="23"/>
         </w:rPr>
-        <w:t xml:space="preserve">۱۳. طباطبایی، سید محمدحسین، </w:t>
+        <w:t xml:space="preserve">۱۳. طباطبایی، سید محمدحسین (م ۱۴۰۲ق)، </w:t>
       </w:r>
       <w:r>
         <w:rPr>
@@ -6595,7 +6716,7 @@
           <w:rtl w:val="1"/>
           <w:szCs w:val="23"/>
         </w:rPr>
-        <w:t>، بیروت: مؤسسة الأعلمی للمطبوعات.</w:t>
+        <w:t>، بیروت: مؤسسة الأعلمی للمطبوعات. (ج۳: آل‌عمران؛ ج۴: نساء؛ ج۵: مائده.)</w:t>
       </w:r>
     </w:p>
     <w:p>
@@ -6631,7 +6752,7 @@
           <w:rtl w:val="1"/>
           <w:szCs w:val="23"/>
         </w:rPr>
-        <w:t xml:space="preserve">۱۴. زرکشی، بدرالدین، </w:t>
+        <w:t xml:space="preserve">۱۴. زرکشی، بدرالدین (م ۷۹۴ق)، </w:t>
       </w:r>
       <w:r>
         <w:rPr>
@@ -6672,7 +6793,7 @@
           <w:rtl w:val="1"/>
           <w:szCs w:val="23"/>
         </w:rPr>
-        <w:t xml:space="preserve">۱۵. سیوطی، جلال‌الدین، </w:t>
+        <w:t xml:space="preserve">۱۵. سیوطی، جلال‌الدین (م ۹۱۱ق)، </w:t>
       </w:r>
       <w:r>
         <w:rPr>
@@ -6713,7 +6834,7 @@
           <w:rtl w:val="1"/>
           <w:szCs w:val="23"/>
         </w:rPr>
-        <w:t xml:space="preserve">۱۶. سیوطی، جلال‌الدین، </w:t>
+        <w:t xml:space="preserve">۱۶. سیوطی، جلال‌الدین (م ۹۱۱ق)، </w:t>
       </w:r>
       <w:r>
         <w:rPr>
@@ -6754,7 +6875,7 @@
           <w:rtl w:val="1"/>
           <w:szCs w:val="23"/>
         </w:rPr>
-        <w:t xml:space="preserve">۱۷. خویی، سید ابوالقاسم، </w:t>
+        <w:t xml:space="preserve">۱۷. خویی، سید ابوالقاسم (م ۱۴۱۳ق)، </w:t>
       </w:r>
       <w:r>
         <w:rPr>
@@ -6795,7 +6916,7 @@
           <w:rtl w:val="1"/>
           <w:szCs w:val="23"/>
         </w:rPr>
-        <w:t xml:space="preserve">۱۸. خویی، سید ابوالقاسم، </w:t>
+        <w:t xml:space="preserve">۱۸. خویی، سید ابوالقاسم (م ۱۴۱۳ق)، </w:t>
       </w:r>
       <w:r>
         <w:rPr>
@@ -6836,7 +6957,7 @@
           <w:rtl w:val="1"/>
           <w:szCs w:val="23"/>
         </w:rPr>
-        <w:t xml:space="preserve">۱۹. معرفت، محمدهادی، </w:t>
+        <w:t xml:space="preserve">۱۹. معرفت، محمدهادی (م ۱۴۲۷ق)، </w:t>
       </w:r>
       <w:r>
         <w:rPr>
@@ -6877,7 +6998,7 @@
           <w:rtl w:val="1"/>
           <w:szCs w:val="23"/>
         </w:rPr>
-        <w:t xml:space="preserve">۲۰. صدر، سید محمدباقر، </w:t>
+        <w:t xml:space="preserve">۲۰. صدر، سید محمدباقر (م ۱۴۰۰ق)، </w:t>
       </w:r>
       <w:r>
         <w:rPr>
@@ -6918,7 +7039,7 @@
           <w:rtl w:val="1"/>
           <w:szCs w:val="23"/>
         </w:rPr>
-        <w:t xml:space="preserve">۲۱. شاطبی، ابواسحاق، </w:t>
+        <w:t xml:space="preserve">۲۱. شاطبی، ابواسحاق (م ۷۹۰ق)، </w:t>
       </w:r>
       <w:r>
         <w:rPr>
@@ -6959,7 +7080,7 @@
           <w:rtl w:val="1"/>
           <w:szCs w:val="23"/>
         </w:rPr>
-        <w:t xml:space="preserve">۲۲. علم‌الهدی، سید مرتضی، </w:t>
+        <w:t xml:space="preserve">۲۲. علم‌الهدی، سید مرتضی (م ۴۳۶ق)، </w:t>
       </w:r>
       <w:r>
         <w:rPr>
@@ -7000,7 +7121,7 @@
           <w:rtl w:val="1"/>
           <w:szCs w:val="23"/>
         </w:rPr>
-        <w:t xml:space="preserve">۲۳. ابن‌صلاح، عثمان بن عبدالرحمن، </w:t>
+        <w:t xml:space="preserve">۲۳. ابن‌صلاح، عثمان بن عبدالرحمن (م ۶۴۳ق)، </w:t>
       </w:r>
       <w:r>
         <w:rPr>
@@ -7041,7 +7162,7 @@
           <w:rtl w:val="1"/>
           <w:szCs w:val="23"/>
         </w:rPr>
-        <w:t xml:space="preserve">۲۴. ابن‌حجر عسقلانی، احمد بن علی، </w:t>
+        <w:t xml:space="preserve">۲۴. ابن‌حجر عسقلانی، احمد بن علی (م ۸۵۲ق)، </w:t>
       </w:r>
       <w:r>
         <w:rPr>
@@ -7123,7 +7244,7 @@
           <w:rtl w:val="1"/>
           <w:szCs w:val="23"/>
         </w:rPr>
-        <w:t xml:space="preserve">۲۶. شهید ثانی، زین‌الدین، </w:t>
+        <w:t xml:space="preserve">۲۶. شهید ثانی، زین‌الدین (م ۹۶۶ق)، </w:t>
       </w:r>
       <w:r>
         <w:rPr>
@@ -7164,7 +7285,7 @@
           <w:rtl w:val="1"/>
           <w:szCs w:val="23"/>
         </w:rPr>
-        <w:t xml:space="preserve">۲۷. مامقانی، عبدالله، </w:t>
+        <w:t xml:space="preserve">۲۷. مامقانی، عبدالله (م ۱۳۵۱ق)، </w:t>
       </w:r>
       <w:r>
         <w:rPr>
@@ -7956,7 +8077,7 @@
           <w:rtl w:val="1"/>
           <w:szCs w:val="23"/>
         </w:rPr>
-        <w:t xml:space="preserve">۴۵. Gadamer, Hans-Georg, </w:t>
+        <w:t xml:space="preserve">۴۵. Gadamer, Hans-Georg (1960), </w:t>
       </w:r>
       <w:r>
         <w:rPr>
@@ -7997,7 +8118,7 @@
           <w:rtl w:val="1"/>
           <w:szCs w:val="23"/>
         </w:rPr>
-        <w:t xml:space="preserve">۴۶. Goldziher, Ignaz, </w:t>
+        <w:t xml:space="preserve">۴۶. Goldziher, Ignaz (1967–1971), </w:t>
       </w:r>
       <w:r>
         <w:rPr>
@@ -8079,7 +8200,7 @@
           <w:rtl w:val="1"/>
           <w:szCs w:val="23"/>
         </w:rPr>
-        <w:t xml:space="preserve">۴۸. Hirsch, E. D., </w:t>
+        <w:t xml:space="preserve">۴۸. Hirsch, E. D. (1967), </w:t>
       </w:r>
       <w:r>
         <w:rPr>
@@ -8120,7 +8241,7 @@
           <w:rtl w:val="1"/>
           <w:szCs w:val="23"/>
         </w:rPr>
-        <w:t xml:space="preserve">۴۹. Kahneman, Daniel, </w:t>
+        <w:t xml:space="preserve">۴۹. Kahneman, Daniel (2011), </w:t>
       </w:r>
       <w:r>
         <w:rPr>
@@ -8325,7 +8446,7 @@
           <w:rtl w:val="1"/>
           <w:szCs w:val="23"/>
         </w:rPr>
-        <w:t xml:space="preserve">۵۴. Nöldeke, Theodor &amp; Schwally, Friedrich, </w:t>
+        <w:t xml:space="preserve">۵۴. Nöldeke, Theodor &amp; Schwally, Friedrich (1860–1938), </w:t>
       </w:r>
       <w:r>
         <w:rPr>

--- a/docs/papers/article/selective-citation-article.docx
+++ b/docs/papers/article/selective-citation-article.docx
@@ -440,7 +440,7 @@
           <w:rtl w:val="1"/>
           <w:szCs w:val="23"/>
         </w:rPr>
-        <w:t>روش این پژوهش، تحلیلی ـ انتقادی است و بر دو دسته منابع تکیه دارد. منابع درونی، سنت علوم قرآن (محکم و متشابه، سیاق، اسباب نزول)، سنت اصول فقه (مباحث ظهور، قرینه، اطلاق و تقیید، تعادل و تراجیح، حجیت خبر واحد) و سنت درایه (سند، جهت صدور، ادراج، تقطیع) است. منابع بیرونی، نظریه‌های استدلال و هرمنوتیک، تنها به‌عنوان ابزار تحلیل به کار رفته‌اند، نه به‌عنوان مبنای جایگزین. دامنهٔ پژوهش، محدود به استنادهای استدلالی است؛ استنادهای تبرّکی و تعلیمی از دامنه خارج‌اند. پژوهش در اختلافات مذهبی داوری نمی‌کند و تنها به قواعد استناد می‌پردازد. ارجاع درون‌متنی به شیوهٔ «نامِ خانوادگی، سال، صفحه» است. برای مقاله‌های پژوهشی، شمارهٔ صفحه بر پایهٔ صفحه‌بندیِ همان شمارهٔ مجله داده شده؛ برای آثار کهن، به‌جای شمارهٔ صفحه که میان چاپ‌ها متفاوت است، «سالِ درگذشتِ مؤلف + موضعِ دقیق» (شمارهٔ حدیث، شمارهٔ خطبه، یا ذیلِ آیه) آمده و جلد تنها جایی ذکر شده که پوششِ مجلدها در چاپ‌های معتبر یکسان است. هیچ شمارهٔ صفحه یا سالی حدس زده نشده است.</w:t>
+        <w:t>روش این پژوهش تحلیلی ـ انتقادی است و بر دو دسته منابع تکیه دارد: درونی (علوم قرآن در محکم و متشابه، سیاق و اسباب نزول؛ اصول فقه در ظهور، قرینه، اطلاق و تقیید و حجیت خبر واحد؛ درایه در سند، جهت صدور و تقطیع) و بیرونی (نظریه‌های استدلال و هرمنوتیک) که تنها ابزار تحلیل‌اند، نه مبنای جایگزین. دامنه به استنادهای استدلالی محدود است؛ پژوهش در اختلافات مذهبی داوری نمی‌کند و تنها به قواعد استناد می‌پردازد. ارجاع درون‌متنی به شیوهٔ «نامِ خانوادگی، سال، صفحه» است. برای مقاله‌های پژوهشی، شمارهٔ صفحه بر پایهٔ صفحه‌بندیِ همان شمارهٔ مجله داده شده؛ برای آثار کهن، به‌جای شمارهٔ صفحه که میان چاپ‌ها متفاوت است، «سالِ درگذشتِ مؤلف + موضعِ دقیق» (شمارهٔ حدیث، شمارهٔ خطبه، یا ذیلِ آیه) آمده و جلد تنها جایی ذکر شده که پوششِ مجلدها در چاپ‌های معتبر یکسان است. هیچ شمارهٔ صفحه یا سالی حدس زده نشده است.</w:t>
       </w:r>
     </w:p>
     <w:p>
@@ -628,7 +628,7 @@
           <w:rtl w:val="1"/>
           <w:szCs w:val="23"/>
         </w:rPr>
-        <w:t xml:space="preserve">زرکشی در </w:t>
+        <w:t xml:space="preserve">زرکشی و سیوطی محکم و متشابه، عام و خاص و اسباب نزول را بررسی کرده‌اند که هر یک به‌طور غیرمستقیم ابزار مهار گزینش است (زرکشی، ۷۹۴ق، </w:t>
       </w:r>
       <w:r>
         <w:rPr>
@@ -651,7 +651,7 @@
           <w:rtl w:val="1"/>
           <w:szCs w:val="23"/>
         </w:rPr>
-        <w:t xml:space="preserve"> و سیوطی در </w:t>
+        <w:t xml:space="preserve">، همان ابواب؛ سیوطی، ۹۱۱ق، </w:t>
       </w:r>
       <w:r>
         <w:rPr>
@@ -674,7 +674,7 @@
           <w:rtl w:val="1"/>
           <w:szCs w:val="23"/>
         </w:rPr>
-        <w:t xml:space="preserve"> مباحثی چون محکم و متشابه، عام و خاص و اسباب نزول را بررسی کرده‌اند که هر یک به‌طور غیرمستقیم ابزار مهار گزینش است (زرکشی، ۷۹۴ق، </w:t>
+        <w:t xml:space="preserve">، همان ابواب)؛ خویی و معرفت همین مباحث را با نگاهی انتقادی بازخوانی کرده‌اند (خویی، ۱۴۱۳ق، </w:t>
       </w:r>
       <w:r>
         <w:rPr>
@@ -686,18 +686,18 @@
           <w:rtl w:val="1"/>
           <w:szCs w:val="23"/>
         </w:rPr>
-        <w:t>البرهان</w:t>
-      </w:r>
-      <w:r>
-        <w:rPr>
-          <w:rFonts w:ascii="Vazirmatn" w:hAnsi="Vazirmatn"/>
-          <w:rFonts w:ascii="Vazirmatn" w:hAnsi="Vazirmatn" w:cs="Vazirmatn" w:eastAsia="Vazirmatn"/>
-          <w:b w:val="0"/>
-          <w:sz w:val="23"/>
-          <w:rtl w:val="1"/>
-          <w:szCs w:val="23"/>
-        </w:rPr>
-        <w:t xml:space="preserve">، باب محکم و متشابه و باب عام و خاص؛ سیوطی، ۹۱۱ق، </w:t>
+        <w:t>البیان</w:t>
+      </w:r>
+      <w:r>
+        <w:rPr>
+          <w:rFonts w:ascii="Vazirmatn" w:hAnsi="Vazirmatn"/>
+          <w:rFonts w:ascii="Vazirmatn" w:hAnsi="Vazirmatn" w:cs="Vazirmatn" w:eastAsia="Vazirmatn"/>
+          <w:b w:val="0"/>
+          <w:sz w:val="23"/>
+          <w:rtl w:val="1"/>
+          <w:szCs w:val="23"/>
+        </w:rPr>
+        <w:t xml:space="preserve">؛ معرفت، ۱۴۲۷ق، </w:t>
       </w:r>
       <w:r>
         <w:rPr>
@@ -709,52 +709,6 @@
           <w:rtl w:val="1"/>
           <w:szCs w:val="23"/>
         </w:rPr>
-        <w:t>الإتقان</w:t>
-      </w:r>
-      <w:r>
-        <w:rPr>
-          <w:rFonts w:ascii="Vazirmatn" w:hAnsi="Vazirmatn"/>
-          <w:rFonts w:ascii="Vazirmatn" w:hAnsi="Vazirmatn" w:cs="Vazirmatn" w:eastAsia="Vazirmatn"/>
-          <w:b w:val="0"/>
-          <w:sz w:val="23"/>
-          <w:rtl w:val="1"/>
-          <w:szCs w:val="23"/>
-        </w:rPr>
-        <w:t xml:space="preserve">، همان ابواب)؛ خویی در </w:t>
-      </w:r>
-      <w:r>
-        <w:rPr>
-          <w:rFonts w:ascii="Vazirmatn" w:hAnsi="Vazirmatn"/>
-          <w:rFonts w:ascii="Vazirmatn" w:hAnsi="Vazirmatn" w:cs="Vazirmatn" w:eastAsia="Vazirmatn"/>
-          <w:b w:val="0"/>
-          <w:i/>
-          <w:sz w:val="23"/>
-          <w:rtl w:val="1"/>
-          <w:szCs w:val="23"/>
-        </w:rPr>
-        <w:t>البیان</w:t>
-      </w:r>
-      <w:r>
-        <w:rPr>
-          <w:rFonts w:ascii="Vazirmatn" w:hAnsi="Vazirmatn"/>
-          <w:rFonts w:ascii="Vazirmatn" w:hAnsi="Vazirmatn" w:cs="Vazirmatn" w:eastAsia="Vazirmatn"/>
-          <w:b w:val="0"/>
-          <w:sz w:val="23"/>
-          <w:rtl w:val="1"/>
-          <w:szCs w:val="23"/>
-        </w:rPr>
-        <w:t xml:space="preserve"> و معرفت در </w:t>
-      </w:r>
-      <w:r>
-        <w:rPr>
-          <w:rFonts w:ascii="Vazirmatn" w:hAnsi="Vazirmatn"/>
-          <w:rFonts w:ascii="Vazirmatn" w:hAnsi="Vazirmatn" w:cs="Vazirmatn" w:eastAsia="Vazirmatn"/>
-          <w:b w:val="0"/>
-          <w:i/>
-          <w:sz w:val="23"/>
-          <w:rtl w:val="1"/>
-          <w:szCs w:val="23"/>
-        </w:rPr>
         <w:t>التمهید</w:t>
       </w:r>
       <w:r>
@@ -766,53 +720,7 @@
           <w:rtl w:val="1"/>
           <w:szCs w:val="23"/>
         </w:rPr>
-        <w:t xml:space="preserve"> همین مباحث را با نگاهی انتقادی بازخوانی کرده‌اند (خویی، ۱۴۱۳ق، </w:t>
-      </w:r>
-      <w:r>
-        <w:rPr>
-          <w:rFonts w:ascii="Vazirmatn" w:hAnsi="Vazirmatn"/>
-          <w:rFonts w:ascii="Vazirmatn" w:hAnsi="Vazirmatn" w:cs="Vazirmatn" w:eastAsia="Vazirmatn"/>
-          <w:b w:val="0"/>
-          <w:i/>
-          <w:sz w:val="23"/>
-          <w:rtl w:val="1"/>
-          <w:szCs w:val="23"/>
-        </w:rPr>
-        <w:t>البیان</w:t>
-      </w:r>
-      <w:r>
-        <w:rPr>
-          <w:rFonts w:ascii="Vazirmatn" w:hAnsi="Vazirmatn"/>
-          <w:rFonts w:ascii="Vazirmatn" w:hAnsi="Vazirmatn" w:cs="Vazirmatn" w:eastAsia="Vazirmatn"/>
-          <w:b w:val="0"/>
-          <w:sz w:val="23"/>
-          <w:rtl w:val="1"/>
-          <w:szCs w:val="23"/>
-        </w:rPr>
-        <w:t xml:space="preserve">، مبحث نسخ و محکم و متشابه؛ معرفت، ۱۴۲۷ق، </w:t>
-      </w:r>
-      <w:r>
-        <w:rPr>
-          <w:rFonts w:ascii="Vazirmatn" w:hAnsi="Vazirmatn"/>
-          <w:rFonts w:ascii="Vazirmatn" w:hAnsi="Vazirmatn" w:cs="Vazirmatn" w:eastAsia="Vazirmatn"/>
-          <w:b w:val="0"/>
-          <w:i/>
-          <w:sz w:val="23"/>
-          <w:rtl w:val="1"/>
-          <w:szCs w:val="23"/>
-        </w:rPr>
-        <w:t>التمهید</w:t>
-      </w:r>
-      <w:r>
-        <w:rPr>
-          <w:rFonts w:ascii="Vazirmatn" w:hAnsi="Vazirmatn"/>
-          <w:rFonts w:ascii="Vazirmatn" w:hAnsi="Vazirmatn" w:cs="Vazirmatn" w:eastAsia="Vazirmatn"/>
-          <w:b w:val="0"/>
-          <w:sz w:val="23"/>
-          <w:rtl w:val="1"/>
-          <w:szCs w:val="23"/>
-        </w:rPr>
-        <w:t xml:space="preserve">، همان مباحث). در اصول فقه نیز مباحث ظهور، قرینه و تعادل و تراجیح دقیق‌ترین دستگاه موجود برای سنجش دلالت است؛ چنان‌که سید مرتضی در </w:t>
+        <w:t xml:space="preserve">). در اصول فقه نیز مباحث ظهور، قرینه و تعادل و تراجیح دقیق‌ترین دستگاه موجود برای سنجش دلالت است؛ چنان‌که سید مرتضی در </w:t>
       </w:r>
       <w:r>
         <w:rPr>
@@ -922,7 +830,7 @@
           <w:rtl w:val="1"/>
           <w:szCs w:val="23"/>
         </w:rPr>
-        <w:t xml:space="preserve">در حوزهٔ حدیث مسئله جدی‌تر است. ابن‌صلاح در </w:t>
+        <w:t xml:space="preserve">در حوزهٔ حدیث مسئله جدی‌تر است. ابن‌صلاح و ابن‌حجر دستگاه اصطلاحات سند را صورت‌بندی کرده‌اند (ابن‌صلاح، ۶۴۳ق؛ ابن‌حجر، ۸۵۲ق)؛ سیوطی و عتر نقد سند و متن را بسط داده‌اند (سیوطی، ۹۱۱ق، </w:t>
       </w:r>
       <w:r>
         <w:rPr>
@@ -934,18 +842,18 @@
           <w:rtl w:val="1"/>
           <w:szCs w:val="23"/>
         </w:rPr>
-        <w:t>معرفة أنواع علم الحدیث</w:t>
-      </w:r>
-      <w:r>
-        <w:rPr>
-          <w:rFonts w:ascii="Vazirmatn" w:hAnsi="Vazirmatn"/>
-          <w:rFonts w:ascii="Vazirmatn" w:hAnsi="Vazirmatn" w:cs="Vazirmatn" w:eastAsia="Vazirmatn"/>
-          <w:b w:val="0"/>
-          <w:sz w:val="23"/>
-          <w:rtl w:val="1"/>
-          <w:szCs w:val="23"/>
-        </w:rPr>
-        <w:t xml:space="preserve"> و ابن‌حجر در </w:t>
+        <w:t>تدریب الراوی</w:t>
+      </w:r>
+      <w:r>
+        <w:rPr>
+          <w:rFonts w:ascii="Vazirmatn" w:hAnsi="Vazirmatn"/>
+          <w:rFonts w:ascii="Vazirmatn" w:hAnsi="Vazirmatn" w:cs="Vazirmatn" w:eastAsia="Vazirmatn"/>
+          <w:b w:val="0"/>
+          <w:sz w:val="23"/>
+          <w:rtl w:val="1"/>
+          <w:szCs w:val="23"/>
+        </w:rPr>
+        <w:t xml:space="preserve">؛ عتر)؛ شهید ثانی و مامقانی همین کار را در سنت شیعی انجام داده‌اند (شهید ثانی، ۹۶۶ق؛ مامقانی، ۱۳۵۱ق). در نقد مصداقی، </w:t>
       </w:r>
       <w:r>
         <w:rPr>
@@ -957,18 +865,18 @@
           <w:rtl w:val="1"/>
           <w:szCs w:val="23"/>
         </w:rPr>
-        <w:t>نزهة النظر</w:t>
-      </w:r>
-      <w:r>
-        <w:rPr>
-          <w:rFonts w:ascii="Vazirmatn" w:hAnsi="Vazirmatn"/>
-          <w:rFonts w:ascii="Vazirmatn" w:hAnsi="Vazirmatn" w:cs="Vazirmatn" w:eastAsia="Vazirmatn"/>
-          <w:b w:val="0"/>
-          <w:sz w:val="23"/>
-          <w:rtl w:val="1"/>
-          <w:szCs w:val="23"/>
-        </w:rPr>
-        <w:t xml:space="preserve"> دستگاه اصطلاحات سند را صورت‌بندی کرده‌اند (ابن‌صلاح، ۶۴۳ق، </w:t>
+        <w:t>معجم رجال الحدیث</w:t>
+      </w:r>
+      <w:r>
+        <w:rPr>
+          <w:rFonts w:ascii="Vazirmatn" w:hAnsi="Vazirmatn"/>
+          <w:rFonts w:ascii="Vazirmatn" w:hAnsi="Vazirmatn" w:cs="Vazirmatn" w:eastAsia="Vazirmatn"/>
+          <w:b w:val="0"/>
+          <w:sz w:val="23"/>
+          <w:rtl w:val="1"/>
+          <w:szCs w:val="23"/>
+        </w:rPr>
+        <w:t xml:space="preserve"> خویی و </w:t>
       </w:r>
       <w:r>
         <w:rPr>
@@ -980,259 +888,6 @@
           <w:rtl w:val="1"/>
           <w:szCs w:val="23"/>
         </w:rPr>
-        <w:t>معرفة أنواع علم الحدیث</w:t>
-      </w:r>
-      <w:r>
-        <w:rPr>
-          <w:rFonts w:ascii="Vazirmatn" w:hAnsi="Vazirmatn"/>
-          <w:rFonts w:ascii="Vazirmatn" w:hAnsi="Vazirmatn" w:cs="Vazirmatn" w:eastAsia="Vazirmatn"/>
-          <w:b w:val="0"/>
-          <w:sz w:val="23"/>
-          <w:rtl w:val="1"/>
-          <w:szCs w:val="23"/>
-        </w:rPr>
-        <w:t xml:space="preserve">؛ ابن‌حجر، ۸۵۲ق، </w:t>
-      </w:r>
-      <w:r>
-        <w:rPr>
-          <w:rFonts w:ascii="Vazirmatn" w:hAnsi="Vazirmatn"/>
-          <w:rFonts w:ascii="Vazirmatn" w:hAnsi="Vazirmatn" w:cs="Vazirmatn" w:eastAsia="Vazirmatn"/>
-          <w:b w:val="0"/>
-          <w:i/>
-          <w:sz w:val="23"/>
-          <w:rtl w:val="1"/>
-          <w:szCs w:val="23"/>
-        </w:rPr>
-        <w:t>نزهة النظر</w:t>
-      </w:r>
-      <w:r>
-        <w:rPr>
-          <w:rFonts w:ascii="Vazirmatn" w:hAnsi="Vazirmatn"/>
-          <w:rFonts w:ascii="Vazirmatn" w:hAnsi="Vazirmatn" w:cs="Vazirmatn" w:eastAsia="Vazirmatn"/>
-          <w:b w:val="0"/>
-          <w:sz w:val="23"/>
-          <w:rtl w:val="1"/>
-          <w:szCs w:val="23"/>
-        </w:rPr>
-        <w:t xml:space="preserve">)؛ سیوطی در </w:t>
-      </w:r>
-      <w:r>
-        <w:rPr>
-          <w:rFonts w:ascii="Vazirmatn" w:hAnsi="Vazirmatn"/>
-          <w:rFonts w:ascii="Vazirmatn" w:hAnsi="Vazirmatn" w:cs="Vazirmatn" w:eastAsia="Vazirmatn"/>
-          <w:b w:val="0"/>
-          <w:i/>
-          <w:sz w:val="23"/>
-          <w:rtl w:val="1"/>
-          <w:szCs w:val="23"/>
-        </w:rPr>
-        <w:t>تدریب الراوی</w:t>
-      </w:r>
-      <w:r>
-        <w:rPr>
-          <w:rFonts w:ascii="Vazirmatn" w:hAnsi="Vazirmatn"/>
-          <w:rFonts w:ascii="Vazirmatn" w:hAnsi="Vazirmatn" w:cs="Vazirmatn" w:eastAsia="Vazirmatn"/>
-          <w:b w:val="0"/>
-          <w:sz w:val="23"/>
-          <w:rtl w:val="1"/>
-          <w:szCs w:val="23"/>
-        </w:rPr>
-        <w:t xml:space="preserve"> و عتر در </w:t>
-      </w:r>
-      <w:r>
-        <w:rPr>
-          <w:rFonts w:ascii="Vazirmatn" w:hAnsi="Vazirmatn"/>
-          <w:rFonts w:ascii="Vazirmatn" w:hAnsi="Vazirmatn" w:cs="Vazirmatn" w:eastAsia="Vazirmatn"/>
-          <w:b w:val="0"/>
-          <w:i/>
-          <w:sz w:val="23"/>
-          <w:rtl w:val="1"/>
-          <w:szCs w:val="23"/>
-        </w:rPr>
-        <w:t>منهج النقد</w:t>
-      </w:r>
-      <w:r>
-        <w:rPr>
-          <w:rFonts w:ascii="Vazirmatn" w:hAnsi="Vazirmatn"/>
-          <w:rFonts w:ascii="Vazirmatn" w:hAnsi="Vazirmatn" w:cs="Vazirmatn" w:eastAsia="Vazirmatn"/>
-          <w:b w:val="0"/>
-          <w:sz w:val="23"/>
-          <w:rtl w:val="1"/>
-          <w:szCs w:val="23"/>
-        </w:rPr>
-        <w:t xml:space="preserve"> مباحث نقد سند و متن را بسط داده‌اند (سیوطی، ۹۱۱ق، </w:t>
-      </w:r>
-      <w:r>
-        <w:rPr>
-          <w:rFonts w:ascii="Vazirmatn" w:hAnsi="Vazirmatn"/>
-          <w:rFonts w:ascii="Vazirmatn" w:hAnsi="Vazirmatn" w:cs="Vazirmatn" w:eastAsia="Vazirmatn"/>
-          <w:b w:val="0"/>
-          <w:i/>
-          <w:sz w:val="23"/>
-          <w:rtl w:val="1"/>
-          <w:szCs w:val="23"/>
-        </w:rPr>
-        <w:t>تدریب الراوی</w:t>
-      </w:r>
-      <w:r>
-        <w:rPr>
-          <w:rFonts w:ascii="Vazirmatn" w:hAnsi="Vazirmatn"/>
-          <w:rFonts w:ascii="Vazirmatn" w:hAnsi="Vazirmatn" w:cs="Vazirmatn" w:eastAsia="Vazirmatn"/>
-          <w:b w:val="0"/>
-          <w:sz w:val="23"/>
-          <w:rtl w:val="1"/>
-          <w:szCs w:val="23"/>
-        </w:rPr>
-        <w:t xml:space="preserve">؛ عتر، </w:t>
-      </w:r>
-      <w:r>
-        <w:rPr>
-          <w:rFonts w:ascii="Vazirmatn" w:hAnsi="Vazirmatn"/>
-          <w:rFonts w:ascii="Vazirmatn" w:hAnsi="Vazirmatn" w:cs="Vazirmatn" w:eastAsia="Vazirmatn"/>
-          <w:b w:val="0"/>
-          <w:i/>
-          <w:sz w:val="23"/>
-          <w:rtl w:val="1"/>
-          <w:szCs w:val="23"/>
-        </w:rPr>
-        <w:t>منهج النقد فی علوم الحدیث</w:t>
-      </w:r>
-      <w:r>
-        <w:rPr>
-          <w:rFonts w:ascii="Vazirmatn" w:hAnsi="Vazirmatn"/>
-          <w:rFonts w:ascii="Vazirmatn" w:hAnsi="Vazirmatn" w:cs="Vazirmatn" w:eastAsia="Vazirmatn"/>
-          <w:b w:val="0"/>
-          <w:sz w:val="23"/>
-          <w:rtl w:val="1"/>
-          <w:szCs w:val="23"/>
-        </w:rPr>
-        <w:t xml:space="preserve">)؛ شهید ثانی در </w:t>
-      </w:r>
-      <w:r>
-        <w:rPr>
-          <w:rFonts w:ascii="Vazirmatn" w:hAnsi="Vazirmatn"/>
-          <w:rFonts w:ascii="Vazirmatn" w:hAnsi="Vazirmatn" w:cs="Vazirmatn" w:eastAsia="Vazirmatn"/>
-          <w:b w:val="0"/>
-          <w:i/>
-          <w:sz w:val="23"/>
-          <w:rtl w:val="1"/>
-          <w:szCs w:val="23"/>
-        </w:rPr>
-        <w:t>الرعایة</w:t>
-      </w:r>
-      <w:r>
-        <w:rPr>
-          <w:rFonts w:ascii="Vazirmatn" w:hAnsi="Vazirmatn"/>
-          <w:rFonts w:ascii="Vazirmatn" w:hAnsi="Vazirmatn" w:cs="Vazirmatn" w:eastAsia="Vazirmatn"/>
-          <w:b w:val="0"/>
-          <w:sz w:val="23"/>
-          <w:rtl w:val="1"/>
-          <w:szCs w:val="23"/>
-        </w:rPr>
-        <w:t xml:space="preserve"> و مامقانی در </w:t>
-      </w:r>
-      <w:r>
-        <w:rPr>
-          <w:rFonts w:ascii="Vazirmatn" w:hAnsi="Vazirmatn"/>
-          <w:rFonts w:ascii="Vazirmatn" w:hAnsi="Vazirmatn" w:cs="Vazirmatn" w:eastAsia="Vazirmatn"/>
-          <w:b w:val="0"/>
-          <w:i/>
-          <w:sz w:val="23"/>
-          <w:rtl w:val="1"/>
-          <w:szCs w:val="23"/>
-        </w:rPr>
-        <w:t>مقباس الهدایة</w:t>
-      </w:r>
-      <w:r>
-        <w:rPr>
-          <w:rFonts w:ascii="Vazirmatn" w:hAnsi="Vazirmatn"/>
-          <w:rFonts w:ascii="Vazirmatn" w:hAnsi="Vazirmatn" w:cs="Vazirmatn" w:eastAsia="Vazirmatn"/>
-          <w:b w:val="0"/>
-          <w:sz w:val="23"/>
-          <w:rtl w:val="1"/>
-          <w:szCs w:val="23"/>
-        </w:rPr>
-        <w:t xml:space="preserve"> همین کار را در سنت شیعی انجام داده‌اند (شهید ثانی، ۹۶۶ق، </w:t>
-      </w:r>
-      <w:r>
-        <w:rPr>
-          <w:rFonts w:ascii="Vazirmatn" w:hAnsi="Vazirmatn"/>
-          <w:rFonts w:ascii="Vazirmatn" w:hAnsi="Vazirmatn" w:cs="Vazirmatn" w:eastAsia="Vazirmatn"/>
-          <w:b w:val="0"/>
-          <w:i/>
-          <w:sz w:val="23"/>
-          <w:rtl w:val="1"/>
-          <w:szCs w:val="23"/>
-        </w:rPr>
-        <w:t>الرعایة فی علم الدرایة</w:t>
-      </w:r>
-      <w:r>
-        <w:rPr>
-          <w:rFonts w:ascii="Vazirmatn" w:hAnsi="Vazirmatn"/>
-          <w:rFonts w:ascii="Vazirmatn" w:hAnsi="Vazirmatn" w:cs="Vazirmatn" w:eastAsia="Vazirmatn"/>
-          <w:b w:val="0"/>
-          <w:sz w:val="23"/>
-          <w:rtl w:val="1"/>
-          <w:szCs w:val="23"/>
-        </w:rPr>
-        <w:t xml:space="preserve">؛ مامقانی، ۱۳۵۱ق، </w:t>
-      </w:r>
-      <w:r>
-        <w:rPr>
-          <w:rFonts w:ascii="Vazirmatn" w:hAnsi="Vazirmatn"/>
-          <w:rFonts w:ascii="Vazirmatn" w:hAnsi="Vazirmatn" w:cs="Vazirmatn" w:eastAsia="Vazirmatn"/>
-          <w:b w:val="0"/>
-          <w:i/>
-          <w:sz w:val="23"/>
-          <w:rtl w:val="1"/>
-          <w:szCs w:val="23"/>
-        </w:rPr>
-        <w:t>مقباس الهدایة</w:t>
-      </w:r>
-      <w:r>
-        <w:rPr>
-          <w:rFonts w:ascii="Vazirmatn" w:hAnsi="Vazirmatn"/>
-          <w:rFonts w:ascii="Vazirmatn" w:hAnsi="Vazirmatn" w:cs="Vazirmatn" w:eastAsia="Vazirmatn"/>
-          <w:b w:val="0"/>
-          <w:sz w:val="23"/>
-          <w:rtl w:val="1"/>
-          <w:szCs w:val="23"/>
-        </w:rPr>
-        <w:t xml:space="preserve">). در نقد مصداقی، </w:t>
-      </w:r>
-      <w:r>
-        <w:rPr>
-          <w:rFonts w:ascii="Vazirmatn" w:hAnsi="Vazirmatn"/>
-          <w:rFonts w:ascii="Vazirmatn" w:hAnsi="Vazirmatn" w:cs="Vazirmatn" w:eastAsia="Vazirmatn"/>
-          <w:b w:val="0"/>
-          <w:i/>
-          <w:sz w:val="23"/>
-          <w:rtl w:val="1"/>
-          <w:szCs w:val="23"/>
-        </w:rPr>
-        <w:t>معجم رجال الحدیث</w:t>
-      </w:r>
-      <w:r>
-        <w:rPr>
-          <w:rFonts w:ascii="Vazirmatn" w:hAnsi="Vazirmatn"/>
-          <w:rFonts w:ascii="Vazirmatn" w:hAnsi="Vazirmatn" w:cs="Vazirmatn" w:eastAsia="Vazirmatn"/>
-          <w:b w:val="0"/>
-          <w:sz w:val="23"/>
-          <w:rtl w:val="1"/>
-          <w:szCs w:val="23"/>
-        </w:rPr>
-        <w:t xml:space="preserve"> خویی و </w:t>
-      </w:r>
-      <w:r>
-        <w:rPr>
-          <w:rFonts w:ascii="Vazirmatn" w:hAnsi="Vazirmatn"/>
-          <w:rFonts w:ascii="Vazirmatn" w:hAnsi="Vazirmatn" w:cs="Vazirmatn" w:eastAsia="Vazirmatn"/>
-          <w:b w:val="0"/>
-          <w:i/>
-          <w:sz w:val="23"/>
-          <w:rtl w:val="1"/>
-          <w:szCs w:val="23"/>
-        </w:rPr>
         <w:t>الأخبار الدخیلة</w:t>
       </w:r>
       <w:r>
@@ -1244,53 +899,7 @@
           <w:rtl w:val="1"/>
           <w:szCs w:val="23"/>
         </w:rPr>
-        <w:t xml:space="preserve"> شوشتری دو نمونهٔ برجسته‌اند (خویی، ۱۴۱۳ق، </w:t>
-      </w:r>
-      <w:r>
-        <w:rPr>
-          <w:rFonts w:ascii="Vazirmatn" w:hAnsi="Vazirmatn"/>
-          <w:rFonts w:ascii="Vazirmatn" w:hAnsi="Vazirmatn" w:cs="Vazirmatn" w:eastAsia="Vazirmatn"/>
-          <w:b w:val="0"/>
-          <w:i/>
-          <w:sz w:val="23"/>
-          <w:rtl w:val="1"/>
-          <w:szCs w:val="23"/>
-        </w:rPr>
-        <w:t>معجم رجال الحدیث</w:t>
-      </w:r>
-      <w:r>
-        <w:rPr>
-          <w:rFonts w:ascii="Vazirmatn" w:hAnsi="Vazirmatn"/>
-          <w:rFonts w:ascii="Vazirmatn" w:hAnsi="Vazirmatn" w:cs="Vazirmatn" w:eastAsia="Vazirmatn"/>
-          <w:b w:val="0"/>
-          <w:sz w:val="23"/>
-          <w:rtl w:val="1"/>
-          <w:szCs w:val="23"/>
-        </w:rPr>
-        <w:t xml:space="preserve">؛ شوشتری، </w:t>
-      </w:r>
-      <w:r>
-        <w:rPr>
-          <w:rFonts w:ascii="Vazirmatn" w:hAnsi="Vazirmatn"/>
-          <w:rFonts w:ascii="Vazirmatn" w:hAnsi="Vazirmatn" w:cs="Vazirmatn" w:eastAsia="Vazirmatn"/>
-          <w:b w:val="0"/>
-          <w:i/>
-          <w:sz w:val="23"/>
-          <w:rtl w:val="1"/>
-          <w:szCs w:val="23"/>
-        </w:rPr>
-        <w:t>الأخبار الدخیلة</w:t>
-      </w:r>
-      <w:r>
-        <w:rPr>
-          <w:rFonts w:ascii="Vazirmatn" w:hAnsi="Vazirmatn"/>
-          <w:rFonts w:ascii="Vazirmatn" w:hAnsi="Vazirmatn" w:cs="Vazirmatn" w:eastAsia="Vazirmatn"/>
-          <w:b w:val="0"/>
-          <w:sz w:val="23"/>
-          <w:rtl w:val="1"/>
-          <w:szCs w:val="23"/>
-        </w:rPr>
-        <w:t>). آنچه کمتر دیده می‌شود، توجه به جهت صدور و تقطیع متن به‌عنوان معیارهای مستقل استناد در فضای عمومی است؛ هرچند در ادبیات حدیثی معاصر، «اسباب صدور» (سلیمانی، ۱۳۸۳، ص ۶۵) و آسیب‌شناسیِ «تقطیع» (همدانی، ۱۳۹۴، ص ۱۳۳؛ معارف، بهرامی و قندهاری، ۱۳۹۵، ص ۳) به‌تفصیل بررسی شده است.</w:t>
+        <w:t xml:space="preserve"> شوشتری دو نمونهٔ برجسته‌اند (خویی، ۱۴۱۳ق؛ شوشتری). آنچه کمتر دیده می‌شود، توجه به جهت صدور و تقطیع متن به‌عنوان معیارهای مستقل استناد در فضای عمومی است؛ هرچند در ادبیات حدیثی معاصر، «اسباب صدور» (سلیمانی، ۱۳۸۳، ص ۶۵) و آسیب‌شناسیِ «تقطیع» (همدانی، ۱۳۹۴، ص ۱۳۳؛ معارف، بهرامی و قندهاری، ۱۳۹۵، ص ۳) به‌تفصیل بررسی شده است.</w:t>
       </w:r>
     </w:p>
     <w:p>
@@ -1630,7 +1239,7 @@
           <w:rtl w:val="1"/>
           <w:szCs w:val="23"/>
         </w:rPr>
-        <w:t xml:space="preserve"> گزینشی که مرز بریده‌شدن در آن پنهان می‌ماند و نتیجه به همان پنهان‌ماندن وابسته است؛ یعنی با بازگرداندن متن کامل، مدعا ساقط یا به‌شدت محدود می‌شود. معیار تمایز در این مواقع نه حجم نقل، بلکه وابستگی مدعا به حذف است. این معیار، قابل‌آزمون و مستقل از موضع مذهبی هر نویسنده یا گوینده است.</w:t>
+        <w:t xml:space="preserve"> گزینشی که مرز بریده‌شدن در آن پنهان می‌ماند و نتیجه به همان پنهان‌ماندن وابسته است؛ یعنی با بازگرداندن متن کامل، مدعا ساقط یا به‌شدت محدود می‌شود. معیار تمایز در این مواقع نه حجم نقل، بلکه وابستگی مدعا به حذف است. این معیار، قابل‌آزمون و مستقل از موضع مذهبی هر نویسنده یا گوینده است؛ و در گفتمان عمومی دینی نیز به‌زبانی ساده صورت‌بندی شده است: «اگر با قرآن برخورد ابزاری و گزینشی شود، به نفع همه آیه وجود دارد، به شرطی که آیات دیگر را نبینی» (رحیم‌پور ازغدی، ۱۳۹۲).</w:t>
       </w:r>
     </w:p>
     <w:p>
@@ -1938,7 +1547,7 @@
           <w:rtl w:val="1"/>
           <w:szCs w:val="23"/>
         </w:rPr>
-        <w:t>بحث استناد گزینشی دو آسیب متقارن دارد. نخست، نسبی‌گرایی تفسیری: اگر هر تقطیعی آسیب باشد، هیچ فهمی معتبر نیست؛ نتیجه‌ای نادرست و خودویرانگر به دنبال خواهد داشت. دوم، انحصارگرایی تفسیری: اگر تشخیص گزینش‌گری تنها در صلاحیت گروهی خاص باشد، مسئله از سطح استدلال به سطح اقتدار منتقل می‌شود و نقد گزینش‌گری خود ابزاری برای انحصار تفسیر می‌گردد. راهکار در این موارد «قابلیت بازبینی» است: داوری نهایی نه به ذوق و نه به مقام، بلکه به امکان بازسازی متن و سنجش وابستگی مدعا به حذف واگذار شود. هر کسی می‌تواند این آزمون را انجام دهد؛ اختلاف بر سر نتیجهٔ آزمون مشروع است، اما اختلاف بر سر حق انجام آن نیست.</w:t>
+        <w:t>بحث استناد گزینشی دو آسیب متقارن دارد. نخست، نسبی‌گرایی تفسیری: اگر هر تقطیعی آسیب باشد، هیچ فهمی معتبر نیست و بحث خودویران می‌شود. دوم، انحصارگرایی تفسیری: اگر تشخیص گزینش‌گری در صلاحیت گروهی خاص باشد، مسئله از سطح استدلال به سطح اقتدار منتقل می‌شود و نقد گزینش‌گری به ابزار انحصار تفسیر بدل می‌گردد. راهکار در این موارد «قابلیت بازبینی» است: داوری نهایی نه به ذوق و نه به مقام، بلکه به امکان بازسازی متن و سنجش وابستگی مدعا به حذف واگذار شود. هر کسی می‌تواند این آزمون را انجام دهد؛ اختلاف بر سر نتیجهٔ آزمون مشروع است، اما اختلاف بر سر حق انجام آن نیست.</w:t>
       </w:r>
     </w:p>
     <w:p>
@@ -2460,7 +2069,7 @@
           <w:rtl w:val="1"/>
           <w:szCs w:val="23"/>
         </w:rPr>
-        <w:t xml:space="preserve">این قاعده سه ویژگی دارد که آن را از توصیه‌های اخلاقی متمایز می‌کند. نخست، </w:t>
+        <w:t xml:space="preserve">این قاعده سه ویژگی دارد که آن را از توصیهٔ اخلاقی متمایز می‌کند. نخست، </w:t>
       </w:r>
       <w:r>
         <w:rPr>
@@ -2482,7 +2091,7 @@
           <w:rtl w:val="1"/>
           <w:szCs w:val="23"/>
         </w:rPr>
-        <w:t xml:space="preserve"> است، بدین معنا که به محتوای مدعا کاری ندارد و تنها به ساختار استنتاج نگاه می‌کند؛ از این‌رو می‌توان آن را هم دربارهٔ مواضعی به کار برد که با آن‌ها موافقیم و هم دربارهٔ مواضعی که با آن‌ها مخالفیم، و خود همین، مهم‌ترین آزمون صداقت روشی است. دوم، </w:t>
+        <w:t xml:space="preserve"> است: به محتوای مدعا کاری ندارد و تنها به ساختار استنتاج می‌نگرد؛ پس هم بر مواضع موافق و هم بر مواضع مخالف ما کار می‌کند، و همین آزمون صداقت روشی است. دوم، </w:t>
       </w:r>
       <w:r>
         <w:rPr>
@@ -2504,7 +2113,7 @@
           <w:rtl w:val="1"/>
           <w:szCs w:val="23"/>
         </w:rPr>
-        <w:t xml:space="preserve"> است: کافی است قرینه در متن استناد گنجانده شود تا آزمون بی‌نتیجه شود؛ یعنی قاعده، استنادکننده را به شفافیت دعوت می‌کند، نه به سکوت. سوم، </w:t>
+        <w:t xml:space="preserve"> است: با گنجاندن قرینه، آزمون بی‌نتیجه می‌شود؛ یعنی قاعده به شفافیت دعوت می‌کند، نه به سکوت. سوم، </w:t>
       </w:r>
       <w:r>
         <w:rPr>
@@ -2526,7 +2135,7 @@
           <w:rtl w:val="1"/>
           <w:szCs w:val="23"/>
         </w:rPr>
-        <w:t xml:space="preserve"> است، یعنی می‌توان پرسید مدعا چقدر به حذف وابسته است؟ اگر وابستگی کامل باشد، برابر با سقوط مدعاست؛ اگر وابستگی جزئی باشد، مدعا ضعیف است؛ و چنانچه وابسته نباشد، به استناد سالم منتهی می‌شود. این درجه‌بندی، امکان نقد منصفانه را فراهم می‌کند، زیرا بسیاری از استنادها کاملاً باطل نیستند، بلکه بیش‌از حد بار شده‌اند.</w:t>
+        <w:t xml:space="preserve"> است، یعنی می‌توان پرسید مدعا چقدر به حذف وابسته است؟ اگر وابستگی کامل باشد، برابر با سقوط مدعاست؛ اگر وابستگی جزئی باشد، مدعا ضعیف است؛ و چنانچه وابسته نباشد، به استناد سالم منتهی می‌شود. این درجه‌بندی امکان نقد منصفانه را فراهم می‌کند: بسیاری از استنادها کاملاً باطل نیستند، بیش‌از حد بار شده‌اند.</w:t>
       </w:r>
     </w:p>
     <w:p>
@@ -2647,7 +2256,7 @@
           <w:rtl w:val="1"/>
           <w:szCs w:val="23"/>
         </w:rPr>
-        <w:t>، بدان معنا که اگر کسی نشان دهد مدعایی بدون حذف هیچ قرینه‌ای به دست می‌آید، قاعدهٔ ما نمی‌تواند آن را رد کند؛ و همین، تفاوت آن را با معیارهای ایدئولوژیک نشان می‌دهد.</w:t>
+        <w:t>، بدان معنا که اگر کسی نشان دهد مدعایی بدون حذف هیچ قرینه‌ای به دست می‌آید، قاعدهٔ ما نمی‌تواند آن را رد کند؛ و همین، تفاوتش را با معیارهای ایدئولوژیک نشان می‌دهد.</w:t>
       </w:r>
     </w:p>
     <w:p>
@@ -4173,6 +3782,35 @@
     </w:p>
     <w:p>
       <w:pPr>
+        <w:bidi/>
+        <w:spacing w:after="120" w:line="348" w:lineRule="auto"/>
+        <w:jc w:val="both"/>
+      </w:pPr>
+      <w:r>
+        <w:rPr>
+          <w:rFonts w:ascii="Vazirmatn" w:hAnsi="Vazirmatn"/>
+          <w:rFonts w:ascii="Vazirmatn" w:hAnsi="Vazirmatn" w:cs="Vazirmatn" w:eastAsia="Vazirmatn"/>
+          <w:b/>
+          <w:sz w:val="23"/>
+          <w:rtl w:val="1"/>
+          <w:szCs w:val="23"/>
+        </w:rPr>
+        <w:t>یک تفکیک مکمل.</w:t>
+      </w:r>
+      <w:r>
+        <w:rPr>
+          <w:rFonts w:ascii="Vazirmatn" w:hAnsi="Vazirmatn"/>
+          <w:rFonts w:ascii="Vazirmatn" w:hAnsi="Vazirmatn" w:cs="Vazirmatn" w:eastAsia="Vazirmatn"/>
+          <w:b w:val="0"/>
+          <w:sz w:val="23"/>
+          <w:rtl w:val="1"/>
+          <w:szCs w:val="23"/>
+        </w:rPr>
+        <w:t xml:space="preserve"> در گفتمان دینی معاصر، دو رویکرد ابزاری از هم جدا شده است: نخست، گزینشِ حزبی و جناحی که آیات را به سود منافع یک گروه برمی‌گزیند و آیاتِ ناسازگار را «نمی‌بیند»؛ دوم، رویکردی که متن را از ساحت‌های زندگی جدا می‌کند و به آن کارکردی آیینی و تشریفاتی می‌دهد — آنچه «سکولاریسم با چهرهٔ قرآنی» نامیده شده است (رحیم‌پور ازغدی، ۱۳۹۲). رویکرد دوم ذیل «استفادهٔ ابزاری از نص» می‌گنجد، اما نکتهٔ آن این است که گزینش، در اینجا نه در انتخاب آیه، بلکه در تعیینِ ساحتِ اعتبارِ آیه رخ می‌دهد: متن همه‌جا حاضر است، جز جایی که باید عمل شود.</w:t>
+      </w:r>
+    </w:p>
+    <w:p>
+      <w:pPr>
         <w:pStyle w:val="Heading3"/>
         <w:bidi/>
         <w:jc w:val="right"/>
@@ -4524,7 +4162,7 @@
           <w:rtl w:val="1"/>
           <w:szCs w:val="23"/>
         </w:rPr>
-        <w:t xml:space="preserve">امام متن را رد نمی‌کند، بلکه تصریح می‌کند «نَعَمْ»؛ و این، تفاوت بنیادی نقد روشی با نقد متنی است. خطا در متن نیست، در گذار از «حُکم» به «امارت» است؛ همان چیزی که در جدول بخش ۵ «اثبات بیش از ظرفیت دلالت» نامیدیم. تعبیر «یُرادُ بها باطل» مسیر استدلال را نشانه می‌گیرد، نه ایمان گوینده را؛ امام در ادامه با استدلالی درونی ضرورت امارت را نشان می‌دهد: «یُبَلِّغُ اللهُ فِیهَا الْأَجَلَ، وَیُجْمَعُ بِهِ الْفَیْءُ...». ابطال استدلال خوارج با ارجاع به آیهٔ حکمیت در اختلاف زوجین (نساء ۴:۳۵) انجام می‌شود؛ یعنی خود قرآن حکمیت بشری را در جایی پذیرفته است. مطهری نیز در </w:t>
+        <w:t xml:space="preserve">امام متن را رد نمی‌کند، بلکه تصریح می‌کند «نَعَمْ»؛ و این، تفاوت بنیادی نقد روشی با نقد متنی است. خطا در متن نیست، در گذار از «حُکم» به «امارت» است؛ همان چیزی که در جدول بخش ۵ «اثبات بیش از ظرفیت دلالت» نامیدیم. تعبیر «یُرادُ بها باطل» مسیر استدلال را نشانه می‌گیرد، نه ایمان گوینده را؛ امام در ادامه با استدلالی درونی ضرورت امارت را نشان می‌دهد: «یُبَلِّغُ اللهُ فِیهَا الْأَجَلَ، وَیُجْمَعُ بِهِ الْفَیْءُ...». ابطال استدلال خوارج با ارجاع به آیهٔ حکمیت در اختلاف زوجین (نساء ۴:۳۵) انجام می‌شود؛ یعنی خود قرآن حکمیت بشری را در جایی پذیرفته است. روایت این صحنه نکتهٔ تکمیلی مهمی دارد: در صفین، نبرد میان قرآن و ضِدّ قرآن نبود؛ طرف مقابل «قرآنی‌تر» بود، زیرا قرآن‌ها را بر سر نیزه کرد (رحیم‌پور ازغدی، ۱۳۹۲). ابن‌عباس هم در نهروان خوارج را دید که در خیمه‌ها قرآن می‌خواندند و پیشانی‌هایشان از سجده زخم بود، و امام او را از فریفتگی به این ظاهر برحذر داشت. تلاوت و تقوا، ضامنِ سلامتِ استناد نیست. مطهری نیز در </w:t>
       </w:r>
       <w:r>
         <w:rPr>
@@ -4891,7 +4529,7 @@
           <w:rtl w:val="1"/>
           <w:szCs w:val="23"/>
         </w:rPr>
-        <w:t xml:space="preserve"> هر گروه آیات موافق خود و مخالف دیگری را در دست دارد و دو طرف به یک متن استناد و به یکدیگر تکفیر می‌کنند. اما مهم‌تر آنکه مخاطب عادی، با دیدن ناسازگاری استنادها، به خود متن بی‌اعتماد می‌شود؛ یعنی هزینهٔ گزینش‌گری را نه گزینش‌گر می‌پردازد و نه مخاطب او، بلکه متن می‌پردازد.</w:t>
+        <w:t xml:space="preserve"> هر گروه آیات موافق خود و مخالف دیگری را در دست دارد و دو طرف به یک متن استناد و به یکدیگر تکفیر می‌کنند. منطق آن نیز همیشگی است: «ما آن فرد خوب و پیامبر زمان هستیم و مخالف ما ابوجهل زمان» (رحیم‌پور ازغدی، ۱۳۹۲). اما مهم‌تر آنکه مخاطب عادی، با دیدن ناسازگاری استنادها، به خود متن بی‌اعتماد می‌شود؛ یعنی هزینهٔ گزینش‌گری را نه گزینش‌گر می‌پردازد و نه مخاطب او، بلکه متن می‌پردازد.</w:t>
       </w:r>
     </w:p>
     <w:p>
@@ -4986,7 +4624,7 @@
           <w:rtl w:val="1"/>
           <w:szCs w:val="23"/>
         </w:rPr>
-        <w:t xml:space="preserve"> استناد همیشه در میدانی اجتماعی رخ می‌دهد که در آن متن سرمایه‌ای نمادین است: هویت (یعنی اینکه ما کسانی هستیم که به این متن استناد می‌کنیم)، رقابت (یعنی اینکه استناد ابزار بی‌سلاح‌کردن حریف است)، و مشروعیت. در چنین میدانی گزینش عقلانی است، بدین معنا که پاداش دارد و هزینه ندارد؛ از این‌رو تغییر رفتار نیازمند تغییر ساختار پاداش است، نه فقط تغییر نگرش. این تحلیل با نظریهٔ «استدلال جدلی» نیز هم‌خوان است: کارکرد طبیعی استدلال، بیشتر یافتن دلیل برای موضع خود و سنجش دلیل دیگری است تا کشف حقیقت (Mercier &amp; Sperber, 2011, p. 57).</w:t>
+        <w:t xml:space="preserve"> استناد همیشه در میدانی اجتماعی رخ می‌دهد که در آن متن سرمایه‌ای نمادین است: هویت (یعنی اینکه ما کسانی هستیم که به این متن استناد می‌کنیم)، رقابت (یعنی اینکه استناد ابزار بی‌سلاح‌کردن حریف است)، و مشروعیت. در چنین میدانی گزینش عقلانی است، بدین معنا که پاداش دارد و هزینه ندارد؛ و همین است که تقریباً هیچ‌کس با این رویه مخالف نیست، زیرا «همه یک جوری پای این سفره می‌نشینند» (رحیم‌پور ازغدی، ۱۳۹۲). از این‌رو تغییر رفتار نیازمند تغییر ساختار پاداش است، نه فقط تغییر نگرش. این تحلیل با نظریهٔ «استدلال جدلی» نیز هم‌خوان است: کارکرد طبیعی استدلال، بیشتر یافتن دلیل برای موضع خود و سنجش دلیل دیگری است تا کشف حقیقت (Mercier &amp; Sperber, 2011, p. 57).</w:t>
       </w:r>
     </w:p>
     <w:p>
@@ -5038,7 +4676,7 @@
           <w:rtl w:val="1"/>
           <w:szCs w:val="23"/>
         </w:rPr>
-        <w:t xml:space="preserve"> در این فضا کاملاً محسوس است؛ حتی از مجموع اصول فقه و علوم قرآن و درایه، به‌طور خودکار نمی‌توان مهارت تشخیص استناد گزینشی را استخراج کرد، زیرا این مهارت بین‌رشته‌ای و نیازمند تمرین موردی است؛ همان‌گونه که دانستن قواعد شنا، شناکردن نیست.</w:t>
+        <w:t xml:space="preserve"> در این فضا کاملاً محسوس است؛ حتی از مجموع اصول فقه و علوم قرآن و درایه، به‌طور خودکار نمی‌توان مهارت تشخیص استناد گزینشی را استخراج کرد، زیرا این مهارت بین‌رشته‌ای و نیازمند تمرین موردی است؛ همان‌گونه که دانستن قواعد شنا، شناکردن نیست. و این را از تاریخ می‌توان آموخت: کسانی که علی (ع) را ترور کردند، حافظان قرآن بودند (رحیم‌پور ازغدی، ۱۳۹۲).</w:t>
       </w:r>
     </w:p>
     <w:p>
@@ -5672,7 +5310,7 @@
           <w:rtl w:val="1"/>
           <w:szCs w:val="23"/>
         </w:rPr>
-        <w:t xml:space="preserve">اگر رقیب </w:t>
+        <w:t xml:space="preserve">رقیب </w:t>
       </w:r>
       <w:r>
         <w:rPr>
@@ -5694,7 +5332,7 @@
           <w:rtl w:val="1"/>
           <w:szCs w:val="23"/>
         </w:rPr>
-        <w:t xml:space="preserve"> باشد، وفاداری او به متن بیشتر است؛ مگر اینکه سیاق را جزء متن نشمرد و وساطت تفسیر را پنهان کند؛ و پنهان‌شدن وساطت بدترین حالت است، زیرا آن را از نقد بیرونی جدا می‌سازد. چنانچه رقیب </w:t>
+        <w:t xml:space="preserve"> به متن وفادار است، مگر آنکه سیاق را جزء متن نشمرد و وساطت تفسیر را پنهان کند؛ و پنهان‌شدن وساطت بدترین حالت است، زیرا آن را از نقد بیرونی جدا می‌سازد. رقیب </w:t>
       </w:r>
       <w:r>
         <w:rPr>
@@ -5716,7 +5354,7 @@
           <w:rtl w:val="1"/>
           <w:szCs w:val="23"/>
         </w:rPr>
-        <w:t xml:space="preserve"> باشد، گرایش او به استدلال و انسجام‌خواهی است؛ به همین سبب آیات ناسازگار با عقل را به متشابه یا تاریخ‌مند تأویل می‌برد. یک رقیب </w:t>
+        <w:t xml:space="preserve"> انسجام‌خواه است و آیات ناسازگار با عقل را به متشابه یا تاریخ‌مند تأویل می‌برد. یک رقیب </w:t>
       </w:r>
       <w:r>
         <w:rPr>
@@ -5895,7 +5533,7 @@
           <w:rtl w:val="1"/>
           <w:szCs w:val="23"/>
         </w:rPr>
-        <w:t xml:space="preserve"> مسئله، برخلاف تصور رایج، اختصاص به مذهب، جریان یا دورهٔ تاریخی ندارد و در هر دو سوی منازعات دینی به یک اندازه ممکن است؛ این نتیجه، بحث را از «نقد دیگری» به «انضباط روند و رویه» منتقل می‌کند و می‌تواند مبنای توافقی فراگیر باشد.</w:t>
+        <w:t xml:space="preserve"> مسئله، برخلاف تصور رایج، اختصاص به مذهب، جریان یا دورهٔ تاریخی ندارد و در هر دو سوی منازعات دینی به یک اندازه ممکن است؛ این نتیجه، بحث را از «نقد دیگری» به «انضباط روند و رویه» منتقل می‌کند و می‌تواند مبنای توافقی فراگیر باشد. شاهدِ تجربیِ این دعوی، تاریخ کلام اسلامی است: اشعری آیاتِ اختیار و مسئولیت را نمی‌بیند و معتزلی آیاتِ حاکمیت مطلق خداوند را (رحیم‌پور ازغدی، ۱۳۹۲).</w:t>
       </w:r>
     </w:p>
     <w:p>
@@ -6183,6 +5821,36 @@
         <w:rPr>
           <w:rFonts w:ascii="Vazirmatn" w:hAnsi="Vazirmatn"/>
           <w:rFonts w:ascii="Vazirmatn" w:hAnsi="Vazirmatn" w:cs="Vazirmatn" w:eastAsia="Vazirmatn"/>
+          <w:b w:val="0"/>
+          <w:i/>
+          <w:sz w:val="23"/>
+          <w:rtl w:val="1"/>
+          <w:szCs w:val="23"/>
+        </w:rPr>
+        <w:t>هـ) برای **گزارش‌های خبری و سخنرانی‌ها*</w:t>
+      </w:r>
+      <w:r>
+        <w:rPr>
+          <w:rFonts w:ascii="Vazirmatn" w:hAnsi="Vazirmatn"/>
+          <w:rFonts w:ascii="Vazirmatn" w:hAnsi="Vazirmatn" w:cs="Vazirmatn" w:eastAsia="Vazirmatn"/>
+          <w:b w:val="0"/>
+          <w:sz w:val="23"/>
+          <w:rtl w:val="1"/>
+          <w:szCs w:val="23"/>
+        </w:rPr>
+        <w:t xml:space="preserve"> (مانند رحیم‌پور ازغدی، ۱۳۹۲) که صفحه‌بندی چاپی ندارند، «موضع» همان کد خبر و تاریخ انتشار در پایگاه است و در فهرست منابع کامل آمده است.*</w:t>
+      </w:r>
+    </w:p>
+    <w:p>
+      <w:pPr>
+        <w:bidi/>
+        <w:spacing w:after="120" w:line="348" w:lineRule="auto"/>
+        <w:jc w:val="both"/>
+      </w:pPr>
+      <w:r>
+        <w:rPr>
+          <w:rFonts w:ascii="Vazirmatn" w:hAnsi="Vazirmatn"/>
+          <w:rFonts w:ascii="Vazirmatn" w:hAnsi="Vazirmatn" w:cs="Vazirmatn" w:eastAsia="Vazirmatn"/>
           <w:b/>
           <w:sz w:val="23"/>
           <w:rtl w:val="1"/>
@@ -8047,6 +7715,24 @@
     <w:p>
       <w:pPr>
         <w:bidi/>
+        <w:spacing w:after="40"/>
+        <w:ind w:right="397"/>
+      </w:pPr>
+      <w:r>
+        <w:rPr>
+          <w:rFonts w:ascii="Vazirmatn" w:hAnsi="Vazirmatn"/>
+          <w:rFonts w:ascii="Vazirmatn" w:hAnsi="Vazirmatn" w:cs="Vazirmatn" w:eastAsia="Vazirmatn"/>
+          <w:b w:val="0"/>
+          <w:sz w:val="23"/>
+          <w:rtl w:val="1"/>
+          <w:szCs w:val="23"/>
+        </w:rPr>
+        <w:t>۴۵. رحیم‌پور ازغدی، حسن (۱۳۹۲). «نگاه سکولاریستی و گزینشی به آیات؛ دو رویکرد ابزاری در رجوع به قرآن»، گزارش سخنرانی در همایش «جامعه قرآنی، بصیرت؛ رسالت‌ها و آسیب‌ها» (به همت خبرگزاری ایکنا، ۲۲ اردیبهشت ۱۳۹۲)، همشهری آنلاین، کد خبر ۲۱۴۳۰۵، ۲۵ اردیبهشت ۱۳۹۲. نشانی: https://www.hamshahrionline.ir/news/214305</w:t>
+      </w:r>
+    </w:p>
+    <w:p>
+      <w:pPr>
+        <w:bidi/>
         <w:spacing w:after="120" w:line="348" w:lineRule="auto"/>
         <w:jc w:val="both"/>
       </w:pPr>
@@ -8077,7 +7763,7 @@
           <w:rtl w:val="1"/>
           <w:szCs w:val="23"/>
         </w:rPr>
-        <w:t xml:space="preserve">۴۵. Gadamer, Hans-Georg (1960), </w:t>
+        <w:t xml:space="preserve">۴۶. Gadamer, Hans-Georg (1960), </w:t>
       </w:r>
       <w:r>
         <w:rPr>
@@ -8118,7 +7804,7 @@
           <w:rtl w:val="1"/>
           <w:szCs w:val="23"/>
         </w:rPr>
-        <w:t xml:space="preserve">۴۶. Goldziher, Ignaz (1967–1971), </w:t>
+        <w:t xml:space="preserve">۴۷. Goldziher, Ignaz (1967–1971), </w:t>
       </w:r>
       <w:r>
         <w:rPr>
@@ -8159,7 +7845,7 @@
           <w:rtl w:val="1"/>
           <w:szCs w:val="23"/>
         </w:rPr>
-        <w:t xml:space="preserve">۴۷. Hart, William, Albarracín, Dolores, Eagly, Alice H., Brechan, Inge, Lindberg, Matthew J., &amp; Merrill, Lisa (2009). "Feeling Validated Versus Being Correct: A Meta-Analysis of Selective Exposure to Information", </w:t>
+        <w:t xml:space="preserve">۴۸. Hart, William, Albarracín, Dolores, Eagly, Alice H., Brechan, Inge, Lindberg, Matthew J., &amp; Merrill, Lisa (2009). "Feeling Validated Versus Being Correct: A Meta-Analysis of Selective Exposure to Information", </w:t>
       </w:r>
       <w:r>
         <w:rPr>
@@ -8200,7 +7886,7 @@
           <w:rtl w:val="1"/>
           <w:szCs w:val="23"/>
         </w:rPr>
-        <w:t xml:space="preserve">۴۸. Hirsch, E. D. (1967), </w:t>
+        <w:t xml:space="preserve">۴۹. Hirsch, E. D. (1967), </w:t>
       </w:r>
       <w:r>
         <w:rPr>
@@ -8241,7 +7927,7 @@
           <w:rtl w:val="1"/>
           <w:szCs w:val="23"/>
         </w:rPr>
-        <w:t xml:space="preserve">۴۹. Kahneman, Daniel (2011), </w:t>
+        <w:t xml:space="preserve">۵۰. Kahneman, Daniel (2011), </w:t>
       </w:r>
       <w:r>
         <w:rPr>
@@ -8282,7 +7968,7 @@
           <w:rtl w:val="1"/>
           <w:szCs w:val="23"/>
         </w:rPr>
-        <w:t xml:space="preserve">۵۰. Kunda, Ziva (1990). "The Case for Motivated Reasoning", </w:t>
+        <w:t xml:space="preserve">۵۱. Kunda, Ziva (1990). "The Case for Motivated Reasoning", </w:t>
       </w:r>
       <w:r>
         <w:rPr>
@@ -8323,7 +8009,7 @@
           <w:rtl w:val="1"/>
           <w:szCs w:val="23"/>
         </w:rPr>
-        <w:t xml:space="preserve">۵۱. Mercier, Hugo, &amp; Sperber, Dan (2011). "Why Do Humans Reason? Arguments for an Argumentative Theory", </w:t>
+        <w:t xml:space="preserve">۵۲. Mercier, Hugo, &amp; Sperber, Dan (2011). "Why Do Humans Reason? Arguments for an Argumentative Theory", </w:t>
       </w:r>
       <w:r>
         <w:rPr>
@@ -8364,7 +8050,7 @@
           <w:rtl w:val="1"/>
           <w:szCs w:val="23"/>
         </w:rPr>
-        <w:t xml:space="preserve">۵۲. Motzki, Harald (1991). "The Muṣannaf of ʿAbd al-Razzāq al-Sanʿānī as a Source of Authentic Aḥādīth of the First Century A.H.", </w:t>
+        <w:t xml:space="preserve">۵۳. Motzki, Harald (1991). "The Muṣannaf of ʿAbd al-Razzāq al-Sanʿānī as a Source of Authentic Aḥādīth of the First Century A.H.", </w:t>
       </w:r>
       <w:r>
         <w:rPr>
@@ -8405,7 +8091,7 @@
           <w:rtl w:val="1"/>
           <w:szCs w:val="23"/>
         </w:rPr>
-        <w:t xml:space="preserve">۵۳. Nickerson, Raymond S. (1998). "Confirmation Bias: A Ubiquitous Phenomenon in Many Guises", </w:t>
+        <w:t xml:space="preserve">۵۴. Nickerson, Raymond S. (1998). "Confirmation Bias: A Ubiquitous Phenomenon in Many Guises", </w:t>
       </w:r>
       <w:r>
         <w:rPr>
@@ -8446,7 +8132,7 @@
           <w:rtl w:val="1"/>
           <w:szCs w:val="23"/>
         </w:rPr>
-        <w:t xml:space="preserve">۵۴. Nöldeke, Theodor &amp; Schwally, Friedrich (1860–1938), </w:t>
+        <w:t xml:space="preserve">۵۵. Nöldeke, Theodor &amp; Schwally, Friedrich (1860–1938), </w:t>
       </w:r>
       <w:r>
         <w:rPr>
@@ -8487,7 +8173,7 @@
           <w:rtl w:val="1"/>
           <w:szCs w:val="23"/>
         </w:rPr>
-        <w:t xml:space="preserve">۵۵. Wason, Peter C. (1960). "On the Failure to Eliminate Hypotheses in a Conceptual Task", </w:t>
+        <w:t xml:space="preserve">۵۶. Wason, Peter C. (1960). "On the Failure to Eliminate Hypotheses in a Conceptual Task", </w:t>
       </w:r>
       <w:r>
         <w:rPr>

--- a/docs/papers/article/selective-citation-article.docx
+++ b/docs/papers/article/selective-citation-article.docx
@@ -217,7 +217,7 @@
           <w:rtl w:val="1"/>
           <w:szCs w:val="23"/>
         </w:rPr>
-        <w:t xml:space="preserve">در دورهٔ معاصر، دو واقعیت متقابل شکل گرفته است. از یک سو، حجم دسترسی به متن دینی بی‌سابقه است: مجموعه‌های حدیثی کهن، ده‌ها تفسیر، و ابزارهایی که در چند ثانیه هزاران ارجاع را بازیابی می‌کنند. از سوی دیگر، اگر معیار سنجش را از «دسترسی» به «کیفیت استدلال» تغییر دهیم، تصویر معکوس می‌شود. آنچه در سنت بلاغی و اصولی «استشهاد» نامیده می‌شد — آوردن متن به‌عنوان شاهد یک مدعا، با آگاهی از شرایط دلالت — در بسیاری از موارد به رفتاری بدل شده است که می‌توان آن را </w:t>
+        <w:t xml:space="preserve">در دورهٔ معاصر، دو واقعیت متقابل شکل گرفته است. از یک سو، حجم دسترسی به متن دینی بی‌سابقه است: مجموعه‌های حدیثی کهن، ده‌ها تفسیر، و ابزارهایی که در چند ثانیه هزاران ارجاع را بازیابی می‌کنند. از سوی دیگر، اگر معیار سنجش را از «دسترسی» به «کیفیت استدلال» تغییر دهیم، تصویر معکوس می‌شود. آنچه در سنت بلاغی و اصولی «استشهاد» نامیده می‌شد — آوردن متن به‌عنوان شاهد یک مدعا، با آگاهی از شرایط دلالت — در بسیاری از موارد به </w:t>
       </w:r>
       <w:r>
         <w:rPr>
@@ -229,18 +229,18 @@
           <w:rtl w:val="1"/>
           <w:szCs w:val="23"/>
         </w:rPr>
-        <w:t>استناد تزئینی یا صوری</w:t>
-      </w:r>
-      <w:r>
-        <w:rPr>
-          <w:rFonts w:ascii="Vazirmatn" w:hAnsi="Vazirmatn"/>
-          <w:rFonts w:ascii="Vazirmatn" w:hAnsi="Vazirmatn" w:cs="Vazirmatn" w:eastAsia="Vazirmatn"/>
-          <w:b w:val="0"/>
-          <w:sz w:val="23"/>
-          <w:rtl w:val="1"/>
-          <w:szCs w:val="23"/>
-        </w:rPr>
-        <w:t xml:space="preserve"> نامید: متن می‌آید تا سخن از پیش‌گفته را بیاراید، نه تا آن را بسنجد (برای سنجشِ کمّیِ همین آسیب در دو جامعهٔ حدیثی نک: همدانی، ۱۳۹۴، ص ۱۳۳؛ معارف، بهرامی و قندهاری، ۱۳۹۵، ص ۳).</w:t>
+        <w:t>استناد تزئینی</w:t>
+      </w:r>
+      <w:r>
+        <w:rPr>
+          <w:rFonts w:ascii="Vazirmatn" w:hAnsi="Vazirmatn"/>
+          <w:rFonts w:ascii="Vazirmatn" w:hAnsi="Vazirmatn" w:cs="Vazirmatn" w:eastAsia="Vazirmatn"/>
+          <w:b w:val="0"/>
+          <w:sz w:val="23"/>
+          <w:rtl w:val="1"/>
+          <w:szCs w:val="23"/>
+        </w:rPr>
+        <w:t xml:space="preserve"> بدل شده است: متن می‌آید تا سخن پیش‌گفته را بیاراید، نه تا آن را بسنجد (برای سنجشِ کمّیِ همین آسیب در دو جامعهٔ حدیثی نک: همدانی، ۱۳۹۴، ص ۱۳۳؛ معارف، بهرامی و قندهاری، ۱۳۹۵، ص ۳).</w:t>
       </w:r>
     </w:p>
     <w:p>
@@ -403,7 +403,7 @@
           <w:rtl w:val="1"/>
           <w:szCs w:val="23"/>
         </w:rPr>
-        <w:t>فرض بر این است که حجیت متن بر ظهور استوار است و ظهور، حاصل هم‌نشینی لفظ با قرینه‌های پیوسته و ناپیوسته است؛ بنابراین تقطیع، شرط اثباتی دلالت را از میان می‌برد و مسئله را از سطح «تفسیر نادرست» به سطح «نقصان در شرایط حجیت» ارتقا می‌دهد. علاوه بر این، گزینش‌گری، برخلاف تصور رایج، اختصاص به جریان یا مذهب خاصی ندارد و در همهٔ مواضع نظری و رویکردهای اعتقادی، به یک اندازه ممکن است واقع شود. از این دو مقدمه، معیاری منطقی به دست می‌آید که می‌تواند مبنای توافقی فراگیر باشد: مدعایی که تنها با حذف قرینه حاصل شود، از درجهٔ حجیت ساقط است.</w:t>
+        <w:t>فرض بر این است که حجیت متن بر ظهور استوار است و ظهور، حاصل هم‌نشینی لفظ با قرینه‌های پیوسته و ناپیوسته است؛ بنابراین تقطیع، شرط اثباتی دلالت را از میان می‌برد و مسئله را از سطح «تفسیر نادرست» به سطح «نقصان در شرایط حجیت» ارتقا می‌دهد. گزینش‌گری، برخلاف تصور رایج، اختصاص به جریان یا مذهب خاصی ندارد و در همهٔ مواضع به یک اندازه ممکن است. از این دو مقدمه، معیاری منطقی به دست می‌آید که می‌تواند مبنای توافقی فراگیر باشد: مدعایی که تنها با حذف قرینه حاصل شود، از درجهٔ حجیت ساقط است.</w:t>
       </w:r>
     </w:p>
     <w:p>
@@ -440,7 +440,7 @@
           <w:rtl w:val="1"/>
           <w:szCs w:val="23"/>
         </w:rPr>
-        <w:t>روش این پژوهش تحلیلی ـ انتقادی است و بر دو دسته منابع تکیه دارد: درونی (علوم قرآن در محکم و متشابه، سیاق و اسباب نزول؛ اصول فقه در ظهور، قرینه، اطلاق و تقیید و حجیت خبر واحد؛ درایه در سند، جهت صدور و تقطیع) و بیرونی (نظریه‌های استدلال و هرمنوتیک) که تنها ابزار تحلیل‌اند، نه مبنای جایگزین. دامنه به استنادهای استدلالی محدود است؛ پژوهش در اختلافات مذهبی داوری نمی‌کند و تنها به قواعد استناد می‌پردازد. ارجاع درون‌متنی به شیوهٔ «نامِ خانوادگی، سال، صفحه» است. برای مقاله‌های پژوهشی، شمارهٔ صفحه بر پایهٔ صفحه‌بندیِ همان شمارهٔ مجله داده شده؛ برای آثار کهن، به‌جای شمارهٔ صفحه که میان چاپ‌ها متفاوت است، «سالِ درگذشتِ مؤلف + موضعِ دقیق» (شمارهٔ حدیث، شمارهٔ خطبه، یا ذیلِ آیه) آمده و جلد تنها جایی ذکر شده که پوششِ مجلدها در چاپ‌های معتبر یکسان است. هیچ شمارهٔ صفحه یا سالی حدس زده نشده است.</w:t>
+        <w:t>روش این پژوهش تحلیلی ـ انتقادی است و بر دو دسته منابع تکیه دارد: درونی (علوم قرآن در محکم و متشابه، سیاق و اسباب نزول؛ اصول فقه در ظهور، قرینه، اطلاق و تقیید و حجیت خبر واحد؛ درایه در سند، جهت صدور و تقطیع) و بیرونی (نظریه‌های استدلال و هرمنوتیک) که تنها ابزار تحلیل‌اند، نه مبنای جایگزین. دامنه به استنادهای استدلالی محدود است؛ پژوهش در اختلافات مذهبی داوری نمی‌کند و تنها به قواعد استناد می‌پردازد. ارجاع درون‌متنی به شیوهٔ «نامِ خانوادگی، سال، صفحه» است؛ برای آثار کهن، «سالِ درگذشتِ مؤلف + موضعِ دقیق» (شمارهٔ حدیث، خطبه یا ذیلِ آیه) و جلد تنها جایی که پوششِ مجلدها در چاپ‌های معتبر یکسان است. هیچ شمارهٔ صفحه یا سالی حدس زده نشده است.</w:t>
       </w:r>
     </w:p>
     <w:p>
@@ -541,7 +541,7 @@
           <w:rtl w:val="1"/>
           <w:szCs w:val="23"/>
         </w:rPr>
-        <w:t xml:space="preserve"> طوسی و </w:t>
+        <w:t xml:space="preserve">، </w:t>
       </w:r>
       <w:r>
         <w:rPr>
@@ -564,7 +564,7 @@
           <w:rtl w:val="1"/>
           <w:szCs w:val="23"/>
         </w:rPr>
-        <w:t xml:space="preserve"> طبرسی و در </w:t>
+        <w:t xml:space="preserve">، </w:t>
       </w:r>
       <w:r>
         <w:rPr>
@@ -587,7 +587,7 @@
           <w:rtl w:val="1"/>
           <w:szCs w:val="23"/>
         </w:rPr>
-        <w:t xml:space="preserve"> طبری و </w:t>
+        <w:t xml:space="preserve"> و </w:t>
       </w:r>
       <w:r>
         <w:rPr>
@@ -610,7 +610,7 @@
           <w:rtl w:val="1"/>
           <w:szCs w:val="23"/>
         </w:rPr>
-        <w:t xml:space="preserve"> قرطبی نیز دیده می‌شود (ربانی، ۱۳۸۰، ص ۳۲۲؛ محمدجعفری، اصغرپور و اوحدی، ۱۳۹۵، ص ۷). با این حال، این میراث بیشتر «گفتمان تفسیری» است تا صورت‌بندی نظری قاعده. مفسران موردی نشان می‌دهند که تقطیع خطاست، اما کمتر آن را به قاعده‌ای آزمون‌پذیر بدل می‌کنند.</w:t>
+        <w:t xml:space="preserve"> نیز دیده می‌شود (ربانی، ۱۳۸۰، ص ۳۲۲؛ محمدجعفری، اصغرپور و اوحدی، ۱۳۹۵، ص ۷). این میراث اما بیشتر «گفتمان تفسیری» است تا صورت‌بندی نظری قاعده: مفسران موردی نشان می‌دهند که تقطیع خطاست، اما آن را به قاعده‌ای آزمون‌پذیر بدل نمی‌کنند.</w:t>
       </w:r>
     </w:p>
     <w:p>
@@ -720,53 +720,7 @@
           <w:rtl w:val="1"/>
           <w:szCs w:val="23"/>
         </w:rPr>
-        <w:t xml:space="preserve">). در اصول فقه نیز مباحث ظهور، قرینه و تعادل و تراجیح دقیق‌ترین دستگاه موجود برای سنجش دلالت است؛ چنان‌که سید مرتضی در </w:t>
-      </w:r>
-      <w:r>
-        <w:rPr>
-          <w:rFonts w:ascii="Vazirmatn" w:hAnsi="Vazirmatn"/>
-          <w:rFonts w:ascii="Vazirmatn" w:hAnsi="Vazirmatn" w:cs="Vazirmatn" w:eastAsia="Vazirmatn"/>
-          <w:b w:val="0"/>
-          <w:i/>
-          <w:sz w:val="23"/>
-          <w:rtl w:val="1"/>
-          <w:szCs w:val="23"/>
-        </w:rPr>
-        <w:t>الذریعة</w:t>
-      </w:r>
-      <w:r>
-        <w:rPr>
-          <w:rFonts w:ascii="Vazirmatn" w:hAnsi="Vazirmatn"/>
-          <w:rFonts w:ascii="Vazirmatn" w:hAnsi="Vazirmatn" w:cs="Vazirmatn" w:eastAsia="Vazirmatn"/>
-          <w:b w:val="0"/>
-          <w:sz w:val="23"/>
-          <w:rtl w:val="1"/>
-          <w:szCs w:val="23"/>
-        </w:rPr>
-        <w:t xml:space="preserve"> و پس از او شاطبی در </w:t>
-      </w:r>
-      <w:r>
-        <w:rPr>
-          <w:rFonts w:ascii="Vazirmatn" w:hAnsi="Vazirmatn"/>
-          <w:rFonts w:ascii="Vazirmatn" w:hAnsi="Vazirmatn" w:cs="Vazirmatn" w:eastAsia="Vazirmatn"/>
-          <w:b w:val="0"/>
-          <w:i/>
-          <w:sz w:val="23"/>
-          <w:rtl w:val="1"/>
-          <w:szCs w:val="23"/>
-        </w:rPr>
-        <w:t>الموافقات</w:t>
-      </w:r>
-      <w:r>
-        <w:rPr>
-          <w:rFonts w:ascii="Vazirmatn" w:hAnsi="Vazirmatn"/>
-          <w:rFonts w:ascii="Vazirmatn" w:hAnsi="Vazirmatn" w:cs="Vazirmatn" w:eastAsia="Vazirmatn"/>
-          <w:b w:val="0"/>
-          <w:sz w:val="23"/>
-          <w:rtl w:val="1"/>
-          <w:szCs w:val="23"/>
-        </w:rPr>
-        <w:t xml:space="preserve"> لایه‌های آن را صورت‌بندی کرده‌اند (شریف مرتضی، ۴۳۶ق، </w:t>
+        <w:t xml:space="preserve">). در اصول فقه نیز مباحث ظهور، قرینه و تعادل و تراجیح دقیق‌ترین دستگاه سنجش دلالت است که سید مرتضی و شاطبی لایه‌های آن را صورت‌بندی کرده‌اند (شریف مرتضی، ۴۳۶ق، </w:t>
       </w:r>
       <w:r>
         <w:rPr>
@@ -1096,6 +1050,24 @@
           <w:rtl w:val="1"/>
           <w:szCs w:val="23"/>
         </w:rPr>
+        <w:t>در ادبیات فارسی، نزدیک‌ترین پژوهش به مسئلهٔ حاضر بازخوانی «نگاه گزینشی به دین» در آثار امام خمینی است؛ با پنج ویژگی (استناد محدود و موضعی، تمامیت‌خواهی نظری، مواجههٔ ناهمسان با تمامیت اندام‌وار سنت، نقض اصول تفسیر، استناد به میراث نامعتبر)، انگیزه‌های آگاهانه و ناآگاهانه، و چهار اثر (اعتمادی نیا، ۱۳۹۲، ص ۱۴۸–۱۶۶). تفاوت آن با جستار حاضر در سطح تحلیل است: آن پژوهش به «نگاه منظومه‌وار» به‌عنوان راه‌حل هنجاری می‌رسد، اینجا همان دغدغه به قاعده‌ای صوری و آزمون‌پذیر فروکاسته می‌شود تا در نقد متقابلِ فرقه‌ها نیز به کار آید.</w:t>
+      </w:r>
+    </w:p>
+    <w:p>
+      <w:pPr>
+        <w:bidi/>
+        <w:spacing w:after="120" w:line="348" w:lineRule="auto"/>
+        <w:jc w:val="both"/>
+      </w:pPr>
+      <w:r>
+        <w:rPr>
+          <w:rFonts w:ascii="Vazirmatn" w:hAnsi="Vazirmatn"/>
+          <w:rFonts w:ascii="Vazirmatn" w:hAnsi="Vazirmatn" w:cs="Vazirmatn" w:eastAsia="Vazirmatn"/>
+          <w:b w:val="0"/>
+          <w:sz w:val="23"/>
+          <w:rtl w:val="1"/>
+          <w:szCs w:val="23"/>
+        </w:rPr>
         <w:t>خلأ پژوهشی این مقاله درست در تلاقی این تلاش‌های پیشینیان است: صورت‌بندی یک قاعدهٔ اصولی، درون‌سنتی و آزمون‌پذیر برای تشخیص استناد گزینشی، به‌گونه‌ای که به داوری در اختلافات مذهبی نیاز نداشته باشد و در فضای عمومی و محافل علمی نیز قابل اجرا باشد.</w:t>
       </w:r>
     </w:p>
@@ -2256,7 +2228,7 @@
           <w:rtl w:val="1"/>
           <w:szCs w:val="23"/>
         </w:rPr>
-        <w:t>، بدان معنا که اگر کسی نشان دهد مدعایی بدون حذف هیچ قرینه‌ای به دست می‌آید، قاعدهٔ ما نمی‌تواند آن را رد کند؛ و همین، تفاوتش را با معیارهای ایدئولوژیک نشان می‌دهد.</w:t>
+        <w:t>: اگر کسی نشان دهد مدعایی بدون حذف قرینه به دست می‌آید، قاعده آن را رد نمی‌کند؛ و همین، تفاوتش را با معیارهای ایدئولوژیک نشان می‌دهد.</w:t>
       </w:r>
     </w:p>
     <w:p>
@@ -3811,6 +3783,24 @@
     </w:p>
     <w:p>
       <w:pPr>
+        <w:bidi/>
+        <w:spacing w:after="120" w:line="348" w:lineRule="auto"/>
+        <w:jc w:val="both"/>
+      </w:pPr>
+      <w:r>
+        <w:rPr>
+          <w:rFonts w:ascii="Vazirmatn" w:hAnsi="Vazirmatn"/>
+          <w:rFonts w:ascii="Vazirmatn" w:hAnsi="Vazirmatn" w:cs="Vazirmatn" w:eastAsia="Vazirmatn"/>
+          <w:b w:val="0"/>
+          <w:sz w:val="23"/>
+          <w:rtl w:val="1"/>
+          <w:szCs w:val="23"/>
+        </w:rPr>
+        <w:t>تعبیر گویای این سازوکار «استناد محدود و موضعی (local)» است: گروه حجم محدودی از متون را به کار می‌گیرد و بخش‌های ناهمخوان را تأویل می‌کند یا «منسی» می‌خواند (اعتمادی نیا، ۱۳۹۲، ص ۱۴۹)؛ آنگاه سنت را به آموزه‌های روبنایی و زیربنایی تقسیم می‌کند و تصویری «مُثله‌شده» از اندام‌وارهٔ آن می‌سازد (همان، ص ۱۵۱). حسن حنفی همین نسبت را در تعبیری گفت که برایش تکفیر آورد: ورود به متن همچون ورود به «سوپرمارکت» (همان، ص ۱۴۹، پینوشت، ص ۱۶۷–۱۶۸) — تعبیری دقیق، زیرا در سوپرمارکت کالاها بی‌ارتباط‌اند و انتخاب، بی‌هزینه.</w:t>
+      </w:r>
+    </w:p>
+    <w:p>
+      <w:pPr>
         <w:pStyle w:val="Heading3"/>
         <w:bidi/>
         <w:jc w:val="right"/>
@@ -3872,7 +3862,7 @@
           <w:rtl w:val="1"/>
           <w:szCs w:val="23"/>
         </w:rPr>
-        <w:t xml:space="preserve"> آیهٔ ۸۵ سورهٔ بقره، پس از برشمردن مفاسد بنی‌اسرائیل، به نقطهٔ اصلی می‌رسد: «أَفَتُؤْمِنُونَ بِبَعْضِ الْكِتَابِ وَتَكْفُرُونَ بِبَعْضٍ...». اهمیت آیه در تعبیر آن است: مسئله «تفسیر نادرست» نیست، «ایمان به بعض و کفر به بعض» است؛ یعنی گزینش‌گری در سطح نسبت انسان با متن، نه در سطح فهم او. و نکتهٔ روش‌شناختی ظریف آن است که آیه، گزینش را به کفر نسبت می‌دهد؛ همان‌جا که انسان بخشی را می‌پذیرد، نپذیرفتن بخش دیگر را نیز باید به رسمیت بشناسد. این، دقیقاً همان چیزی است که در استناد گزینشی پنهان می‌ماند: انکار ضمنی، در لباس پذیرش صریح.</w:t>
+        <w:t xml:space="preserve"> آیهٔ ۸۵ سورهٔ بقره، پس از برشمردن مفاسد بنی‌اسرائیل، به نقطهٔ اصلی می‌رسد: «أَفَتُؤْمِنُونَ بِبَعْضِ الْكِتَابِ وَتَكْفُرُونَ بِبَعْضٍ...». اهمیت آیه در تعبیر آن است: مسئله «تفسیر نادرست» نیست، «ایمان به بعض و کفر به بعض» است؛ یعنی گزینش‌گری در سطح نسبت انسان با متن، نه در سطح فهم او. و نکتهٔ روش‌شناختی ظریف آن است که آیه، گزینش را به کفر نسبت می‌دهد؛ همان‌جا که انسان بخشی را می‌پذیرد، نپذیرفتن بخش دیگر را نیز باید به رسمیت بشناسد. این، دقیقاً همان چیزی است که در استناد گزینشی پنهان می‌ماند: انکار ضمنی، در لباس پذیرش صریح. امام خمینی همین آیه را معیار داوریِ درون‌سنتی می‌کند: کسانی که بخشی از معارف را «کار ندارند» و بخشی را رد می‌کنند، به نظر او مصداق «نُؤْمِنُ بِبَعْضٍ وَنَكْفُرُ بِبَعْضٍ»اند (امام خمینی، ۱۳۷۸، ج۳، ص ۲۲۲، به نقل از اعتمادی نیا، ۱۳۹۲، ص ۱۵۲).</w:t>
       </w:r>
     </w:p>
     <w:p>
@@ -3901,7 +3891,7 @@
           <w:rtl w:val="1"/>
           <w:szCs w:val="23"/>
         </w:rPr>
-        <w:t xml:space="preserve"> آیهٔ ۷ سورهٔ آل‌عمران، سازوکار نخست را معرفی می‌کند: «مِنْهُ آيَاتٌ مُّحْكَمَاتٌ هُنَّ أُمُّ الْكِتَابِ وَأُخَرُ مُتَشَابِهَاتٌ فَأَمَّا الَّذِينَ فِي قُلُوبِهِمْ زَيْغٌ فَيَتَّبِعُونَ مَا تَشَابَهَ مِنْهُ...». دو نکتهٔ آن برای موضوع ما حیاتی است. نخست، صفت گزینش‌گر توصیف می‌شود، نه صرفاً فعل او؛ دوم، معیار تشخیص صریح و صوری است: آنان «ما تشابه منه» را پیروی می‌کنند و «أمّ الکتاب» را رها می‌کنند. یعنی گزینش‌گری با یک الگوی صوری تعریف شده است: رجوع به متشابه و ترک محکم، همان معیاری که در بخش ۴ در قالب قاعدهٔ وابستگی صورت‌بندی شد.</w:t>
+        <w:t xml:space="preserve"> آیهٔ ۷ سورهٔ آل‌عمران، سازوکار نخست را معرفی می‌کند: «مِنْهُ آيَاتٌ مُّحْكَمَاتٌ هُنَّ أُمُّ الْكِتَابِ وَأُخَرُ مُتَشَابِهَاتٌ فَأَمَّا الَّذِينَ فِي قُلُوبِهِمْ زَيْغٌ فَيَتَّبِعُونَ مَا تَشَابَهَ مِنْهُ...». دو نکتهٔ آن حیاتی است: نخست، صفت گزینش‌گر توصیف می‌شود، نه صرفاً فعل او؛ دوم، معیار تشخیص صریح و صوری است: پیروی از «ما تشابه منه» و رهاکردن «أمّ الکتاب». گزینش‌گری با الگویی صوری تعریف شده است، همان معیاری که در بخش ۴ به‌صورت قاعدهٔ وابستگی صورت‌بندی شد.</w:t>
       </w:r>
     </w:p>
     <w:p>
@@ -4034,7 +4024,7 @@
           <w:rtl w:val="1"/>
           <w:szCs w:val="23"/>
         </w:rPr>
-        <w:t>، ج۳، ذیل ۳:۷). آیهٔ ۷۸ همان سوره، سازوکار دوم را در سطح گفتار نشان می‌دهد: «يَلْوُونَ أَلْسِنَتَهُم بِالْكِتَابِ لِتَحْسَبُوهُ مِنَ الْكِتَابِ وَمَا هُوَ مِنَ الْكِتَابِ». تعبیر «یَلوُونَ» وصفی دقیق از تقطیع است، یعنی متن حفظ می‌شود، اما پیچانده می‌شود؛ و هدف صریح است: «لِتَحْسَبُوهُ» — تا شما بپندارید. پس مسئله، نه تحریف متن، بلکه ایجاد باور نادرست دربارهٔ متن است. ادبیات معاصرِ «تفسیر به رأی» نیز کم‌وبیش همین معیار را برای جدا کردن تفسیر روشمند از تحمیل رأی به کار می‌گیرد (آهنگ، ۱۴۰۳، ص ۱۴۰؛ صادقی، ۱۴۰۲، ص ۱۷۲).</w:t>
+        <w:t>، ج۳، ذیل ۳:۷). آیهٔ ۷۸ همان سوره، سازوکار دوم را در سطح گفتار نشان می‌دهد: «يَلْوُونَ أَلْسِنَتَهُم بِالْكِتَابِ لِتَحْسَبُوهُ مِنَ الْكِتَابِ وَمَا هُوَ مِنَ الْكِتَابِ». تعبیر «یَلوُونَ» وصفی دقیق از تقطیع است: متن حفظ می‌شود، اما پیچانده می‌شود؛ و هدف صریح است: «لِتَحْسَبُوهُ». پس مسئله نه تحریف متن، بلکه ایجاد باور نادرست دربارهٔ متن است. ادبیات معاصرِ «تفسیر به رأی» نیز کم‌وبیش همین معیار را برای جدا کردن تفسیر روشمند از تحمیل رأی به کار می‌گیرد (آهنگ، ۱۴۰۳، ص ۱۴۰؛ صادقی، ۱۴۰۲، ص ۱۷۲).</w:t>
       </w:r>
     </w:p>
     <w:p>
@@ -4063,7 +4053,7 @@
           <w:rtl w:val="1"/>
           <w:szCs w:val="23"/>
         </w:rPr>
-        <w:t xml:space="preserve"> آیهٔ ۸۲ سورهٔ نساء معیاری استدلالی به دست می‌دهد: «أَفَلَا يَتَدَبَّرُونَ الْقُرْآنَ وَلَوْ كَانَ مِنْ عِندِ غَيْرِ اللَّهِ لَوَجَدُوا فِيهِ اخْتِلَافًا كَثِيرًا». پیامد روش‌شناختی آیه مهم‌تر از ظاهر آن است. آیه، «تدبر کل‌نگر» را روش تشخیص صدق معرفی می‌کند. در مجموعه‌ای از قطعات پراکنده، هر قطعه با خودش سازگار است و اختلافی دیده نمی‌شود؛ تقطیع، آزمون این آیه را از کار می‌اندازد. آیهٔ ۴۶ همان سوره، تعبیر «يُحَرِّفُونَ الْكَلِمَ عَن مَّوَاضِعِهِ» را می‌آورد؛ کلید بحث «عن مواضعه» است: تحریف، نه تغییر لفظ، بلکه جابه‌جایی لفظ از جایگاه خود است. و این، تعریف دقیق تقطیع است: کلمه همان کلمه است، جایگاهش جایگاه دیگری.</w:t>
+        <w:t xml:space="preserve"> آیهٔ ۸۲ سورهٔ نساء معیاری استدلالی به دست می‌دهد: «أَفَلَا يَتَدَبَّرُونَ الْقُرْآنَ وَلَوْ كَانَ مِنْ عِندِ غَيْرِ اللَّهِ لَوَجَدُوا فِيهِ اخْتِلَافًا كَثِيرًا». پیامد روش‌شناختی آیه مهم‌تر از ظاهر آن است: آیه «تدبر کل‌نگر» را روش تشخیص صدق معرفی می‌کند. در مجموعه‌ای از قطعات پراکنده، هر قطعه با خودش سازگار است و اختلافی دیده نمی‌شود؛ تقطیع، آزمون این آیه را از کار می‌اندازد. آیهٔ ۴۶ همان سوره، تعبیر «يُحَرِّفُونَ الْكَلِمَ عَن مَّوَاضِعِهِ» را می‌آورد: تحریف، نه تغییر لفظ، بلکه جابه‌جایی لفظ از جایگاه خود است — و این، تعریف دقیق تقطیع است: کلمه همان کلمه است، جایگاهش جایگاه دیگری.</w:t>
       </w:r>
     </w:p>
     <w:p>
@@ -4092,7 +4082,7 @@
           <w:rtl w:val="1"/>
           <w:szCs w:val="23"/>
         </w:rPr>
-        <w:t xml:space="preserve"> آیهٔ ۶ سورهٔ حجرات («إِن جَاءَكُمْ فَاسِقٌ بِنَبَإٍ فَتَبَيَّنُوا») در سنت اصولی مستند حجیت و هم‌زمان محدودیت خبر واحد شده است: خبر، مشروط به وثاقت راوی و به لزوم تبیّن است؛ کسی که این آیه را می‌خواند و هر روایت بی‌سند را می‌پذیرد، در برابر قاعدهٔ صریح آن ایستاده است. آیهٔ ۳۶ سورهٔ اسراء («وَلَا تَقْفُ مَا لَيْسَ لَكَ بِهِ عِلْمٌ») قاعدهٔ عام‌تری می‌دهد؛ و نکتهٔ ظریف آن است که استناد گزینشی همیشه یک «علم ساختگی» تولید می‌کند: به تعبیری علم به اینکه متن چنین می‌گوید، در حالی که متن در جایگاه خود چنین نمی‌گوید.</w:t>
+        <w:t xml:space="preserve"> آیهٔ ۶ سورهٔ حجرات («إِن جَاءَكُمْ فَاسِقٌ بِنَبَإٍ فَتَبَيَّنُوا») در سنت اصولی مستند حجیت و هم‌زمان محدودیت خبر واحد شده است: خبر، مشروط به وثاقت راوی و به لزوم تبیّن است؛ پذیرفتن هر روایت بی‌سند، ایستادن در برابر همین قاعده است. آیهٔ ۳۶ سورهٔ اسراء («وَلَا تَقْفُ مَا لَيْسَ لَكَ بِهِ عِلْمٌ») قاعدهٔ عام‌تری می‌دهد؛ و نکتهٔ ظریف آن است که استناد گزینشی همیشه یک «علم ساختگی» تولید می‌کند: به تعبیری علم به اینکه متن چنین می‌گوید، در حالی که متن در جایگاه خود چنین نمی‌گوید.</w:t>
       </w:r>
     </w:p>
     <w:p>
@@ -4162,7 +4152,7 @@
           <w:rtl w:val="1"/>
           <w:szCs w:val="23"/>
         </w:rPr>
-        <w:t xml:space="preserve">امام متن را رد نمی‌کند، بلکه تصریح می‌کند «نَعَمْ»؛ و این، تفاوت بنیادی نقد روشی با نقد متنی است. خطا در متن نیست، در گذار از «حُکم» به «امارت» است؛ همان چیزی که در جدول بخش ۵ «اثبات بیش از ظرفیت دلالت» نامیدیم. تعبیر «یُرادُ بها باطل» مسیر استدلال را نشانه می‌گیرد، نه ایمان گوینده را؛ امام در ادامه با استدلالی درونی ضرورت امارت را نشان می‌دهد: «یُبَلِّغُ اللهُ فِیهَا الْأَجَلَ، وَیُجْمَعُ بِهِ الْفَیْءُ...». ابطال استدلال خوارج با ارجاع به آیهٔ حکمیت در اختلاف زوجین (نساء ۴:۳۵) انجام می‌شود؛ یعنی خود قرآن حکمیت بشری را در جایی پذیرفته است. روایت این صحنه نکتهٔ تکمیلی مهمی دارد: در صفین، نبرد میان قرآن و ضِدّ قرآن نبود؛ طرف مقابل «قرآنی‌تر» بود، زیرا قرآن‌ها را بر سر نیزه کرد (رحیم‌پور ازغدی، ۱۳۹۲). ابن‌عباس هم در نهروان خوارج را دید که در خیمه‌ها قرآن می‌خواندند و پیشانی‌هایشان از سجده زخم بود، و امام او را از فریفتگی به این ظاهر برحذر داشت. تلاوت و تقوا، ضامنِ سلامتِ استناد نیست. مطهری نیز در </w:t>
+        <w:t xml:space="preserve">امام متن را رد نمی‌کند، بلکه تصریح می‌کند «نَعَمْ»؛ و این، تفاوت بنیادی نقد روشی با نقد متنی است. خطا در متن نیست، در گذار از «حُکم» به «امارت» است؛ همان چیزی که در جدول بخش ۵ «اثبات بیش از ظرفیت دلالت» نامیدیم. تعبیر «یُرادُ بها باطل» مسیر استدلال را نشانه می‌گیرد، نه ایمان گوینده را؛ امام در ادامه با استدلالی درونی ضرورت امارت را نشان می‌دهد: «یُبَلِّغُ اللهُ فِیهَا الْأَجَلَ، وَیُجْمَعُ بِهِ الْفَیْءُ...». ابطال استدلال خوارج با ارجاع به آیهٔ حکمیت در اختلاف زوجین (نساء ۴:۳۵) انجام می‌شود؛ یعنی خود قرآن حکمیت بشری را در جایی پذیرفته است. روایت این صحنه نکتهٔ تکمیلی مهمی دارد: در صفین، نبرد میان قرآن و ضِدّ قرآن نبود؛ طرف مقابل «قرآنی‌تر» بود، زیرا قرآن‌ها را بر سر نیزه کرد (رحیم‌پور ازغدی، ۱۳۹۲). ابن‌عباس هم در نهروان خوارج را دید که قرآن می‌خواندند و پیشانی‌هایشان از سجده زخم بود؛ تلاوت و تقوا، ضامنِ سلامتِ استناد نیست. مطهری نیز در </w:t>
       </w:r>
       <w:r>
         <w:rPr>
@@ -4208,7 +4198,7 @@
           <w:rtl w:val="1"/>
           <w:szCs w:val="23"/>
         </w:rPr>
-        <w:t>، فصل حکمیت و خوارج). همین صحنه، در پژوهش‌های معاصرِ مذاهب نیز به‌عنوان نمونهٔ تاریخیِ استناد گزینشی بررسی شده است (فرمانیان آرانی، باقری و فداییان، ۱۴۰۳، ص ۳۱).</w:t>
+        <w:t>، فصل حکمیت و خوارج). همین صحنه در پژوهش‌های معاصرِ مذاهب نیز نمونهٔ تاریخیِ استناد گزینشی شمرده شده است (فرمانیان آرانی، باقری و فداییان، ۱۴۰۳، ص ۳۱).</w:t>
       </w:r>
     </w:p>
     <w:p>
@@ -4454,7 +4444,7 @@
           <w:rtl w:val="1"/>
           <w:szCs w:val="23"/>
         </w:rPr>
-        <w:t xml:space="preserve"> کسی که سال‌ها با روش گزینشی متن خوانده است، جست‌وجوی شاهد را جای جست‌وجوی حقیقت می‌نشاند؛ و این عادت به حوزهٔ دین محدود نمی‌ماند. در روان‌شناسی شناختی این پدیده </w:t>
+        <w:t xml:space="preserve"> کسی که سال‌ها با روش گزینشی متن خوانده است، جست‌وجوی شاهد را جای جست‌وجوی حقیقت می‌نشاند؛ در روان‌شناسی شناختی این پدیده </w:t>
       </w:r>
       <w:r>
         <w:rPr>
@@ -4477,30 +4467,7 @@
           <w:rtl w:val="1"/>
           <w:szCs w:val="23"/>
         </w:rPr>
-        <w:t xml:space="preserve"> نامیده می‌شود، یعنی تمایل به جست‌وجوی شاهد موافق و بی‌اعتنایی به شاهد مخالف (Nickerson, 1998, p. 175; Kahneman, 2011)؛ و فراتحلیلِ پژوهش‌های «مواجههٔ گزینشی» نشان می‌دهد این گرایش، نه استثنا بلکه قاعده است (Hart et al., 2009, p. 555). آنچه در این جستار </w:t>
-      </w:r>
-      <w:r>
-        <w:rPr>
-          <w:rFonts w:ascii="Vazirmatn" w:hAnsi="Vazirmatn"/>
-          <w:rFonts w:ascii="Vazirmatn" w:hAnsi="Vazirmatn" w:cs="Vazirmatn" w:eastAsia="Vazirmatn"/>
-          <w:b w:val="0"/>
-          <w:i/>
-          <w:sz w:val="23"/>
-          <w:rtl w:val="1"/>
-          <w:szCs w:val="23"/>
-        </w:rPr>
-        <w:t>استناد گزینشی</w:t>
-      </w:r>
-      <w:r>
-        <w:rPr>
-          <w:rFonts w:ascii="Vazirmatn" w:hAnsi="Vazirmatn"/>
-          <w:rFonts w:ascii="Vazirmatn" w:hAnsi="Vazirmatn" w:cs="Vazirmatn" w:eastAsia="Vazirmatn"/>
-          <w:b w:val="0"/>
-          <w:sz w:val="23"/>
-          <w:rtl w:val="1"/>
-          <w:szCs w:val="23"/>
-        </w:rPr>
-        <w:t xml:space="preserve"> نامیده می‌شود، در واقع صورت دینی همان سوگیری عام شناختی است؛ و اگر چنین است، درمان آن باید در آموزش مهارت استدلال و تفکر انتقادی جست‌وجو شود، نه فقط در توصیهٔ اخلاقی.</w:t>
+        <w:t xml:space="preserve"> نامیده می‌شود، یعنی تمایل به جست‌وجوی شاهد موافق و بی‌اعتنایی به شاهد مخالف (Nickerson, 1998, p. 175; Kahneman, 2011)؛ و فراتحلیلِ پژوهش‌های «مواجههٔ گزینشی» نشان می‌دهد این گرایش، نه استثنا بلکه قاعده است (Hart et al., 2009, p. 555). استناد گزینشی، صورت دینی همان سوگیری عام شناختی است؛ پس درمانش را باید در آموزش مهارت استدلال و تفکر انتقادی جست، نه فقط در توصیهٔ اخلاقی.</w:t>
       </w:r>
     </w:p>
     <w:p>
@@ -4595,7 +4562,7 @@
           <w:rtl w:val="1"/>
           <w:szCs w:val="23"/>
         </w:rPr>
-        <w:t xml:space="preserve"> انسان در مواجهه با پرسش‌های وجودی به پاسخ قطعی نیاز دارد، اما متن به‌طور طبیعی درجاتی از صراحت دارد؛ گزینش‌گری راه‌حل این تنش است، زیرا با حذف قرینه، درجهٔ صراحت متن را به‌طور مصنوعی بالا می‌برد. به این، سوگیری تأیید را هم بیفزایید: آزمایش Wason (1960, p. 129) نشان داد افراد در آزمون فرضیه به‌جای ابطال‌گرایی به دنبال نمونه‌های تأییدکننده می‌روند، و Nickerson (1998, p. 175) نشان می‌دهد این سوگیری در قلمروهای گوناگون، از جمله استدلال دینی، بازتولید می‌شود. سازوکار آن نیز ارادی نیست: انگیزهٔ رسیدن به نتیجه، خودِ مسیر دسترسی به باورها و ارزیابی شواهد را جهت می‌دهد و فرد در همان حال احساس استدلال بی‌طرفانه دارد (Kunda, 1990, p. 480). نکتهٔ مهم آن است که این سوگیری خودآگاه نیست؛ از این‌رو نصیحت اخلاقی تقریباً بی‌اثر است و آنچه اثر دارد سازوکارهای بیرونی بازبینی است.</w:t>
+        <w:t xml:space="preserve"> انسان در مواجهه با پرسش‌های وجودی به پاسخ قطعی نیاز دارد، اما متن به‌طور طبیعی درجاتی از صراحت دارد؛ گزینش‌گری راه‌حل این تنش است، زیرا با حذف قرینه، درجهٔ صراحت متن را به‌طور مصنوعی بالا می‌برد. به این، سوگیری تأیید را هم بیفزایید: آزمایش Wason (1960, p. 129) نشان داد افراد در آزمون فرضیه به‌جای ابطال به دنبال نمونهٔ تأییدکننده می‌روند، و این سوگیری در قلمروهای گوناگون، از جمله استدلال دینی، بازتولید می‌شود (Nickerson, 1998, p. 175). سازوکار آن نیز ارادی نیست: انگیزهٔ رسیدن به نتیجه، خودِ مسیر دسترسی به باورها و ارزیابی شواهد را جهت می‌دهد و فرد در همان حال احساس استدلال بی‌طرفانه دارد (Kunda, 1990, p. 480). نکتهٔ مهم آن است که این سوگیری خودآگاه نیست؛ از این‌رو نصیحت اخلاقی تقریباً بی‌اثر است و آنچه اثر دارد سازوکارهای بیرونی بازبینی است.</w:t>
       </w:r>
     </w:p>
     <w:p>
@@ -4624,7 +4591,7 @@
           <w:rtl w:val="1"/>
           <w:szCs w:val="23"/>
         </w:rPr>
-        <w:t xml:space="preserve"> استناد همیشه در میدانی اجتماعی رخ می‌دهد که در آن متن سرمایه‌ای نمادین است: هویت (یعنی اینکه ما کسانی هستیم که به این متن استناد می‌کنیم)، رقابت (یعنی اینکه استناد ابزار بی‌سلاح‌کردن حریف است)، و مشروعیت. در چنین میدانی گزینش عقلانی است، بدین معنا که پاداش دارد و هزینه ندارد؛ و همین است که تقریباً هیچ‌کس با این رویه مخالف نیست، زیرا «همه یک جوری پای این سفره می‌نشینند» (رحیم‌پور ازغدی، ۱۳۹۲). از این‌رو تغییر رفتار نیازمند تغییر ساختار پاداش است، نه فقط تغییر نگرش. این تحلیل با نظریهٔ «استدلال جدلی» نیز هم‌خوان است: کارکرد طبیعی استدلال، بیشتر یافتن دلیل برای موضع خود و سنجش دلیل دیگری است تا کشف حقیقت (Mercier &amp; Sperber, 2011, p. 57).</w:t>
+        <w:t xml:space="preserve"> استناد همیشه در میدانی اجتماعی رخ می‌دهد که در آن متن سرمایه‌ای نمادین است: هویت، رقابت و مشروعیت. در چنین میدانی گزینش عقلانی است، بدین معنا که پاداش دارد و هزینه ندارد؛ و همین است که تقریباً هیچ‌کس با این رویه مخالف نیست، زیرا «همه یک جوری پای این سفره می‌نشینند» (رحیم‌پور ازغدی، ۱۳۹۲). از این‌رو تغییر رفتار نیازمند تغییر ساختار پاداش است، نه فقط تغییر نگرش. این تحلیل با نظریهٔ «استدلال جدلی» نیز هم‌خوان است: کارکرد طبیعی استدلال، بیشتر یافتن دلیل برای موضع خود و سنجش دلیل دیگری است تا کشف حقیقت (Mercier &amp; Sperber, 2011, p. 57).</w:t>
       </w:r>
     </w:p>
     <w:p>
@@ -4728,7 +4695,7 @@
           <w:rtl w:val="1"/>
           <w:szCs w:val="23"/>
         </w:rPr>
-        <w:t xml:space="preserve"> است. این تغییر خنثی نیست، زیرا معماری ابزار، خود یک انتخاب تفسیری است که بی‌آنکه اعلام شود، مرزهای معنا را جابه‌جا می‌کند. سه سازوکار: تقطیع ساختاری (نمایش آیه بی‌آیات پیرامون)؛ بازیابی گزینشی (الگوریتم بر پایهٔ شباهت لفظی با پرس‌وجو عمل می‌کند و پرس‌وجو اغلب از پیش‌فرض کاربر برمی‌آید، پس حلقهٔ بستهٔ تأیید در سطح فناوری شکل می‌گیرد)؛ و تولید متن شبه‌استنادی، که در آن جعل ارجاع دیگر نیازمند دانش حدیثی نیست. در چنین وضعیتی معیار اعتبار، نه «وجود ارجاع»، بلکه «قابلیت راستی‌آزمایی» آن است.</w:t>
+        <w:t xml:space="preserve"> است. این تغییر خنثی نیست، زیرا معماری ابزار، خود یک انتخاب تفسیری است که بی‌آنکه اعلام شود، مرزهای معنا را جابه‌جا می‌کند. سه سازوکار: تقطیع ساختاری (نمایش آیه بی‌آیات پیرامون)؛ بازیابی گزینشی (الگوریتم بر پایهٔ شباهت لفظی کار می‌کند و پرس‌وجو از پیش‌فرض کاربر برمی‌آید، پس حلقهٔ بستهٔ تأیید در سطح فناوری بسته می‌شود)؛ و تولید متن شبه‌استنادی. در چنین وضعیتی معیار اعتبار، نه «وجود ارجاع»، بلکه «قابلیت راستی‌آزمایی» آن است.</w:t>
       </w:r>
     </w:p>
     <w:p>
@@ -4812,7 +4779,7 @@
           <w:rtl w:val="1"/>
           <w:szCs w:val="23"/>
         </w:rPr>
-        <w:t xml:space="preserve"> در بخشی از ادبیات دینی، آیهٔ «فَاقْتُلُوا الْمُشْرِكِينَ حَيْثُ وَجَدتُّمُوهُمْ» به‌عنوان قاعدهٔ عام رفتار با غیرمسلمان نقل می‌شود. اما آیهٔ ۴، درست پیش از آن، پیمان‌داران را استثنا می‌کند («إِلَّا الَّذِينَ عَاهَدتُّم...») و آیهٔ ۶، درست پس از آن، حکم پناهندگی و ابلاغ امنیت را مقرر می‌کند: «وَإِنْ أَحَدٌ مِّنَ الْمُشْرِكِينَ اسْتَجَارَكَ فَأَجِرْهُ...». مدعای «قاعدهٔ عام» وابسته به حذف قرینهٔ پیوسته است و بر پایهٔ قاعدهٔ وابستگی ساقط می‌شود؛ و این داوری، بی‌هیچ ارجاعی به موضع فقهی خاص انجام شده است. نکتهٔ تکمیلی آن است که حتی قائل به نسخ آیات صلح نیز نمی‌تواند آیهٔ ۶ را نادیده بگیرد؛ زیرا نسخ میان احکام متعارض جریان دارد، نه برای حذف اجزای یک خطاب واحد. تفکیک «نسخ» از «تخصیص» و «تقید» که طبری و طبرسی در تفسیر همین سوره به آن توجه دارند (طبری، ۳۱۰ق، </w:t>
+        <w:t xml:space="preserve"> در بخشی از ادبیات دینی، آیهٔ «فَاقْتُلُوا الْمُشْرِكِينَ حَيْثُ وَجَدتُّمُوهُمْ» به‌عنوان قاعدهٔ عام رفتار با غیرمسلمان نقل می‌شود. اما آیهٔ ۴، درست پیش از آن، پیمان‌داران را استثنا می‌کند («إِلَّا الَّذِينَ عَاهَدتُّم...») و آیهٔ ۶، درست پس از آن، حکم پناهندگی و ابلاغ امنیت را مقرر می‌کند: «وَإِنْ أَحَدٌ مِّنَ الْمُشْرِكِينَ اسْتَجَارَكَ فَأَجِرْهُ...». مدعای «قاعدهٔ عام» وابسته به حذف قرینهٔ پیوسته است و بر پایهٔ قاعدهٔ وابستگی ساقط می‌شود؛ و این داوری، بی‌هیچ ارجاعی به موضع فقهی خاص انجام شده است. حتی قائل به نسخ آیات صلح نیز نمی‌تواند آیهٔ ۶ را نادیده بگیرد؛ زیرا نسخ میان احکام متعارض جریان دارد، نه برای حذف اجزای یک خطاب واحد. تفکیک «نسخ» از «تخصیص» و «تقید» که طبری و طبرسی در تفسیر همین سوره به آن توجه دارند (طبری، ۳۱۰ق، </w:t>
       </w:r>
       <w:r>
         <w:rPr>
@@ -5255,7 +5222,7 @@
           <w:rtl w:val="1"/>
           <w:szCs w:val="23"/>
         </w:rPr>
-        <w:t>در این مسیر همچنین نیاز است که ابزاری طراحی شود که سیاق را به‌طور پیش‌فرض نمایش دهد و بر کپی‌کردن بخشی از آیه، هشدار تقطیع بدهد و متن را به‌عنوان کل در نظر بگیرد، و سازوکاری برای بازبینی استناد (نه بازبینی محتوا) ایجاد شود. البته در این مسیر توجه به خطراتی چون فلج تفسیری (اگر هر استنادی مشکوک شود، فهم تعلیق می‌شود)؛ انحصار تفسیری (اگر تشخیص به گروهی خاص سپرده شود، به ابزار قدرت بدل می‌شود)؛ نقد به‌جای فهم؛ و بی‌طرفی کاذب (خواندن هر موضع قوی به‌عنوان «گزینشی» برای فرار از داوری) بسیار اهمیت و ضرورت دارد.</w:t>
+        <w:t>در این مسیر همچنین نیاز است که ابزاری طراحی شود که سیاق را به‌طور پیش‌فرض نمایش دهد و بر کپی‌کردن بخشی از آیه، هشدار تقطیع بدهد و متن را به‌عنوان کل در نظر بگیرد، و سازوکاری برای بازبینی استناد (نه بازبینی محتوا) ایجاد شود. در این مسیر باید به چهار خطر توجه داشت: فلج تفسیری (اگر هر استنادی مشکوک شود، فهم تعلیق می‌شود)؛ انحصار تفسیری (اگر تشخیص به گروهی خاص سپرده شود، به ابزار قدرت بدل می‌شود)؛ نقد به‌جای فهم؛ و بی‌طرفی کاذب (خواندن هر موضع قوی به‌عنوان «گزینشی» برای فرار از داوری) توجه کرد.</w:t>
       </w:r>
     </w:p>
     <w:p>
@@ -5292,7 +5259,7 @@
           <w:rtl w:val="1"/>
           <w:szCs w:val="23"/>
         </w:rPr>
-        <w:t>یک اصل مسلم در این راستا آن است که چنانچه روش پیشنهادی تنها به نقد دیگران بیاید و در برابر موضع خود ساکت بماند، خود مصداق گزینش است. از این‌رو شناخت موضع رقیب یک ضرورت دیگر است.</w:t>
+        <w:t>روشی که تنها به نقد دیگران بیاید و در برابر موضع خود ساکت بماند، خود مصداق گزینش است؛ از این‌رو شناخت موضع رقیب ضروری است.</w:t>
       </w:r>
     </w:p>
     <w:p>
@@ -5398,7 +5365,7 @@
           <w:rtl w:val="1"/>
           <w:szCs w:val="23"/>
         </w:rPr>
-        <w:t xml:space="preserve"> هم به بافت توجه دارد؛ با این حال ممکن است متن در تاریخ منحصر شود و گرایش به گزینش منبع هم داشته باشد. فرد با رویکرد </w:t>
+        <w:t xml:space="preserve"> هم به بافت توجه دارد؛ با این حال ممکن است متن در تاریخ منحصر شود و گرایش به گزینش منبع هم داشته باشد. رویکرد </w:t>
       </w:r>
       <w:r>
         <w:rPr>
@@ -5420,7 +5387,7 @@
           <w:rtl w:val="1"/>
           <w:szCs w:val="23"/>
         </w:rPr>
-        <w:t xml:space="preserve"> هم به دنبال پذیرش عمق معنا و نقش پیش‌فرض‌های مفسر است (Gadamer)؛ اما این آسیب را هم دارد که به ورطهٔ نسبی‌گرایی بیفتد، زیرا اگر هر خوانش معتبر باشد، نقد گزینش‌گری بی‌معنا می‌شود و در نبود معیار، آن‌که صدای بلندتری دارد تفسیر غالب را تعیین می‌کند. تفکیک هِرش (Hirsch) میان «معنا» و «دلالت» نشان می‌دهد می‌توان تکثر دلالت‌ها را پذیرفت بی‌آنکه معنای متن به‌کلی سیال شود.</w:t>
+        <w:t xml:space="preserve"> عمق معنا و نقش پیش‌فرض‌های مفسر را می‌پذیرد (Gadamer)، اما در معرض نسبی‌گرایی است: اگر هر خوانش معتبر باشد، نقد گزینش‌گری بی‌معنا می‌شود و در نبود معیار، آن‌که صدای بلندتری دارد تفسیر غالب را تعیین می‌کند. تفکیک هِرش (Hirsch) میان «معنا» و «دلالت» نشان می‌دهد می‌توان تکثر دلالت‌ها را پذیرفت بی‌آنکه معنای متن به‌کلی سیال شود.</w:t>
       </w:r>
     </w:p>
     <w:p>
@@ -5717,7 +5684,7 @@
           <w:rtl w:val="1"/>
           <w:szCs w:val="23"/>
         </w:rPr>
-        <w:t xml:space="preserve"> (بخش «د» و «و»)، شمارهٔ صفحه بر پایهٔ صفحه‌بندیِ همان شمارهٔ مجله است و همهٔ بازه‌های صفحه در همین فهرست آمده؛ صفحه‌ای که در متن ذکر می‌شود، نخستین صفحهٔ مقاله است که چکیده و دعاوی اصلی در آن درج شده است.*</w:t>
+        <w:t xml:space="preserve"> (بخش «د» و «و»)، شمارهٔ صفحه بر پایهٔ صفحه‌بندیِ همان شمارهٔ مجله است و همهٔ بازه‌های صفحه در همین فهرست آمده؛ صفحه‌ای که در متن ذکر می‌شود، همان موضعِ نقل در صفحه‌بندیِ چاپیِ مجله است؛ در مقاله‌هایی که تنها صفحهٔ آغازشان در دسترس بود، همان نخستین صفحه ذکر شده است.*</w:t>
       </w:r>
     </w:p>
     <w:p>
@@ -7135,7 +7102,7 @@
           <w:rtl w:val="1"/>
           <w:szCs w:val="23"/>
         </w:rPr>
-        <w:t xml:space="preserve">۳۱. رضایی، اسماعیل؛ فلاح، محمدرضا؛ جعفری، محمدجواد (۱۳۹۸). «حجیت قاعده ظهور در فقه امامیه»، </w:t>
+        <w:t xml:space="preserve">۳۱. اعتمادی نیا، مجتبی (۱۳۹۲). «ویژگی‌ها، انگیزه‌ها و آثار نگاه گزینشی به دین از دیدگاه امام خمینی»، </w:t>
       </w:r>
       <w:r>
         <w:rPr>
@@ -7147,18 +7114,18 @@
           <w:rtl w:val="1"/>
           <w:szCs w:val="23"/>
         </w:rPr>
-        <w:t>تحقیقات حقوقی بین‌المللی</w:t>
-      </w:r>
-      <w:r>
-        <w:rPr>
-          <w:rFonts w:ascii="Vazirmatn" w:hAnsi="Vazirmatn"/>
-          <w:rFonts w:ascii="Vazirmatn" w:hAnsi="Vazirmatn" w:cs="Vazirmatn" w:eastAsia="Vazirmatn"/>
-          <w:b w:val="0"/>
-          <w:sz w:val="23"/>
-          <w:rtl w:val="1"/>
-          <w:szCs w:val="23"/>
-        </w:rPr>
-        <w:t>، دورهٔ ۱۲، شمارهٔ ۴۴، ص ۷۳–۹۲.</w:t>
+        <w:t>حضور</w:t>
+      </w:r>
+      <w:r>
+        <w:rPr>
+          <w:rFonts w:ascii="Vazirmatn" w:hAnsi="Vazirmatn"/>
+          <w:rFonts w:ascii="Vazirmatn" w:hAnsi="Vazirmatn" w:cs="Vazirmatn" w:eastAsia="Vazirmatn"/>
+          <w:b w:val="0"/>
+          <w:sz w:val="23"/>
+          <w:rtl w:val="1"/>
+          <w:szCs w:val="23"/>
+        </w:rPr>
+        <w:t>، شمارهٔ ۸۴ (بهار ۱۳۹۲)، ص ۱۴۸–۱۷۰؛ بازنشر در پرتال امام خمینی، کد ۱۷۱۶۱۹. نشانی: http://www.imam-khomeini.ir/fa/NewsPrint.aspx?ID=143705</w:t>
       </w:r>
     </w:p>
     <w:p>
@@ -7176,7 +7143,7 @@
           <w:rtl w:val="1"/>
           <w:szCs w:val="23"/>
         </w:rPr>
-        <w:t xml:space="preserve">۳۲. ربانی، محمدحسن (۱۳۸۰). «نقش سیاق در تفسیر»، </w:t>
+        <w:t xml:space="preserve">۳۲. رضایی، اسماعیل؛ فلاح، محمدرضا؛ جعفری، محمدجواد (۱۳۹۸). «حجیت قاعده ظهور در فقه امامیه»، </w:t>
       </w:r>
       <w:r>
         <w:rPr>
@@ -7188,18 +7155,18 @@
           <w:rtl w:val="1"/>
           <w:szCs w:val="23"/>
         </w:rPr>
-        <w:t>پژوهش‌های قرآنی</w:t>
-      </w:r>
-      <w:r>
-        <w:rPr>
-          <w:rFonts w:ascii="Vazirmatn" w:hAnsi="Vazirmatn"/>
-          <w:rFonts w:ascii="Vazirmatn" w:hAnsi="Vazirmatn" w:cs="Vazirmatn" w:eastAsia="Vazirmatn"/>
-          <w:b w:val="0"/>
-          <w:sz w:val="23"/>
-          <w:rtl w:val="1"/>
-          <w:szCs w:val="23"/>
-        </w:rPr>
-        <w:t>، دورهٔ ۷، شمارهٔ ۲۷–۲۸، ص ۳۲۲–۳۴۱.</w:t>
+        <w:t>تحقیقات حقوقی بین‌المللی</w:t>
+      </w:r>
+      <w:r>
+        <w:rPr>
+          <w:rFonts w:ascii="Vazirmatn" w:hAnsi="Vazirmatn"/>
+          <w:rFonts w:ascii="Vazirmatn" w:hAnsi="Vazirmatn" w:cs="Vazirmatn" w:eastAsia="Vazirmatn"/>
+          <w:b w:val="0"/>
+          <w:sz w:val="23"/>
+          <w:rtl w:val="1"/>
+          <w:szCs w:val="23"/>
+        </w:rPr>
+        <w:t>، دورهٔ ۱۲، شمارهٔ ۴۴، ص ۷۳–۹۲.</w:t>
       </w:r>
     </w:p>
     <w:p>
@@ -7217,7 +7184,7 @@
           <w:rtl w:val="1"/>
           <w:szCs w:val="23"/>
         </w:rPr>
-        <w:t xml:space="preserve">۳۳. سلیمانی، داوود (۱۳۸۳). «اسباب صدور حدیث»، </w:t>
+        <w:t xml:space="preserve">۳۳. ربانی، محمدحسن (۱۳۸۰). «نقش سیاق در تفسیر»، </w:t>
       </w:r>
       <w:r>
         <w:rPr>
@@ -7229,18 +7196,18 @@
           <w:rtl w:val="1"/>
           <w:szCs w:val="23"/>
         </w:rPr>
-        <w:t>مقالات و بررسی‌ها</w:t>
-      </w:r>
-      <w:r>
-        <w:rPr>
-          <w:rFonts w:ascii="Vazirmatn" w:hAnsi="Vazirmatn"/>
-          <w:rFonts w:ascii="Vazirmatn" w:hAnsi="Vazirmatn" w:cs="Vazirmatn" w:eastAsia="Vazirmatn"/>
-          <w:b w:val="0"/>
-          <w:sz w:val="23"/>
-          <w:rtl w:val="1"/>
-          <w:szCs w:val="23"/>
-        </w:rPr>
-        <w:t>، شمارهٔ ۷۶، ص ۶۵–۷۹.</w:t>
+        <w:t>پژوهش‌های قرآنی</w:t>
+      </w:r>
+      <w:r>
+        <w:rPr>
+          <w:rFonts w:ascii="Vazirmatn" w:hAnsi="Vazirmatn"/>
+          <w:rFonts w:ascii="Vazirmatn" w:hAnsi="Vazirmatn" w:cs="Vazirmatn" w:eastAsia="Vazirmatn"/>
+          <w:b w:val="0"/>
+          <w:sz w:val="23"/>
+          <w:rtl w:val="1"/>
+          <w:szCs w:val="23"/>
+        </w:rPr>
+        <w:t>، دورهٔ ۷، شمارهٔ ۲۷–۲۸، ص ۳۲۲–۳۴۱.</w:t>
       </w:r>
     </w:p>
     <w:p>
@@ -7258,7 +7225,7 @@
           <w:rtl w:val="1"/>
           <w:szCs w:val="23"/>
         </w:rPr>
-        <w:t xml:space="preserve">۳۴. صادقی، ابوالفضل (۱۴۰۲). «تفسیر به رأی از دیدگاه طباطبایی و ذهبی»، </w:t>
+        <w:t xml:space="preserve">۳۴. سلیمانی، داوود (۱۳۸۳). «اسباب صدور حدیث»، </w:t>
       </w:r>
       <w:r>
         <w:rPr>
@@ -7270,18 +7237,18 @@
           <w:rtl w:val="1"/>
           <w:szCs w:val="23"/>
         </w:rPr>
-        <w:t>پژوهشنامه نقد آراء تفسیری</w:t>
-      </w:r>
-      <w:r>
-        <w:rPr>
-          <w:rFonts w:ascii="Vazirmatn" w:hAnsi="Vazirmatn"/>
-          <w:rFonts w:ascii="Vazirmatn" w:hAnsi="Vazirmatn" w:cs="Vazirmatn" w:eastAsia="Vazirmatn"/>
-          <w:b w:val="0"/>
-          <w:sz w:val="23"/>
-          <w:rtl w:val="1"/>
-          <w:szCs w:val="23"/>
-        </w:rPr>
-        <w:t>، دورهٔ ۴، شمارهٔ ۲، ص ۱۷۲–۱۹۶.</w:t>
+        <w:t>مقالات و بررسی‌ها</w:t>
+      </w:r>
+      <w:r>
+        <w:rPr>
+          <w:rFonts w:ascii="Vazirmatn" w:hAnsi="Vazirmatn"/>
+          <w:rFonts w:ascii="Vazirmatn" w:hAnsi="Vazirmatn" w:cs="Vazirmatn" w:eastAsia="Vazirmatn"/>
+          <w:b w:val="0"/>
+          <w:sz w:val="23"/>
+          <w:rtl w:val="1"/>
+          <w:szCs w:val="23"/>
+        </w:rPr>
+        <w:t>، شمارهٔ ۷۶، ص ۶۵–۷۹.</w:t>
       </w:r>
     </w:p>
     <w:p>
@@ -7299,7 +7266,7 @@
           <w:rtl w:val="1"/>
           <w:szCs w:val="23"/>
         </w:rPr>
-        <w:t xml:space="preserve">۳۵. عبدالله‌زاده آرانی، رحمت‌الله (۱۳۹۱). «تعارض میان روایات منع از تفسیر به رأی و لزوم تدبّر در قرآن از نگاه فیض کاشانی و علامه طباطبایی»، </w:t>
+        <w:t xml:space="preserve">۳۵. صادقی، ابوالفضل (۱۴۰۲). «تفسیر به رأی از دیدگاه طباطبایی و ذهبی»، </w:t>
       </w:r>
       <w:r>
         <w:rPr>
@@ -7311,18 +7278,18 @@
           <w:rtl w:val="1"/>
           <w:szCs w:val="23"/>
         </w:rPr>
-        <w:t>پژوهشنامه تفسیر و زبان قرآن</w:t>
-      </w:r>
-      <w:r>
-        <w:rPr>
-          <w:rFonts w:ascii="Vazirmatn" w:hAnsi="Vazirmatn"/>
-          <w:rFonts w:ascii="Vazirmatn" w:hAnsi="Vazirmatn" w:cs="Vazirmatn" w:eastAsia="Vazirmatn"/>
-          <w:b w:val="0"/>
-          <w:sz w:val="23"/>
-          <w:rtl w:val="1"/>
-          <w:szCs w:val="23"/>
-        </w:rPr>
-        <w:t>، دورهٔ ۱، شمارهٔ ۱، ص ۸۷–۹۸.</w:t>
+        <w:t>پژوهشنامه نقد آراء تفسیری</w:t>
+      </w:r>
+      <w:r>
+        <w:rPr>
+          <w:rFonts w:ascii="Vazirmatn" w:hAnsi="Vazirmatn"/>
+          <w:rFonts w:ascii="Vazirmatn" w:hAnsi="Vazirmatn" w:cs="Vazirmatn" w:eastAsia="Vazirmatn"/>
+          <w:b w:val="0"/>
+          <w:sz w:val="23"/>
+          <w:rtl w:val="1"/>
+          <w:szCs w:val="23"/>
+        </w:rPr>
+        <w:t>، دورهٔ ۴، شمارهٔ ۲، ص ۱۷۲–۱۹۶.</w:t>
       </w:r>
     </w:p>
     <w:p>
@@ -7340,7 +7307,7 @@
           <w:rtl w:val="1"/>
           <w:szCs w:val="23"/>
         </w:rPr>
-        <w:t xml:space="preserve">۳۶. عبداللهی عابد، صمد؛ نقی‌زاده، محمدحسین (۱۴۰۰). «جستاری در بررسی اعتبار روایات حرمت تفسیر به رای»، </w:t>
+        <w:t xml:space="preserve">۳۶. عبدالله‌زاده آرانی، رحمت‌الله (۱۳۹۱). «تعارض میان روایات منع از تفسیر به رأی و لزوم تدبّر در قرآن از نگاه فیض کاشانی و علامه طباطبایی»، </w:t>
       </w:r>
       <w:r>
         <w:rPr>
@@ -7352,18 +7319,18 @@
           <w:rtl w:val="1"/>
           <w:szCs w:val="23"/>
         </w:rPr>
-        <w:t>حدیث‌پژوهی</w:t>
-      </w:r>
-      <w:r>
-        <w:rPr>
-          <w:rFonts w:ascii="Vazirmatn" w:hAnsi="Vazirmatn"/>
-          <w:rFonts w:ascii="Vazirmatn" w:hAnsi="Vazirmatn" w:cs="Vazirmatn" w:eastAsia="Vazirmatn"/>
-          <w:b w:val="0"/>
-          <w:sz w:val="23"/>
-          <w:rtl w:val="1"/>
-          <w:szCs w:val="23"/>
-        </w:rPr>
-        <w:t>، شمارهٔ ۲۶، ص ۲۳۵–۲۶۴.</w:t>
+        <w:t>پژوهشنامه تفسیر و زبان قرآن</w:t>
+      </w:r>
+      <w:r>
+        <w:rPr>
+          <w:rFonts w:ascii="Vazirmatn" w:hAnsi="Vazirmatn"/>
+          <w:rFonts w:ascii="Vazirmatn" w:hAnsi="Vazirmatn" w:cs="Vazirmatn" w:eastAsia="Vazirmatn"/>
+          <w:b w:val="0"/>
+          <w:sz w:val="23"/>
+          <w:rtl w:val="1"/>
+          <w:szCs w:val="23"/>
+        </w:rPr>
+        <w:t>، دورهٔ ۱، شمارهٔ ۱، ص ۸۷–۹۸.</w:t>
       </w:r>
     </w:p>
     <w:p>
@@ -7381,7 +7348,7 @@
           <w:rtl w:val="1"/>
           <w:szCs w:val="23"/>
         </w:rPr>
-        <w:t xml:space="preserve">۳۷. فرمانیان آرانی، مهدی؛ باقری، اکبر؛ فداییان، علی (۱۴۰۳). «آیه سیف از نگاه محمد عبدالسلام فرج و نقد مذاهب به آن»، </w:t>
+        <w:t xml:space="preserve">۳۷. عبداللهی عابد، صمد؛ نقی‌زاده، محمدحسین (۱۴۰۰). «جستاری در بررسی اعتبار روایات حرمت تفسیر به رای»، </w:t>
       </w:r>
       <w:r>
         <w:rPr>
@@ -7393,18 +7360,18 @@
           <w:rtl w:val="1"/>
           <w:szCs w:val="23"/>
         </w:rPr>
-        <w:t>مطالعات مقارنه‌ای مذاهب اسلامی</w:t>
-      </w:r>
-      <w:r>
-        <w:rPr>
-          <w:rFonts w:ascii="Vazirmatn" w:hAnsi="Vazirmatn"/>
-          <w:rFonts w:ascii="Vazirmatn" w:hAnsi="Vazirmatn" w:cs="Vazirmatn" w:eastAsia="Vazirmatn"/>
-          <w:b w:val="0"/>
-          <w:sz w:val="23"/>
-          <w:rtl w:val="1"/>
-          <w:szCs w:val="23"/>
-        </w:rPr>
-        <w:t>، دورهٔ ۵، شمارهٔ ۹، ص ۳۱–۴۸.</w:t>
+        <w:t>حدیث‌پژوهی</w:t>
+      </w:r>
+      <w:r>
+        <w:rPr>
+          <w:rFonts w:ascii="Vazirmatn" w:hAnsi="Vazirmatn"/>
+          <w:rFonts w:ascii="Vazirmatn" w:hAnsi="Vazirmatn" w:cs="Vazirmatn" w:eastAsia="Vazirmatn"/>
+          <w:b w:val="0"/>
+          <w:sz w:val="23"/>
+          <w:rtl w:val="1"/>
+          <w:szCs w:val="23"/>
+        </w:rPr>
+        <w:t>، شمارهٔ ۲۶، ص ۲۳۵–۲۶۴.</w:t>
       </w:r>
     </w:p>
     <w:p>
@@ -7422,7 +7389,7 @@
           <w:rtl w:val="1"/>
           <w:szCs w:val="23"/>
         </w:rPr>
-        <w:t xml:space="preserve">۳۸. کوثری جعفرآباد، افسانه؛ مظفری، سودابه (۱۴۰۴). «نقش سیاق در تفسیر المیزان: مطالعهٔ موردی سورهٔ واقعه»، </w:t>
+        <w:t xml:space="preserve">۳۸. فرمانیان آرانی، مهدی؛ باقری، اکبر؛ فداییان، علی (۱۴۰۳). «آیه سیف از نگاه محمد عبدالسلام فرج و نقد مذاهب به آن»، </w:t>
       </w:r>
       <w:r>
         <w:rPr>
@@ -7434,18 +7401,18 @@
           <w:rtl w:val="1"/>
           <w:szCs w:val="23"/>
         </w:rPr>
-        <w:t>پژوهش‌های قرآن و حدیث</w:t>
-      </w:r>
-      <w:r>
-        <w:rPr>
-          <w:rFonts w:ascii="Vazirmatn" w:hAnsi="Vazirmatn"/>
-          <w:rFonts w:ascii="Vazirmatn" w:hAnsi="Vazirmatn" w:cs="Vazirmatn" w:eastAsia="Vazirmatn"/>
-          <w:b w:val="0"/>
-          <w:sz w:val="23"/>
-          <w:rtl w:val="1"/>
-          <w:szCs w:val="23"/>
-        </w:rPr>
-        <w:t>، دورهٔ ۵۸، شمارهٔ ۱، ص ۴۹–۶۵. DOI: 10.22059/jqst.2025.393184.670464</w:t>
+        <w:t>مطالعات مقارنه‌ای مذاهب اسلامی</w:t>
+      </w:r>
+      <w:r>
+        <w:rPr>
+          <w:rFonts w:ascii="Vazirmatn" w:hAnsi="Vazirmatn"/>
+          <w:rFonts w:ascii="Vazirmatn" w:hAnsi="Vazirmatn" w:cs="Vazirmatn" w:eastAsia="Vazirmatn"/>
+          <w:b w:val="0"/>
+          <w:sz w:val="23"/>
+          <w:rtl w:val="1"/>
+          <w:szCs w:val="23"/>
+        </w:rPr>
+        <w:t>، دورهٔ ۵، شمارهٔ ۹، ص ۳۱–۴۸.</w:t>
       </w:r>
     </w:p>
     <w:p>
@@ -7463,7 +7430,7 @@
           <w:rtl w:val="1"/>
           <w:szCs w:val="23"/>
         </w:rPr>
-        <w:t xml:space="preserve">۳۹. محمدجعفری، رسول؛ اصغرپور، حسن؛ اوحدی، مرتضی (۱۳۹۵). «بازپژوهی کارکردهای سیاق در تفسیر المیزان»، </w:t>
+        <w:t xml:space="preserve">۳۹. کوثری جعفرآباد، افسانه؛ مظفری، سودابه (۱۴۰۴). «نقش سیاق در تفسیر المیزان: مطالعهٔ موردی سورهٔ واقعه»، </w:t>
       </w:r>
       <w:r>
         <w:rPr>
@@ -7475,18 +7442,18 @@
           <w:rtl w:val="1"/>
           <w:szCs w:val="23"/>
         </w:rPr>
-        <w:t>سراج منیر</w:t>
-      </w:r>
-      <w:r>
-        <w:rPr>
-          <w:rFonts w:ascii="Vazirmatn" w:hAnsi="Vazirmatn"/>
-          <w:rFonts w:ascii="Vazirmatn" w:hAnsi="Vazirmatn" w:cs="Vazirmatn" w:eastAsia="Vazirmatn"/>
-          <w:b w:val="0"/>
-          <w:sz w:val="23"/>
-          <w:rtl w:val="1"/>
-          <w:szCs w:val="23"/>
-        </w:rPr>
-        <w:t>، دورهٔ ۷، شمارهٔ ۲۴، ص ۷–۴۶. DOI: 10.22054/ajsm.2016.8088</w:t>
+        <w:t>پژوهش‌های قرآن و حدیث</w:t>
+      </w:r>
+      <w:r>
+        <w:rPr>
+          <w:rFonts w:ascii="Vazirmatn" w:hAnsi="Vazirmatn"/>
+          <w:rFonts w:ascii="Vazirmatn" w:hAnsi="Vazirmatn" w:cs="Vazirmatn" w:eastAsia="Vazirmatn"/>
+          <w:b w:val="0"/>
+          <w:sz w:val="23"/>
+          <w:rtl w:val="1"/>
+          <w:szCs w:val="23"/>
+        </w:rPr>
+        <w:t>، دورهٔ ۵۸، شمارهٔ ۱، ص ۴۹–۶۵. DOI: 10.22059/jqst.2025.393184.670464</w:t>
       </w:r>
     </w:p>
     <w:p>
@@ -7504,7 +7471,7 @@
           <w:rtl w:val="1"/>
           <w:szCs w:val="23"/>
         </w:rPr>
-        <w:t xml:space="preserve">۴۰. معارف، مجید؛ بهرامی، محمدحسین؛ قندهاری، محمد (۱۳۹۵). «تقطیع روایات در وسائل الشیعة»، </w:t>
+        <w:t xml:space="preserve">۴۰. محمدجعفری، رسول؛ اصغرپور، حسن؛ اوحدی، مرتضی (۱۳۹۵). «بازپژوهی کارکردهای سیاق در تفسیر المیزان»، </w:t>
       </w:r>
       <w:r>
         <w:rPr>
@@ -7516,18 +7483,18 @@
           <w:rtl w:val="1"/>
           <w:szCs w:val="23"/>
         </w:rPr>
-        <w:t>علوم حدیث</w:t>
-      </w:r>
-      <w:r>
-        <w:rPr>
-          <w:rFonts w:ascii="Vazirmatn" w:hAnsi="Vazirmatn"/>
-          <w:rFonts w:ascii="Vazirmatn" w:hAnsi="Vazirmatn" w:cs="Vazirmatn" w:eastAsia="Vazirmatn"/>
-          <w:b w:val="0"/>
-          <w:sz w:val="23"/>
-          <w:rtl w:val="1"/>
-          <w:szCs w:val="23"/>
-        </w:rPr>
-        <w:t>، دورهٔ ۲۱، شمارهٔ ۸۰، ص ۳–۲۶.</w:t>
+        <w:t>سراج منیر</w:t>
+      </w:r>
+      <w:r>
+        <w:rPr>
+          <w:rFonts w:ascii="Vazirmatn" w:hAnsi="Vazirmatn"/>
+          <w:rFonts w:ascii="Vazirmatn" w:hAnsi="Vazirmatn" w:cs="Vazirmatn" w:eastAsia="Vazirmatn"/>
+          <w:b w:val="0"/>
+          <w:sz w:val="23"/>
+          <w:rtl w:val="1"/>
+          <w:szCs w:val="23"/>
+        </w:rPr>
+        <w:t>، دورهٔ ۷، شمارهٔ ۲۴، ص ۷–۴۶. DOI: 10.22054/ajsm.2016.8088</w:t>
       </w:r>
     </w:p>
     <w:p>
@@ -7545,7 +7512,48 @@
           <w:rtl w:val="1"/>
           <w:szCs w:val="23"/>
         </w:rPr>
-        <w:t xml:space="preserve">۴۱. همدانی، مصطفی (۱۳۹۴). «تقطیع حدیث: ارزیابی تقطیع در الجامع الصغیر»، </w:t>
+        <w:t xml:space="preserve">۴۱. معارف، مجید؛ بهرامی، محمدحسین؛ قندهاری، محمد (۱۳۹۵). «تقطیع روایات در وسائل الشیعة»، </w:t>
+      </w:r>
+      <w:r>
+        <w:rPr>
+          <w:rFonts w:ascii="Vazirmatn" w:hAnsi="Vazirmatn"/>
+          <w:rFonts w:ascii="Vazirmatn" w:hAnsi="Vazirmatn" w:cs="Vazirmatn" w:eastAsia="Vazirmatn"/>
+          <w:b w:val="0"/>
+          <w:i/>
+          <w:sz w:val="23"/>
+          <w:rtl w:val="1"/>
+          <w:szCs w:val="23"/>
+        </w:rPr>
+        <w:t>علوم حدیث</w:t>
+      </w:r>
+      <w:r>
+        <w:rPr>
+          <w:rFonts w:ascii="Vazirmatn" w:hAnsi="Vazirmatn"/>
+          <w:rFonts w:ascii="Vazirmatn" w:hAnsi="Vazirmatn" w:cs="Vazirmatn" w:eastAsia="Vazirmatn"/>
+          <w:b w:val="0"/>
+          <w:sz w:val="23"/>
+          <w:rtl w:val="1"/>
+          <w:szCs w:val="23"/>
+        </w:rPr>
+        <w:t>، دورهٔ ۲۱، شمارهٔ ۸۰، ص ۳–۲۶.</w:t>
+      </w:r>
+    </w:p>
+    <w:p>
+      <w:pPr>
+        <w:bidi/>
+        <w:spacing w:after="40"/>
+        <w:ind w:right="397"/>
+      </w:pPr>
+      <w:r>
+        <w:rPr>
+          <w:rFonts w:ascii="Vazirmatn" w:hAnsi="Vazirmatn"/>
+          <w:rFonts w:ascii="Vazirmatn" w:hAnsi="Vazirmatn" w:cs="Vazirmatn" w:eastAsia="Vazirmatn"/>
+          <w:b w:val="0"/>
+          <w:sz w:val="23"/>
+          <w:rtl w:val="1"/>
+          <w:szCs w:val="23"/>
+        </w:rPr>
+        <w:t xml:space="preserve">۴۲. همدانی، مصطفی (۱۳۹۴). «تقطیع حدیث: ارزیابی تقطیع در الجامع الصغیر»، </w:t>
       </w:r>
       <w:r>
         <w:rPr>
@@ -7604,7 +7612,7 @@
           <w:rtl w:val="1"/>
           <w:szCs w:val="23"/>
         </w:rPr>
-        <w:t xml:space="preserve">۴۲. مطهری، مرتضی، </w:t>
+        <w:t xml:space="preserve">۴۳. مطهری، مرتضی، </w:t>
       </w:r>
       <w:r>
         <w:rPr>
@@ -7645,7 +7653,7 @@
           <w:rtl w:val="1"/>
           <w:szCs w:val="23"/>
         </w:rPr>
-        <w:t xml:space="preserve">۴۳. مجتهد شبستری، محمد، </w:t>
+        <w:t xml:space="preserve">۴۴. مجتهد شبستری، محمد، </w:t>
       </w:r>
       <w:r>
         <w:rPr>
@@ -7686,7 +7694,7 @@
           <w:rtl w:val="1"/>
           <w:szCs w:val="23"/>
         </w:rPr>
-        <w:t xml:space="preserve">۴۴. ابوزید، نصر حامد، </w:t>
+        <w:t xml:space="preserve">۴۵. ابوزید، نصر حامد، </w:t>
       </w:r>
       <w:r>
         <w:rPr>
@@ -7727,7 +7735,48 @@
           <w:rtl w:val="1"/>
           <w:szCs w:val="23"/>
         </w:rPr>
-        <w:t>۴۵. رحیم‌پور ازغدی، حسن (۱۳۹۲). «نگاه سکولاریستی و گزینشی به آیات؛ دو رویکرد ابزاری در رجوع به قرآن»، گزارش سخنرانی در همایش «جامعه قرآنی، بصیرت؛ رسالت‌ها و آسیب‌ها» (به همت خبرگزاری ایکنا، ۲۲ اردیبهشت ۱۳۹۲)، همشهری آنلاین، کد خبر ۲۱۴۳۰۵، ۲۵ اردیبهشت ۱۳۹۲. نشانی: https://www.hamshahrionline.ir/news/214305</w:t>
+        <w:t xml:space="preserve">۴۶. امام خمینی، روح‌الله (۱۳۷۸). </w:t>
+      </w:r>
+      <w:r>
+        <w:rPr>
+          <w:rFonts w:ascii="Vazirmatn" w:hAnsi="Vazirmatn"/>
+          <w:rFonts w:ascii="Vazirmatn" w:hAnsi="Vazirmatn" w:cs="Vazirmatn" w:eastAsia="Vazirmatn"/>
+          <w:b w:val="0"/>
+          <w:i/>
+          <w:sz w:val="23"/>
+          <w:rtl w:val="1"/>
+          <w:szCs w:val="23"/>
+        </w:rPr>
+        <w:t>صحیفهٔ امام</w:t>
+      </w:r>
+      <w:r>
+        <w:rPr>
+          <w:rFonts w:ascii="Vazirmatn" w:hAnsi="Vazirmatn"/>
+          <w:rFonts w:ascii="Vazirmatn" w:hAnsi="Vazirmatn" w:cs="Vazirmatn" w:eastAsia="Vazirmatn"/>
+          <w:b w:val="0"/>
+          <w:sz w:val="23"/>
+          <w:rtl w:val="1"/>
+          <w:szCs w:val="23"/>
+        </w:rPr>
+        <w:t>، ج۳، تهران: مؤسسهٔ تنظیم و نشر آثار امام خمینی (س).</w:t>
+      </w:r>
+    </w:p>
+    <w:p>
+      <w:pPr>
+        <w:bidi/>
+        <w:spacing w:after="40"/>
+        <w:ind w:right="397"/>
+      </w:pPr>
+      <w:r>
+        <w:rPr>
+          <w:rFonts w:ascii="Vazirmatn" w:hAnsi="Vazirmatn"/>
+          <w:rFonts w:ascii="Vazirmatn" w:hAnsi="Vazirmatn" w:cs="Vazirmatn" w:eastAsia="Vazirmatn"/>
+          <w:b w:val="0"/>
+          <w:sz w:val="23"/>
+          <w:rtl w:val="1"/>
+          <w:szCs w:val="23"/>
+        </w:rPr>
+        <w:t>۴۷. رحیم‌پور ازغدی، حسن (۱۳۹۲). «نگاه سکولاریستی و گزینشی به آیات؛ دو رویکرد ابزاری در رجوع به قرآن»، گزارش سخنرانی در همایش «جامعه قرآنی، بصیرت؛ رسالت‌ها و آسیب‌ها» (به همت خبرگزاری ایکنا، ۲۲ اردیبهشت ۱۳۹۲)، همشهری آنلاین، کد خبر ۲۱۴۳۰۵، ۲۵ اردیبهشت ۱۳۹۲. نشانی: https://www.hamshahrionline.ir/news/214305</w:t>
       </w:r>
     </w:p>
     <w:p>
@@ -7763,7 +7812,7 @@
           <w:rtl w:val="1"/>
           <w:szCs w:val="23"/>
         </w:rPr>
-        <w:t xml:space="preserve">۴۶. Gadamer, Hans-Georg (1960), </w:t>
+        <w:t xml:space="preserve">۴۸. Gadamer, Hans-Georg (1960), </w:t>
       </w:r>
       <w:r>
         <w:rPr>
@@ -7804,7 +7853,7 @@
           <w:rtl w:val="1"/>
           <w:szCs w:val="23"/>
         </w:rPr>
-        <w:t xml:space="preserve">۴۷. Goldziher, Ignaz (1967–1971), </w:t>
+        <w:t xml:space="preserve">۴۹. Goldziher, Ignaz (1967–1971), </w:t>
       </w:r>
       <w:r>
         <w:rPr>
@@ -7845,7 +7894,7 @@
           <w:rtl w:val="1"/>
           <w:szCs w:val="23"/>
         </w:rPr>
-        <w:t xml:space="preserve">۴۸. Hart, William, Albarracín, Dolores, Eagly, Alice H., Brechan, Inge, Lindberg, Matthew J., &amp; Merrill, Lisa (2009). "Feeling Validated Versus Being Correct: A Meta-Analysis of Selective Exposure to Information", </w:t>
+        <w:t xml:space="preserve">۵۰. Hart, William, Albarracín, Dolores, Eagly, Alice H., Brechan, Inge, Lindberg, Matthew J., &amp; Merrill, Lisa (2009). "Feeling Validated Versus Being Correct: A Meta-Analysis of Selective Exposure to Information", </w:t>
       </w:r>
       <w:r>
         <w:rPr>
@@ -7886,7 +7935,7 @@
           <w:rtl w:val="1"/>
           <w:szCs w:val="23"/>
         </w:rPr>
-        <w:t xml:space="preserve">۴۹. Hirsch, E. D. (1967), </w:t>
+        <w:t xml:space="preserve">۵۱. Hirsch, E. D. (1967), </w:t>
       </w:r>
       <w:r>
         <w:rPr>
@@ -7927,7 +7976,7 @@
           <w:rtl w:val="1"/>
           <w:szCs w:val="23"/>
         </w:rPr>
-        <w:t xml:space="preserve">۵۰. Kahneman, Daniel (2011), </w:t>
+        <w:t xml:space="preserve">۵۲. Kahneman, Daniel (2011), </w:t>
       </w:r>
       <w:r>
         <w:rPr>
@@ -7968,7 +8017,7 @@
           <w:rtl w:val="1"/>
           <w:szCs w:val="23"/>
         </w:rPr>
-        <w:t xml:space="preserve">۵۱. Kunda, Ziva (1990). "The Case for Motivated Reasoning", </w:t>
+        <w:t xml:space="preserve">۵۳. Kunda, Ziva (1990). "The Case for Motivated Reasoning", </w:t>
       </w:r>
       <w:r>
         <w:rPr>
@@ -8009,7 +8058,7 @@
           <w:rtl w:val="1"/>
           <w:szCs w:val="23"/>
         </w:rPr>
-        <w:t xml:space="preserve">۵۲. Mercier, Hugo, &amp; Sperber, Dan (2011). "Why Do Humans Reason? Arguments for an Argumentative Theory", </w:t>
+        <w:t xml:space="preserve">۵۴. Mercier, Hugo, &amp; Sperber, Dan (2011). "Why Do Humans Reason? Arguments for an Argumentative Theory", </w:t>
       </w:r>
       <w:r>
         <w:rPr>
@@ -8050,7 +8099,7 @@
           <w:rtl w:val="1"/>
           <w:szCs w:val="23"/>
         </w:rPr>
-        <w:t xml:space="preserve">۵۳. Motzki, Harald (1991). "The Muṣannaf of ʿAbd al-Razzāq al-Sanʿānī as a Source of Authentic Aḥādīth of the First Century A.H.", </w:t>
+        <w:t xml:space="preserve">۵۵. Motzki, Harald (1991). "The Muṣannaf of ʿAbd al-Razzāq al-Sanʿānī as a Source of Authentic Aḥādīth of the First Century A.H.", </w:t>
       </w:r>
       <w:r>
         <w:rPr>
@@ -8091,7 +8140,7 @@
           <w:rtl w:val="1"/>
           <w:szCs w:val="23"/>
         </w:rPr>
-        <w:t xml:space="preserve">۵۴. Nickerson, Raymond S. (1998). "Confirmation Bias: A Ubiquitous Phenomenon in Many Guises", </w:t>
+        <w:t xml:space="preserve">۵۶. Nickerson, Raymond S. (1998). "Confirmation Bias: A Ubiquitous Phenomenon in Many Guises", </w:t>
       </w:r>
       <w:r>
         <w:rPr>
@@ -8132,7 +8181,7 @@
           <w:rtl w:val="1"/>
           <w:szCs w:val="23"/>
         </w:rPr>
-        <w:t xml:space="preserve">۵۵. Nöldeke, Theodor &amp; Schwally, Friedrich (1860–1938), </w:t>
+        <w:t xml:space="preserve">۵۷. Nöldeke, Theodor &amp; Schwally, Friedrich (1860–1938), </w:t>
       </w:r>
       <w:r>
         <w:rPr>
@@ -8173,7 +8222,7 @@
           <w:rtl w:val="1"/>
           <w:szCs w:val="23"/>
         </w:rPr>
-        <w:t xml:space="preserve">۵۶. Wason, Peter C. (1960). "On the Failure to Eliminate Hypotheses in a Conceptual Task", </w:t>
+        <w:t xml:space="preserve">۵۸. Wason, Peter C. (1960). "On the Failure to Eliminate Hypotheses in a Conceptual Task", </w:t>
       </w:r>
       <w:r>
         <w:rPr>

--- a/docs/papers/article/selective-citation-article.docx
+++ b/docs/papers/article/selective-citation-article.docx
@@ -4363,7 +4363,7 @@
           <w:rtl w:val="1"/>
           <w:szCs w:val="23"/>
         </w:rPr>
-        <w:t xml:space="preserve"> نامید: خدایی که ساخته می‌شود، آینهٔ موقعیت اجتماعی سازندهٔ خود است. قرآن خود این خطر را پیش‌بینی کرده و در آیاتی همچون «لَيْسَ كَمِثْلِهِ شَيْءٌ» (شوری ۴۲:۱۱) هر تلاش برای ساختن خدا به شکل خود را نفی می‌کند.</w:t>
+        <w:t xml:space="preserve"> نامید: خدایی که ساخته می‌شود، آینهٔ موقعیت اجتماعی سازندهٔ خود است. قرآن خود این خطر را پیش‌بینی کرده و در «لَيْسَ كَمِثْلِهِ شَيْءٌ» (شوری ۴۲:۱۱) هر تلاش برای ساختن خدا به شکل خود را نفی می‌کند.</w:t>
       </w:r>
     </w:p>
     <w:p>
@@ -4562,7 +4562,7 @@
           <w:rtl w:val="1"/>
           <w:szCs w:val="23"/>
         </w:rPr>
-        <w:t xml:space="preserve"> انسان در مواجهه با پرسش‌های وجودی به پاسخ قطعی نیاز دارد، اما متن به‌طور طبیعی درجاتی از صراحت دارد؛ گزینش‌گری راه‌حل این تنش است، زیرا با حذف قرینه، درجهٔ صراحت متن را به‌طور مصنوعی بالا می‌برد. به این، سوگیری تأیید را هم بیفزایید: آزمایش Wason (1960, p. 129) نشان داد افراد در آزمون فرضیه به‌جای ابطال به دنبال نمونهٔ تأییدکننده می‌روند، و این سوگیری در قلمروهای گوناگون، از جمله استدلال دینی، بازتولید می‌شود (Nickerson, 1998, p. 175). سازوکار آن نیز ارادی نیست: انگیزهٔ رسیدن به نتیجه، خودِ مسیر دسترسی به باورها و ارزیابی شواهد را جهت می‌دهد و فرد در همان حال احساس استدلال بی‌طرفانه دارد (Kunda, 1990, p. 480). نکتهٔ مهم آن است که این سوگیری خودآگاه نیست؛ از این‌رو نصیحت اخلاقی تقریباً بی‌اثر است و آنچه اثر دارد سازوکارهای بیرونی بازبینی است.</w:t>
+        <w:t xml:space="preserve"> انسان در مواجهه با پرسش‌های وجودی به پاسخ قطعی نیاز دارد، اما متن به‌طور طبیعی درجاتی از صراحت دارد؛ گزینش‌گری راه‌حل این تنش است، زیرا با حذف قرینه، درجهٔ صراحت متن را به‌طور مصنوعی بالا می‌برد. به این، سوگیری تأیید را هم بیفزایید: آزمایش Wason (1960, p. 129) نشان داد افراد در آزمون فرضیه به‌جای ابطال به دنبال نمونهٔ تأییدکننده می‌روند، و این سوگیری در قلمروهای گوناگون، از جمله استدلال دینی، بازتولید می‌شود (Nickerson, 1998, p. 175). سازوکار آن نیز ارادی نیست: انگیزهٔ رسیدن به نتیجه، خودِ مسیر دسترسی به باورها و ارزیابی شواهد را جهت می‌دهد و فرد در همان حال احساس استدلال بی‌طرفانه دارد (Kunda, 1990, p. 480). این سوگیری خودآگاه نیست؛ از این‌رو نصیحت اخلاقی بی‌اثر است و آنچه کار می‌کند بازبینی بیرونی است.</w:t>
       </w:r>
     </w:p>
     <w:p>
@@ -4620,7 +4620,7 @@
           <w:rtl w:val="1"/>
           <w:szCs w:val="23"/>
         </w:rPr>
-        <w:t xml:space="preserve"> نظام آموزش دینی، در بسیاری از نقاط، بر حفظ متن استوار بوده است؛ میراثی که در فرهنگ شفاهی منطق داشت و حفظ، شرط بقای متن بود، اما در انتقال به عصر دیجیتال ابزارها تغییر کرده و منطق باقی مانده است. غیبت درس </w:t>
+        <w:t xml:space="preserve"> نظام آموزش دینی در بسیاری از نقاط بر حفظ متن استوار بوده است؛ میراثی که در فرهنگ شفاهی منطق داشت، اما در انتقال به عصر دیجیتال ابزارها تغییر کرده و منطق مانده است. غیبت درس </w:t>
       </w:r>
       <w:r>
         <w:rPr>
@@ -4672,7 +4672,7 @@
           <w:rtl w:val="1"/>
           <w:szCs w:val="23"/>
         </w:rPr>
-        <w:t xml:space="preserve"> در فرهنگ مکتوب، متن با واحد طبیعی خود همراه بود، یعنی با سوره، خطبه، باب، گفتار. در فرهنگ جست‌وجو، واحد دسترسی </w:t>
+        <w:t xml:space="preserve"> در فرهنگ مکتوب، متن با واحدِ معناییِ خود می‌آمد: سوره، خطبه، باب، گفتار. در فرهنگ جست‌وجو، واحدِ دسترسی </w:t>
       </w:r>
       <w:r>
         <w:rPr>
@@ -4684,18 +4684,18 @@
           <w:rtl w:val="1"/>
           <w:szCs w:val="23"/>
         </w:rPr>
-        <w:t>قطعه از متن یا گفتار</w:t>
-      </w:r>
-      <w:r>
-        <w:rPr>
-          <w:rFonts w:ascii="Vazirmatn" w:hAnsi="Vazirmatn"/>
-          <w:rFonts w:ascii="Vazirmatn" w:hAnsi="Vazirmatn" w:cs="Vazirmatn" w:eastAsia="Vazirmatn"/>
-          <w:b w:val="0"/>
-          <w:sz w:val="23"/>
-          <w:rtl w:val="1"/>
-          <w:szCs w:val="23"/>
-        </w:rPr>
-        <w:t xml:space="preserve"> است. این تغییر خنثی نیست، زیرا معماری ابزار، خود یک انتخاب تفسیری است که بی‌آنکه اعلام شود، مرزهای معنا را جابه‌جا می‌کند. سه سازوکار: تقطیع ساختاری (نمایش آیه بی‌آیات پیرامون)؛ بازیابی گزینشی (الگوریتم بر پایهٔ شباهت لفظی کار می‌کند و پرس‌وجو از پیش‌فرض کاربر برمی‌آید، پس حلقهٔ بستهٔ تأیید در سطح فناوری بسته می‌شود)؛ و تولید متن شبه‌استنادی. در چنین وضعیتی معیار اعتبار، نه «وجود ارجاع»، بلکه «قابلیت راستی‌آزمایی» آن است.</w:t>
+        <w:t>قطعه</w:t>
+      </w:r>
+      <w:r>
+        <w:rPr>
+          <w:rFonts w:ascii="Vazirmatn" w:hAnsi="Vazirmatn"/>
+          <w:rFonts w:ascii="Vazirmatn" w:hAnsi="Vazirmatn" w:cs="Vazirmatn" w:eastAsia="Vazirmatn"/>
+          <w:b w:val="0"/>
+          <w:sz w:val="23"/>
+          <w:rtl w:val="1"/>
+          <w:szCs w:val="23"/>
+        </w:rPr>
+        <w:t xml:space="preserve"> است؛ و این دو یکی نیستند. هر ابزار بازیابی، پیش از هر تفسیری، تصمیم می‌گیرد چه چیزی «واحد» و چه چیزی «حاشیه» باشد؛ همین تصمیمِ فنی، انتخابی تفسیری است که اعلام نمی‌شود. سه پیامد دارد: نخست، تقطیعِ ساختاری: آیه بی‌آیاتِ پیرامون نمایش داده می‌شود. دوم، بازیابیِ گزینشی: الگوریتم بر شباهتِ لفظی با پرس‌وجو کار می‌کند و پرس‌وجو از پیش‌فرضِ کاربر می‌آید، پس حلقهٔ تأیید در سطحِ فناوری بسته می‌شود. سوم، جعلِ ارجاع، که دیگر به دانشِ حدیثی نیاز ندارد. در چنین وضعیتی، معیارِ اعتبار نه «وجودِ ارجاع»، بلکه «راستی‌آزمایی‌پذیری» آن است: آنچه آسان‌تر بازیابی شود، به‌تدریج مهم‌تر به نظر می‌رسد.</w:t>
       </w:r>
     </w:p>
     <w:p>
@@ -4900,7 +4900,7 @@
           <w:rtl w:val="1"/>
           <w:szCs w:val="23"/>
         </w:rPr>
-        <w:t>، ج۵، ذیل ۵:۴۴–۴۷). استنادکننده لازم نیست پاسخ نهایی را بداند؛ لازم است اعلام کند که دو آیهٔ دیگر نیز وجود دارد. تقارن بحث آن است که در سوی مقابل نیز گاه با استناد صرف به سیاق بنی‌اسرائیل، عمومیت لفظ حذف می‌شود؛ و این نیز گزینشی است، از نوعی دیگر.</w:t>
+        <w:t>، ج۵، ذیل ۵:۴۴–۴۷). لازم نیست پاسخ نهایی را بداند؛ لازم است اعلام کند دو آیهٔ دیگر نیز هست. تقارن بحث آن است که در سوی مقابل نیز گاه با استناد صرف به سیاق بنی‌اسرائیل، عمومیت لفظ حذف می‌شود؛ و این نیز گزینشی است، از نوعی دیگر.</w:t>
       </w:r>
     </w:p>
     <w:p>

--- a/docs/papers/article/selective-citation-article.docx
+++ b/docs/papers/article/selective-citation-article.docx
@@ -4515,7 +4515,7 @@
           <w:rtl w:val="1"/>
           <w:szCs w:val="25"/>
         </w:rPr>
-        <w:t>۸. علل آسیب‌پذیری بر اساس استناد گزینشی</w:t>
+        <w:t>۸. علل و شرایط آسیب‌پذیری</w:t>
       </w:r>
     </w:p>
     <w:p>
@@ -4533,7 +4533,51 @@
           <w:rtl w:val="1"/>
           <w:szCs w:val="23"/>
         </w:rPr>
-        <w:t>اینجا مطرح است که چرا انسان‌ها به این آسیب تن می‌دهند و در مستندات نوشته‌ها و گفته‌های خود گزینشی رفتار می‌کنند؟ چند پاسخ داده شده:</w:t>
+        <w:t xml:space="preserve">چه چیزی فرد یا گروه را به استناد گزینشی می‌کشاند؟ پاسخ‌ها دو دسته‌اند و باید از هم جدا شوند: </w:t>
+      </w:r>
+      <w:r>
+        <w:rPr>
+          <w:rFonts w:ascii="Vazirmatn" w:hAnsi="Vazirmatn"/>
+          <w:rFonts w:ascii="Vazirmatn" w:hAnsi="Vazirmatn" w:cs="Vazirmatn" w:eastAsia="Vazirmatn"/>
+          <w:b/>
+          <w:sz w:val="23"/>
+          <w:rtl w:val="1"/>
+          <w:szCs w:val="23"/>
+        </w:rPr>
+        <w:t>انگیزه‌ها</w:t>
+      </w:r>
+      <w:r>
+        <w:rPr>
+          <w:rFonts w:ascii="Vazirmatn" w:hAnsi="Vazirmatn"/>
+          <w:rFonts w:ascii="Vazirmatn" w:hAnsi="Vazirmatn" w:cs="Vazirmatn" w:eastAsia="Vazirmatn"/>
+          <w:b w:val="0"/>
+          <w:sz w:val="23"/>
+          <w:rtl w:val="1"/>
+          <w:szCs w:val="23"/>
+        </w:rPr>
+        <w:t xml:space="preserve"> (آنچه گزینش‌گر را می‌راند: ۱ تا ۳) و </w:t>
+      </w:r>
+      <w:r>
+        <w:rPr>
+          <w:rFonts w:ascii="Vazirmatn" w:hAnsi="Vazirmatn"/>
+          <w:rFonts w:ascii="Vazirmatn" w:hAnsi="Vazirmatn" w:cs="Vazirmatn" w:eastAsia="Vazirmatn"/>
+          <w:b/>
+          <w:sz w:val="23"/>
+          <w:rtl w:val="1"/>
+          <w:szCs w:val="23"/>
+        </w:rPr>
+        <w:t>شرایط ساختاری</w:t>
+      </w:r>
+      <w:r>
+        <w:rPr>
+          <w:rFonts w:ascii="Vazirmatn" w:hAnsi="Vazirmatn"/>
+          <w:rFonts w:ascii="Vazirmatn" w:hAnsi="Vazirmatn" w:cs="Vazirmatn" w:eastAsia="Vazirmatn"/>
+          <w:b w:val="0"/>
+          <w:sz w:val="23"/>
+          <w:rtl w:val="1"/>
+          <w:szCs w:val="23"/>
+        </w:rPr>
+        <w:t xml:space="preserve"> (آنچه هزینهٔ این کار را کم می‌کند: ۴ تا ۶).</w:t>
       </w:r>
     </w:p>
     <w:p>
@@ -4551,18 +4595,18 @@
           <w:rtl w:val="1"/>
           <w:szCs w:val="23"/>
         </w:rPr>
-        <w:t>۱) نیاز به قطعیت.</w:t>
-      </w:r>
-      <w:r>
-        <w:rPr>
-          <w:rFonts w:ascii="Vazirmatn" w:hAnsi="Vazirmatn"/>
-          <w:rFonts w:ascii="Vazirmatn" w:hAnsi="Vazirmatn" w:cs="Vazirmatn" w:eastAsia="Vazirmatn"/>
-          <w:b w:val="0"/>
-          <w:sz w:val="23"/>
-          <w:rtl w:val="1"/>
-          <w:szCs w:val="23"/>
-        </w:rPr>
-        <w:t xml:space="preserve"> انسان در مواجهه با پرسش‌های وجودی به پاسخ قطعی نیاز دارد، اما متن به‌طور طبیعی درجاتی از صراحت دارد؛ گزینش‌گری راه‌حل این تنش است، زیرا با حذف قرینه، درجهٔ صراحت متن را به‌طور مصنوعی بالا می‌برد. به این، سوگیری تأیید را هم بیفزایید: آزمایش Wason (1960, p. 129) نشان داد افراد در آزمون فرضیه به‌جای ابطال به دنبال نمونهٔ تأییدکننده می‌روند، و این سوگیری در قلمروهای گوناگون، از جمله استدلال دینی، بازتولید می‌شود (Nickerson, 1998, p. 175). سازوکار آن نیز ارادی نیست: انگیزهٔ رسیدن به نتیجه، خودِ مسیر دسترسی به باورها و ارزیابی شواهد را جهت می‌دهد و فرد در همان حال احساس استدلال بی‌طرفانه دارد (Kunda, 1990, p. 480). این سوگیری خودآگاه نیست؛ از این‌رو نصیحت اخلاقی بی‌اثر است و آنچه کار می‌کند بازبینی بیرونی است.</w:t>
+        <w:t>۱) نیاز به قطعیت (انگیزه).</w:t>
+      </w:r>
+      <w:r>
+        <w:rPr>
+          <w:rFonts w:ascii="Vazirmatn" w:hAnsi="Vazirmatn"/>
+          <w:rFonts w:ascii="Vazirmatn" w:hAnsi="Vazirmatn" w:cs="Vazirmatn" w:eastAsia="Vazirmatn"/>
+          <w:b w:val="0"/>
+          <w:sz w:val="23"/>
+          <w:rtl w:val="1"/>
+          <w:szCs w:val="23"/>
+        </w:rPr>
+        <w:t xml:space="preserve"> انسان در پرسش‌های وجودی پاسخ قطعی می‌خواهد؛ متن اما درجاتی از صراحت دارد. گزینش‌گری این تنش را با حذف قرینه حل می‌کند و صراحت متن را مصنوعی بالا می‌برد. دو پژوهش روشن می‌کند: Wason (1960, p. 129) دید افراد در آزمون فرضیه به‌جای ابطال، نمونهٔ تأییدکننده می‌جویند؛ و Nickerson (1998, p. 175) نشان داد این سوگیری در قلمروهای گوناگون، از جمله استدلال دینی، بازتولید می‌شود. سازوکار، ارادی نیست: انگیزهٔ رسیدن به نتیجه، مسیر دسترسی به باورها و ارزیابی شواهد را جهت می‌دهد و فرد همان لحظه احساس بی‌طرفی دارد (Kunda, 1990, p. 480). چون سوگیری خودآگاه نیست، نصیحت اخلاقی کارساز نیست؛ آنچه کار می‌کند بازبینی بیرونی است.</w:t>
       </w:r>
     </w:p>
     <w:p>
@@ -4580,18 +4624,18 @@
           <w:rtl w:val="1"/>
           <w:szCs w:val="23"/>
         </w:rPr>
-        <w:t>۲) هویت، رقابت و مشروعیت.</w:t>
-      </w:r>
-      <w:r>
-        <w:rPr>
-          <w:rFonts w:ascii="Vazirmatn" w:hAnsi="Vazirmatn"/>
-          <w:rFonts w:ascii="Vazirmatn" w:hAnsi="Vazirmatn" w:cs="Vazirmatn" w:eastAsia="Vazirmatn"/>
-          <w:b w:val="0"/>
-          <w:sz w:val="23"/>
-          <w:rtl w:val="1"/>
-          <w:szCs w:val="23"/>
-        </w:rPr>
-        <w:t xml:space="preserve"> استناد همیشه در میدانی اجتماعی رخ می‌دهد که در آن متن سرمایه‌ای نمادین است: هویت، رقابت و مشروعیت. در چنین میدانی گزینش عقلانی است، بدین معنا که پاداش دارد و هزینه ندارد؛ و همین است که تقریباً هیچ‌کس با این رویه مخالف نیست، زیرا «همه یک جوری پای این سفره می‌نشینند» (رحیم‌پور ازغدی، ۱۳۹۲). از این‌رو تغییر رفتار نیازمند تغییر ساختار پاداش است، نه فقط تغییر نگرش. این تحلیل با نظریهٔ «استدلال جدلی» نیز هم‌خوان است: کارکرد طبیعی استدلال، بیشتر یافتن دلیل برای موضع خود و سنجش دلیل دیگری است تا کشف حقیقت (Mercier &amp; Sperber, 2011, p. 57).</w:t>
+        <w:t>۲) هویت، رقابت و مشروعیت (انگیزه).</w:t>
+      </w:r>
+      <w:r>
+        <w:rPr>
+          <w:rFonts w:ascii="Vazirmatn" w:hAnsi="Vazirmatn"/>
+          <w:rFonts w:ascii="Vazirmatn" w:hAnsi="Vazirmatn" w:cs="Vazirmatn" w:eastAsia="Vazirmatn"/>
+          <w:b w:val="0"/>
+          <w:sz w:val="23"/>
+          <w:rtl w:val="1"/>
+          <w:szCs w:val="23"/>
+        </w:rPr>
+        <w:t xml:space="preserve"> استناد در میدانی اجتماعی رخ می‌دهد که متن در آن سرمایهٔ نمادین است: هویت (ما کسانی هستیم که به این متن استناد می‌کنیم)، رقابت (استناد ابزارِ بی‌سلاح‌کردن حریف) و مشروعیت. در چنین میدانی، گزینش عقلانی است: پاداش دارد و هزینه ندارد؛ و همین است که تقریباً هیچ‌کس با این رویه مخالف نیست: «همه یک جوری پای این سفره می‌نشینند» (رحیم‌پور ازغدی، ۱۳۹۲). پس تغییر رفتار به تغییرِ ساختارِ پاداش نیاز دارد، نه فقط تغییر نگرش. این با نظریهٔ «استدلال جدلی» هم‌خوان است: کارکرد طبیعی استدلال، یافتن دلیل برای موضع خود و سنجش دلیل دیگری است، بیش از کشف حقیقت (Mercier &amp; Sperber, 2011, p. 57).</w:t>
       </w:r>
     </w:p>
     <w:p>
@@ -4609,41 +4653,18 @@
           <w:rtl w:val="1"/>
           <w:szCs w:val="23"/>
         </w:rPr>
-        <w:t>۳) حفظ به‌جای فهم.</w:t>
-      </w:r>
-      <w:r>
-        <w:rPr>
-          <w:rFonts w:ascii="Vazirmatn" w:hAnsi="Vazirmatn"/>
-          <w:rFonts w:ascii="Vazirmatn" w:hAnsi="Vazirmatn" w:cs="Vazirmatn" w:eastAsia="Vazirmatn"/>
-          <w:b w:val="0"/>
-          <w:sz w:val="23"/>
-          <w:rtl w:val="1"/>
-          <w:szCs w:val="23"/>
-        </w:rPr>
-        <w:t xml:space="preserve"> نظام آموزش دینی در بسیاری از نقاط بر حفظ متن استوار بوده است؛ میراثی که در فرهنگ شفاهی منطق داشت، اما در انتقال به عصر دیجیتال ابزارها تغییر کرده و منطق مانده است. غیبت درس </w:t>
-      </w:r>
-      <w:r>
-        <w:rPr>
-          <w:rFonts w:ascii="Vazirmatn" w:hAnsi="Vazirmatn"/>
-          <w:rFonts w:ascii="Vazirmatn" w:hAnsi="Vazirmatn" w:cs="Vazirmatn" w:eastAsia="Vazirmatn"/>
-          <w:b w:val="0"/>
-          <w:i/>
-          <w:sz w:val="23"/>
-          <w:rtl w:val="1"/>
-          <w:szCs w:val="23"/>
-        </w:rPr>
-        <w:t>روش‌شناسی استناد</w:t>
-      </w:r>
-      <w:r>
-        <w:rPr>
-          <w:rFonts w:ascii="Vazirmatn" w:hAnsi="Vazirmatn"/>
-          <w:rFonts w:ascii="Vazirmatn" w:hAnsi="Vazirmatn" w:cs="Vazirmatn" w:eastAsia="Vazirmatn"/>
-          <w:b w:val="0"/>
-          <w:sz w:val="23"/>
-          <w:rtl w:val="1"/>
-          <w:szCs w:val="23"/>
-        </w:rPr>
-        <w:t xml:space="preserve"> در این فضا کاملاً محسوس است؛ حتی از مجموع اصول فقه و علوم قرآن و درایه، به‌طور خودکار نمی‌توان مهارت تشخیص استناد گزینشی را استخراج کرد، زیرا این مهارت بین‌رشته‌ای و نیازمند تمرین موردی است؛ همان‌گونه که دانستن قواعد شنا، شناکردن نیست. و این را از تاریخ می‌توان آموخت: کسانی که علی (ع) را ترور کردند، حافظان قرآن بودند (رحیم‌پور ازغدی، ۱۳۹۲).</w:t>
+        <w:t>۳) حفظ به‌جای فهم (انگیزه).</w:t>
+      </w:r>
+      <w:r>
+        <w:rPr>
+          <w:rFonts w:ascii="Vazirmatn" w:hAnsi="Vazirmatn"/>
+          <w:rFonts w:ascii="Vazirmatn" w:hAnsi="Vazirmatn" w:cs="Vazirmatn" w:eastAsia="Vazirmatn"/>
+          <w:b w:val="0"/>
+          <w:sz w:val="23"/>
+          <w:rtl w:val="1"/>
+          <w:szCs w:val="23"/>
+        </w:rPr>
+        <w:t xml:space="preserve"> آموزش دینی در بسیاری از نقاط بر حفظ متن استوار بوده است؛ میراثی که در فرهنگ شفاهی منطق داشت (حفظ، شرط بقای متن بود)، اما در انتقال به عصر دیجیتال ابزارها تغییر کرد و منطق ماند. نتیجه آنکه درسِ «روش‌شناسی استناد» غایب است؛ و این مهارت از جمعِ اصول فقه و علوم قرآن و درایه خودکار بیرون نمی‌آید، زیرا بین‌رشته‌ای است و تمرین موردی می‌خواهد — همان‌گونه که دانستن قواعد شنا، شناکردن نیست. تاریخ هم همین را می‌گوید: کسانی که علی (ع) را کشتند، حافظان قرآن بودند (رحیم‌پور ازغدی، ۱۳۹۲).</w:t>
       </w:r>
     </w:p>
     <w:p>
@@ -4661,7 +4682,7 @@
           <w:rtl w:val="1"/>
           <w:szCs w:val="23"/>
         </w:rPr>
-        <w:t>۴) معماری جست‌وجو.</w:t>
+        <w:t>۴) معماری جست‌وجو (شرط).</w:t>
       </w:r>
       <w:r>
         <w:rPr>
@@ -4695,7 +4716,7 @@
           <w:rtl w:val="1"/>
           <w:szCs w:val="23"/>
         </w:rPr>
-        <w:t xml:space="preserve"> است؛ و این دو یکی نیستند. هر ابزار بازیابی، پیش از هر تفسیری، تصمیم می‌گیرد چه چیزی «واحد» و چه چیزی «حاشیه» باشد؛ همین تصمیمِ فنی، انتخابی تفسیری است که اعلام نمی‌شود. سه پیامد دارد: نخست، تقطیعِ ساختاری: آیه بی‌آیاتِ پیرامون نمایش داده می‌شود. دوم، بازیابیِ گزینشی: الگوریتم بر شباهتِ لفظی با پرس‌وجو کار می‌کند و پرس‌وجو از پیش‌فرضِ کاربر می‌آید، پس حلقهٔ تأیید در سطحِ فناوری بسته می‌شود. سوم، جعلِ ارجاع، که دیگر به دانشِ حدیثی نیاز ندارد. در چنین وضعیتی، معیارِ اعتبار نه «وجودِ ارجاع»، بلکه «راستی‌آزمایی‌پذیری» آن است: آنچه آسان‌تر بازیابی شود، به‌تدریج مهم‌تر به نظر می‌رسد.</w:t>
+        <w:t xml:space="preserve"> است؛ و این دو یکی نیستند. هر ابزار بازیابی، پیش از هر تفسیری، تصمیم می‌گیرد چه چیزی «واحد» و چه چیزی «حاشیه» باشد؛ همین تصمیمِ فنی، انتخابی تفسیری است که اعلام نمی‌شود. سه پیامد دارد: نخست، تقطیعِ ساختاری: آیه بی‌آیاتِ پیرامون نمایش داده می‌شود. دوم، بازیابیِ گزینشی: الگوریتم بر شباهتِ لفظی با پرس‌وجو کار می‌کند و پرس‌وجو از پیش‌فرضِ کاربر می‌آید، پس حلقهٔ تأیید در سطحِ فناوری بسته می‌شود. سوم، جعلِ ارجاع، که دیگر به دانشِ حدیثی نیاز ندارد. پس معیارِ اعتبار نه «وجودِ ارجاع»، بلکه «راستی‌آزمایی‌پذیری» آن است: آنچه آسان‌تر بازیابی شود، به‌تدریج مهم‌تر به نظر می‌رسد.</w:t>
       </w:r>
     </w:p>
     <w:p>
@@ -4708,12 +4729,81 @@
         <w:rPr>
           <w:rFonts w:ascii="Vazirmatn" w:hAnsi="Vazirmatn"/>
           <w:rFonts w:ascii="Vazirmatn" w:hAnsi="Vazirmatn" w:cs="Vazirmatn" w:eastAsia="Vazirmatn"/>
-          <w:b w:val="0"/>
-          <w:sz w:val="23"/>
-          <w:rtl w:val="1"/>
-          <w:szCs w:val="23"/>
-        </w:rPr>
-        <w:t>بنابراین، سازوکار داوری نقدپذیر در تولید دانش دینی بسیار ضعیف‌تر از علوم تجربی است؛ نتیجه آنکه یک استناد نادرست می‌تواند دهه‌ها بازتولید شود بی‌آنکه کسی مسئولیت بازبینی بپذیرد. از سوی دیگر، فاصلهٔ زبان کلاسیک از زبان معاصر و اتکا به ترجمه، قرینه‌های زبانی، اعم از اعراب، حصر، اطلاق، شرط، مرجع ضمیر، را از میان می‌برد؛ و کسی که تنها با ترجمه کار می‌کند، در واقع با متنی دیگر کار می‌کند. لذا گزینش‌گری، پاسخ عقلانی به یک ساختار انگیزشی است، نه صرفاً خطای فردی. از این‌رو راهبرد مقابله نیز باید چندوجهی باشد.</w:t>
+          <w:b/>
+          <w:sz w:val="23"/>
+          <w:rtl w:val="1"/>
+          <w:szCs w:val="23"/>
+        </w:rPr>
+        <w:t>۵) ضعف سازوکار بازبینی (شرط).</w:t>
+      </w:r>
+      <w:r>
+        <w:rPr>
+          <w:rFonts w:ascii="Vazirmatn" w:hAnsi="Vazirmatn"/>
+          <w:rFonts w:ascii="Vazirmatn" w:hAnsi="Vazirmatn" w:cs="Vazirmatn" w:eastAsia="Vazirmatn"/>
+          <w:b w:val="0"/>
+          <w:sz w:val="23"/>
+          <w:rtl w:val="1"/>
+          <w:szCs w:val="23"/>
+        </w:rPr>
+        <w:t xml:space="preserve"> در تولید دانش دینی، داوریِ نقدپذیر ضعیف‌تر از علوم تجربی است: نهادی که ارجاع را راستی‌آزمایی کند یا خطا را پس بگیرد، شکل نگرفته است. نتیجه آنکه یک استناد نادرست می‌تواند دهه‌ها بازتولید شود و کسی مسئولِ بازبینی نباشد.</w:t>
+      </w:r>
+    </w:p>
+    <w:p>
+      <w:pPr>
+        <w:bidi/>
+        <w:spacing w:after="120" w:line="348" w:lineRule="auto"/>
+        <w:jc w:val="both"/>
+      </w:pPr>
+      <w:r>
+        <w:rPr>
+          <w:rFonts w:ascii="Vazirmatn" w:hAnsi="Vazirmatn"/>
+          <w:rFonts w:ascii="Vazirmatn" w:hAnsi="Vazirmatn" w:cs="Vazirmatn" w:eastAsia="Vazirmatn"/>
+          <w:b/>
+          <w:sz w:val="23"/>
+          <w:rtl w:val="1"/>
+          <w:szCs w:val="23"/>
+        </w:rPr>
+        <w:t>۶) فاصلهٔ زبان و اتکا به ترجمه (شرط).</w:t>
+      </w:r>
+      <w:r>
+        <w:rPr>
+          <w:rFonts w:ascii="Vazirmatn" w:hAnsi="Vazirmatn"/>
+          <w:rFonts w:ascii="Vazirmatn" w:hAnsi="Vazirmatn" w:cs="Vazirmatn" w:eastAsia="Vazirmatn"/>
+          <w:b w:val="0"/>
+          <w:sz w:val="23"/>
+          <w:rtl w:val="1"/>
+          <w:szCs w:val="23"/>
+        </w:rPr>
+        <w:t xml:space="preserve"> زبان کلاسیک از زبان معاصر دور شده و کارِ بسیاری بر ترجمه استوار است. در این مسیر، قرینه‌های زبانی — اعراب، حصر، اطلاق، شرط، مرجع ضمیر — از میان می‌رود؛ و کسی که تنها با ترجمه کار می‌کند، در واقع با متنی دیگر کار می‌کند.</w:t>
+      </w:r>
+    </w:p>
+    <w:p>
+      <w:pPr>
+        <w:bidi/>
+        <w:spacing w:after="120" w:line="348" w:lineRule="auto"/>
+        <w:jc w:val="both"/>
+      </w:pPr>
+      <w:r>
+        <w:rPr>
+          <w:rFonts w:ascii="Vazirmatn" w:hAnsi="Vazirmatn"/>
+          <w:rFonts w:ascii="Vazirmatn" w:hAnsi="Vazirmatn" w:cs="Vazirmatn" w:eastAsia="Vazirmatn"/>
+          <w:b/>
+          <w:sz w:val="23"/>
+          <w:rtl w:val="1"/>
+          <w:szCs w:val="23"/>
+        </w:rPr>
+        <w:t>جمع‌بندی.</w:t>
+      </w:r>
+      <w:r>
+        <w:rPr>
+          <w:rFonts w:ascii="Vazirmatn" w:hAnsi="Vazirmatn"/>
+          <w:rFonts w:ascii="Vazirmatn" w:hAnsi="Vazirmatn" w:cs="Vazirmatn" w:eastAsia="Vazirmatn"/>
+          <w:b w:val="0"/>
+          <w:sz w:val="23"/>
+          <w:rtl w:val="1"/>
+          <w:szCs w:val="23"/>
+        </w:rPr>
+        <w:t xml:space="preserve"> گزینش‌گری پاسخ عقلانی به یک ساختار انگیزشی است، نه صرفاً خطای فردی؛ از این‌رو مقابله باید چندوجهی باشد: هم انگیزه‌ها، هم شرایط.</w:t>
       </w:r>
     </w:p>
     <w:p>
@@ -5558,7 +5648,7 @@
           <w:rtl w:val="1"/>
           <w:szCs w:val="23"/>
         </w:rPr>
-        <w:t xml:space="preserve"> قرآن خود در آیات ۲:۸۵، ۳:۷، ۳:۷۸، ۴:۴۶، ۴:۸۲، ۴۹:۶ و ۱۷:۳۶ سازوکار دفاعی خویش را نهاده و خطبهٔ ۴۰ نهج‌البلاغه هم آن را در یک جمله آورده است: «کَلِمَةُ حَقٍّ یُرَادُ بِهَا بَاطِل». آنچه این پژوهش می‌افزاید کشف تازه نیست؛ صورت‌بندی صریح و آزمون‌پذیر چیزی است که در سنت به‌صورت رویهٔ تفسیری حاضر بوده و کمتر به قاعده بدل شده است.</w:t>
+        <w:t xml:space="preserve"> قرآن خود در آیات ۲:۸۵، ۳:۷، ۳:۷۸، ۴:۴۶، ۴:۸۲، ۴۹:۶ و ۱۷:۳۶ سازوکار دفاعی خویش را نهاده و خطبهٔ ۴۰ نهج‌البلاغه هم آن را در یک جمله آورده است: «کَلِمَةُ حَقٍّ یُرَادُ بِهَا بَاطِل». آنچه این پژوهش می‌افزاید کشف تازه نیست؛ صورت‌بندی صریح و آزمون‌پذیر چیزی است که در سنت رویه بود و کمتر قاعده شد.</w:t>
       </w:r>
     </w:p>
     <w:p>
@@ -5587,7 +5677,7 @@
           <w:rtl w:val="1"/>
           <w:szCs w:val="23"/>
         </w:rPr>
-        <w:t xml:space="preserve"> پیامدهای هر گونه استناد گزینشی تنها معرفتی نیستند، بلکه زنجیرهٔ «تقطیع، تغییر دلالت، ارتقای قطعیت، تعیین مصداق، تکفیر، واکنش مقابل به همان روش، تورم استناد، افول حجیت» به صورت دورانی خواهد بود؛ و هزینهٔ نهایی آن را نه گزینش‌گر و نه مخاطب او، بلکه اعتبار متن می‌پردازد.</w:t>
+        <w:t xml:space="preserve"> پیامدهای استناد گزینشی تنها معرفتی نیستند؛ زنجیرهٔ «تقطیع، تغییر دلالت، ارتقای قطعیت، تعیین مصداق، تکفیر، واکنش مقابل به همان روش، تورم استناد، افول حجیت» به صورت دورانی خواهد بود؛ و هزینهٔ نهایی آن را نه گزینش‌گر و نه مخاطب او، بلکه اعتبار متن می‌پردازد.</w:t>
       </w:r>
     </w:p>
     <w:p>
@@ -5616,7 +5706,7 @@
           <w:rtl w:val="1"/>
           <w:szCs w:val="23"/>
         </w:rPr>
-        <w:t xml:space="preserve"> علل و زمینه‌های گرایش افراد به استناد گزینشی هم سطوح مختلف خود را نشان می‌دهند. در مجموع، گزینش‌گری پاسخ عقلانی به یک ساختار انگیزشی است؛ از این‌رو اصلاح آن بیش از صداقت فردی، به سازوکارهای بیرونی بازبینی، بازطراحی آموزش و اخلاق طراحی ابزار نیاز دارد.</w:t>
+        <w:t xml:space="preserve"> علل گرایش به استناد گزینشی دو گونه‌اند: انگیزه‌های فردی و شرایط ساختاری؛ پس اصلاح آن بیش از صداقت فردی، به سازوکارهای بیرونی بازبینی، بازطراحی آموزش و اخلاقِ طراحیِ ابزار نیاز دارد.</w:t>
       </w:r>
     </w:p>
     <w:p>
